--- a/00-首页/题组Word/第一轮·综合套卷/第一轮综合卷09（学生版）.docx
+++ b/00-首页/题组Word/第一轮·综合套卷/第一轮综合卷09（学生版）.docx
@@ -1728,125 +1728,6 @@
           <w:rFonts w:hint="eastAsia" w:ascii="Times New Roman" w:hAnsi="Times New Roman" w:eastAsia="SimHei" w:cs="Times New Roman"/>
         </w:rPr>
         <w:t>题</w:t>
-      </w:r>
-    </w:p>
-    <w:p>
-      <w:pPr>
-        <w:pStyle w:val="BlockText"/>
-      </w:pPr>
-      <w:r>
-        <w:rPr>
-          <w:rFonts w:hint="eastAsia" w:ascii="Times New Roman" w:hAnsi="Times New Roman" w:eastAsia="FangSong" w:cs="Times New Roman"/>
-        </w:rPr>
-        <w:t>关联小问</w:t>
-      </w:r>
-      <w:r>
-        <w:rPr>
-          <w:rFonts w:hint="eastAsia" w:ascii="Times New Roman" w:hAnsi="Times New Roman" w:eastAsia="Times New Roman" w:cs="Times New Roman"/>
-        </w:rPr>
-        <w:t>：</w:t>
-      </w:r>
-      <w:r>
-        <w:rPr>
-          <w:rFonts w:hint="eastAsia" w:ascii="Times New Roman" w:hAnsi="Times New Roman" w:eastAsia="FangSong" w:cs="Times New Roman"/>
-        </w:rPr>
-        <w:t>题</w:t>
-      </w:r>
-      <w:r>
-        <w:rPr>
-          <w:rFonts w:hint="eastAsia" w:ascii="Times New Roman" w:hAnsi="Times New Roman" w:eastAsia="Times New Roman" w:cs="Times New Roman"/>
-        </w:rPr>
-        <w:t>-036-7-Mg2Fe</w:t>
-      </w:r>
-      <w:r>
-        <w:rPr>
-          <w:rFonts w:hint="eastAsia" w:ascii="Times New Roman" w:hAnsi="Times New Roman" w:eastAsia="FangSong" w:cs="Times New Roman"/>
-        </w:rPr>
-        <w:t>氢化物化学式与</w:t>
-      </w:r>
-      <w:r>
-        <w:rPr>
-          <w:rFonts w:hint="eastAsia" w:ascii="Times New Roman" w:hAnsi="Times New Roman" w:eastAsia="Times New Roman" w:cs="Times New Roman"/>
-        </w:rPr>
-        <w:t>H</w:t>
-      </w:r>
-      <w:r>
-        <w:rPr>
-          <w:rFonts w:hint="eastAsia" w:ascii="Times New Roman" w:hAnsi="Times New Roman" w:eastAsia="FangSong" w:cs="Times New Roman"/>
-        </w:rPr>
-        <w:t>原子数</w:t>
-      </w:r>
-      <w:r>
-        <w:rPr>
-          <w:rFonts w:ascii="Times New Roman" w:hAnsi="Times New Roman" w:eastAsia="Times New Roman" w:cs="Times New Roman"/>
-        </w:rPr>
-        <w:t xml:space="preserve"> | </w:t>
-      </w:r>
-      <w:r>
-        <w:rPr>
-          <w:rFonts w:hint="eastAsia" w:ascii="Times New Roman" w:hAnsi="Times New Roman" w:eastAsia="FangSong" w:cs="Times New Roman"/>
-        </w:rPr>
-        <w:t>题</w:t>
-      </w:r>
-      <w:r>
-        <w:rPr>
-          <w:rFonts w:hint="eastAsia" w:ascii="Times New Roman" w:hAnsi="Times New Roman" w:eastAsia="Times New Roman" w:cs="Times New Roman"/>
-        </w:rPr>
-        <w:t>-036-7-Mg2Fe</w:t>
-      </w:r>
-      <w:r>
-        <w:rPr>
-          <w:rFonts w:hint="eastAsia" w:ascii="Times New Roman" w:hAnsi="Times New Roman" w:eastAsia="FangSong" w:cs="Times New Roman"/>
-        </w:rPr>
-        <w:t>氢化物化学式与</w:t>
-      </w:r>
-      <w:r>
-        <w:rPr>
-          <w:rFonts w:hint="eastAsia" w:ascii="Times New Roman" w:hAnsi="Times New Roman" w:eastAsia="Times New Roman" w:cs="Times New Roman"/>
-        </w:rPr>
-        <w:t>H</w:t>
-      </w:r>
-      <w:r>
-        <w:rPr>
-          <w:rFonts w:hint="eastAsia" w:ascii="Times New Roman" w:hAnsi="Times New Roman" w:eastAsia="FangSong" w:cs="Times New Roman"/>
-        </w:rPr>
-        <w:t>原子数</w:t>
-      </w:r>
-      <w:r>
-        <w:rPr>
-          <w:rFonts w:ascii="Times New Roman" w:hAnsi="Times New Roman" w:eastAsia="Times New Roman" w:cs="Times New Roman"/>
-        </w:rPr>
-        <w:t xml:space="preserve"> | </w:t>
-      </w:r>
-      <w:r>
-        <w:rPr>
-          <w:rFonts w:hint="eastAsia" w:ascii="Times New Roman" w:hAnsi="Times New Roman" w:eastAsia="FangSong" w:cs="Times New Roman"/>
-        </w:rPr>
-        <w:t>题</w:t>
-      </w:r>
-      <w:r>
-        <w:rPr>
-          <w:rFonts w:hint="eastAsia" w:ascii="Times New Roman" w:hAnsi="Times New Roman" w:eastAsia="Times New Roman" w:cs="Times New Roman"/>
-        </w:rPr>
-        <w:t>-036-7-Mg2Fe</w:t>
-      </w:r>
-      <w:r>
-        <w:rPr>
-          <w:rFonts w:hint="eastAsia" w:ascii="Times New Roman" w:hAnsi="Times New Roman" w:eastAsia="FangSong" w:cs="Times New Roman"/>
-        </w:rPr>
-        <w:t>氢化物化学式与</w:t>
-      </w:r>
-      <w:r>
-        <w:rPr>
-          <w:rFonts w:hint="eastAsia" w:ascii="Times New Roman" w:hAnsi="Times New Roman" w:eastAsia="Times New Roman" w:cs="Times New Roman"/>
-        </w:rPr>
-        <w:t>H</w:t>
-      </w:r>
-      <w:r>
-        <w:rPr>
-          <w:rFonts w:hint="eastAsia" w:ascii="Times New Roman" w:hAnsi="Times New Roman" w:eastAsia="FangSong" w:cs="Times New Roman"/>
-        </w:rPr>
-        <w:t>原子数</w:t>
       </w:r>
     </w:p>
     <w:p>
@@ -2290,126 +2171,7 @@
     </w:p>
     <w:p>
       <w:pPr>
-        <w:pStyle w:val="BlockText"/>
-      </w:pPr>
-      <w:r>
-        <w:rPr>
-          <w:rFonts w:hint="eastAsia" w:ascii="Times New Roman" w:hAnsi="Times New Roman" w:eastAsia="FangSong" w:cs="Times New Roman"/>
-        </w:rPr>
-        <w:t>关联小问</w:t>
-      </w:r>
-      <w:r>
-        <w:rPr>
-          <w:rFonts w:hint="eastAsia" w:ascii="Times New Roman" w:hAnsi="Times New Roman" w:eastAsia="Times New Roman" w:cs="Times New Roman"/>
-        </w:rPr>
-        <w:t>：</w:t>
-      </w:r>
-      <w:r>
-        <w:rPr>
-          <w:rFonts w:hint="eastAsia" w:ascii="Times New Roman" w:hAnsi="Times New Roman" w:eastAsia="FangSong" w:cs="Times New Roman"/>
-        </w:rPr>
-        <w:t>题</w:t>
-      </w:r>
-      <w:r>
-        <w:rPr>
-          <w:rFonts w:hint="eastAsia" w:ascii="Times New Roman" w:hAnsi="Times New Roman" w:eastAsia="Times New Roman" w:cs="Times New Roman"/>
-        </w:rPr>
-        <w:t>-036-7-Mg2Fe</w:t>
-      </w:r>
-      <w:r>
-        <w:rPr>
-          <w:rFonts w:hint="eastAsia" w:ascii="Times New Roman" w:hAnsi="Times New Roman" w:eastAsia="FangSong" w:cs="Times New Roman"/>
-        </w:rPr>
-        <w:t>氢化物化学式与</w:t>
-      </w:r>
-      <w:r>
-        <w:rPr>
-          <w:rFonts w:hint="eastAsia" w:ascii="Times New Roman" w:hAnsi="Times New Roman" w:eastAsia="Times New Roman" w:cs="Times New Roman"/>
-        </w:rPr>
-        <w:t>H</w:t>
-      </w:r>
-      <w:r>
-        <w:rPr>
-          <w:rFonts w:hint="eastAsia" w:ascii="Times New Roman" w:hAnsi="Times New Roman" w:eastAsia="FangSong" w:cs="Times New Roman"/>
-        </w:rPr>
-        <w:t>原子数</w:t>
-      </w:r>
-      <w:r>
-        <w:rPr>
-          <w:rFonts w:ascii="Times New Roman" w:hAnsi="Times New Roman" w:eastAsia="Times New Roman" w:cs="Times New Roman"/>
-        </w:rPr>
-        <w:t xml:space="preserve"> | </w:t>
-      </w:r>
-      <w:r>
-        <w:rPr>
-          <w:rFonts w:hint="eastAsia" w:ascii="Times New Roman" w:hAnsi="Times New Roman" w:eastAsia="FangSong" w:cs="Times New Roman"/>
-        </w:rPr>
-        <w:t>题</w:t>
-      </w:r>
-      <w:r>
-        <w:rPr>
-          <w:rFonts w:hint="eastAsia" w:ascii="Times New Roman" w:hAnsi="Times New Roman" w:eastAsia="Times New Roman" w:cs="Times New Roman"/>
-        </w:rPr>
-        <w:t>-036-7-Mg2Fe</w:t>
-      </w:r>
-      <w:r>
-        <w:rPr>
-          <w:rFonts w:hint="eastAsia" w:ascii="Times New Roman" w:hAnsi="Times New Roman" w:eastAsia="FangSong" w:cs="Times New Roman"/>
-        </w:rPr>
-        <w:t>氢化物化学式与</w:t>
-      </w:r>
-      <w:r>
-        <w:rPr>
-          <w:rFonts w:hint="eastAsia" w:ascii="Times New Roman" w:hAnsi="Times New Roman" w:eastAsia="Times New Roman" w:cs="Times New Roman"/>
-        </w:rPr>
-        <w:t>H</w:t>
-      </w:r>
-      <w:r>
-        <w:rPr>
-          <w:rFonts w:hint="eastAsia" w:ascii="Times New Roman" w:hAnsi="Times New Roman" w:eastAsia="FangSong" w:cs="Times New Roman"/>
-        </w:rPr>
-        <w:t>原子数</w:t>
-      </w:r>
-      <w:r>
-        <w:rPr>
-          <w:rFonts w:ascii="Times New Roman" w:hAnsi="Times New Roman" w:eastAsia="Times New Roman" w:cs="Times New Roman"/>
-        </w:rPr>
-        <w:t xml:space="preserve"> | </w:t>
-      </w:r>
-      <w:r>
-        <w:rPr>
-          <w:rFonts w:hint="eastAsia" w:ascii="Times New Roman" w:hAnsi="Times New Roman" w:eastAsia="FangSong" w:cs="Times New Roman"/>
-        </w:rPr>
-        <w:t>题</w:t>
-      </w:r>
-      <w:r>
-        <w:rPr>
-          <w:rFonts w:hint="eastAsia" w:ascii="Times New Roman" w:hAnsi="Times New Roman" w:eastAsia="Times New Roman" w:cs="Times New Roman"/>
-        </w:rPr>
-        <w:t>-036-7-Mg2Fe</w:t>
-      </w:r>
-      <w:r>
-        <w:rPr>
-          <w:rFonts w:hint="eastAsia" w:ascii="Times New Roman" w:hAnsi="Times New Roman" w:eastAsia="FangSong" w:cs="Times New Roman"/>
-        </w:rPr>
-        <w:t>氢化物化学式与</w:t>
-      </w:r>
-      <w:r>
-        <w:rPr>
-          <w:rFonts w:hint="eastAsia" w:ascii="Times New Roman" w:hAnsi="Times New Roman" w:eastAsia="Times New Roman" w:cs="Times New Roman"/>
-        </w:rPr>
-        <w:t>H</w:t>
-      </w:r>
-      <w:r>
-        <w:rPr>
-          <w:rFonts w:hint="eastAsia" w:ascii="Times New Roman" w:hAnsi="Times New Roman" w:eastAsia="FangSong" w:cs="Times New Roman"/>
-        </w:rPr>
-        <w:t>原子数</w:t>
-      </w:r>
-    </w:p>
-    <w:p>
-      <w:pPr>
-        <w:pStyle w:val="FirstParagraph"/>
+        <w:pStyle w:val="BodyText"/>
       </w:pPr>
       <w:r>
         <w:rPr>
@@ -2613,126 +2375,7 @@
     </w:p>
     <w:p>
       <w:pPr>
-        <w:pStyle w:val="BlockText"/>
-      </w:pPr>
-      <w:r>
-        <w:rPr>
-          <w:rFonts w:hint="eastAsia" w:ascii="Times New Roman" w:hAnsi="Times New Roman" w:eastAsia="FangSong" w:cs="Times New Roman"/>
-        </w:rPr>
-        <w:t>关联小问</w:t>
-      </w:r>
-      <w:r>
-        <w:rPr>
-          <w:rFonts w:hint="eastAsia" w:ascii="Times New Roman" w:hAnsi="Times New Roman" w:eastAsia="Times New Roman" w:cs="Times New Roman"/>
-        </w:rPr>
-        <w:t>：</w:t>
-      </w:r>
-      <w:r>
-        <w:rPr>
-          <w:rFonts w:hint="eastAsia" w:ascii="Times New Roman" w:hAnsi="Times New Roman" w:eastAsia="FangSong" w:cs="Times New Roman"/>
-        </w:rPr>
-        <w:t>题</w:t>
-      </w:r>
-      <w:r>
-        <w:rPr>
-          <w:rFonts w:hint="eastAsia" w:ascii="Times New Roman" w:hAnsi="Times New Roman" w:eastAsia="Times New Roman" w:cs="Times New Roman"/>
-        </w:rPr>
-        <w:t>-036-7-Mg2Fe</w:t>
-      </w:r>
-      <w:r>
-        <w:rPr>
-          <w:rFonts w:hint="eastAsia" w:ascii="Times New Roman" w:hAnsi="Times New Roman" w:eastAsia="FangSong" w:cs="Times New Roman"/>
-        </w:rPr>
-        <w:t>氢化物化学式与</w:t>
-      </w:r>
-      <w:r>
-        <w:rPr>
-          <w:rFonts w:hint="eastAsia" w:ascii="Times New Roman" w:hAnsi="Times New Roman" w:eastAsia="Times New Roman" w:cs="Times New Roman"/>
-        </w:rPr>
-        <w:t>H</w:t>
-      </w:r>
-      <w:r>
-        <w:rPr>
-          <w:rFonts w:hint="eastAsia" w:ascii="Times New Roman" w:hAnsi="Times New Roman" w:eastAsia="FangSong" w:cs="Times New Roman"/>
-        </w:rPr>
-        <w:t>原子数</w:t>
-      </w:r>
-      <w:r>
-        <w:rPr>
-          <w:rFonts w:ascii="Times New Roman" w:hAnsi="Times New Roman" w:eastAsia="Times New Roman" w:cs="Times New Roman"/>
-        </w:rPr>
-        <w:t xml:space="preserve"> | </w:t>
-      </w:r>
-      <w:r>
-        <w:rPr>
-          <w:rFonts w:hint="eastAsia" w:ascii="Times New Roman" w:hAnsi="Times New Roman" w:eastAsia="FangSong" w:cs="Times New Roman"/>
-        </w:rPr>
-        <w:t>题</w:t>
-      </w:r>
-      <w:r>
-        <w:rPr>
-          <w:rFonts w:hint="eastAsia" w:ascii="Times New Roman" w:hAnsi="Times New Roman" w:eastAsia="Times New Roman" w:cs="Times New Roman"/>
-        </w:rPr>
-        <w:t>-036-7-Mg2Fe</w:t>
-      </w:r>
-      <w:r>
-        <w:rPr>
-          <w:rFonts w:hint="eastAsia" w:ascii="Times New Roman" w:hAnsi="Times New Roman" w:eastAsia="FangSong" w:cs="Times New Roman"/>
-        </w:rPr>
-        <w:t>氢化物化学式与</w:t>
-      </w:r>
-      <w:r>
-        <w:rPr>
-          <w:rFonts w:hint="eastAsia" w:ascii="Times New Roman" w:hAnsi="Times New Roman" w:eastAsia="Times New Roman" w:cs="Times New Roman"/>
-        </w:rPr>
-        <w:t>H</w:t>
-      </w:r>
-      <w:r>
-        <w:rPr>
-          <w:rFonts w:hint="eastAsia" w:ascii="Times New Roman" w:hAnsi="Times New Roman" w:eastAsia="FangSong" w:cs="Times New Roman"/>
-        </w:rPr>
-        <w:t>原子数</w:t>
-      </w:r>
-      <w:r>
-        <w:rPr>
-          <w:rFonts w:ascii="Times New Roman" w:hAnsi="Times New Roman" w:eastAsia="Times New Roman" w:cs="Times New Roman"/>
-        </w:rPr>
-        <w:t xml:space="preserve"> | </w:t>
-      </w:r>
-      <w:r>
-        <w:rPr>
-          <w:rFonts w:hint="eastAsia" w:ascii="Times New Roman" w:hAnsi="Times New Roman" w:eastAsia="FangSong" w:cs="Times New Roman"/>
-        </w:rPr>
-        <w:t>题</w:t>
-      </w:r>
-      <w:r>
-        <w:rPr>
-          <w:rFonts w:hint="eastAsia" w:ascii="Times New Roman" w:hAnsi="Times New Roman" w:eastAsia="Times New Roman" w:cs="Times New Roman"/>
-        </w:rPr>
-        <w:t>-036-7-Mg2Fe</w:t>
-      </w:r>
-      <w:r>
-        <w:rPr>
-          <w:rFonts w:hint="eastAsia" w:ascii="Times New Roman" w:hAnsi="Times New Roman" w:eastAsia="FangSong" w:cs="Times New Roman"/>
-        </w:rPr>
-        <w:t>氢化物化学式与</w:t>
-      </w:r>
-      <w:r>
-        <w:rPr>
-          <w:rFonts w:hint="eastAsia" w:ascii="Times New Roman" w:hAnsi="Times New Roman" w:eastAsia="Times New Roman" w:cs="Times New Roman"/>
-        </w:rPr>
-        <w:t>H</w:t>
-      </w:r>
-      <w:r>
-        <w:rPr>
-          <w:rFonts w:hint="eastAsia" w:ascii="Times New Roman" w:hAnsi="Times New Roman" w:eastAsia="FangSong" w:cs="Times New Roman"/>
-        </w:rPr>
-        <w:t>原子数</w:t>
-      </w:r>
-    </w:p>
-    <w:p>
-      <w:pPr>
-        <w:pStyle w:val="FirstParagraph"/>
+        <w:pStyle w:val="BodyText"/>
       </w:pPr>
       <w:r>
         <w:rPr>
@@ -2966,126 +2609,7 @@
     </w:p>
     <w:p>
       <w:pPr>
-        <w:pStyle w:val="BlockText"/>
-      </w:pPr>
-      <w:r>
-        <w:rPr>
-          <w:rFonts w:hint="eastAsia" w:ascii="Times New Roman" w:hAnsi="Times New Roman" w:eastAsia="FangSong" w:cs="Times New Roman"/>
-        </w:rPr>
-        <w:t>关联小问</w:t>
-      </w:r>
-      <w:r>
-        <w:rPr>
-          <w:rFonts w:hint="eastAsia" w:ascii="Times New Roman" w:hAnsi="Times New Roman" w:eastAsia="Times New Roman" w:cs="Times New Roman"/>
-        </w:rPr>
-        <w:t>：</w:t>
-      </w:r>
-      <w:r>
-        <w:rPr>
-          <w:rFonts w:hint="eastAsia" w:ascii="Times New Roman" w:hAnsi="Times New Roman" w:eastAsia="FangSong" w:cs="Times New Roman"/>
-        </w:rPr>
-        <w:t>题</w:t>
-      </w:r>
-      <w:r>
-        <w:rPr>
-          <w:rFonts w:hint="eastAsia" w:ascii="Times New Roman" w:hAnsi="Times New Roman" w:eastAsia="Times New Roman" w:cs="Times New Roman"/>
-        </w:rPr>
-        <w:t>-036-7-Mg2Fe</w:t>
-      </w:r>
-      <w:r>
-        <w:rPr>
-          <w:rFonts w:hint="eastAsia" w:ascii="Times New Roman" w:hAnsi="Times New Roman" w:eastAsia="FangSong" w:cs="Times New Roman"/>
-        </w:rPr>
-        <w:t>氢化物化学式与</w:t>
-      </w:r>
-      <w:r>
-        <w:rPr>
-          <w:rFonts w:hint="eastAsia" w:ascii="Times New Roman" w:hAnsi="Times New Roman" w:eastAsia="Times New Roman" w:cs="Times New Roman"/>
-        </w:rPr>
-        <w:t>H</w:t>
-      </w:r>
-      <w:r>
-        <w:rPr>
-          <w:rFonts w:hint="eastAsia" w:ascii="Times New Roman" w:hAnsi="Times New Roman" w:eastAsia="FangSong" w:cs="Times New Roman"/>
-        </w:rPr>
-        <w:t>原子数</w:t>
-      </w:r>
-      <w:r>
-        <w:rPr>
-          <w:rFonts w:ascii="Times New Roman" w:hAnsi="Times New Roman" w:eastAsia="Times New Roman" w:cs="Times New Roman"/>
-        </w:rPr>
-        <w:t xml:space="preserve"> | </w:t>
-      </w:r>
-      <w:r>
-        <w:rPr>
-          <w:rFonts w:hint="eastAsia" w:ascii="Times New Roman" w:hAnsi="Times New Roman" w:eastAsia="FangSong" w:cs="Times New Roman"/>
-        </w:rPr>
-        <w:t>题</w:t>
-      </w:r>
-      <w:r>
-        <w:rPr>
-          <w:rFonts w:hint="eastAsia" w:ascii="Times New Roman" w:hAnsi="Times New Roman" w:eastAsia="Times New Roman" w:cs="Times New Roman"/>
-        </w:rPr>
-        <w:t>-036-7-Mg2Fe</w:t>
-      </w:r>
-      <w:r>
-        <w:rPr>
-          <w:rFonts w:hint="eastAsia" w:ascii="Times New Roman" w:hAnsi="Times New Roman" w:eastAsia="FangSong" w:cs="Times New Roman"/>
-        </w:rPr>
-        <w:t>氢化物化学式与</w:t>
-      </w:r>
-      <w:r>
-        <w:rPr>
-          <w:rFonts w:hint="eastAsia" w:ascii="Times New Roman" w:hAnsi="Times New Roman" w:eastAsia="Times New Roman" w:cs="Times New Roman"/>
-        </w:rPr>
-        <w:t>H</w:t>
-      </w:r>
-      <w:r>
-        <w:rPr>
-          <w:rFonts w:hint="eastAsia" w:ascii="Times New Roman" w:hAnsi="Times New Roman" w:eastAsia="FangSong" w:cs="Times New Roman"/>
-        </w:rPr>
-        <w:t>原子数</w:t>
-      </w:r>
-      <w:r>
-        <w:rPr>
-          <w:rFonts w:ascii="Times New Roman" w:hAnsi="Times New Roman" w:eastAsia="Times New Roman" w:cs="Times New Roman"/>
-        </w:rPr>
-        <w:t xml:space="preserve"> | </w:t>
-      </w:r>
-      <w:r>
-        <w:rPr>
-          <w:rFonts w:hint="eastAsia" w:ascii="Times New Roman" w:hAnsi="Times New Roman" w:eastAsia="FangSong" w:cs="Times New Roman"/>
-        </w:rPr>
-        <w:t>题</w:t>
-      </w:r>
-      <w:r>
-        <w:rPr>
-          <w:rFonts w:hint="eastAsia" w:ascii="Times New Roman" w:hAnsi="Times New Roman" w:eastAsia="Times New Roman" w:cs="Times New Roman"/>
-        </w:rPr>
-        <w:t>-036-7-Mg2Fe</w:t>
-      </w:r>
-      <w:r>
-        <w:rPr>
-          <w:rFonts w:hint="eastAsia" w:ascii="Times New Roman" w:hAnsi="Times New Roman" w:eastAsia="FangSong" w:cs="Times New Roman"/>
-        </w:rPr>
-        <w:t>氢化物化学式与</w:t>
-      </w:r>
-      <w:r>
-        <w:rPr>
-          <w:rFonts w:hint="eastAsia" w:ascii="Times New Roman" w:hAnsi="Times New Roman" w:eastAsia="Times New Roman" w:cs="Times New Roman"/>
-        </w:rPr>
-        <w:t>H</w:t>
-      </w:r>
-      <w:r>
-        <w:rPr>
-          <w:rFonts w:hint="eastAsia" w:ascii="Times New Roman" w:hAnsi="Times New Roman" w:eastAsia="FangSong" w:cs="Times New Roman"/>
-        </w:rPr>
-        <w:t>原子数</w:t>
-      </w:r>
-    </w:p>
-    <w:p>
-      <w:pPr>
-        <w:pStyle w:val="FirstParagraph"/>
+        <w:pStyle w:val="BodyText"/>
       </w:pPr>
       <w:r>
         <w:rPr>
@@ -3477,167 +3001,6 @@
     </w:p>
     <w:p>
       <w:pPr>
-        <w:pStyle w:val="BlockText"/>
-      </w:pPr>
-      <w:r>
-        <w:rPr>
-          <w:rFonts w:hint="eastAsia" w:ascii="Times New Roman" w:hAnsi="Times New Roman" w:eastAsia="FangSong" w:cs="Times New Roman"/>
-        </w:rPr>
-        <w:t>关联小问</w:t>
-      </w:r>
-      <w:r>
-        <w:rPr>
-          <w:rFonts w:hint="eastAsia" w:ascii="Times New Roman" w:hAnsi="Times New Roman" w:eastAsia="Times New Roman" w:cs="Times New Roman"/>
-        </w:rPr>
-        <w:t>：</w:t>
-      </w:r>
-      <w:r>
-        <w:rPr>
-          <w:rFonts w:hint="eastAsia" w:ascii="Times New Roman" w:hAnsi="Times New Roman" w:eastAsia="FangSong" w:cs="Times New Roman"/>
-        </w:rPr>
-        <w:t>题</w:t>
-      </w:r>
-      <w:r>
-        <w:rPr>
-          <w:rFonts w:hint="eastAsia" w:ascii="Times New Roman" w:hAnsi="Times New Roman" w:eastAsia="Times New Roman" w:cs="Times New Roman"/>
-        </w:rPr>
-        <w:t>-036b-7-1-</w:t>
-      </w:r>
-      <w:r>
-        <w:rPr>
-          <w:rFonts w:hint="eastAsia" w:ascii="Times New Roman" w:hAnsi="Times New Roman" w:eastAsia="FangSong" w:cs="Times New Roman"/>
-        </w:rPr>
-        <w:t>晶胞中化学式数目</w:t>
-      </w:r>
-      <w:r>
-        <w:rPr>
-          <w:rFonts w:hint="eastAsia" w:ascii="Times New Roman" w:hAnsi="Times New Roman" w:eastAsia="Times New Roman" w:cs="Times New Roman"/>
-        </w:rPr>
-        <w:t>n</w:t>
-      </w:r>
-      <w:r>
-        <w:rPr>
-          <w:rFonts w:ascii="Times New Roman" w:hAnsi="Times New Roman" w:eastAsia="Times New Roman" w:cs="Times New Roman"/>
-        </w:rPr>
-        <w:t xml:space="preserve"> | </w:t>
-      </w:r>
-      <w:r>
-        <w:rPr>
-          <w:rFonts w:hint="eastAsia" w:ascii="Times New Roman" w:hAnsi="Times New Roman" w:eastAsia="FangSong" w:cs="Times New Roman"/>
-        </w:rPr>
-        <w:t>题</w:t>
-      </w:r>
-      <w:r>
-        <w:rPr>
-          <w:rFonts w:hint="eastAsia" w:ascii="Times New Roman" w:hAnsi="Times New Roman" w:eastAsia="Times New Roman" w:cs="Times New Roman"/>
-        </w:rPr>
-        <w:t>-036b-7-1-</w:t>
-      </w:r>
-      <w:r>
-        <w:rPr>
-          <w:rFonts w:hint="eastAsia" w:ascii="Times New Roman" w:hAnsi="Times New Roman" w:eastAsia="FangSong" w:cs="Times New Roman"/>
-        </w:rPr>
-        <w:t>晶胞中化学式数目</w:t>
-      </w:r>
-      <w:r>
-        <w:rPr>
-          <w:rFonts w:hint="eastAsia" w:ascii="Times New Roman" w:hAnsi="Times New Roman" w:eastAsia="Times New Roman" w:cs="Times New Roman"/>
-        </w:rPr>
-        <w:t>n</w:t>
-      </w:r>
-      <w:r>
-        <w:rPr>
-          <w:rFonts w:ascii="Times New Roman" w:hAnsi="Times New Roman" w:eastAsia="Times New Roman" w:cs="Times New Roman"/>
-        </w:rPr>
-        <w:t xml:space="preserve"> | </w:t>
-      </w:r>
-      <w:r>
-        <w:rPr>
-          <w:rFonts w:hint="eastAsia" w:ascii="Times New Roman" w:hAnsi="Times New Roman" w:eastAsia="FangSong" w:cs="Times New Roman"/>
-        </w:rPr>
-        <w:t>题</w:t>
-      </w:r>
-      <w:r>
-        <w:rPr>
-          <w:rFonts w:hint="eastAsia" w:ascii="Times New Roman" w:hAnsi="Times New Roman" w:eastAsia="Times New Roman" w:cs="Times New Roman"/>
-        </w:rPr>
-        <w:t>-036b-7-1-</w:t>
-      </w:r>
-      <w:r>
-        <w:rPr>
-          <w:rFonts w:hint="eastAsia" w:ascii="Times New Roman" w:hAnsi="Times New Roman" w:eastAsia="FangSong" w:cs="Times New Roman"/>
-        </w:rPr>
-        <w:t>晶胞中化学式数目</w:t>
-      </w:r>
-      <w:r>
-        <w:rPr>
-          <w:rFonts w:hint="eastAsia" w:ascii="Times New Roman" w:hAnsi="Times New Roman" w:eastAsia="Times New Roman" w:cs="Times New Roman"/>
-        </w:rPr>
-        <w:t>n</w:t>
-      </w:r>
-      <w:r>
-        <w:rPr>
-          <w:rFonts w:ascii="Times New Roman" w:hAnsi="Times New Roman" w:eastAsia="Times New Roman" w:cs="Times New Roman"/>
-        </w:rPr>
-        <w:t xml:space="preserve"> | </w:t>
-      </w:r>
-      <w:r>
-        <w:rPr>
-          <w:rFonts w:hint="eastAsia" w:ascii="Times New Roman" w:hAnsi="Times New Roman" w:eastAsia="FangSong" w:cs="Times New Roman"/>
-        </w:rPr>
-        <w:t>题</w:t>
-      </w:r>
-      <w:r>
-        <w:rPr>
-          <w:rFonts w:hint="eastAsia" w:ascii="Times New Roman" w:hAnsi="Times New Roman" w:eastAsia="Times New Roman" w:cs="Times New Roman"/>
-        </w:rPr>
-        <w:t>-036b-7-1-</w:t>
-      </w:r>
-      <w:r>
-        <w:rPr>
-          <w:rFonts w:hint="eastAsia" w:ascii="Times New Roman" w:hAnsi="Times New Roman" w:eastAsia="FangSong" w:cs="Times New Roman"/>
-        </w:rPr>
-        <w:t>晶胞中化学式数目</w:t>
-      </w:r>
-      <w:r>
-        <w:rPr>
-          <w:rFonts w:hint="eastAsia" w:ascii="Times New Roman" w:hAnsi="Times New Roman" w:eastAsia="Times New Roman" w:cs="Times New Roman"/>
-        </w:rPr>
-        <w:t>n</w:t>
-      </w:r>
-      <w:r>
-        <w:rPr>
-          <w:rFonts w:ascii="Times New Roman" w:hAnsi="Times New Roman" w:eastAsia="Times New Roman" w:cs="Times New Roman"/>
-        </w:rPr>
-        <w:t xml:space="preserve"> | </w:t>
-      </w:r>
-      <w:r>
-        <w:rPr>
-          <w:rFonts w:hint="eastAsia" w:ascii="Times New Roman" w:hAnsi="Times New Roman" w:eastAsia="FangSong" w:cs="Times New Roman"/>
-        </w:rPr>
-        <w:t>题</w:t>
-      </w:r>
-      <w:r>
-        <w:rPr>
-          <w:rFonts w:hint="eastAsia" w:ascii="Times New Roman" w:hAnsi="Times New Roman" w:eastAsia="Times New Roman" w:cs="Times New Roman"/>
-        </w:rPr>
-        <w:t>-036b-7-1-</w:t>
-      </w:r>
-      <w:r>
-        <w:rPr>
-          <w:rFonts w:hint="eastAsia" w:ascii="Times New Roman" w:hAnsi="Times New Roman" w:eastAsia="FangSong" w:cs="Times New Roman"/>
-        </w:rPr>
-        <w:t>晶胞中化学式数目</w:t>
-      </w:r>
-      <w:r>
-        <w:rPr>
-          <w:rFonts w:hint="eastAsia" w:ascii="Times New Roman" w:hAnsi="Times New Roman" w:eastAsia="Times New Roman" w:cs="Times New Roman"/>
-        </w:rPr>
-        <w:t>n</w:t>
-      </w:r>
-    </w:p>
-    <w:p>
-      <w:pPr>
         <w:pStyle w:val="FirstParagraph"/>
       </w:pPr>
       <w:r>
@@ -4227,168 +3590,7 @@
     </w:p>
     <w:p>
       <w:pPr>
-        <w:pStyle w:val="BlockText"/>
-      </w:pPr>
-      <w:r>
-        <w:rPr>
-          <w:rFonts w:hint="eastAsia" w:ascii="Times New Roman" w:hAnsi="Times New Roman" w:eastAsia="FangSong" w:cs="Times New Roman"/>
-        </w:rPr>
-        <w:t>关联小问</w:t>
-      </w:r>
-      <w:r>
-        <w:rPr>
-          <w:rFonts w:hint="eastAsia" w:ascii="Times New Roman" w:hAnsi="Times New Roman" w:eastAsia="Times New Roman" w:cs="Times New Roman"/>
-        </w:rPr>
-        <w:t>：</w:t>
-      </w:r>
-      <w:r>
-        <w:rPr>
-          <w:rFonts w:hint="eastAsia" w:ascii="Times New Roman" w:hAnsi="Times New Roman" w:eastAsia="FangSong" w:cs="Times New Roman"/>
-        </w:rPr>
-        <w:t>题</w:t>
-      </w:r>
-      <w:r>
-        <w:rPr>
-          <w:rFonts w:hint="eastAsia" w:ascii="Times New Roman" w:hAnsi="Times New Roman" w:eastAsia="Times New Roman" w:cs="Times New Roman"/>
-        </w:rPr>
-        <w:t>-036b-7-1-</w:t>
-      </w:r>
-      <w:r>
-        <w:rPr>
-          <w:rFonts w:hint="eastAsia" w:ascii="Times New Roman" w:hAnsi="Times New Roman" w:eastAsia="FangSong" w:cs="Times New Roman"/>
-        </w:rPr>
-        <w:t>晶胞中化学式数目</w:t>
-      </w:r>
-      <w:r>
-        <w:rPr>
-          <w:rFonts w:hint="eastAsia" w:ascii="Times New Roman" w:hAnsi="Times New Roman" w:eastAsia="Times New Roman" w:cs="Times New Roman"/>
-        </w:rPr>
-        <w:t>n</w:t>
-      </w:r>
-      <w:r>
-        <w:rPr>
-          <w:rFonts w:ascii="Times New Roman" w:hAnsi="Times New Roman" w:eastAsia="Times New Roman" w:cs="Times New Roman"/>
-        </w:rPr>
-        <w:t xml:space="preserve"> | </w:t>
-      </w:r>
-      <w:r>
-        <w:rPr>
-          <w:rFonts w:hint="eastAsia" w:ascii="Times New Roman" w:hAnsi="Times New Roman" w:eastAsia="FangSong" w:cs="Times New Roman"/>
-        </w:rPr>
-        <w:t>题</w:t>
-      </w:r>
-      <w:r>
-        <w:rPr>
-          <w:rFonts w:hint="eastAsia" w:ascii="Times New Roman" w:hAnsi="Times New Roman" w:eastAsia="Times New Roman" w:cs="Times New Roman"/>
-        </w:rPr>
-        <w:t>-036b-7-1-</w:t>
-      </w:r>
-      <w:r>
-        <w:rPr>
-          <w:rFonts w:hint="eastAsia" w:ascii="Times New Roman" w:hAnsi="Times New Roman" w:eastAsia="FangSong" w:cs="Times New Roman"/>
-        </w:rPr>
-        <w:t>晶胞中化学式数目</w:t>
-      </w:r>
-      <w:r>
-        <w:rPr>
-          <w:rFonts w:hint="eastAsia" w:ascii="Times New Roman" w:hAnsi="Times New Roman" w:eastAsia="Times New Roman" w:cs="Times New Roman"/>
-        </w:rPr>
-        <w:t>n</w:t>
-      </w:r>
-      <w:r>
-        <w:rPr>
-          <w:rFonts w:ascii="Times New Roman" w:hAnsi="Times New Roman" w:eastAsia="Times New Roman" w:cs="Times New Roman"/>
-        </w:rPr>
-        <w:t xml:space="preserve"> | </w:t>
-      </w:r>
-      <w:r>
-        <w:rPr>
-          <w:rFonts w:hint="eastAsia" w:ascii="Times New Roman" w:hAnsi="Times New Roman" w:eastAsia="FangSong" w:cs="Times New Roman"/>
-        </w:rPr>
-        <w:t>题</w:t>
-      </w:r>
-      <w:r>
-        <w:rPr>
-          <w:rFonts w:hint="eastAsia" w:ascii="Times New Roman" w:hAnsi="Times New Roman" w:eastAsia="Times New Roman" w:cs="Times New Roman"/>
-        </w:rPr>
-        <w:t>-036b-7-1-</w:t>
-      </w:r>
-      <w:r>
-        <w:rPr>
-          <w:rFonts w:hint="eastAsia" w:ascii="Times New Roman" w:hAnsi="Times New Roman" w:eastAsia="FangSong" w:cs="Times New Roman"/>
-        </w:rPr>
-        <w:t>晶胞中化学式数目</w:t>
-      </w:r>
-      <w:r>
-        <w:rPr>
-          <w:rFonts w:hint="eastAsia" w:ascii="Times New Roman" w:hAnsi="Times New Roman" w:eastAsia="Times New Roman" w:cs="Times New Roman"/>
-        </w:rPr>
-        <w:t>n</w:t>
-      </w:r>
-      <w:r>
-        <w:rPr>
-          <w:rFonts w:ascii="Times New Roman" w:hAnsi="Times New Roman" w:eastAsia="Times New Roman" w:cs="Times New Roman"/>
-        </w:rPr>
-        <w:t xml:space="preserve"> | </w:t>
-      </w:r>
-      <w:r>
-        <w:rPr>
-          <w:rFonts w:hint="eastAsia" w:ascii="Times New Roman" w:hAnsi="Times New Roman" w:eastAsia="FangSong" w:cs="Times New Roman"/>
-        </w:rPr>
-        <w:t>题</w:t>
-      </w:r>
-      <w:r>
-        <w:rPr>
-          <w:rFonts w:hint="eastAsia" w:ascii="Times New Roman" w:hAnsi="Times New Roman" w:eastAsia="Times New Roman" w:cs="Times New Roman"/>
-        </w:rPr>
-        <w:t>-036b-7-1-</w:t>
-      </w:r>
-      <w:r>
-        <w:rPr>
-          <w:rFonts w:hint="eastAsia" w:ascii="Times New Roman" w:hAnsi="Times New Roman" w:eastAsia="FangSong" w:cs="Times New Roman"/>
-        </w:rPr>
-        <w:t>晶胞中化学式数目</w:t>
-      </w:r>
-      <w:r>
-        <w:rPr>
-          <w:rFonts w:hint="eastAsia" w:ascii="Times New Roman" w:hAnsi="Times New Roman" w:eastAsia="Times New Roman" w:cs="Times New Roman"/>
-        </w:rPr>
-        <w:t>n</w:t>
-      </w:r>
-      <w:r>
-        <w:rPr>
-          <w:rFonts w:ascii="Times New Roman" w:hAnsi="Times New Roman" w:eastAsia="Times New Roman" w:cs="Times New Roman"/>
-        </w:rPr>
-        <w:t xml:space="preserve"> | </w:t>
-      </w:r>
-      <w:r>
-        <w:rPr>
-          <w:rFonts w:hint="eastAsia" w:ascii="Times New Roman" w:hAnsi="Times New Roman" w:eastAsia="FangSong" w:cs="Times New Roman"/>
-        </w:rPr>
-        <w:t>题</w:t>
-      </w:r>
-      <w:r>
-        <w:rPr>
-          <w:rFonts w:hint="eastAsia" w:ascii="Times New Roman" w:hAnsi="Times New Roman" w:eastAsia="Times New Roman" w:cs="Times New Roman"/>
-        </w:rPr>
-        <w:t>-036b-7-1-</w:t>
-      </w:r>
-      <w:r>
-        <w:rPr>
-          <w:rFonts w:hint="eastAsia" w:ascii="Times New Roman" w:hAnsi="Times New Roman" w:eastAsia="FangSong" w:cs="Times New Roman"/>
-        </w:rPr>
-        <w:t>晶胞中化学式数目</w:t>
-      </w:r>
-      <w:r>
-        <w:rPr>
-          <w:rFonts w:hint="eastAsia" w:ascii="Times New Roman" w:hAnsi="Times New Roman" w:eastAsia="Times New Roman" w:cs="Times New Roman"/>
-        </w:rPr>
-        <w:t>n</w:t>
-      </w:r>
-    </w:p>
-    <w:p>
-      <w:pPr>
-        <w:pStyle w:val="FirstParagraph"/>
+        <w:pStyle w:val="BodyText"/>
       </w:pPr>
       <w:r>
         <w:rPr>
@@ -4563,168 +3765,7 @@
     </w:p>
     <w:p>
       <w:pPr>
-        <w:pStyle w:val="BlockText"/>
-      </w:pPr>
-      <w:r>
-        <w:rPr>
-          <w:rFonts w:hint="eastAsia" w:ascii="Times New Roman" w:hAnsi="Times New Roman" w:eastAsia="FangSong" w:cs="Times New Roman"/>
-        </w:rPr>
-        <w:t>关联小问</w:t>
-      </w:r>
-      <w:r>
-        <w:rPr>
-          <w:rFonts w:hint="eastAsia" w:ascii="Times New Roman" w:hAnsi="Times New Roman" w:eastAsia="Times New Roman" w:cs="Times New Roman"/>
-        </w:rPr>
-        <w:t>：</w:t>
-      </w:r>
-      <w:r>
-        <w:rPr>
-          <w:rFonts w:hint="eastAsia" w:ascii="Times New Roman" w:hAnsi="Times New Roman" w:eastAsia="FangSong" w:cs="Times New Roman"/>
-        </w:rPr>
-        <w:t>题</w:t>
-      </w:r>
-      <w:r>
-        <w:rPr>
-          <w:rFonts w:hint="eastAsia" w:ascii="Times New Roman" w:hAnsi="Times New Roman" w:eastAsia="Times New Roman" w:cs="Times New Roman"/>
-        </w:rPr>
-        <w:t>-036b-7-1-</w:t>
-      </w:r>
-      <w:r>
-        <w:rPr>
-          <w:rFonts w:hint="eastAsia" w:ascii="Times New Roman" w:hAnsi="Times New Roman" w:eastAsia="FangSong" w:cs="Times New Roman"/>
-        </w:rPr>
-        <w:t>晶胞中化学式数目</w:t>
-      </w:r>
-      <w:r>
-        <w:rPr>
-          <w:rFonts w:hint="eastAsia" w:ascii="Times New Roman" w:hAnsi="Times New Roman" w:eastAsia="Times New Roman" w:cs="Times New Roman"/>
-        </w:rPr>
-        <w:t>n</w:t>
-      </w:r>
-      <w:r>
-        <w:rPr>
-          <w:rFonts w:ascii="Times New Roman" w:hAnsi="Times New Roman" w:eastAsia="Times New Roman" w:cs="Times New Roman"/>
-        </w:rPr>
-        <w:t xml:space="preserve"> | </w:t>
-      </w:r>
-      <w:r>
-        <w:rPr>
-          <w:rFonts w:hint="eastAsia" w:ascii="Times New Roman" w:hAnsi="Times New Roman" w:eastAsia="FangSong" w:cs="Times New Roman"/>
-        </w:rPr>
-        <w:t>题</w:t>
-      </w:r>
-      <w:r>
-        <w:rPr>
-          <w:rFonts w:hint="eastAsia" w:ascii="Times New Roman" w:hAnsi="Times New Roman" w:eastAsia="Times New Roman" w:cs="Times New Roman"/>
-        </w:rPr>
-        <w:t>-036b-7-1-</w:t>
-      </w:r>
-      <w:r>
-        <w:rPr>
-          <w:rFonts w:hint="eastAsia" w:ascii="Times New Roman" w:hAnsi="Times New Roman" w:eastAsia="FangSong" w:cs="Times New Roman"/>
-        </w:rPr>
-        <w:t>晶胞中化学式数目</w:t>
-      </w:r>
-      <w:r>
-        <w:rPr>
-          <w:rFonts w:hint="eastAsia" w:ascii="Times New Roman" w:hAnsi="Times New Roman" w:eastAsia="Times New Roman" w:cs="Times New Roman"/>
-        </w:rPr>
-        <w:t>n</w:t>
-      </w:r>
-      <w:r>
-        <w:rPr>
-          <w:rFonts w:ascii="Times New Roman" w:hAnsi="Times New Roman" w:eastAsia="Times New Roman" w:cs="Times New Roman"/>
-        </w:rPr>
-        <w:t xml:space="preserve"> | </w:t>
-      </w:r>
-      <w:r>
-        <w:rPr>
-          <w:rFonts w:hint="eastAsia" w:ascii="Times New Roman" w:hAnsi="Times New Roman" w:eastAsia="FangSong" w:cs="Times New Roman"/>
-        </w:rPr>
-        <w:t>题</w:t>
-      </w:r>
-      <w:r>
-        <w:rPr>
-          <w:rFonts w:hint="eastAsia" w:ascii="Times New Roman" w:hAnsi="Times New Roman" w:eastAsia="Times New Roman" w:cs="Times New Roman"/>
-        </w:rPr>
-        <w:t>-036b-7-1-</w:t>
-      </w:r>
-      <w:r>
-        <w:rPr>
-          <w:rFonts w:hint="eastAsia" w:ascii="Times New Roman" w:hAnsi="Times New Roman" w:eastAsia="FangSong" w:cs="Times New Roman"/>
-        </w:rPr>
-        <w:t>晶胞中化学式数目</w:t>
-      </w:r>
-      <w:r>
-        <w:rPr>
-          <w:rFonts w:hint="eastAsia" w:ascii="Times New Roman" w:hAnsi="Times New Roman" w:eastAsia="Times New Roman" w:cs="Times New Roman"/>
-        </w:rPr>
-        <w:t>n</w:t>
-      </w:r>
-      <w:r>
-        <w:rPr>
-          <w:rFonts w:ascii="Times New Roman" w:hAnsi="Times New Roman" w:eastAsia="Times New Roman" w:cs="Times New Roman"/>
-        </w:rPr>
-        <w:t xml:space="preserve"> | </w:t>
-      </w:r>
-      <w:r>
-        <w:rPr>
-          <w:rFonts w:hint="eastAsia" w:ascii="Times New Roman" w:hAnsi="Times New Roman" w:eastAsia="FangSong" w:cs="Times New Roman"/>
-        </w:rPr>
-        <w:t>题</w:t>
-      </w:r>
-      <w:r>
-        <w:rPr>
-          <w:rFonts w:hint="eastAsia" w:ascii="Times New Roman" w:hAnsi="Times New Roman" w:eastAsia="Times New Roman" w:cs="Times New Roman"/>
-        </w:rPr>
-        <w:t>-036b-7-1-</w:t>
-      </w:r>
-      <w:r>
-        <w:rPr>
-          <w:rFonts w:hint="eastAsia" w:ascii="Times New Roman" w:hAnsi="Times New Roman" w:eastAsia="FangSong" w:cs="Times New Roman"/>
-        </w:rPr>
-        <w:t>晶胞中化学式数目</w:t>
-      </w:r>
-      <w:r>
-        <w:rPr>
-          <w:rFonts w:hint="eastAsia" w:ascii="Times New Roman" w:hAnsi="Times New Roman" w:eastAsia="Times New Roman" w:cs="Times New Roman"/>
-        </w:rPr>
-        <w:t>n</w:t>
-      </w:r>
-      <w:r>
-        <w:rPr>
-          <w:rFonts w:ascii="Times New Roman" w:hAnsi="Times New Roman" w:eastAsia="Times New Roman" w:cs="Times New Roman"/>
-        </w:rPr>
-        <w:t xml:space="preserve"> | </w:t>
-      </w:r>
-      <w:r>
-        <w:rPr>
-          <w:rFonts w:hint="eastAsia" w:ascii="Times New Roman" w:hAnsi="Times New Roman" w:eastAsia="FangSong" w:cs="Times New Roman"/>
-        </w:rPr>
-        <w:t>题</w:t>
-      </w:r>
-      <w:r>
-        <w:rPr>
-          <w:rFonts w:hint="eastAsia" w:ascii="Times New Roman" w:hAnsi="Times New Roman" w:eastAsia="Times New Roman" w:cs="Times New Roman"/>
-        </w:rPr>
-        <w:t>-036b-7-1-</w:t>
-      </w:r>
-      <w:r>
-        <w:rPr>
-          <w:rFonts w:hint="eastAsia" w:ascii="Times New Roman" w:hAnsi="Times New Roman" w:eastAsia="FangSong" w:cs="Times New Roman"/>
-        </w:rPr>
-        <w:t>晶胞中化学式数目</w:t>
-      </w:r>
-      <w:r>
-        <w:rPr>
-          <w:rFonts w:hint="eastAsia" w:ascii="Times New Roman" w:hAnsi="Times New Roman" w:eastAsia="Times New Roman" w:cs="Times New Roman"/>
-        </w:rPr>
-        <w:t>n</w:t>
-      </w:r>
-    </w:p>
-    <w:p>
-      <w:pPr>
-        <w:pStyle w:val="FirstParagraph"/>
+        <w:pStyle w:val="BodyText"/>
       </w:pPr>
       <w:r>
         <w:rPr>
@@ -4788,168 +3829,7 @@
     </w:p>
     <w:p>
       <w:pPr>
-        <w:pStyle w:val="BlockText"/>
-      </w:pPr>
-      <w:r>
-        <w:rPr>
-          <w:rFonts w:hint="eastAsia" w:ascii="Times New Roman" w:hAnsi="Times New Roman" w:eastAsia="FangSong" w:cs="Times New Roman"/>
-        </w:rPr>
-        <w:t>关联小问</w:t>
-      </w:r>
-      <w:r>
-        <w:rPr>
-          <w:rFonts w:hint="eastAsia" w:ascii="Times New Roman" w:hAnsi="Times New Roman" w:eastAsia="Times New Roman" w:cs="Times New Roman"/>
-        </w:rPr>
-        <w:t>：</w:t>
-      </w:r>
-      <w:r>
-        <w:rPr>
-          <w:rFonts w:hint="eastAsia" w:ascii="Times New Roman" w:hAnsi="Times New Roman" w:eastAsia="FangSong" w:cs="Times New Roman"/>
-        </w:rPr>
-        <w:t>题</w:t>
-      </w:r>
-      <w:r>
-        <w:rPr>
-          <w:rFonts w:hint="eastAsia" w:ascii="Times New Roman" w:hAnsi="Times New Roman" w:eastAsia="Times New Roman" w:cs="Times New Roman"/>
-        </w:rPr>
-        <w:t>-036b-7-1-</w:t>
-      </w:r>
-      <w:r>
-        <w:rPr>
-          <w:rFonts w:hint="eastAsia" w:ascii="Times New Roman" w:hAnsi="Times New Roman" w:eastAsia="FangSong" w:cs="Times New Roman"/>
-        </w:rPr>
-        <w:t>晶胞中化学式数目</w:t>
-      </w:r>
-      <w:r>
-        <w:rPr>
-          <w:rFonts w:hint="eastAsia" w:ascii="Times New Roman" w:hAnsi="Times New Roman" w:eastAsia="Times New Roman" w:cs="Times New Roman"/>
-        </w:rPr>
-        <w:t>n</w:t>
-      </w:r>
-      <w:r>
-        <w:rPr>
-          <w:rFonts w:ascii="Times New Roman" w:hAnsi="Times New Roman" w:eastAsia="Times New Roman" w:cs="Times New Roman"/>
-        </w:rPr>
-        <w:t xml:space="preserve"> | </w:t>
-      </w:r>
-      <w:r>
-        <w:rPr>
-          <w:rFonts w:hint="eastAsia" w:ascii="Times New Roman" w:hAnsi="Times New Roman" w:eastAsia="FangSong" w:cs="Times New Roman"/>
-        </w:rPr>
-        <w:t>题</w:t>
-      </w:r>
-      <w:r>
-        <w:rPr>
-          <w:rFonts w:hint="eastAsia" w:ascii="Times New Roman" w:hAnsi="Times New Roman" w:eastAsia="Times New Roman" w:cs="Times New Roman"/>
-        </w:rPr>
-        <w:t>-036b-7-1-</w:t>
-      </w:r>
-      <w:r>
-        <w:rPr>
-          <w:rFonts w:hint="eastAsia" w:ascii="Times New Roman" w:hAnsi="Times New Roman" w:eastAsia="FangSong" w:cs="Times New Roman"/>
-        </w:rPr>
-        <w:t>晶胞中化学式数目</w:t>
-      </w:r>
-      <w:r>
-        <w:rPr>
-          <w:rFonts w:hint="eastAsia" w:ascii="Times New Roman" w:hAnsi="Times New Roman" w:eastAsia="Times New Roman" w:cs="Times New Roman"/>
-        </w:rPr>
-        <w:t>n</w:t>
-      </w:r>
-      <w:r>
-        <w:rPr>
-          <w:rFonts w:ascii="Times New Roman" w:hAnsi="Times New Roman" w:eastAsia="Times New Roman" w:cs="Times New Roman"/>
-        </w:rPr>
-        <w:t xml:space="preserve"> | </w:t>
-      </w:r>
-      <w:r>
-        <w:rPr>
-          <w:rFonts w:hint="eastAsia" w:ascii="Times New Roman" w:hAnsi="Times New Roman" w:eastAsia="FangSong" w:cs="Times New Roman"/>
-        </w:rPr>
-        <w:t>题</w:t>
-      </w:r>
-      <w:r>
-        <w:rPr>
-          <w:rFonts w:hint="eastAsia" w:ascii="Times New Roman" w:hAnsi="Times New Roman" w:eastAsia="Times New Roman" w:cs="Times New Roman"/>
-        </w:rPr>
-        <w:t>-036b-7-1-</w:t>
-      </w:r>
-      <w:r>
-        <w:rPr>
-          <w:rFonts w:hint="eastAsia" w:ascii="Times New Roman" w:hAnsi="Times New Roman" w:eastAsia="FangSong" w:cs="Times New Roman"/>
-        </w:rPr>
-        <w:t>晶胞中化学式数目</w:t>
-      </w:r>
-      <w:r>
-        <w:rPr>
-          <w:rFonts w:hint="eastAsia" w:ascii="Times New Roman" w:hAnsi="Times New Roman" w:eastAsia="Times New Roman" w:cs="Times New Roman"/>
-        </w:rPr>
-        <w:t>n</w:t>
-      </w:r>
-      <w:r>
-        <w:rPr>
-          <w:rFonts w:ascii="Times New Roman" w:hAnsi="Times New Roman" w:eastAsia="Times New Roman" w:cs="Times New Roman"/>
-        </w:rPr>
-        <w:t xml:space="preserve"> | </w:t>
-      </w:r>
-      <w:r>
-        <w:rPr>
-          <w:rFonts w:hint="eastAsia" w:ascii="Times New Roman" w:hAnsi="Times New Roman" w:eastAsia="FangSong" w:cs="Times New Roman"/>
-        </w:rPr>
-        <w:t>题</w:t>
-      </w:r>
-      <w:r>
-        <w:rPr>
-          <w:rFonts w:hint="eastAsia" w:ascii="Times New Roman" w:hAnsi="Times New Roman" w:eastAsia="Times New Roman" w:cs="Times New Roman"/>
-        </w:rPr>
-        <w:t>-036b-7-1-</w:t>
-      </w:r>
-      <w:r>
-        <w:rPr>
-          <w:rFonts w:hint="eastAsia" w:ascii="Times New Roman" w:hAnsi="Times New Roman" w:eastAsia="FangSong" w:cs="Times New Roman"/>
-        </w:rPr>
-        <w:t>晶胞中化学式数目</w:t>
-      </w:r>
-      <w:r>
-        <w:rPr>
-          <w:rFonts w:hint="eastAsia" w:ascii="Times New Roman" w:hAnsi="Times New Roman" w:eastAsia="Times New Roman" w:cs="Times New Roman"/>
-        </w:rPr>
-        <w:t>n</w:t>
-      </w:r>
-      <w:r>
-        <w:rPr>
-          <w:rFonts w:ascii="Times New Roman" w:hAnsi="Times New Roman" w:eastAsia="Times New Roman" w:cs="Times New Roman"/>
-        </w:rPr>
-        <w:t xml:space="preserve"> | </w:t>
-      </w:r>
-      <w:r>
-        <w:rPr>
-          <w:rFonts w:hint="eastAsia" w:ascii="Times New Roman" w:hAnsi="Times New Roman" w:eastAsia="FangSong" w:cs="Times New Roman"/>
-        </w:rPr>
-        <w:t>题</w:t>
-      </w:r>
-      <w:r>
-        <w:rPr>
-          <w:rFonts w:hint="eastAsia" w:ascii="Times New Roman" w:hAnsi="Times New Roman" w:eastAsia="Times New Roman" w:cs="Times New Roman"/>
-        </w:rPr>
-        <w:t>-036b-7-1-</w:t>
-      </w:r>
-      <w:r>
-        <w:rPr>
-          <w:rFonts w:hint="eastAsia" w:ascii="Times New Roman" w:hAnsi="Times New Roman" w:eastAsia="FangSong" w:cs="Times New Roman"/>
-        </w:rPr>
-        <w:t>晶胞中化学式数目</w:t>
-      </w:r>
-      <w:r>
-        <w:rPr>
-          <w:rFonts w:hint="eastAsia" w:ascii="Times New Roman" w:hAnsi="Times New Roman" w:eastAsia="Times New Roman" w:cs="Times New Roman"/>
-        </w:rPr>
-        <w:t>n</w:t>
-      </w:r>
-    </w:p>
-    <w:p>
-      <w:pPr>
-        <w:pStyle w:val="FirstParagraph"/>
+        <w:pStyle w:val="BodyText"/>
       </w:pPr>
       <w:r>
         <w:rPr>
@@ -5306,168 +4186,7 @@
     </w:p>
     <w:p>
       <w:pPr>
-        <w:pStyle w:val="BlockText"/>
-      </w:pPr>
-      <w:r>
-        <w:rPr>
-          <w:rFonts w:hint="eastAsia" w:ascii="Times New Roman" w:hAnsi="Times New Roman" w:eastAsia="FangSong" w:cs="Times New Roman"/>
-        </w:rPr>
-        <w:t>关联小问</w:t>
-      </w:r>
-      <w:r>
-        <w:rPr>
-          <w:rFonts w:hint="eastAsia" w:ascii="Times New Roman" w:hAnsi="Times New Roman" w:eastAsia="Times New Roman" w:cs="Times New Roman"/>
-        </w:rPr>
-        <w:t>：</w:t>
-      </w:r>
-      <w:r>
-        <w:rPr>
-          <w:rFonts w:hint="eastAsia" w:ascii="Times New Roman" w:hAnsi="Times New Roman" w:eastAsia="FangSong" w:cs="Times New Roman"/>
-        </w:rPr>
-        <w:t>题</w:t>
-      </w:r>
-      <w:r>
-        <w:rPr>
-          <w:rFonts w:hint="eastAsia" w:ascii="Times New Roman" w:hAnsi="Times New Roman" w:eastAsia="Times New Roman" w:cs="Times New Roman"/>
-        </w:rPr>
-        <w:t>-036b-7-1-</w:t>
-      </w:r>
-      <w:r>
-        <w:rPr>
-          <w:rFonts w:hint="eastAsia" w:ascii="Times New Roman" w:hAnsi="Times New Roman" w:eastAsia="FangSong" w:cs="Times New Roman"/>
-        </w:rPr>
-        <w:t>晶胞中化学式数目</w:t>
-      </w:r>
-      <w:r>
-        <w:rPr>
-          <w:rFonts w:hint="eastAsia" w:ascii="Times New Roman" w:hAnsi="Times New Roman" w:eastAsia="Times New Roman" w:cs="Times New Roman"/>
-        </w:rPr>
-        <w:t>n</w:t>
-      </w:r>
-      <w:r>
-        <w:rPr>
-          <w:rFonts w:ascii="Times New Roman" w:hAnsi="Times New Roman" w:eastAsia="Times New Roman" w:cs="Times New Roman"/>
-        </w:rPr>
-        <w:t xml:space="preserve"> | </w:t>
-      </w:r>
-      <w:r>
-        <w:rPr>
-          <w:rFonts w:hint="eastAsia" w:ascii="Times New Roman" w:hAnsi="Times New Roman" w:eastAsia="FangSong" w:cs="Times New Roman"/>
-        </w:rPr>
-        <w:t>题</w:t>
-      </w:r>
-      <w:r>
-        <w:rPr>
-          <w:rFonts w:hint="eastAsia" w:ascii="Times New Roman" w:hAnsi="Times New Roman" w:eastAsia="Times New Roman" w:cs="Times New Roman"/>
-        </w:rPr>
-        <w:t>-036b-7-1-</w:t>
-      </w:r>
-      <w:r>
-        <w:rPr>
-          <w:rFonts w:hint="eastAsia" w:ascii="Times New Roman" w:hAnsi="Times New Roman" w:eastAsia="FangSong" w:cs="Times New Roman"/>
-        </w:rPr>
-        <w:t>晶胞中化学式数目</w:t>
-      </w:r>
-      <w:r>
-        <w:rPr>
-          <w:rFonts w:hint="eastAsia" w:ascii="Times New Roman" w:hAnsi="Times New Roman" w:eastAsia="Times New Roman" w:cs="Times New Roman"/>
-        </w:rPr>
-        <w:t>n</w:t>
-      </w:r>
-      <w:r>
-        <w:rPr>
-          <w:rFonts w:ascii="Times New Roman" w:hAnsi="Times New Roman" w:eastAsia="Times New Roman" w:cs="Times New Roman"/>
-        </w:rPr>
-        <w:t xml:space="preserve"> | </w:t>
-      </w:r>
-      <w:r>
-        <w:rPr>
-          <w:rFonts w:hint="eastAsia" w:ascii="Times New Roman" w:hAnsi="Times New Roman" w:eastAsia="FangSong" w:cs="Times New Roman"/>
-        </w:rPr>
-        <w:t>题</w:t>
-      </w:r>
-      <w:r>
-        <w:rPr>
-          <w:rFonts w:hint="eastAsia" w:ascii="Times New Roman" w:hAnsi="Times New Roman" w:eastAsia="Times New Roman" w:cs="Times New Roman"/>
-        </w:rPr>
-        <w:t>-036b-7-1-</w:t>
-      </w:r>
-      <w:r>
-        <w:rPr>
-          <w:rFonts w:hint="eastAsia" w:ascii="Times New Roman" w:hAnsi="Times New Roman" w:eastAsia="FangSong" w:cs="Times New Roman"/>
-        </w:rPr>
-        <w:t>晶胞中化学式数目</w:t>
-      </w:r>
-      <w:r>
-        <w:rPr>
-          <w:rFonts w:hint="eastAsia" w:ascii="Times New Roman" w:hAnsi="Times New Roman" w:eastAsia="Times New Roman" w:cs="Times New Roman"/>
-        </w:rPr>
-        <w:t>n</w:t>
-      </w:r>
-      <w:r>
-        <w:rPr>
-          <w:rFonts w:ascii="Times New Roman" w:hAnsi="Times New Roman" w:eastAsia="Times New Roman" w:cs="Times New Roman"/>
-        </w:rPr>
-        <w:t xml:space="preserve"> | </w:t>
-      </w:r>
-      <w:r>
-        <w:rPr>
-          <w:rFonts w:hint="eastAsia" w:ascii="Times New Roman" w:hAnsi="Times New Roman" w:eastAsia="FangSong" w:cs="Times New Roman"/>
-        </w:rPr>
-        <w:t>题</w:t>
-      </w:r>
-      <w:r>
-        <w:rPr>
-          <w:rFonts w:hint="eastAsia" w:ascii="Times New Roman" w:hAnsi="Times New Roman" w:eastAsia="Times New Roman" w:cs="Times New Roman"/>
-        </w:rPr>
-        <w:t>-036b-7-1-</w:t>
-      </w:r>
-      <w:r>
-        <w:rPr>
-          <w:rFonts w:hint="eastAsia" w:ascii="Times New Roman" w:hAnsi="Times New Roman" w:eastAsia="FangSong" w:cs="Times New Roman"/>
-        </w:rPr>
-        <w:t>晶胞中化学式数目</w:t>
-      </w:r>
-      <w:r>
-        <w:rPr>
-          <w:rFonts w:hint="eastAsia" w:ascii="Times New Roman" w:hAnsi="Times New Roman" w:eastAsia="Times New Roman" w:cs="Times New Roman"/>
-        </w:rPr>
-        <w:t>n</w:t>
-      </w:r>
-      <w:r>
-        <w:rPr>
-          <w:rFonts w:ascii="Times New Roman" w:hAnsi="Times New Roman" w:eastAsia="Times New Roman" w:cs="Times New Roman"/>
-        </w:rPr>
-        <w:t xml:space="preserve"> | </w:t>
-      </w:r>
-      <w:r>
-        <w:rPr>
-          <w:rFonts w:hint="eastAsia" w:ascii="Times New Roman" w:hAnsi="Times New Roman" w:eastAsia="FangSong" w:cs="Times New Roman"/>
-        </w:rPr>
-        <w:t>题</w:t>
-      </w:r>
-      <w:r>
-        <w:rPr>
-          <w:rFonts w:hint="eastAsia" w:ascii="Times New Roman" w:hAnsi="Times New Roman" w:eastAsia="Times New Roman" w:cs="Times New Roman"/>
-        </w:rPr>
-        <w:t>-036b-7-1-</w:t>
-      </w:r>
-      <w:r>
-        <w:rPr>
-          <w:rFonts w:hint="eastAsia" w:ascii="Times New Roman" w:hAnsi="Times New Roman" w:eastAsia="FangSong" w:cs="Times New Roman"/>
-        </w:rPr>
-        <w:t>晶胞中化学式数目</w:t>
-      </w:r>
-      <w:r>
-        <w:rPr>
-          <w:rFonts w:hint="eastAsia" w:ascii="Times New Roman" w:hAnsi="Times New Roman" w:eastAsia="Times New Roman" w:cs="Times New Roman"/>
-        </w:rPr>
-        <w:t>n</w:t>
-      </w:r>
-    </w:p>
-    <w:p>
-      <w:pPr>
-        <w:pStyle w:val="FirstParagraph"/>
+        <w:pStyle w:val="BodyText"/>
       </w:pPr>
       <w:r>
         <w:rPr>
@@ -5595,168 +4314,7 @@
     </w:p>
     <w:p>
       <w:pPr>
-        <w:pStyle w:val="BlockText"/>
-      </w:pPr>
-      <w:r>
-        <w:rPr>
-          <w:rFonts w:hint="eastAsia" w:ascii="Times New Roman" w:hAnsi="Times New Roman" w:eastAsia="FangSong" w:cs="Times New Roman"/>
-        </w:rPr>
-        <w:t>关联小问</w:t>
-      </w:r>
-      <w:r>
-        <w:rPr>
-          <w:rFonts w:hint="eastAsia" w:ascii="Times New Roman" w:hAnsi="Times New Roman" w:eastAsia="Times New Roman" w:cs="Times New Roman"/>
-        </w:rPr>
-        <w:t>：</w:t>
-      </w:r>
-      <w:r>
-        <w:rPr>
-          <w:rFonts w:hint="eastAsia" w:ascii="Times New Roman" w:hAnsi="Times New Roman" w:eastAsia="FangSong" w:cs="Times New Roman"/>
-        </w:rPr>
-        <w:t>题</w:t>
-      </w:r>
-      <w:r>
-        <w:rPr>
-          <w:rFonts w:hint="eastAsia" w:ascii="Times New Roman" w:hAnsi="Times New Roman" w:eastAsia="Times New Roman" w:cs="Times New Roman"/>
-        </w:rPr>
-        <w:t>-036b-7-1-</w:t>
-      </w:r>
-      <w:r>
-        <w:rPr>
-          <w:rFonts w:hint="eastAsia" w:ascii="Times New Roman" w:hAnsi="Times New Roman" w:eastAsia="FangSong" w:cs="Times New Roman"/>
-        </w:rPr>
-        <w:t>晶胞中化学式数目</w:t>
-      </w:r>
-      <w:r>
-        <w:rPr>
-          <w:rFonts w:hint="eastAsia" w:ascii="Times New Roman" w:hAnsi="Times New Roman" w:eastAsia="Times New Roman" w:cs="Times New Roman"/>
-        </w:rPr>
-        <w:t>n</w:t>
-      </w:r>
-      <w:r>
-        <w:rPr>
-          <w:rFonts w:ascii="Times New Roman" w:hAnsi="Times New Roman" w:eastAsia="Times New Roman" w:cs="Times New Roman"/>
-        </w:rPr>
-        <w:t xml:space="preserve"> | </w:t>
-      </w:r>
-      <w:r>
-        <w:rPr>
-          <w:rFonts w:hint="eastAsia" w:ascii="Times New Roman" w:hAnsi="Times New Roman" w:eastAsia="FangSong" w:cs="Times New Roman"/>
-        </w:rPr>
-        <w:t>题</w:t>
-      </w:r>
-      <w:r>
-        <w:rPr>
-          <w:rFonts w:hint="eastAsia" w:ascii="Times New Roman" w:hAnsi="Times New Roman" w:eastAsia="Times New Roman" w:cs="Times New Roman"/>
-        </w:rPr>
-        <w:t>-036b-7-1-</w:t>
-      </w:r>
-      <w:r>
-        <w:rPr>
-          <w:rFonts w:hint="eastAsia" w:ascii="Times New Roman" w:hAnsi="Times New Roman" w:eastAsia="FangSong" w:cs="Times New Roman"/>
-        </w:rPr>
-        <w:t>晶胞中化学式数目</w:t>
-      </w:r>
-      <w:r>
-        <w:rPr>
-          <w:rFonts w:hint="eastAsia" w:ascii="Times New Roman" w:hAnsi="Times New Roman" w:eastAsia="Times New Roman" w:cs="Times New Roman"/>
-        </w:rPr>
-        <w:t>n</w:t>
-      </w:r>
-      <w:r>
-        <w:rPr>
-          <w:rFonts w:ascii="Times New Roman" w:hAnsi="Times New Roman" w:eastAsia="Times New Roman" w:cs="Times New Roman"/>
-        </w:rPr>
-        <w:t xml:space="preserve"> | </w:t>
-      </w:r>
-      <w:r>
-        <w:rPr>
-          <w:rFonts w:hint="eastAsia" w:ascii="Times New Roman" w:hAnsi="Times New Roman" w:eastAsia="FangSong" w:cs="Times New Roman"/>
-        </w:rPr>
-        <w:t>题</w:t>
-      </w:r>
-      <w:r>
-        <w:rPr>
-          <w:rFonts w:hint="eastAsia" w:ascii="Times New Roman" w:hAnsi="Times New Roman" w:eastAsia="Times New Roman" w:cs="Times New Roman"/>
-        </w:rPr>
-        <w:t>-036b-7-1-</w:t>
-      </w:r>
-      <w:r>
-        <w:rPr>
-          <w:rFonts w:hint="eastAsia" w:ascii="Times New Roman" w:hAnsi="Times New Roman" w:eastAsia="FangSong" w:cs="Times New Roman"/>
-        </w:rPr>
-        <w:t>晶胞中化学式数目</w:t>
-      </w:r>
-      <w:r>
-        <w:rPr>
-          <w:rFonts w:hint="eastAsia" w:ascii="Times New Roman" w:hAnsi="Times New Roman" w:eastAsia="Times New Roman" w:cs="Times New Roman"/>
-        </w:rPr>
-        <w:t>n</w:t>
-      </w:r>
-      <w:r>
-        <w:rPr>
-          <w:rFonts w:ascii="Times New Roman" w:hAnsi="Times New Roman" w:eastAsia="Times New Roman" w:cs="Times New Roman"/>
-        </w:rPr>
-        <w:t xml:space="preserve"> | </w:t>
-      </w:r>
-      <w:r>
-        <w:rPr>
-          <w:rFonts w:hint="eastAsia" w:ascii="Times New Roman" w:hAnsi="Times New Roman" w:eastAsia="FangSong" w:cs="Times New Roman"/>
-        </w:rPr>
-        <w:t>题</w:t>
-      </w:r>
-      <w:r>
-        <w:rPr>
-          <w:rFonts w:hint="eastAsia" w:ascii="Times New Roman" w:hAnsi="Times New Roman" w:eastAsia="Times New Roman" w:cs="Times New Roman"/>
-        </w:rPr>
-        <w:t>-036b-7-1-</w:t>
-      </w:r>
-      <w:r>
-        <w:rPr>
-          <w:rFonts w:hint="eastAsia" w:ascii="Times New Roman" w:hAnsi="Times New Roman" w:eastAsia="FangSong" w:cs="Times New Roman"/>
-        </w:rPr>
-        <w:t>晶胞中化学式数目</w:t>
-      </w:r>
-      <w:r>
-        <w:rPr>
-          <w:rFonts w:hint="eastAsia" w:ascii="Times New Roman" w:hAnsi="Times New Roman" w:eastAsia="Times New Roman" w:cs="Times New Roman"/>
-        </w:rPr>
-        <w:t>n</w:t>
-      </w:r>
-      <w:r>
-        <w:rPr>
-          <w:rFonts w:ascii="Times New Roman" w:hAnsi="Times New Roman" w:eastAsia="Times New Roman" w:cs="Times New Roman"/>
-        </w:rPr>
-        <w:t xml:space="preserve"> | </w:t>
-      </w:r>
-      <w:r>
-        <w:rPr>
-          <w:rFonts w:hint="eastAsia" w:ascii="Times New Roman" w:hAnsi="Times New Roman" w:eastAsia="FangSong" w:cs="Times New Roman"/>
-        </w:rPr>
-        <w:t>题</w:t>
-      </w:r>
-      <w:r>
-        <w:rPr>
-          <w:rFonts w:hint="eastAsia" w:ascii="Times New Roman" w:hAnsi="Times New Roman" w:eastAsia="Times New Roman" w:cs="Times New Roman"/>
-        </w:rPr>
-        <w:t>-036b-7-1-</w:t>
-      </w:r>
-      <w:r>
-        <w:rPr>
-          <w:rFonts w:hint="eastAsia" w:ascii="Times New Roman" w:hAnsi="Times New Roman" w:eastAsia="FangSong" w:cs="Times New Roman"/>
-        </w:rPr>
-        <w:t>晶胞中化学式数目</w:t>
-      </w:r>
-      <w:r>
-        <w:rPr>
-          <w:rFonts w:hint="eastAsia" w:ascii="Times New Roman" w:hAnsi="Times New Roman" w:eastAsia="Times New Roman" w:cs="Times New Roman"/>
-        </w:rPr>
-        <w:t>n</w:t>
-      </w:r>
-    </w:p>
-    <w:p>
-      <w:pPr>
-        <w:pStyle w:val="FirstParagraph"/>
+        <w:pStyle w:val="BodyText"/>
       </w:pPr>
       <w:r>
         <w:rPr>
@@ -17100,153 +15658,6 @@
           <w:rFonts w:hint="eastAsia" w:ascii="Times New Roman" w:hAnsi="Times New Roman" w:eastAsia="SimHei" w:cs="Times New Roman"/>
         </w:rPr>
         <w:t>题</w:t>
-      </w:r>
-    </w:p>
-    <w:p>
-      <w:pPr>
-        <w:pStyle w:val="BlockText"/>
-      </w:pPr>
-      <w:r>
-        <w:rPr>
-          <w:rFonts w:hint="eastAsia" w:ascii="Times New Roman" w:hAnsi="Times New Roman" w:eastAsia="FangSong" w:cs="Times New Roman"/>
-          <w:b/>
-          <w:bCs/>
-        </w:rPr>
-        <w:t xml:space="preserve">派生自</w:t>
-      </w:r>
-      <w:r>
-        <w:rPr>
-          <w:rFonts w:hint="eastAsia" w:ascii="Times New Roman" w:hAnsi="Times New Roman" w:eastAsia="Times New Roman" w:cs="Times New Roman"/>
-        </w:rPr>
-        <w:t>：</w:t>
-      </w:r>
-      <w:r>
-        <w:rPr>
-          <w:rFonts w:hint="eastAsia" w:ascii="Times New Roman" w:hAnsi="Times New Roman" w:eastAsia="FangSong" w:cs="Times New Roman"/>
-        </w:rPr>
-        <w:t>卷</w:t>
-      </w:r>
-      <w:r>
-        <w:rPr>
-          <w:rFonts w:hint="eastAsia" w:ascii="Times New Roman" w:hAnsi="Times New Roman" w:eastAsia="Times New Roman" w:cs="Times New Roman"/>
-        </w:rPr>
-        <w:t>-01-</w:t>
-      </w:r>
-      <w:r>
-        <w:rPr>
-          <w:rFonts w:hint="eastAsia" w:ascii="Times New Roman" w:hAnsi="Times New Roman" w:eastAsia="FangSong" w:cs="Times New Roman"/>
-        </w:rPr>
-        <w:t>第</w:t>
-      </w:r>
-      <w:r>
-        <w:rPr>
-          <w:rFonts w:hint="eastAsia" w:ascii="Times New Roman" w:hAnsi="Times New Roman" w:eastAsia="Times New Roman" w:cs="Times New Roman"/>
-        </w:rPr>
-        <w:t>1</w:t>
-      </w:r>
-      <w:r>
-        <w:rPr>
-          <w:rFonts w:hint="eastAsia" w:ascii="Times New Roman" w:hAnsi="Times New Roman" w:eastAsia="FangSong" w:cs="Times New Roman"/>
-        </w:rPr>
-        <w:t>章</w:t>
-      </w:r>
-      <w:r>
-        <w:rPr>
-          <w:rFonts w:hint="eastAsia" w:ascii="Times New Roman" w:hAnsi="Times New Roman" w:eastAsia="Times New Roman" w:cs="Times New Roman"/>
-        </w:rPr>
-        <w:t>-A</w:t>
-      </w:r>
-      <w:r>
-        <w:rPr>
-          <w:rFonts w:hint="eastAsia" w:ascii="Times New Roman" w:hAnsi="Times New Roman" w:eastAsia="FangSong" w:cs="Times New Roman"/>
-        </w:rPr>
-        <w:t>卷</w:t>
-      </w:r>
-      <w:r>
-        <w:rPr>
-          <w:rFonts w:hint="eastAsia" w:ascii="Times New Roman" w:hAnsi="Times New Roman" w:eastAsia="Times New Roman" w:cs="Times New Roman"/>
-        </w:rPr>
-        <w:t>-</w:t>
-      </w:r>
-      <w:r>
-        <w:rPr>
-          <w:rFonts w:hint="eastAsia" w:ascii="Times New Roman" w:hAnsi="Times New Roman" w:eastAsia="FangSong" w:cs="Times New Roman"/>
-        </w:rPr>
-        <w:t>化学反应速率与化学平衡</w:t>
-      </w:r>
-      <w:r>
-        <w:rPr>
-          <w:rFonts w:hint="eastAsia" w:ascii="Times New Roman" w:hAnsi="Times New Roman" w:eastAsia="Times New Roman" w:cs="Times New Roman"/>
-        </w:rPr>
-        <w:t>（</w:t>
-      </w:r>
-      <w:r>
-        <w:rPr>
-          <w:rFonts w:hint="eastAsia" w:ascii="Times New Roman" w:hAnsi="Times New Roman" w:eastAsia="FangSong" w:cs="Times New Roman"/>
-        </w:rPr>
-        <w:t>卷形态保留原文</w:t>
-      </w:r>
-      <w:r>
-        <w:rPr>
-          <w:rFonts w:hint="eastAsia" w:ascii="Times New Roman" w:hAnsi="Times New Roman" w:eastAsia="Times New Roman" w:cs="Times New Roman"/>
-        </w:rPr>
-        <w:t>；</w:t>
-      </w:r>
-      <w:r>
-        <w:rPr>
-          <w:rFonts w:hint="eastAsia" w:ascii="Times New Roman" w:hAnsi="Times New Roman" w:eastAsia="FangSong" w:cs="Times New Roman"/>
-        </w:rPr>
-        <w:t>本文件为派生逐题</w:t>
-      </w:r>
-      <w:r>
-        <w:rPr>
-          <w:rFonts w:hint="eastAsia" w:ascii="Times New Roman" w:hAnsi="Times New Roman" w:eastAsia="Times New Roman" w:cs="Times New Roman"/>
-        </w:rPr>
-        <w:t>）</w:t>
-      </w:r>
-      <w:r>
-        <w:rPr>
-          <w:rFonts w:ascii="Times New Roman" w:hAnsi="Times New Roman" w:eastAsia="Times New Roman" w:cs="Times New Roman"/>
-        </w:rPr>
-        <w:t xml:space="preserve"> </w:t>
-      </w:r>
-      <w:r>
-        <w:rPr>
-          <w:rFonts w:hint="eastAsia" w:ascii="Times New Roman" w:hAnsi="Times New Roman" w:eastAsia="FangSong" w:cs="Times New Roman"/>
-          <w:b/>
-          <w:bCs/>
-        </w:rPr>
-        <w:t xml:space="preserve">答案状态</w:t>
-      </w:r>
-      <w:r>
-        <w:rPr>
-          <w:rFonts w:hint="eastAsia" w:ascii="Times New Roman" w:hAnsi="Times New Roman" w:eastAsia="Times New Roman" w:cs="Times New Roman"/>
-        </w:rPr>
-        <w:t>：</w:t>
-      </w:r>
-      <w:r>
-        <w:rPr>
-          <w:rFonts w:hint="eastAsia" w:ascii="Times New Roman" w:hAnsi="Times New Roman" w:eastAsia="FangSong" w:cs="Times New Roman"/>
-        </w:rPr>
-        <w:t>已按题号锚切分</w:t>
-      </w:r>
-      <w:r>
-        <w:rPr>
-          <w:rFonts w:hint="eastAsia" w:ascii="Times New Roman" w:hAnsi="Times New Roman" w:eastAsia="Times New Roman" w:cs="Times New Roman"/>
-        </w:rPr>
-        <w:t>（</w:t>
-      </w:r>
-      <w:r>
-        <w:rPr>
-          <w:rFonts w:hint="eastAsia" w:ascii="Times New Roman" w:hAnsi="Times New Roman" w:eastAsia="FangSong" w:cs="Times New Roman"/>
-        </w:rPr>
-        <w:t>待抽检</w:t>
-      </w:r>
-      <w:r>
-        <w:rPr>
-          <w:rFonts w:hint="eastAsia" w:ascii="Times New Roman" w:hAnsi="Times New Roman" w:eastAsia="Times New Roman" w:cs="Times New Roman"/>
-        </w:rPr>
-        <w:t>）</w:t>
       </w:r>
     </w:p>
     <w:p>

--- a/00-首页/题组Word/第一轮·综合套卷/第一轮综合卷09（学生版）.docx
+++ b/00-首页/题组Word/第一轮·综合套卷/第一轮综合卷09（学生版）.docx
@@ -2,7 +2,7 @@
 <file path=word/document.xml><?xml version="1.0" encoding="utf-8"?>
 <w:document xmlns:w="http://schemas.openxmlformats.org/wordprocessingml/2006/main" xmlns:m="http://schemas.openxmlformats.org/officeDocument/2006/math" xmlns:r="http://schemas.openxmlformats.org/officeDocument/2006/relationships" xmlns:o="urn:schemas-microsoft-com:office:office" xmlns:v="urn:schemas-microsoft-com:vml" xmlns:w10="urn:schemas-microsoft-com:office:word" xmlns:a="http://schemas.openxmlformats.org/drawingml/2006/main" xmlns:pic="http://schemas.openxmlformats.org/drawingml/2006/picture" xmlns:wp="http://schemas.openxmlformats.org/drawingml/2006/wordprocessingDrawing">
   <w:body>
-    <w:bookmarkStart w:id="84" w:name="第一轮综合练习-第09卷"/>
+    <w:bookmarkStart w:id="87" w:name="第一轮综合练习-第09卷"/>
     <w:p>
       <w:pPr>
         <w:pStyle w:val="Heading1"/>
@@ -50,7 +50,7 @@
         </w:pict>
       </w:r>
     </w:p>
-    <w:bookmarkStart w:id="83" w:name="题目"/>
+    <w:bookmarkStart w:id="86" w:name="题目"/>
     <w:p>
       <w:pPr>
         <w:pStyle w:val="Heading2"/>
@@ -7388,986 +7388,6 @@
           <w:rFonts w:hint="eastAsia" w:ascii="Times New Roman" w:hAnsi="Times New Roman" w:eastAsia="Times New Roman" w:cs="Times New Roman"/>
         </w:rPr>
         <w:t>13</w:t>
-      </w:r>
-      <w:r>
-        <w:rPr>
-          <w:rFonts w:hint="eastAsia" w:ascii="Times New Roman" w:hAnsi="Times New Roman" w:eastAsia="SimHei" w:cs="Times New Roman"/>
-        </w:rPr>
-        <w:t>题</w:t>
-      </w:r>
-    </w:p>
-    <w:p>
-      <w:pPr>
-        <w:pStyle w:val="FirstParagraph"/>
-      </w:pPr>
-      <w:r>
-        <w:rPr>
-          <w:rFonts w:hint="eastAsia" w:ascii="Times New Roman" w:hAnsi="Times New Roman" w:eastAsia="FangSong" w:cs="Times New Roman"/>
-        </w:rPr>
-        <w:t>回答下列问题</w:t>
-      </w:r>
-      <w:r>
-        <w:rPr>
-          <w:rFonts w:hint="eastAsia" w:ascii="Times New Roman" w:hAnsi="Times New Roman" w:eastAsia="Times New Roman" w:cs="Times New Roman"/>
-        </w:rPr>
-        <w:t>。</w:t>
-      </w:r>
-    </w:p>
-    <w:p>
-      <w:pPr>
-        <w:pStyle w:val="Compact"/>
-        <w:numPr>
-          <w:ilvl w:val="0"/>
-          <w:numId w:val="1001"/>
-        </w:numPr>
-      </w:pPr>
-      <w:r>
-        <w:rPr>
-          <w:rFonts w:hint="eastAsia" w:ascii="Times New Roman" w:hAnsi="Times New Roman" w:eastAsia="FangSong" w:cs="Times New Roman"/>
-        </w:rPr>
-        <w:t>比较下列化合物与乙醇形成氢键的强度大小</w:t>
-      </w:r>
-      <w:r>
-        <w:rPr>
-          <w:rFonts w:hint="eastAsia" w:ascii="Times New Roman" w:hAnsi="Times New Roman" w:eastAsia="Times New Roman" w:cs="Times New Roman"/>
-        </w:rPr>
-        <w:t>:</w:t>
-      </w:r>
-      <w:r>
-        <w:rPr>
-          <w:rFonts w:ascii="Times New Roman" w:hAnsi="Times New Roman" w:eastAsia="Times New Roman" w:cs="Times New Roman"/>
-        </w:rPr>
-        <w:t xml:space="preserve"> </w:t>
-      </w:r>
-      <m:oMath>
-        <m:oMathPr>
-          <m:ctrlPr>
-            <w:rPr>
-              <w:sz w:val="28"/>
-              <w:szCs w:val="28"/>
-            </w:rPr>
-          </m:ctrlPr>
-        </m:oMathPr>
-        <m:sSub>
-          <m:e>
-            <m:d>
-              <m:dPr>
-                <m:begChr m:val="("/>
-                <m:sepChr m:val=""/>
-                <m:endChr m:val=")"/>
-                <m:grow/>
-              </m:dPr>
-              <m:e>
-                <m:sSub>
-                  <m:e>
-                    <m:r>
-                      <m:rPr>
-                        <m:sty m:val="p"/>
-                      </m:rPr>
-                      <m:t>H</m:t>
-                    </m:r>
-                  </m:e>
-                  <m:sub>
-                    <m:r>
-                      <m:t>3</m:t>
-                    </m:r>
-                  </m:sub>
-                </m:sSub>
-                <m:r>
-                  <m:rPr>
-                    <m:sty m:val="p"/>
-                  </m:rPr>
-                  <m:t>S</m:t>
-                </m:r>
-                <m:r>
-                  <m:rPr>
-                    <m:sty m:val="p"/>
-                  </m:rPr>
-                  <m:t>i</m:t>
-                </m:r>
-              </m:e>
-            </m:d>
-          </m:e>
-          <m:sub>
-            <m:r>
-              <m:t>2</m:t>
-            </m:r>
-          </m:sub>
-        </m:sSub>
-        <m:r>
-          <m:rPr>
-            <m:sty m:val="p"/>
-          </m:rPr>
-          <m:t>O</m:t>
-        </m:r>
-        <m:r>
-          <m:rPr>
-            <m:sty m:val="p"/>
-          </m:rPr>
-          <m:t>、</m:t>
-        </m:r>
-        <m:sSub>
-          <m:e>
-            <m:r>
-              <m:rPr>
-                <m:sty m:val="p"/>
-              </m:rPr>
-              <m:t>E</m:t>
-            </m:r>
-            <m:r>
-              <m:rPr>
-                <m:sty m:val="p"/>
-              </m:rPr>
-              <m:t>t</m:t>
-            </m:r>
-          </m:e>
-          <m:sub>
-            <m:r>
-              <m:t>2</m:t>
-            </m:r>
-          </m:sub>
-        </m:sSub>
-        <m:r>
-          <m:rPr>
-            <m:sty m:val="p"/>
-          </m:rPr>
-          <m:t>O</m:t>
-        </m:r>
-      </m:oMath>
-      <w:r>
-        <w:rPr>
-          <w:rFonts w:ascii="Times New Roman" w:hAnsi="Times New Roman" w:eastAsia="Times New Roman" w:cs="Times New Roman"/>
-        </w:rPr>
-        <w:t xml:space="preserve"> </w:t>
-      </w:r>
-      <w:r>
-        <w:rPr>
-          <w:rFonts w:ascii="Times New Roman" w:hAnsi="Times New Roman" w:eastAsia="Times New Roman" w:cs="Times New Roman"/>
-        </w:rPr>
-        <w:t xml:space="preserve">。</w:t>
-      </w:r>
-    </w:p>
-    <w:p>
-      <w:pPr>
-        <w:pStyle w:val="Compact"/>
-        <w:numPr>
-          <w:ilvl w:val="0"/>
-          <w:numId w:val="1001"/>
-        </w:numPr>
-      </w:pPr>
-      <w:r>
-        <w:rPr>
-          <w:rFonts w:hint="eastAsia" w:ascii="Times New Roman" w:hAnsi="Times New Roman" w:eastAsia="FangSong" w:cs="Times New Roman"/>
-        </w:rPr>
-        <w:t xml:space="preserve">写出</w:t>
-      </w:r>
-      <w:r>
-        <w:rPr>
-          <w:rFonts w:ascii="Times New Roman" w:hAnsi="Times New Roman" w:eastAsia="Times New Roman" w:cs="Times New Roman"/>
-        </w:rPr>
-        <w:t xml:space="preserve"> </w:t>
-      </w:r>
-      <m:oMath>
-        <m:r>
-          <m:t>B</m:t>
-        </m:r>
-        <m:r>
-          <m:t>B</m:t>
-        </m:r>
-        <m:sSub>
-          <m:e>
-            <m:r>
-              <m:t>r</m:t>
-            </m:r>
-          </m:e>
-          <m:sub>
-            <m:r>
-              <m:t>3</m:t>
-            </m:r>
-          </m:sub>
-        </m:sSub>
-      </m:oMath>
-      <w:r>
-        <w:rPr>
-          <w:rFonts w:ascii="Times New Roman" w:hAnsi="Times New Roman" w:eastAsia="Times New Roman" w:cs="Times New Roman"/>
-        </w:rPr>
-        <w:t xml:space="preserve"> </w:t>
-      </w:r>
-      <w:r>
-        <w:rPr>
-          <w:rFonts w:hint="eastAsia" w:ascii="Times New Roman" w:hAnsi="Times New Roman" w:eastAsia="FangSong" w:cs="Times New Roman"/>
-        </w:rPr>
-        <w:t xml:space="preserve">与过量</w:t>
-      </w:r>
-      <w:r>
-        <w:rPr>
-          <w:rFonts w:ascii="Times New Roman" w:hAnsi="Times New Roman" w:eastAsia="Times New Roman" w:cs="Times New Roman"/>
-        </w:rPr>
-        <w:t xml:space="preserve"> </w:t>
-      </w:r>
-      <m:oMath>
-        <m:oMathPr>
-          <m:ctrlPr>
-            <w:rPr>
-              <w:sz w:val="28"/>
-              <w:szCs w:val="28"/>
-            </w:rPr>
-          </m:ctrlPr>
-        </m:oMathPr>
-        <m:r>
-          <m:rPr>
-            <m:sty m:val="p"/>
-          </m:rPr>
-          <m:t>N</m:t>
-        </m:r>
-        <m:r>
-          <m:rPr>
-            <m:sty m:val="p"/>
-          </m:rPr>
-          <m:t>H</m:t>
-        </m:r>
-        <m:r>
-          <m:rPr>
-            <m:sty m:val="p"/>
-          </m:rPr>
-          <m:t>(</m:t>
-        </m:r>
-        <m:r>
-          <m:rPr>
-            <m:sty m:val="p"/>
-          </m:rPr>
-          <m:t>C</m:t>
-        </m:r>
-        <m:sSub>
-          <m:e>
-            <m:r>
-              <m:rPr>
-                <m:sty m:val="p"/>
-              </m:rPr>
-              <m:t>H</m:t>
-            </m:r>
-          </m:e>
-          <m:sub>
-            <m:r>
-              <m:rPr>
-                <m:sty m:val="p"/>
-              </m:rPr>
-              <m:t>3</m:t>
-            </m:r>
-          </m:sub>
-        </m:sSub>
-        <m:sSub>
-          <m:e>
-            <m:r>
-              <m:rPr>
-                <m:sty m:val="p"/>
-              </m:rPr>
-              <m:t>)</m:t>
-            </m:r>
-          </m:e>
-          <m:sub>
-            <m:r>
-              <m:rPr>
-                <m:sty m:val="p"/>
-              </m:rPr>
-              <m:t>2</m:t>
-            </m:r>
-          </m:sub>
-        </m:sSub>
-      </m:oMath>
-      <w:r>
-        <w:rPr>
-          <w:rFonts w:ascii="Times New Roman" w:hAnsi="Times New Roman" w:eastAsia="Times New Roman" w:cs="Times New Roman"/>
-        </w:rPr>
-        <w:t xml:space="preserve"> </w:t>
-      </w:r>
-      <w:r>
-        <w:rPr>
-          <w:rFonts w:hint="eastAsia" w:ascii="Times New Roman" w:hAnsi="Times New Roman" w:eastAsia="FangSong" w:cs="Times New Roman"/>
-        </w:rPr>
-        <w:t>在烃类溶剂中的反应</w:t>
-      </w:r>
-      <w:r>
-        <w:rPr>
-          <w:rFonts w:hint="eastAsia" w:ascii="Times New Roman" w:hAnsi="Times New Roman" w:eastAsia="Times New Roman" w:cs="Times New Roman"/>
-        </w:rPr>
-        <w:t>。</w:t>
-      </w:r>
-    </w:p>
-    <w:p>
-      <w:pPr>
-        <w:pStyle w:val="Compact"/>
-        <w:numPr>
-          <w:ilvl w:val="0"/>
-          <w:numId w:val="1001"/>
-        </w:numPr>
-      </w:pPr>
-      <m:oMath>
-        <m:oMathPr>
-          <m:ctrlPr>
-            <w:rPr>
-              <w:sz w:val="28"/>
-              <w:szCs w:val="28"/>
-            </w:rPr>
-          </m:ctrlPr>
-        </m:oMathPr>
-        <m:sSub>
-          <m:e>
-            <m:r>
-              <m:rPr>
-                <m:sty m:val="p"/>
-              </m:rPr>
-              <m:t>A</m:t>
-            </m:r>
-            <m:r>
-              <m:rPr>
-                <m:sty m:val="p"/>
-              </m:rPr>
-              <m:t>g</m:t>
-            </m:r>
-            <m:r>
-              <m:rPr>
-                <m:sty m:val="p"/>
-              </m:rPr>
-              <m:t>C</m:t>
-            </m:r>
-            <m:r>
-              <m:rPr>
-                <m:sty m:val="p"/>
-              </m:rPr>
-              <m:t>l</m:t>
-            </m:r>
-            <m:r>
-              <m:rPr>
-                <m:sty m:val="p"/>
-              </m:rPr>
-              <m:t>O</m:t>
-            </m:r>
-          </m:e>
-          <m:sub>
-            <m:r>
-              <m:t>4</m:t>
-            </m:r>
-          </m:sub>
-        </m:sSub>
-      </m:oMath>
-      <w:r>
-        <w:rPr>
-          <w:rFonts w:ascii="Times New Roman" w:hAnsi="Times New Roman" w:eastAsia="Times New Roman" w:cs="Times New Roman"/>
-        </w:rPr>
-        <w:t xml:space="preserve"> </w:t>
-      </w:r>
-      <w:r>
-        <w:rPr>
-          <w:rFonts w:hint="eastAsia" w:ascii="Times New Roman" w:hAnsi="Times New Roman" w:eastAsia="FangSong" w:cs="Times New Roman"/>
-        </w:rPr>
-        <w:t>在苯中的溶解性明显高于其在烷烃中的溶解性</w:t>
-      </w:r>
-      <w:r>
-        <w:rPr>
-          <w:rFonts w:hint="eastAsia" w:ascii="Times New Roman" w:hAnsi="Times New Roman" w:eastAsia="Times New Roman" w:cs="Times New Roman"/>
-        </w:rPr>
-        <w:t>,</w:t>
-      </w:r>
-      <w:r>
-        <w:rPr>
-          <w:rFonts w:ascii="Times New Roman" w:hAnsi="Times New Roman" w:eastAsia="Times New Roman" w:cs="Times New Roman"/>
-        </w:rPr>
-        <w:t xml:space="preserve"> </w:t>
-      </w:r>
-      <w:r>
-        <w:rPr>
-          <w:rFonts w:hint="eastAsia" w:ascii="Times New Roman" w:hAnsi="Times New Roman" w:eastAsia="FangSong" w:cs="Times New Roman"/>
-        </w:rPr>
-        <w:t>解释原因</w:t>
-      </w:r>
-      <w:r>
-        <w:rPr>
-          <w:rFonts w:hint="eastAsia" w:ascii="Times New Roman" w:hAnsi="Times New Roman" w:eastAsia="Times New Roman" w:cs="Times New Roman"/>
-        </w:rPr>
-        <w:t>。</w:t>
-      </w:r>
-    </w:p>
-    <w:p>
-      <w:pPr>
-        <w:spacing w:before="160" w:after="80"/>
-      </w:pPr>
-      <w:r>
-        <w:pict>
-          <v:rect style="width:0;height:1.5pt" o:hralign="center" o:hrstd="t" o:hr="t"/>
-        </w:pict>
-      </w:r>
-    </w:p>
-    <w:bookmarkEnd w:id="57"/>
-    <w:bookmarkStart w:id="58" w:name="第14题"/>
-    <w:p>
-      <w:pPr>
-        <w:pStyle w:val="Heading3"/>
-        <w:spacing w:before="280" w:after="120"/>
-      </w:pPr>
-      <w:r>
-        <w:rPr>
-          <w:rFonts w:hint="eastAsia" w:ascii="Times New Roman" w:hAnsi="Times New Roman" w:eastAsia="SimHei" w:cs="Times New Roman"/>
-        </w:rPr>
-        <w:t>第</w:t>
-      </w:r>
-      <w:r>
-        <w:rPr>
-          <w:rFonts w:hint="eastAsia" w:ascii="Times New Roman" w:hAnsi="Times New Roman" w:eastAsia="Times New Roman" w:cs="Times New Roman"/>
-        </w:rPr>
-        <w:t>14</w:t>
-      </w:r>
-      <w:r>
-        <w:rPr>
-          <w:rFonts w:hint="eastAsia" w:ascii="Times New Roman" w:hAnsi="Times New Roman" w:eastAsia="SimHei" w:cs="Times New Roman"/>
-        </w:rPr>
-        <w:t>题</w:t>
-      </w:r>
-    </w:p>
-    <w:p>
-      <w:pPr>
-        <w:pStyle w:val="FirstParagraph"/>
-      </w:pPr>
-      <w:r>
-        <w:rPr>
-          <w:rFonts w:hint="eastAsia" w:ascii="Times New Roman" w:hAnsi="Times New Roman" w:eastAsia="FangSong" w:cs="Times New Roman"/>
-        </w:rPr>
-        <w:t xml:space="preserve">在</w:t>
-      </w:r>
-      <w:r>
-        <w:rPr>
-          <w:rFonts w:ascii="Times New Roman" w:hAnsi="Times New Roman" w:eastAsia="Times New Roman" w:cs="Times New Roman"/>
-        </w:rPr>
-        <w:t xml:space="preserve"> </w:t>
-      </w:r>
-      <m:oMath>
-        <m:sSub>
-          <m:e>
-            <m:r>
-              <m:rPr>
-                <m:sty m:val="p"/>
-              </m:rPr>
-              <m:t>N</m:t>
-            </m:r>
-          </m:e>
-          <m:sub>
-            <m:r>
-              <m:t>2</m:t>
-            </m:r>
-          </m:sub>
-        </m:sSub>
-        <m:r>
-          <m:rPr>
-            <m:sty m:val="p"/>
-          </m:rPr>
-          <m:t>O</m:t>
-        </m:r>
-      </m:oMath>
-      <w:r>
-        <w:rPr>
-          <w:rFonts w:ascii="Times New Roman" w:hAnsi="Times New Roman" w:eastAsia="Times New Roman" w:cs="Times New Roman"/>
-        </w:rPr>
-        <w:t xml:space="preserve"> </w:t>
-      </w:r>
-      <w:r>
-        <w:rPr>
-          <w:rFonts w:hint="eastAsia" w:ascii="Times New Roman" w:hAnsi="Times New Roman" w:eastAsia="FangSong" w:cs="Times New Roman"/>
-        </w:rPr>
-        <w:t>气氛下</w:t>
-      </w:r>
-      <w:r>
-        <w:rPr>
-          <w:rFonts w:hint="eastAsia" w:ascii="Times New Roman" w:hAnsi="Times New Roman" w:eastAsia="Times New Roman" w:cs="Times New Roman"/>
-        </w:rPr>
-        <w:t>，</w:t>
-      </w:r>
-      <w:r>
-        <w:rPr>
-          <w:rFonts w:ascii="Times New Roman" w:hAnsi="Times New Roman" w:eastAsia="Times New Roman" w:cs="Times New Roman"/>
-        </w:rPr>
-        <w:t xml:space="preserve"> </w:t>
-      </w:r>
-      <m:oMath>
-        <m:oMathPr>
-          <m:ctrlPr>
-            <w:rPr>
-              <w:sz w:val="28"/>
-              <w:szCs w:val="28"/>
-            </w:rPr>
-          </m:ctrlPr>
-        </m:oMathPr>
-        <m:r>
-          <m:rPr>
-            <m:sty m:val="p"/>
-          </m:rPr>
-          <m:t>B</m:t>
-        </m:r>
-        <m:r>
-          <m:rPr>
-            <m:sty m:val="p"/>
-          </m:rPr>
-          <m:t>(</m:t>
-        </m:r>
-        <m:sSub>
-          <m:e>
-            <m:r>
-              <m:rPr>
-                <m:sty m:val="p"/>
-              </m:rPr>
-              <m:t>C</m:t>
-            </m:r>
-          </m:e>
-          <m:sub>
-            <m:r>
-              <m:t>6</m:t>
-            </m:r>
-          </m:sub>
-        </m:sSub>
-        <m:sSub>
-          <m:e>
-            <m:r>
-              <m:rPr>
-                <m:sty m:val="p"/>
-              </m:rPr>
-              <m:t>F</m:t>
-            </m:r>
-          </m:e>
-          <m:sub>
-            <m:r>
-              <m:t>5</m:t>
-            </m:r>
-          </m:sub>
-        </m:sSub>
-        <m:sSub>
-          <m:e>
-            <m:r>
-              <m:rPr>
-                <m:sty m:val="p"/>
-              </m:rPr>
-              <m:t>)</m:t>
-            </m:r>
-          </m:e>
-          <m:sub>
-            <m:r>
-              <m:t>3</m:t>
-            </m:r>
-          </m:sub>
-        </m:sSub>
-      </m:oMath>
-      <w:r>
-        <w:rPr>
-          <w:rFonts w:ascii="Times New Roman" w:hAnsi="Times New Roman" w:eastAsia="Times New Roman" w:cs="Times New Roman"/>
-        </w:rPr>
-        <w:t xml:space="preserve"> </w:t>
-      </w:r>
-      <w:r>
-        <w:rPr>
-          <w:rFonts w:hint="eastAsia" w:ascii="Times New Roman" w:hAnsi="Times New Roman" w:eastAsia="FangSong" w:cs="Times New Roman"/>
-        </w:rPr>
-        <w:t xml:space="preserve">与等摩尔</w:t>
-      </w:r>
-      <w:r>
-        <w:rPr>
-          <w:rFonts w:ascii="Times New Roman" w:hAnsi="Times New Roman" w:eastAsia="Times New Roman" w:cs="Times New Roman"/>
-        </w:rPr>
-        <w:t xml:space="preserve"> </w:t>
-      </w:r>
-      <m:oMath>
-        <m:oMathPr>
-          <m:ctrlPr>
-            <w:rPr>
-              <w:sz w:val="28"/>
-              <w:szCs w:val="28"/>
-            </w:rPr>
-          </m:ctrlPr>
-        </m:oMathPr>
-        <m:r>
-          <m:rPr>
-            <m:sty m:val="p"/>
-          </m:rPr>
-          <m:t>P</m:t>
-        </m:r>
-        <m:r>
-          <m:rPr>
-            <m:sty m:val="p"/>
-          </m:rPr>
-          <m:t>(</m:t>
-        </m:r>
-        <m:r>
-          <m:t>t</m:t>
-        </m:r>
-        <m:r>
-          <m:rPr>
-            <m:sty m:val="p"/>
-          </m:rPr>
-          <m:t>−</m:t>
-        </m:r>
-        <m:r>
-          <m:rPr>
-            <m:sty m:val="p"/>
-          </m:rPr>
-          <m:t>B</m:t>
-        </m:r>
-        <m:r>
-          <m:rPr>
-            <m:sty m:val="p"/>
-          </m:rPr>
-          <m:t>u</m:t>
-        </m:r>
-        <m:sSub>
-          <m:e>
-            <m:r>
-              <m:rPr>
-                <m:sty m:val="p"/>
-              </m:rPr>
-              <m:t>)</m:t>
-            </m:r>
-          </m:e>
-          <m:sub>
-            <m:r>
-              <m:t>3</m:t>
-            </m:r>
-          </m:sub>
-        </m:sSub>
-      </m:oMath>
-      <w:r>
-        <w:rPr>
-          <w:rFonts w:ascii="Times New Roman" w:hAnsi="Times New Roman" w:eastAsia="Times New Roman" w:cs="Times New Roman"/>
-        </w:rPr>
-        <w:t xml:space="preserve"> </w:t>
-      </w:r>
-      <w:r>
-        <w:rPr>
-          <w:rFonts w:hint="eastAsia" w:ascii="Times New Roman" w:hAnsi="Times New Roman" w:eastAsia="FangSong" w:cs="Times New Roman"/>
-        </w:rPr>
-        <w:t>反应获得白色固体</w:t>
-      </w:r>
-      <w:r>
-        <w:rPr>
-          <w:rFonts w:hint="eastAsia" w:ascii="Times New Roman" w:hAnsi="Times New Roman" w:eastAsia="Times New Roman" w:cs="Times New Roman"/>
-        </w:rPr>
-        <w:t>W。</w:t>
-      </w:r>
-    </w:p>
-    <w:p>
-      <w:pPr>
-        <w:pStyle w:val="Compact"/>
-        <w:numPr>
-          <w:ilvl w:val="0"/>
-          <w:numId w:val="1002"/>
-        </w:numPr>
-      </w:pPr>
-      <w:r>
-        <w:rPr>
-          <w:rFonts w:hint="eastAsia" w:ascii="Times New Roman" w:hAnsi="Times New Roman" w:eastAsia="FangSong" w:cs="Times New Roman"/>
-        </w:rPr>
-        <w:t xml:space="preserve">比较</w:t>
-      </w:r>
-      <w:r>
-        <w:rPr>
-          <w:rFonts w:ascii="Times New Roman" w:hAnsi="Times New Roman" w:eastAsia="Times New Roman" w:cs="Times New Roman"/>
-        </w:rPr>
-        <w:t xml:space="preserve"> </w:t>
-      </w:r>
-      <m:oMath>
-        <m:oMathPr>
-          <m:ctrlPr>
-            <w:rPr>
-              <w:sz w:val="28"/>
-              <w:szCs w:val="28"/>
-            </w:rPr>
-          </m:ctrlPr>
-        </m:oMathPr>
-        <m:r>
-          <m:rPr>
-            <m:sty m:val="p"/>
-          </m:rPr>
-          <m:t>B</m:t>
-        </m:r>
-        <m:r>
-          <m:rPr>
-            <m:sty m:val="p"/>
-          </m:rPr>
-          <m:t>(</m:t>
-        </m:r>
-        <m:sSub>
-          <m:e>
-            <m:r>
-              <m:rPr>
-                <m:sty m:val="p"/>
-              </m:rPr>
-              <m:t>C</m:t>
-            </m:r>
-          </m:e>
-          <m:sub>
-            <m:r>
-              <m:t>6</m:t>
-            </m:r>
-          </m:sub>
-        </m:sSub>
-        <m:sSub>
-          <m:e>
-            <m:r>
-              <m:rPr>
-                <m:sty m:val="p"/>
-              </m:rPr>
-              <m:t>F</m:t>
-            </m:r>
-          </m:e>
-          <m:sub>
-            <m:r>
-              <m:t>5</m:t>
-            </m:r>
-          </m:sub>
-        </m:sSub>
-        <m:sSub>
-          <m:e>
-            <m:r>
-              <m:rPr>
-                <m:sty m:val="p"/>
-              </m:rPr>
-              <m:t>)</m:t>
-            </m:r>
-          </m:e>
-          <m:sub>
-            <m:r>
-              <m:t>3</m:t>
-            </m:r>
-          </m:sub>
-        </m:sSub>
-      </m:oMath>
-      <w:r>
-        <w:rPr>
-          <w:rFonts w:ascii="Times New Roman" w:hAnsi="Times New Roman" w:eastAsia="Times New Roman" w:cs="Times New Roman"/>
-        </w:rPr>
-        <w:t xml:space="preserve"> </w:t>
-      </w:r>
-      <w:r>
-        <w:rPr>
-          <w:rFonts w:hint="eastAsia" w:ascii="Times New Roman" w:hAnsi="Times New Roman" w:eastAsia="FangSong" w:cs="Times New Roman"/>
-        </w:rPr>
-        <w:t xml:space="preserve">与</w:t>
-      </w:r>
-      <w:r>
-        <w:rPr>
-          <w:rFonts w:ascii="Times New Roman" w:hAnsi="Times New Roman" w:eastAsia="Times New Roman" w:cs="Times New Roman"/>
-        </w:rPr>
-        <w:t xml:space="preserve"> </w:t>
-      </w:r>
-      <m:oMath>
-        <m:r>
-          <m:t>B</m:t>
-        </m:r>
-        <m:sSub>
-          <m:e>
-            <m:r>
-              <m:t>F</m:t>
-            </m:r>
-          </m:e>
-          <m:sub>
-            <m:r>
-              <m:t>3</m:t>
-            </m:r>
-          </m:sub>
-        </m:sSub>
-      </m:oMath>
-      <w:r>
-        <w:rPr>
-          <w:rFonts w:ascii="Times New Roman" w:hAnsi="Times New Roman" w:eastAsia="Times New Roman" w:cs="Times New Roman"/>
-        </w:rPr>
-        <w:t xml:space="preserve"> </w:t>
-      </w:r>
-      <w:r>
-        <w:rPr>
-          <w:rFonts w:hint="eastAsia" w:ascii="Times New Roman" w:hAnsi="Times New Roman" w:eastAsia="FangSong" w:cs="Times New Roman"/>
-        </w:rPr>
-        <w:t xml:space="preserve">的</w:t>
-      </w:r>
-      <w:r>
-        <w:rPr>
-          <w:rFonts w:ascii="Times New Roman" w:hAnsi="Times New Roman" w:eastAsia="Times New Roman" w:cs="Times New Roman"/>
-        </w:rPr>
-        <w:t xml:space="preserve"> Lewis </w:t>
-      </w:r>
-      <w:r>
-        <w:rPr>
-          <w:rFonts w:hint="eastAsia" w:ascii="Times New Roman" w:hAnsi="Times New Roman" w:eastAsia="FangSong" w:cs="Times New Roman"/>
-        </w:rPr>
-        <w:t>酸性大小</w:t>
-      </w:r>
-      <w:r>
-        <w:rPr>
-          <w:rFonts w:hint="eastAsia" w:ascii="Times New Roman" w:hAnsi="Times New Roman" w:eastAsia="Times New Roman" w:cs="Times New Roman"/>
-        </w:rPr>
-        <w:t>，</w:t>
-      </w:r>
-      <w:r>
-        <w:rPr>
-          <w:rFonts w:hint="eastAsia" w:ascii="Times New Roman" w:hAnsi="Times New Roman" w:eastAsia="FangSong" w:cs="Times New Roman"/>
-        </w:rPr>
-        <w:t>说明理由</w:t>
-      </w:r>
-      <w:r>
-        <w:rPr>
-          <w:rFonts w:hint="eastAsia" w:ascii="Times New Roman" w:hAnsi="Times New Roman" w:eastAsia="Times New Roman" w:cs="Times New Roman"/>
-        </w:rPr>
-        <w:t>。</w:t>
-      </w:r>
-    </w:p>
-    <w:p>
-      <w:pPr>
-        <w:pStyle w:val="Compact"/>
-        <w:numPr>
-          <w:ilvl w:val="0"/>
-          <w:numId w:val="1002"/>
-        </w:numPr>
-      </w:pPr>
-      <w:r>
-        <w:rPr>
-          <w:rFonts w:hint="eastAsia" w:ascii="Times New Roman" w:hAnsi="Times New Roman" w:eastAsia="FangSong" w:cs="Times New Roman"/>
-        </w:rPr>
-        <w:t>光谱研究表明</w:t>
-      </w:r>
-      <w:r>
-        <w:rPr>
-          <w:rFonts w:hint="eastAsia" w:ascii="Times New Roman" w:hAnsi="Times New Roman" w:eastAsia="Times New Roman" w:cs="Times New Roman"/>
-        </w:rPr>
-        <w:t>,</w:t>
-      </w:r>
-      <w:r>
-        <w:rPr>
-          <w:rFonts w:ascii="Times New Roman" w:hAnsi="Times New Roman" w:eastAsia="Times New Roman" w:cs="Times New Roman"/>
-        </w:rPr>
-        <w:t xml:space="preserve"> W </w:t>
-      </w:r>
-      <w:r>
-        <w:rPr>
-          <w:rFonts w:hint="eastAsia" w:ascii="Times New Roman" w:hAnsi="Times New Roman" w:eastAsia="FangSong" w:cs="Times New Roman"/>
-        </w:rPr>
-        <w:t xml:space="preserve">中不含</w:t>
-      </w:r>
-      <w:r>
-        <w:rPr>
-          <w:rFonts w:ascii="Times New Roman" w:hAnsi="Times New Roman" w:eastAsia="Times New Roman" w:cs="Times New Roman"/>
-        </w:rPr>
-        <w:t xml:space="preserve"> B—P </w:t>
-      </w:r>
-      <w:r>
-        <w:rPr>
-          <w:rFonts w:hint="eastAsia" w:ascii="Times New Roman" w:hAnsi="Times New Roman" w:eastAsia="FangSong" w:cs="Times New Roman"/>
-        </w:rPr>
-        <w:t>键</w:t>
-      </w:r>
-      <w:r>
-        <w:rPr>
-          <w:rFonts w:hint="eastAsia" w:ascii="Times New Roman" w:hAnsi="Times New Roman" w:eastAsia="Times New Roman" w:cs="Times New Roman"/>
-        </w:rPr>
-        <w:t>,</w:t>
-      </w:r>
-      <w:r>
-        <w:rPr>
-          <w:rFonts w:ascii="Times New Roman" w:hAnsi="Times New Roman" w:eastAsia="Times New Roman" w:cs="Times New Roman"/>
-        </w:rPr>
-        <w:t xml:space="preserve"> </w:t>
-      </w:r>
-      <w:r>
-        <w:rPr>
-          <w:rFonts w:hint="eastAsia" w:ascii="Times New Roman" w:hAnsi="Times New Roman" w:eastAsia="FangSong" w:cs="Times New Roman"/>
-        </w:rPr>
-        <w:t>但含某两个同族元素之间的键</w:t>
-      </w:r>
-      <w:r>
-        <w:rPr>
-          <w:rFonts w:hint="eastAsia" w:ascii="Times New Roman" w:hAnsi="Times New Roman" w:eastAsia="Times New Roman" w:cs="Times New Roman"/>
-        </w:rPr>
-        <w:t>。</w:t>
-      </w:r>
-      <w:r>
-        <w:rPr>
-          <w:rFonts w:hint="eastAsia" w:ascii="Times New Roman" w:hAnsi="Times New Roman" w:eastAsia="FangSong" w:cs="Times New Roman"/>
-        </w:rPr>
-        <w:t>给出</w:t>
-      </w:r>
-      <w:r>
-        <w:rPr>
-          <w:rFonts w:ascii="Times New Roman" w:hAnsi="Times New Roman" w:eastAsia="Times New Roman" w:cs="Times New Roman"/>
-        </w:rPr>
-        <w:t xml:space="preserve"> W </w:t>
-      </w:r>
-      <w:r>
-        <w:rPr>
-          <w:rFonts w:hint="eastAsia" w:ascii="Times New Roman" w:hAnsi="Times New Roman" w:eastAsia="FangSong" w:cs="Times New Roman"/>
-        </w:rPr>
-        <w:t>的结构</w:t>
-      </w:r>
-      <w:r>
-        <w:rPr>
-          <w:rFonts w:hint="eastAsia" w:ascii="Times New Roman" w:hAnsi="Times New Roman" w:eastAsia="Times New Roman" w:cs="Times New Roman"/>
-        </w:rPr>
-        <w:t>。</w:t>
-      </w:r>
-    </w:p>
-    <w:p>
-      <w:pPr>
-        <w:pStyle w:val="Compact"/>
-        <w:numPr>
-          <w:ilvl w:val="0"/>
-          <w:numId w:val="1002"/>
-        </w:numPr>
-      </w:pPr>
-      <w:r>
-        <w:rPr>
-          <w:rFonts w:hint="eastAsia" w:ascii="Times New Roman" w:hAnsi="Times New Roman" w:eastAsia="FangSong" w:cs="Times New Roman"/>
-        </w:rPr>
-        <w:t xml:space="preserve">加热</w:t>
-      </w:r>
-      <w:r>
-        <w:rPr>
-          <w:rFonts w:ascii="Times New Roman" w:hAnsi="Times New Roman" w:eastAsia="Times New Roman" w:cs="Times New Roman"/>
-        </w:rPr>
-        <w:t xml:space="preserve"> W, </w:t>
-      </w:r>
-      <w:r>
-        <w:rPr>
-          <w:rFonts w:hint="eastAsia" w:ascii="Times New Roman" w:hAnsi="Times New Roman" w:eastAsia="FangSong" w:cs="Times New Roman"/>
-        </w:rPr>
-        <w:t>写出发生的反应的方程式</w:t>
-      </w:r>
-      <w:r>
-        <w:rPr>
-          <w:rFonts w:hint="eastAsia" w:ascii="Times New Roman" w:hAnsi="Times New Roman" w:eastAsia="Times New Roman" w:cs="Times New Roman"/>
-        </w:rPr>
-        <w:t>。</w:t>
-      </w:r>
-    </w:p>
-    <w:p>
-      <w:pPr>
-        <w:spacing w:before="160" w:after="80"/>
-      </w:pPr>
-      <w:r>
-        <w:pict>
-          <v:rect style="width:0;height:1.5pt" o:hralign="center" o:hrstd="t" o:hr="t"/>
-        </w:pict>
-      </w:r>
-    </w:p>
-    <w:bookmarkEnd w:id="58"/>
-    <w:bookmarkStart w:id="59" w:name="第15题"/>
-    <w:p>
-      <w:pPr>
-        <w:pStyle w:val="Heading3"/>
-        <w:spacing w:before="280" w:after="120"/>
-      </w:pPr>
-      <w:r>
-        <w:rPr>
-          <w:rFonts w:hint="eastAsia" w:ascii="Times New Roman" w:hAnsi="Times New Roman" w:eastAsia="SimHei" w:cs="Times New Roman"/>
-        </w:rPr>
-        <w:t>第</w:t>
-      </w:r>
-      <w:r>
-        <w:rPr>
-          <w:rFonts w:hint="eastAsia" w:ascii="Times New Roman" w:hAnsi="Times New Roman" w:eastAsia="Times New Roman" w:cs="Times New Roman"/>
-        </w:rPr>
-        <w:t>15</w:t>
       </w:r>
       <w:r>
         <w:rPr>
@@ -8615,7 +7635,7 @@
         <w:pStyle w:val="Compact"/>
         <w:numPr>
           <w:ilvl w:val="0"/>
-          <w:numId w:val="1003"/>
+          <w:numId w:val="1001"/>
         </w:numPr>
       </w:pPr>
       <w:r>
@@ -8678,7 +7698,7 @@
         <w:pStyle w:val="Compact"/>
         <w:numPr>
           <w:ilvl w:val="0"/>
-          <w:numId w:val="1003"/>
+          <w:numId w:val="1001"/>
         </w:numPr>
       </w:pPr>
       <w:r>
@@ -8741,8 +7761,8 @@
         </w:pict>
       </w:r>
     </w:p>
-    <w:bookmarkEnd w:id="59"/>
-    <w:bookmarkStart w:id="63" w:name="第16题"/>
+    <w:bookmarkEnd w:id="57"/>
+    <w:bookmarkStart w:id="61" w:name="第14题"/>
     <w:p>
       <w:pPr>
         <w:pStyle w:val="Heading3"/>
@@ -8758,7 +7778,7 @@
         <w:rPr>
           <w:rFonts w:hint="eastAsia" w:ascii="Times New Roman" w:hAnsi="Times New Roman" w:eastAsia="Times New Roman" w:cs="Times New Roman"/>
         </w:rPr>
-        <w:t>16</w:t>
+        <w:t>14</w:t>
       </w:r>
       <w:r>
         <w:rPr>
@@ -9172,7 +8192,7 @@
         <w:pStyle w:val="Compact"/>
         <w:numPr>
           <w:ilvl w:val="0"/>
-          <w:numId w:val="1004"/>
+          <w:numId w:val="1002"/>
         </w:numPr>
       </w:pPr>
       <w:r>
@@ -9235,7 +8255,7 @@
         <w:pStyle w:val="Compact"/>
         <w:numPr>
           <w:ilvl w:val="0"/>
-          <w:numId w:val="1004"/>
+          <w:numId w:val="1002"/>
         </w:numPr>
       </w:pPr>
       <w:r>
@@ -9313,18 +8333,18 @@
           <wp:inline>
             <wp:extent cx="3600000" cy="2426086"/>
             <wp:effectExtent b="0" l="0" r="0" t="0"/>
-            <wp:docPr descr="" title="" id="61" name="Picture"/>
+            <wp:docPr descr="" title="" id="59" name="Picture"/>
             <a:graphic>
               <a:graphicData uri="http://schemas.openxmlformats.org/drawingml/2006/picture">
                 <pic:pic>
                   <pic:nvPicPr>
-                    <pic:cNvPr descr="7937fa3a4ad6d5d9124ba067bca2710abd9c4ab591c0e70741f298f0452bda78.png" id="62" name="Picture"/>
+                    <pic:cNvPr descr="7937fa3a4ad6d5d9124ba067bca2710abd9c4ab591c0e70741f298f0452bda78.png" id="60" name="Picture"/>
                     <pic:cNvPicPr>
                       <a:picLocks noChangeArrowheads="1" noChangeAspect="1"/>
                     </pic:cNvPicPr>
                   </pic:nvPicPr>
                   <pic:blipFill>
-                    <a:blip r:embed="rId60"/>
+                    <a:blip r:embed="rId58"/>
                     <a:stretch>
                       <a:fillRect/>
                     </a:stretch>
@@ -9349,6 +8369,1318 @@
             </a:graphic>
           </wp:inline>
         </w:drawing>
+      </w:r>
+    </w:p>
+    <w:p>
+      <w:pPr>
+        <w:spacing w:before="160" w:after="80"/>
+      </w:pPr>
+      <w:r>
+        <w:pict>
+          <v:rect style="width:0;height:1.5pt" o:hralign="center" o:hrstd="t" o:hr="t"/>
+        </w:pict>
+      </w:r>
+    </w:p>
+    <w:bookmarkEnd w:id="61"/>
+    <w:bookmarkStart w:id="62" w:name="第15题"/>
+    <w:p>
+      <w:pPr>
+        <w:pStyle w:val="Heading3"/>
+        <w:spacing w:before="280" w:after="120"/>
+      </w:pPr>
+      <w:r>
+        <w:rPr>
+          <w:rFonts w:hint="eastAsia" w:ascii="Times New Roman" w:hAnsi="Times New Roman" w:eastAsia="SimHei" w:cs="Times New Roman"/>
+        </w:rPr>
+        <w:t>第</w:t>
+      </w:r>
+      <w:r>
+        <w:rPr>
+          <w:rFonts w:hint="eastAsia" w:ascii="Times New Roman" w:hAnsi="Times New Roman" w:eastAsia="Times New Roman" w:cs="Times New Roman"/>
+        </w:rPr>
+        <w:t>15</w:t>
+      </w:r>
+      <w:r>
+        <w:rPr>
+          <w:rFonts w:hint="eastAsia" w:ascii="Times New Roman" w:hAnsi="Times New Roman" w:eastAsia="SimHei" w:cs="Times New Roman"/>
+        </w:rPr>
+        <w:t>题</w:t>
+      </w:r>
+    </w:p>
+    <w:p>
+      <w:pPr>
+        <w:pStyle w:val="FirstParagraph"/>
+      </w:pPr>
+      <w:r>
+        <w:rPr>
+          <w:rFonts w:hint="eastAsia" w:ascii="Times New Roman" w:hAnsi="Times New Roman" w:eastAsia="FangSong" w:cs="Times New Roman"/>
+        </w:rPr>
+        <w:t xml:space="preserve">有三种配合物</w:t>
+      </w:r>
+      <w:r>
+        <w:rPr>
+          <w:rFonts w:ascii="Times New Roman" w:hAnsi="Times New Roman" w:eastAsia="Times New Roman" w:cs="Times New Roman"/>
+        </w:rPr>
+        <w:t xml:space="preserve"> </w:t>
+      </w:r>
+      <w:r>
+        <w:rPr>
+          <w:rFonts w:hint="eastAsia" w:ascii="Times New Roman" w:hAnsi="Times New Roman" w:eastAsia="Times New Roman" w:cs="Times New Roman"/>
+        </w:rPr>
+        <w:t>A、B、C，</w:t>
+      </w:r>
+      <w:r>
+        <w:rPr>
+          <w:rFonts w:hint="eastAsia" w:ascii="Times New Roman" w:hAnsi="Times New Roman" w:eastAsia="FangSong" w:cs="Times New Roman"/>
+        </w:rPr>
+        <w:t>它们互为水合异构体</w:t>
+      </w:r>
+      <w:r>
+        <w:rPr>
+          <w:rFonts w:hint="eastAsia" w:ascii="Times New Roman" w:hAnsi="Times New Roman" w:eastAsia="Times New Roman" w:cs="Times New Roman"/>
+        </w:rPr>
+        <w:t>，</w:t>
+      </w:r>
+      <w:r>
+        <w:rPr>
+          <w:rFonts w:hint="eastAsia" w:ascii="Times New Roman" w:hAnsi="Times New Roman" w:eastAsia="FangSong" w:cs="Times New Roman"/>
+        </w:rPr>
+        <w:t>均含同种金属</w:t>
+      </w:r>
+      <w:r>
+        <w:rPr>
+          <w:rFonts w:ascii="Times New Roman" w:hAnsi="Times New Roman" w:eastAsia="Times New Roman" w:cs="Times New Roman"/>
+        </w:rPr>
+        <w:t xml:space="preserve"> </w:t>
+      </w:r>
+      <w:r>
+        <w:rPr>
+          <w:rFonts w:hint="eastAsia" w:ascii="Times New Roman" w:hAnsi="Times New Roman" w:eastAsia="Times New Roman" w:cs="Times New Roman"/>
+        </w:rPr>
+        <w:t>D，</w:t>
+      </w:r>
+      <w:r>
+        <w:rPr>
+          <w:rFonts w:hint="eastAsia" w:ascii="Times New Roman" w:hAnsi="Times New Roman" w:eastAsia="FangSong" w:cs="Times New Roman"/>
+        </w:rPr>
+        <w:t>该金属的单质是金属中最硬的</w:t>
+      </w:r>
+      <w:r>
+        <w:rPr>
+          <w:rFonts w:hint="eastAsia" w:ascii="Times New Roman" w:hAnsi="Times New Roman" w:eastAsia="Times New Roman" w:cs="Times New Roman"/>
+        </w:rPr>
+        <w:t>，</w:t>
+      </w:r>
+      <w:r>
+        <w:rPr>
+          <w:rFonts w:hint="eastAsia" w:ascii="Times New Roman" w:hAnsi="Times New Roman" w:eastAsia="FangSong" w:cs="Times New Roman"/>
+        </w:rPr>
+        <w:t>其良好的光泽和耐腐蚀性常用于电镀工业和钢材制造</w:t>
+      </w:r>
+      <w:r>
+        <w:rPr>
+          <w:rFonts w:hint="eastAsia" w:ascii="Times New Roman" w:hAnsi="Times New Roman" w:eastAsia="Times New Roman" w:cs="Times New Roman"/>
+        </w:rPr>
+        <w:t>。</w:t>
+      </w:r>
+      <w:r>
+        <w:rPr>
+          <w:rFonts w:hint="eastAsia" w:ascii="Times New Roman" w:hAnsi="Times New Roman" w:eastAsia="FangSong" w:cs="Times New Roman"/>
+        </w:rPr>
+        <w:t>已知</w:t>
+      </w:r>
+      <w:r>
+        <w:rPr>
+          <w:rFonts w:ascii="Times New Roman" w:hAnsi="Times New Roman" w:eastAsia="Times New Roman" w:cs="Times New Roman"/>
+        </w:rPr>
+        <w:t xml:space="preserve"> A、B、C </w:t>
+      </w:r>
+      <w:r>
+        <w:rPr>
+          <w:rFonts w:hint="eastAsia" w:ascii="Times New Roman" w:hAnsi="Times New Roman" w:eastAsia="FangSong" w:cs="Times New Roman"/>
+        </w:rPr>
+        <w:t>的阴离子相同</w:t>
+      </w:r>
+      <w:r>
+        <w:rPr>
+          <w:rFonts w:hint="eastAsia" w:ascii="Times New Roman" w:hAnsi="Times New Roman" w:eastAsia="Times New Roman" w:cs="Times New Roman"/>
+        </w:rPr>
+        <w:t>，</w:t>
+      </w:r>
+      <w:r>
+        <w:rPr>
+          <w:rFonts w:hint="eastAsia" w:ascii="Times New Roman" w:hAnsi="Times New Roman" w:eastAsia="FangSong" w:cs="Times New Roman"/>
+        </w:rPr>
+        <w:t>阳离子电荷量分别为</w:t>
+      </w:r>
+      <w:r>
+        <w:rPr>
+          <w:rFonts w:ascii="Times New Roman" w:hAnsi="Times New Roman" w:eastAsia="Times New Roman" w:cs="Times New Roman"/>
+        </w:rPr>
+        <w:t xml:space="preserve"> </w:t>
+      </w:r>
+      <w:r>
+        <w:rPr>
+          <w:rFonts w:hint="eastAsia" w:ascii="Times New Roman" w:hAnsi="Times New Roman" w:eastAsia="Times New Roman" w:cs="Times New Roman"/>
+        </w:rPr>
+        <w:t xml:space="preserve">+3、+2、+1，D</w:t>
+      </w:r>
+      <w:r>
+        <w:rPr>
+          <w:rFonts w:ascii="Times New Roman" w:hAnsi="Times New Roman" w:eastAsia="Times New Roman" w:cs="Times New Roman"/>
+        </w:rPr>
+        <w:t xml:space="preserve"> </w:t>
+      </w:r>
+      <w:r>
+        <w:rPr>
+          <w:rFonts w:hint="eastAsia" w:ascii="Times New Roman" w:hAnsi="Times New Roman" w:eastAsia="FangSong" w:cs="Times New Roman"/>
+        </w:rPr>
+        <w:t xml:space="preserve">的质量分数为</w:t>
+      </w:r>
+      <w:r>
+        <w:rPr>
+          <w:rFonts w:ascii="Times New Roman" w:hAnsi="Times New Roman" w:eastAsia="Times New Roman" w:cs="Times New Roman"/>
+        </w:rPr>
+        <w:t xml:space="preserve"> 19.52%。</w:t>
+      </w:r>
+    </w:p>
+    <w:p>
+      <w:pPr>
+        <w:pStyle w:val="Compact"/>
+        <w:numPr>
+          <w:ilvl w:val="0"/>
+          <w:numId w:val="1003"/>
+        </w:numPr>
+      </w:pPr>
+      <w:r>
+        <w:rPr>
+          <w:rFonts w:hint="eastAsia" w:ascii="Times New Roman" w:hAnsi="Times New Roman" w:eastAsia="FangSong" w:cs="Times New Roman"/>
+        </w:rPr>
+        <w:t xml:space="preserve">写出能表示</w:t>
+      </w:r>
+      <w:r>
+        <w:rPr>
+          <w:rFonts w:ascii="Times New Roman" w:hAnsi="Times New Roman" w:eastAsia="Times New Roman" w:cs="Times New Roman"/>
+        </w:rPr>
+        <w:t xml:space="preserve"> A、B、C </w:t>
+      </w:r>
+      <w:r>
+        <w:rPr>
+          <w:rFonts w:hint="eastAsia" w:ascii="Times New Roman" w:hAnsi="Times New Roman" w:eastAsia="FangSong" w:cs="Times New Roman"/>
+        </w:rPr>
+        <w:t xml:space="preserve">结构的化学式并指出</w:t>
+      </w:r>
+      <w:r>
+        <w:rPr>
+          <w:rFonts w:ascii="Times New Roman" w:hAnsi="Times New Roman" w:eastAsia="Times New Roman" w:cs="Times New Roman"/>
+        </w:rPr>
+        <w:t xml:space="preserve"> A </w:t>
+      </w:r>
+      <w:r>
+        <w:rPr>
+          <w:rFonts w:hint="eastAsia" w:ascii="Times New Roman" w:hAnsi="Times New Roman" w:eastAsia="FangSong" w:cs="Times New Roman"/>
+        </w:rPr>
+        <w:t>中阳离子的构型</w:t>
+      </w:r>
+      <w:r>
+        <w:rPr>
+          <w:rFonts w:hint="eastAsia" w:ascii="Times New Roman" w:hAnsi="Times New Roman" w:eastAsia="Times New Roman" w:cs="Times New Roman"/>
+        </w:rPr>
+        <w:t>。</w:t>
+      </w:r>
+    </w:p>
+    <w:p>
+      <w:pPr>
+        <w:pStyle w:val="Compact"/>
+        <w:numPr>
+          <w:ilvl w:val="0"/>
+          <w:numId w:val="1003"/>
+        </w:numPr>
+      </w:pPr>
+      <w:r>
+        <w:rPr>
+          <w:rFonts w:ascii="Times New Roman" w:hAnsi="Times New Roman" w:eastAsia="Times New Roman" w:cs="Times New Roman"/>
+        </w:rPr>
+        <w:t xml:space="preserve">A </w:t>
+      </w:r>
+      <w:r>
+        <w:rPr>
+          <w:rFonts w:hint="eastAsia" w:ascii="Times New Roman" w:hAnsi="Times New Roman" w:eastAsia="FangSong" w:cs="Times New Roman"/>
+        </w:rPr>
+        <w:t>的水溶液若加入少量碱可生成某种双核配合物</w:t>
+      </w:r>
+      <w:r>
+        <w:rPr>
+          <w:rFonts w:hint="eastAsia" w:ascii="Times New Roman" w:hAnsi="Times New Roman" w:eastAsia="Times New Roman" w:cs="Times New Roman"/>
+        </w:rPr>
+        <w:t>,</w:t>
+      </w:r>
+      <w:r>
+        <w:rPr>
+          <w:rFonts w:ascii="Times New Roman" w:hAnsi="Times New Roman" w:eastAsia="Times New Roman" w:cs="Times New Roman"/>
+        </w:rPr>
+        <w:t xml:space="preserve"> </w:t>
+      </w:r>
+      <w:r>
+        <w:rPr>
+          <w:rFonts w:hint="eastAsia" w:ascii="Times New Roman" w:hAnsi="Times New Roman" w:eastAsia="FangSong" w:cs="Times New Roman"/>
+        </w:rPr>
+        <w:t xml:space="preserve">其阳离子中</w:t>
+      </w:r>
+      <w:r>
+        <w:rPr>
+          <w:rFonts w:ascii="Times New Roman" w:hAnsi="Times New Roman" w:eastAsia="Times New Roman" w:cs="Times New Roman"/>
+        </w:rPr>
+        <w:t xml:space="preserve"> D </w:t>
+      </w:r>
+      <w:r>
+        <w:rPr>
+          <w:rFonts w:hint="eastAsia" w:ascii="Times New Roman" w:hAnsi="Times New Roman" w:eastAsia="FangSong" w:cs="Times New Roman"/>
+        </w:rPr>
+        <w:t xml:space="preserve">的质量分数为</w:t>
+      </w:r>
+      <w:r>
+        <w:rPr>
+          <w:rFonts w:ascii="Times New Roman" w:hAnsi="Times New Roman" w:eastAsia="Times New Roman" w:cs="Times New Roman"/>
+        </w:rPr>
+        <w:t xml:space="preserve"> 36.87%, </w:t>
+      </w:r>
+      <w:r>
+        <w:rPr>
+          <w:rFonts w:hint="eastAsia" w:ascii="Times New Roman" w:hAnsi="Times New Roman" w:eastAsia="FangSong" w:cs="Times New Roman"/>
+        </w:rPr>
+        <w:t>请写出该阳离子的化学式并画出其结构</w:t>
+      </w:r>
+      <w:r>
+        <w:rPr>
+          <w:rFonts w:hint="eastAsia" w:ascii="Times New Roman" w:hAnsi="Times New Roman" w:eastAsia="Times New Roman" w:cs="Times New Roman"/>
+        </w:rPr>
+        <w:t>。</w:t>
+      </w:r>
+    </w:p>
+    <w:p>
+      <w:pPr>
+        <w:spacing w:before="160" w:after="80"/>
+      </w:pPr>
+      <w:r>
+        <w:pict>
+          <v:rect style="width:0;height:1.5pt" o:hralign="center" o:hrstd="t" o:hr="t"/>
+        </w:pict>
+      </w:r>
+    </w:p>
+    <w:bookmarkEnd w:id="62"/>
+    <w:bookmarkStart w:id="63" w:name="第16题"/>
+    <w:p>
+      <w:pPr>
+        <w:pStyle w:val="Heading3"/>
+        <w:spacing w:before="280" w:after="120"/>
+      </w:pPr>
+      <w:r>
+        <w:rPr>
+          <w:rFonts w:hint="eastAsia" w:ascii="Times New Roman" w:hAnsi="Times New Roman" w:eastAsia="SimHei" w:cs="Times New Roman"/>
+        </w:rPr>
+        <w:t>第</w:t>
+      </w:r>
+      <w:r>
+        <w:rPr>
+          <w:rFonts w:hint="eastAsia" w:ascii="Times New Roman" w:hAnsi="Times New Roman" w:eastAsia="Times New Roman" w:cs="Times New Roman"/>
+        </w:rPr>
+        <w:t>16</w:t>
+      </w:r>
+      <w:r>
+        <w:rPr>
+          <w:rFonts w:hint="eastAsia" w:ascii="Times New Roman" w:hAnsi="Times New Roman" w:eastAsia="SimHei" w:cs="Times New Roman"/>
+        </w:rPr>
+        <w:t>题</w:t>
+      </w:r>
+    </w:p>
+    <w:p>
+      <w:pPr>
+        <w:pStyle w:val="FirstParagraph"/>
+      </w:pPr>
+      <w:r>
+        <w:rPr>
+          <w:rFonts w:hint="eastAsia" w:ascii="Times New Roman" w:hAnsi="Times New Roman" w:eastAsia="FangSong" w:cs="Times New Roman"/>
+        </w:rPr>
+        <w:t xml:space="preserve">在</w:t>
+      </w:r>
+      <w:r>
+        <w:rPr>
+          <w:rFonts w:ascii="Times New Roman" w:hAnsi="Times New Roman" w:eastAsia="Times New Roman" w:cs="Times New Roman"/>
+        </w:rPr>
+        <w:t xml:space="preserve"> </w:t>
+      </w:r>
+      <m:oMath>
+        <m:r>
+          <m:t>N</m:t>
+        </m:r>
+        <m:sSub>
+          <m:e>
+            <m:r>
+              <m:t>H</m:t>
+            </m:r>
+          </m:e>
+          <m:sub>
+            <m:r>
+              <m:t>4</m:t>
+            </m:r>
+          </m:sub>
+        </m:sSub>
+        <m:r>
+          <m:t>C</m:t>
+        </m:r>
+        <m:r>
+          <m:t>l</m:t>
+        </m:r>
+      </m:oMath>
+      <w:r>
+        <w:rPr>
+          <w:rFonts w:ascii="Times New Roman" w:hAnsi="Times New Roman" w:eastAsia="Times New Roman" w:cs="Times New Roman"/>
+        </w:rPr>
+        <w:t xml:space="preserve"> </w:t>
+      </w:r>
+      <w:r>
+        <w:rPr>
+          <w:rFonts w:hint="eastAsia" w:ascii="Times New Roman" w:hAnsi="Times New Roman" w:eastAsia="FangSong" w:cs="Times New Roman"/>
+        </w:rPr>
+        <w:t xml:space="preserve">水溶液中用空气氧化</w:t>
+      </w:r>
+      <w:r>
+        <w:rPr>
+          <w:rFonts w:ascii="Times New Roman" w:hAnsi="Times New Roman" w:eastAsia="Times New Roman" w:cs="Times New Roman"/>
+        </w:rPr>
+        <w:t xml:space="preserve"> </w:t>
+      </w:r>
+      <m:oMath>
+        <m:r>
+          <m:t>C</m:t>
+        </m:r>
+        <m:r>
+          <m:t>o</m:t>
+        </m:r>
+        <m:r>
+          <m:t>C</m:t>
+        </m:r>
+        <m:sSub>
+          <m:e>
+            <m:r>
+              <m:t>O</m:t>
+            </m:r>
+          </m:e>
+          <m:sub>
+            <m:r>
+              <m:t>3</m:t>
+            </m:r>
+          </m:sub>
+        </m:sSub>
+      </m:oMath>
+      <w:r>
+        <w:rPr>
+          <w:rFonts w:ascii="Times New Roman" w:hAnsi="Times New Roman" w:eastAsia="Times New Roman" w:cs="Times New Roman"/>
+        </w:rPr>
+        <w:t xml:space="preserve"> </w:t>
+      </w:r>
+      <w:r>
+        <w:rPr>
+          <w:rFonts w:hint="eastAsia" w:ascii="Times New Roman" w:hAnsi="Times New Roman" w:eastAsia="Times New Roman" w:cs="Times New Roman"/>
+        </w:rPr>
+        <w:t>，</w:t>
+      </w:r>
+      <w:r>
+        <w:rPr>
+          <w:rFonts w:hint="eastAsia" w:ascii="Times New Roman" w:hAnsi="Times New Roman" w:eastAsia="FangSong" w:cs="Times New Roman"/>
+        </w:rPr>
+        <w:t>得到一种有红色光泽的晶体</w:t>
+      </w:r>
+      <w:r>
+        <w:rPr>
+          <w:rFonts w:ascii="Times New Roman" w:hAnsi="Times New Roman" w:eastAsia="Times New Roman" w:cs="Times New Roman"/>
+        </w:rPr>
+        <w:t xml:space="preserve"> A。A </w:t>
+      </w:r>
+      <w:r>
+        <w:rPr>
+          <w:rFonts w:hint="eastAsia" w:ascii="Times New Roman" w:hAnsi="Times New Roman" w:eastAsia="FangSong" w:cs="Times New Roman"/>
+        </w:rPr>
+        <w:t>不带结晶水</w:t>
+      </w:r>
+      <w:r>
+        <w:rPr>
+          <w:rFonts w:hint="eastAsia" w:ascii="Times New Roman" w:hAnsi="Times New Roman" w:eastAsia="Times New Roman" w:cs="Times New Roman"/>
+        </w:rPr>
+        <w:t>，</w:t>
+      </w:r>
+      <w:r>
+        <w:rPr>
+          <w:rFonts w:hint="eastAsia" w:ascii="Times New Roman" w:hAnsi="Times New Roman" w:eastAsia="FangSong" w:cs="Times New Roman"/>
+        </w:rPr>
+        <w:t>且</w:t>
+      </w:r>
+      <w:r>
+        <w:rPr>
+          <w:rFonts w:ascii="Times New Roman" w:hAnsi="Times New Roman" w:eastAsia="Times New Roman" w:cs="Times New Roman"/>
+        </w:rPr>
+        <w:t xml:space="preserve"> 4.45g A </w:t>
+      </w:r>
+      <w:r>
+        <w:rPr>
+          <w:rFonts w:hint="eastAsia" w:ascii="Times New Roman" w:hAnsi="Times New Roman" w:eastAsia="FangSong" w:cs="Times New Roman"/>
+        </w:rPr>
+        <w:t xml:space="preserve">能够与</w:t>
+      </w:r>
+      <w:r>
+        <w:rPr>
+          <w:rFonts w:ascii="Times New Roman" w:hAnsi="Times New Roman" w:eastAsia="Times New Roman" w:cs="Times New Roman"/>
+        </w:rPr>
+        <w:t xml:space="preserve"> 40.0mL 0.5000mol/L</w:t>
+      </w:r>
+      <w:r>
+        <w:rPr>
+          <w:rFonts w:ascii="Times New Roman" w:hAnsi="Times New Roman" w:eastAsia="Times New Roman" w:cs="Times New Roman"/>
+        </w:rPr>
+        <w:t xml:space="preserve"> </w:t>
+      </w:r>
+      <m:oMath>
+        <m:r>
+          <m:t>A</m:t>
+        </m:r>
+        <m:r>
+          <m:t>g</m:t>
+        </m:r>
+        <m:r>
+          <m:t>N</m:t>
+        </m:r>
+        <m:sSub>
+          <m:e>
+            <m:r>
+              <m:t>O</m:t>
+            </m:r>
+          </m:e>
+          <m:sub>
+            <m:r>
+              <m:t>3</m:t>
+            </m:r>
+          </m:sub>
+        </m:sSub>
+      </m:oMath>
+      <w:r>
+        <w:rPr>
+          <w:rFonts w:ascii="Times New Roman" w:hAnsi="Times New Roman" w:eastAsia="Times New Roman" w:cs="Times New Roman"/>
+        </w:rPr>
+        <w:t xml:space="preserve"> </w:t>
+      </w:r>
+      <w:r>
+        <w:rPr>
+          <w:rFonts w:hint="eastAsia" w:ascii="Times New Roman" w:hAnsi="Times New Roman" w:eastAsia="FangSong" w:cs="Times New Roman"/>
+        </w:rPr>
+        <w:t>溶液完全反应</w:t>
+      </w:r>
+      <w:r>
+        <w:rPr>
+          <w:rFonts w:hint="eastAsia" w:ascii="Times New Roman" w:hAnsi="Times New Roman" w:eastAsia="Times New Roman" w:cs="Times New Roman"/>
+        </w:rPr>
+        <w:t>。</w:t>
+      </w:r>
+      <w:r>
+        <w:rPr>
+          <w:rFonts w:hint="eastAsia" w:ascii="Times New Roman" w:hAnsi="Times New Roman" w:eastAsia="FangSong" w:cs="Times New Roman"/>
+        </w:rPr>
+        <w:t>将</w:t>
+      </w:r>
+      <w:r>
+        <w:rPr>
+          <w:rFonts w:ascii="Times New Roman" w:hAnsi="Times New Roman" w:eastAsia="Times New Roman" w:cs="Times New Roman"/>
+        </w:rPr>
+        <w:t xml:space="preserve"> A </w:t>
+      </w:r>
+      <w:r>
+        <w:rPr>
+          <w:rFonts w:hint="eastAsia" w:ascii="Times New Roman" w:hAnsi="Times New Roman" w:eastAsia="FangSong" w:cs="Times New Roman"/>
+        </w:rPr>
+        <w:t xml:space="preserve">的固体在</w:t>
+      </w:r>
+      <w:r>
+        <w:rPr>
+          <w:rFonts w:ascii="Times New Roman" w:hAnsi="Times New Roman" w:eastAsia="Times New Roman" w:cs="Times New Roman"/>
+        </w:rPr>
+        <w:t xml:space="preserve"> </w:t>
+      </w:r>
+      <m:oMath>
+        <m:sSup>
+          <m:e>
+            <m:r>
+              <m:t>0</m:t>
+            </m:r>
+          </m:e>
+          <m:sup>
+            <m:r>
+              <m:rPr>
+                <m:sty m:val="p"/>
+              </m:rPr>
+              <m:t>∘</m:t>
+            </m:r>
+          </m:sup>
+        </m:sSup>
+        <m:r>
+          <m:t>C</m:t>
+        </m:r>
+      </m:oMath>
+      <w:r>
+        <w:rPr>
+          <w:rFonts w:ascii="Times New Roman" w:hAnsi="Times New Roman" w:eastAsia="Times New Roman" w:cs="Times New Roman"/>
+        </w:rPr>
+        <w:t xml:space="preserve"> </w:t>
+      </w:r>
+      <w:r>
+        <w:rPr>
+          <w:rFonts w:hint="eastAsia" w:ascii="Times New Roman" w:hAnsi="Times New Roman" w:eastAsia="FangSong" w:cs="Times New Roman"/>
+        </w:rPr>
+        <w:t xml:space="preserve">下加入用</w:t>
+      </w:r>
+      <w:r>
+        <w:rPr>
+          <w:rFonts w:ascii="Times New Roman" w:hAnsi="Times New Roman" w:eastAsia="Times New Roman" w:cs="Times New Roman"/>
+        </w:rPr>
+        <w:t xml:space="preserve"> HCl </w:t>
+      </w:r>
+      <w:r>
+        <w:rPr>
+          <w:rFonts w:hint="eastAsia" w:ascii="Times New Roman" w:hAnsi="Times New Roman" w:eastAsia="FangSong" w:cs="Times New Roman"/>
+        </w:rPr>
+        <w:t>饱和的无水乙醇中</w:t>
+      </w:r>
+      <w:r>
+        <w:rPr>
+          <w:rFonts w:hint="eastAsia" w:ascii="Times New Roman" w:hAnsi="Times New Roman" w:eastAsia="Times New Roman" w:cs="Times New Roman"/>
+        </w:rPr>
+        <w:t>，</w:t>
+      </w:r>
+      <w:r>
+        <w:rPr>
+          <w:rFonts w:hint="eastAsia" w:ascii="Times New Roman" w:hAnsi="Times New Roman" w:eastAsia="FangSong" w:cs="Times New Roman"/>
+        </w:rPr>
+        <w:t>得到一种蓝黑色固体混合物</w:t>
+      </w:r>
+      <w:r>
+        <w:rPr>
+          <w:rFonts w:hint="eastAsia" w:ascii="Times New Roman" w:hAnsi="Times New Roman" w:eastAsia="Times New Roman" w:cs="Times New Roman"/>
+        </w:rPr>
+        <w:t>。</w:t>
+      </w:r>
+      <w:r>
+        <w:rPr>
+          <w:rFonts w:hint="eastAsia" w:ascii="Times New Roman" w:hAnsi="Times New Roman" w:eastAsia="FangSong" w:cs="Times New Roman"/>
+        </w:rPr>
+        <w:t>将这种混合物过滤并用乙醇洗涤</w:t>
+      </w:r>
+      <w:r>
+        <w:rPr>
+          <w:rFonts w:hint="eastAsia" w:ascii="Times New Roman" w:hAnsi="Times New Roman" w:eastAsia="Times New Roman" w:cs="Times New Roman"/>
+        </w:rPr>
+        <w:t>，</w:t>
+      </w:r>
+      <w:r>
+        <w:rPr>
+          <w:rFonts w:hint="eastAsia" w:ascii="Times New Roman" w:hAnsi="Times New Roman" w:eastAsia="FangSong" w:cs="Times New Roman"/>
+        </w:rPr>
+        <w:t>再用冷水洗涤</w:t>
+      </w:r>
+      <w:r>
+        <w:rPr>
+          <w:rFonts w:hint="eastAsia" w:ascii="Times New Roman" w:hAnsi="Times New Roman" w:eastAsia="Times New Roman" w:cs="Times New Roman"/>
+        </w:rPr>
+        <w:t>，</w:t>
+      </w:r>
+      <w:r>
+        <w:rPr>
+          <w:rFonts w:hint="eastAsia" w:ascii="Times New Roman" w:hAnsi="Times New Roman" w:eastAsia="FangSong" w:cs="Times New Roman"/>
+        </w:rPr>
+        <w:t>经过进一步纯化</w:t>
+      </w:r>
+      <w:r>
+        <w:rPr>
+          <w:rFonts w:hint="eastAsia" w:ascii="Times New Roman" w:hAnsi="Times New Roman" w:eastAsia="Times New Roman" w:cs="Times New Roman"/>
+        </w:rPr>
+        <w:t>，</w:t>
+      </w:r>
+      <w:r>
+        <w:rPr>
+          <w:rFonts w:hint="eastAsia" w:ascii="Times New Roman" w:hAnsi="Times New Roman" w:eastAsia="FangSong" w:cs="Times New Roman"/>
+        </w:rPr>
+        <w:t>得到的主要产物是紫黑色晶体</w:t>
+      </w:r>
+      <w:r>
+        <w:rPr>
+          <w:rFonts w:ascii="Times New Roman" w:hAnsi="Times New Roman" w:eastAsia="Times New Roman" w:cs="Times New Roman"/>
+        </w:rPr>
+        <w:t xml:space="preserve"> </w:t>
+      </w:r>
+      <w:r>
+        <w:rPr>
+          <w:rFonts w:hint="eastAsia" w:ascii="Times New Roman" w:hAnsi="Times New Roman" w:eastAsia="Times New Roman" w:cs="Times New Roman"/>
+        </w:rPr>
+        <w:t xml:space="preserve">B，B</w:t>
+      </w:r>
+      <w:r>
+        <w:rPr>
+          <w:rFonts w:ascii="Times New Roman" w:hAnsi="Times New Roman" w:eastAsia="Times New Roman" w:cs="Times New Roman"/>
+        </w:rPr>
+        <w:t xml:space="preserve"> </w:t>
+      </w:r>
+      <w:r>
+        <w:rPr>
+          <w:rFonts w:hint="eastAsia" w:ascii="Times New Roman" w:hAnsi="Times New Roman" w:eastAsia="FangSong" w:cs="Times New Roman"/>
+        </w:rPr>
+        <w:t>中带有非整比的结晶水</w:t>
+      </w:r>
+      <w:r>
+        <w:rPr>
+          <w:rFonts w:hint="eastAsia" w:ascii="Times New Roman" w:hAnsi="Times New Roman" w:eastAsia="Times New Roman" w:cs="Times New Roman"/>
+        </w:rPr>
+        <w:t>，</w:t>
+      </w:r>
+      <w:r>
+        <w:rPr>
+          <w:rFonts w:hint="eastAsia" w:ascii="Times New Roman" w:hAnsi="Times New Roman" w:eastAsia="FangSong" w:cs="Times New Roman"/>
+        </w:rPr>
+        <w:t>且</w:t>
+      </w:r>
+      <w:r>
+        <w:rPr>
+          <w:rFonts w:ascii="Times New Roman" w:hAnsi="Times New Roman" w:eastAsia="Times New Roman" w:cs="Times New Roman"/>
+        </w:rPr>
+        <w:t xml:space="preserve"> </w:t>
+      </w:r>
+      <m:oMath>
+        <m:oMathPr>
+          <m:ctrlPr>
+            <w:rPr>
+              <w:sz w:val="28"/>
+              <w:szCs w:val="28"/>
+            </w:rPr>
+          </m:ctrlPr>
+        </m:oMathPr>
+        <m:r>
+          <m:t>n</m:t>
+        </m:r>
+        <m:r>
+          <m:rPr>
+            <m:sty m:val="p"/>
+          </m:rPr>
+          <m:t>(</m:t>
+        </m:r>
+        <m:r>
+          <m:rPr>
+            <m:sty m:val="p"/>
+          </m:rPr>
+          <m:t>C</m:t>
+        </m:r>
+        <m:r>
+          <m:rPr>
+            <m:sty m:val="p"/>
+          </m:rPr>
+          <m:t>o</m:t>
+        </m:r>
+        <m:r>
+          <m:rPr>
+            <m:sty m:val="p"/>
+          </m:rPr>
+          <m:t>)</m:t>
+        </m:r>
+        <m:r>
+          <m:rPr>
+            <m:sty m:val="p"/>
+          </m:rPr>
+          <m:t>:</m:t>
+        </m:r>
+        <m:r>
+          <m:t>n</m:t>
+        </m:r>
+        <m:r>
+          <m:rPr>
+            <m:sty m:val="p"/>
+          </m:rPr>
+          <m:t>(</m:t>
+        </m:r>
+        <m:sSub>
+          <m:e>
+            <m:r>
+              <m:rPr>
+                <m:sty m:val="p"/>
+              </m:rPr>
+              <m:t>H</m:t>
+            </m:r>
+          </m:e>
+          <m:sub>
+            <m:r>
+              <m:t>2</m:t>
+            </m:r>
+          </m:sub>
+        </m:sSub>
+        <m:r>
+          <m:rPr>
+            <m:sty m:val="p"/>
+          </m:rPr>
+          <m:t>O</m:t>
+        </m:r>
+        <m:r>
+          <m:rPr>
+            <m:sty m:val="p"/>
+          </m:rPr>
+          <m:t>)</m:t>
+        </m:r>
+        <m:r>
+          <m:rPr>
+            <m:sty m:val="p"/>
+          </m:rPr>
+          <m:t>&gt;</m:t>
+        </m:r>
+        <m:r>
+          <m:t>1</m:t>
+        </m:r>
+      </m:oMath>
+      <w:r>
+        <w:rPr>
+          <w:rFonts w:ascii="Times New Roman" w:hAnsi="Times New Roman" w:eastAsia="Times New Roman" w:cs="Times New Roman"/>
+        </w:rPr>
+        <w:t xml:space="preserve"> </w:t>
+      </w:r>
+      <w:r>
+        <w:rPr>
+          <w:rFonts w:ascii="Times New Roman" w:hAnsi="Times New Roman" w:eastAsia="Times New Roman" w:cs="Times New Roman"/>
+        </w:rPr>
+        <w:t xml:space="preserve">。4.85g B </w:t>
+      </w:r>
+      <w:r>
+        <w:rPr>
+          <w:rFonts w:hint="eastAsia" w:ascii="Times New Roman" w:hAnsi="Times New Roman" w:eastAsia="FangSong" w:cs="Times New Roman"/>
+        </w:rPr>
+        <w:t xml:space="preserve">与</w:t>
+      </w:r>
+      <w:r>
+        <w:rPr>
+          <w:rFonts w:ascii="Times New Roman" w:hAnsi="Times New Roman" w:eastAsia="Times New Roman" w:cs="Times New Roman"/>
+        </w:rPr>
+        <w:t xml:space="preserve"> 40.0mL 0.5000mol/L</w:t>
+      </w:r>
+      <w:r>
+        <w:rPr>
+          <w:rFonts w:ascii="Times New Roman" w:hAnsi="Times New Roman" w:eastAsia="Times New Roman" w:cs="Times New Roman"/>
+        </w:rPr>
+        <w:t xml:space="preserve"> </w:t>
+      </w:r>
+      <m:oMath>
+        <m:r>
+          <m:t>A</m:t>
+        </m:r>
+        <m:r>
+          <m:t>g</m:t>
+        </m:r>
+        <m:r>
+          <m:t>N</m:t>
+        </m:r>
+        <m:sSub>
+          <m:e>
+            <m:r>
+              <m:t>O</m:t>
+            </m:r>
+          </m:e>
+          <m:sub>
+            <m:r>
+              <m:t>3</m:t>
+            </m:r>
+          </m:sub>
+        </m:sSub>
+      </m:oMath>
+      <w:r>
+        <w:rPr>
+          <w:rFonts w:ascii="Times New Roman" w:hAnsi="Times New Roman" w:eastAsia="Times New Roman" w:cs="Times New Roman"/>
+        </w:rPr>
+        <w:t xml:space="preserve"> </w:t>
+      </w:r>
+      <w:r>
+        <w:rPr>
+          <w:rFonts w:hint="eastAsia" w:ascii="Times New Roman" w:hAnsi="Times New Roman" w:eastAsia="FangSong" w:cs="Times New Roman"/>
+        </w:rPr>
+        <w:t>溶液完全反应</w:t>
+      </w:r>
+      <w:r>
+        <w:rPr>
+          <w:rFonts w:hint="eastAsia" w:ascii="Times New Roman" w:hAnsi="Times New Roman" w:eastAsia="Times New Roman" w:cs="Times New Roman"/>
+        </w:rPr>
+        <w:t>。B</w:t>
+      </w:r>
+      <w:r>
+        <w:rPr>
+          <w:rFonts w:ascii="Times New Roman" w:hAnsi="Times New Roman" w:eastAsia="Times New Roman" w:cs="Times New Roman"/>
+        </w:rPr>
+        <w:t xml:space="preserve"> </w:t>
+      </w:r>
+      <w:r>
+        <w:rPr>
+          <w:rFonts w:hint="eastAsia" w:ascii="Times New Roman" w:hAnsi="Times New Roman" w:eastAsia="FangSong" w:cs="Times New Roman"/>
+        </w:rPr>
+        <w:t>在浓盐酸中加热</w:t>
+      </w:r>
+      <w:r>
+        <w:rPr>
+          <w:rFonts w:hint="eastAsia" w:ascii="Times New Roman" w:hAnsi="Times New Roman" w:eastAsia="Times New Roman" w:cs="Times New Roman"/>
+        </w:rPr>
+        <w:t>，</w:t>
+      </w:r>
+      <w:r>
+        <w:rPr>
+          <w:rFonts w:hint="eastAsia" w:ascii="Times New Roman" w:hAnsi="Times New Roman" w:eastAsia="FangSong" w:cs="Times New Roman"/>
+        </w:rPr>
+        <w:t>可得到绿色化合物</w:t>
+      </w:r>
+      <w:r>
+        <w:rPr>
+          <w:rFonts w:ascii="Times New Roman" w:hAnsi="Times New Roman" w:eastAsia="Times New Roman" w:cs="Times New Roman"/>
+        </w:rPr>
+        <w:t xml:space="preserve"> </w:t>
+      </w:r>
+      <w:r>
+        <w:rPr>
+          <w:rFonts w:hint="eastAsia" w:ascii="Times New Roman" w:hAnsi="Times New Roman" w:eastAsia="Times New Roman" w:cs="Times New Roman"/>
+        </w:rPr>
+        <w:t xml:space="preserve">C，C</w:t>
+      </w:r>
+      <w:r>
+        <w:rPr>
+          <w:rFonts w:ascii="Times New Roman" w:hAnsi="Times New Roman" w:eastAsia="Times New Roman" w:cs="Times New Roman"/>
+        </w:rPr>
+        <w:t xml:space="preserve"> </w:t>
+      </w:r>
+      <w:r>
+        <w:rPr>
+          <w:rFonts w:hint="eastAsia" w:ascii="Times New Roman" w:hAnsi="Times New Roman" w:eastAsia="FangSong" w:cs="Times New Roman"/>
+        </w:rPr>
+        <w:t>带有整比的结晶水</w:t>
+      </w:r>
+      <w:r>
+        <w:rPr>
+          <w:rFonts w:hint="eastAsia" w:ascii="Times New Roman" w:hAnsi="Times New Roman" w:eastAsia="Times New Roman" w:cs="Times New Roman"/>
+        </w:rPr>
+        <w:t>。2.88g</w:t>
+      </w:r>
+      <w:r>
+        <w:rPr>
+          <w:rFonts w:ascii="Times New Roman" w:hAnsi="Times New Roman" w:eastAsia="Times New Roman" w:cs="Times New Roman"/>
+        </w:rPr>
+        <w:t xml:space="preserve"> C </w:t>
+      </w:r>
+      <w:r>
+        <w:rPr>
+          <w:rFonts w:hint="eastAsia" w:ascii="Times New Roman" w:hAnsi="Times New Roman" w:eastAsia="FangSong" w:cs="Times New Roman"/>
+        </w:rPr>
+        <w:t xml:space="preserve">与</w:t>
+      </w:r>
+      <w:r>
+        <w:rPr>
+          <w:rFonts w:ascii="Times New Roman" w:hAnsi="Times New Roman" w:eastAsia="Times New Roman" w:cs="Times New Roman"/>
+        </w:rPr>
+        <w:t xml:space="preserve"> 40.0mL 0.5000mol/L</w:t>
+      </w:r>
+      <w:r>
+        <w:rPr>
+          <w:rFonts w:ascii="Times New Roman" w:hAnsi="Times New Roman" w:eastAsia="Times New Roman" w:cs="Times New Roman"/>
+        </w:rPr>
+        <w:t xml:space="preserve"> </w:t>
+      </w:r>
+      <m:oMath>
+        <m:r>
+          <m:t>A</m:t>
+        </m:r>
+        <m:r>
+          <m:t>g</m:t>
+        </m:r>
+        <m:r>
+          <m:t>N</m:t>
+        </m:r>
+        <m:sSub>
+          <m:e>
+            <m:r>
+              <m:t>O</m:t>
+            </m:r>
+          </m:e>
+          <m:sub>
+            <m:r>
+              <m:t>3</m:t>
+            </m:r>
+          </m:sub>
+        </m:sSub>
+      </m:oMath>
+      <w:r>
+        <w:rPr>
+          <w:rFonts w:ascii="Times New Roman" w:hAnsi="Times New Roman" w:eastAsia="Times New Roman" w:cs="Times New Roman"/>
+        </w:rPr>
+        <w:t xml:space="preserve"> </w:t>
+      </w:r>
+      <w:r>
+        <w:rPr>
+          <w:rFonts w:hint="eastAsia" w:ascii="Times New Roman" w:hAnsi="Times New Roman" w:eastAsia="FangSong" w:cs="Times New Roman"/>
+        </w:rPr>
+        <w:t>溶液完全反应</w:t>
+      </w:r>
+      <w:r>
+        <w:rPr>
+          <w:rFonts w:hint="eastAsia" w:ascii="Times New Roman" w:hAnsi="Times New Roman" w:eastAsia="Times New Roman" w:cs="Times New Roman"/>
+        </w:rPr>
+        <w:t>。C</w:t>
+      </w:r>
+      <w:r>
+        <w:rPr>
+          <w:rFonts w:ascii="Times New Roman" w:hAnsi="Times New Roman" w:eastAsia="Times New Roman" w:cs="Times New Roman"/>
+        </w:rPr>
+        <w:t xml:space="preserve"> </w:t>
+      </w:r>
+      <w:r>
+        <w:rPr>
+          <w:rFonts w:hint="eastAsia" w:ascii="Times New Roman" w:hAnsi="Times New Roman" w:eastAsia="FangSong" w:cs="Times New Roman"/>
+        </w:rPr>
+        <w:t>可溶于冷水</w:t>
+      </w:r>
+      <w:r>
+        <w:rPr>
+          <w:rFonts w:hint="eastAsia" w:ascii="Times New Roman" w:hAnsi="Times New Roman" w:eastAsia="Times New Roman" w:cs="Times New Roman"/>
+        </w:rPr>
+        <w:t>，</w:t>
+      </w:r>
+      <w:r>
+        <w:rPr>
+          <w:rFonts w:hint="eastAsia" w:ascii="Times New Roman" w:hAnsi="Times New Roman" w:eastAsia="FangSong" w:cs="Times New Roman"/>
+        </w:rPr>
+        <w:t>但假如加入浓盐酸</w:t>
+      </w:r>
+      <w:r>
+        <w:rPr>
+          <w:rFonts w:hint="eastAsia" w:ascii="Times New Roman" w:hAnsi="Times New Roman" w:eastAsia="Times New Roman" w:cs="Times New Roman"/>
+        </w:rPr>
+        <w:t>，</w:t>
+      </w:r>
+      <w:r>
+        <w:rPr>
+          <w:rFonts w:hint="eastAsia" w:ascii="Times New Roman" w:hAnsi="Times New Roman" w:eastAsia="FangSong" w:cs="Times New Roman"/>
+        </w:rPr>
+        <w:t>就会沉淀出来</w:t>
+      </w:r>
+      <w:r>
+        <w:rPr>
+          <w:rFonts w:hint="eastAsia" w:ascii="Times New Roman" w:hAnsi="Times New Roman" w:eastAsia="Times New Roman" w:cs="Times New Roman"/>
+        </w:rPr>
+        <w:t>。</w:t>
+      </w:r>
+      <w:r>
+        <w:rPr>
+          <w:rFonts w:hint="eastAsia" w:ascii="Times New Roman" w:hAnsi="Times New Roman" w:eastAsia="FangSong" w:cs="Times New Roman"/>
+        </w:rPr>
+        <w:t>已知</w:t>
+      </w:r>
+      <w:r>
+        <w:rPr>
+          <w:rFonts w:ascii="Times New Roman" w:hAnsi="Times New Roman" w:eastAsia="Times New Roman" w:cs="Times New Roman"/>
+        </w:rPr>
+        <w:t xml:space="preserve"> B、C </w:t>
+      </w:r>
+      <w:r>
+        <w:rPr>
+          <w:rFonts w:hint="eastAsia" w:ascii="Times New Roman" w:hAnsi="Times New Roman" w:eastAsia="FangSong" w:cs="Times New Roman"/>
+        </w:rPr>
+        <w:t>的配离子是一对异构体</w:t>
+      </w:r>
+      <w:r>
+        <w:rPr>
+          <w:rFonts w:hint="eastAsia" w:ascii="Times New Roman" w:hAnsi="Times New Roman" w:eastAsia="Times New Roman" w:cs="Times New Roman"/>
+        </w:rPr>
+        <w:t>，B</w:t>
+      </w:r>
+      <w:r>
+        <w:rPr>
+          <w:rFonts w:ascii="Times New Roman" w:hAnsi="Times New Roman" w:eastAsia="Times New Roman" w:cs="Times New Roman"/>
+        </w:rPr>
+        <w:t xml:space="preserve"> </w:t>
+      </w:r>
+      <w:r>
+        <w:rPr>
+          <w:rFonts w:hint="eastAsia" w:ascii="Times New Roman" w:hAnsi="Times New Roman" w:eastAsia="FangSong" w:cs="Times New Roman"/>
+        </w:rPr>
+        <w:t>的配离子是极性的</w:t>
+      </w:r>
+      <w:r>
+        <w:rPr>
+          <w:rFonts w:hint="eastAsia" w:ascii="Times New Roman" w:hAnsi="Times New Roman" w:eastAsia="Times New Roman" w:cs="Times New Roman"/>
+        </w:rPr>
+        <w:t>，</w:t>
+      </w:r>
+      <w:r>
+        <w:rPr>
+          <w:rFonts w:hint="eastAsia" w:ascii="Times New Roman" w:hAnsi="Times New Roman" w:eastAsia="FangSong" w:cs="Times New Roman"/>
+        </w:rPr>
+        <w:t>而</w:t>
+      </w:r>
+      <w:r>
+        <w:rPr>
+          <w:rFonts w:ascii="Times New Roman" w:hAnsi="Times New Roman" w:eastAsia="Times New Roman" w:cs="Times New Roman"/>
+        </w:rPr>
+        <w:t xml:space="preserve"> C </w:t>
+      </w:r>
+      <w:r>
+        <w:rPr>
+          <w:rFonts w:hint="eastAsia" w:ascii="Times New Roman" w:hAnsi="Times New Roman" w:eastAsia="FangSong" w:cs="Times New Roman"/>
+        </w:rPr>
+        <w:t>的配离子是非极性的</w:t>
+      </w:r>
+      <w:r>
+        <w:rPr>
+          <w:rFonts w:hint="eastAsia" w:ascii="Times New Roman" w:hAnsi="Times New Roman" w:eastAsia="Times New Roman" w:cs="Times New Roman"/>
+        </w:rPr>
+        <w:t>。A、B、C</w:t>
+      </w:r>
+      <w:r>
+        <w:rPr>
+          <w:rFonts w:ascii="Times New Roman" w:hAnsi="Times New Roman" w:eastAsia="Times New Roman" w:cs="Times New Roman"/>
+        </w:rPr>
+        <w:t xml:space="preserve"> </w:t>
+      </w:r>
+      <w:r>
+        <w:rPr>
+          <w:rFonts w:hint="eastAsia" w:ascii="Times New Roman" w:hAnsi="Times New Roman" w:eastAsia="FangSong" w:cs="Times New Roman"/>
+        </w:rPr>
+        <w:t>都是单核的配合物</w:t>
+      </w:r>
+      <w:r>
+        <w:rPr>
+          <w:rFonts w:hint="eastAsia" w:ascii="Times New Roman" w:hAnsi="Times New Roman" w:eastAsia="Times New Roman" w:cs="Times New Roman"/>
+        </w:rPr>
+        <w:t>（</w:t>
+      </w:r>
+      <w:r>
+        <w:rPr>
+          <w:rFonts w:hint="eastAsia" w:ascii="Times New Roman" w:hAnsi="Times New Roman" w:eastAsia="FangSong" w:cs="Times New Roman"/>
+        </w:rPr>
+        <w:t>配离子</w:t>
+      </w:r>
+      <w:r>
+        <w:rPr>
+          <w:rFonts w:hint="eastAsia" w:ascii="Times New Roman" w:hAnsi="Times New Roman" w:eastAsia="Times New Roman" w:cs="Times New Roman"/>
+        </w:rPr>
+        <w:t>）。</w:t>
+      </w:r>
+    </w:p>
+    <w:p>
+      <w:pPr>
+        <w:pStyle w:val="Compact"/>
+        <w:numPr>
+          <w:ilvl w:val="0"/>
+          <w:numId w:val="1004"/>
+        </w:numPr>
+      </w:pPr>
+      <w:r>
+        <w:rPr>
+          <w:rFonts w:hint="eastAsia" w:ascii="Times New Roman" w:hAnsi="Times New Roman" w:eastAsia="FangSong" w:cs="Times New Roman"/>
+        </w:rPr>
+        <w:t xml:space="preserve">推出</w:t>
+      </w:r>
+      <w:r>
+        <w:rPr>
+          <w:rFonts w:ascii="Times New Roman" w:hAnsi="Times New Roman" w:eastAsia="Times New Roman" w:cs="Times New Roman"/>
+        </w:rPr>
+        <w:t xml:space="preserve"> A、B、C </w:t>
+      </w:r>
+      <w:r>
+        <w:rPr>
+          <w:rFonts w:hint="eastAsia" w:ascii="Times New Roman" w:hAnsi="Times New Roman" w:eastAsia="FangSong" w:cs="Times New Roman"/>
+        </w:rPr>
+        <w:t>的化学式</w:t>
+      </w:r>
+      <w:r>
+        <w:rPr>
+          <w:rFonts w:hint="eastAsia" w:ascii="Times New Roman" w:hAnsi="Times New Roman" w:eastAsia="Times New Roman" w:cs="Times New Roman"/>
+        </w:rPr>
+        <w:t>。</w:t>
+      </w:r>
+    </w:p>
+    <w:p>
+      <w:pPr>
+        <w:pStyle w:val="Compact"/>
+        <w:numPr>
+          <w:ilvl w:val="0"/>
+          <w:numId w:val="1004"/>
+        </w:numPr>
+      </w:pPr>
+      <w:r>
+        <w:rPr>
+          <w:rFonts w:hint="eastAsia" w:ascii="Times New Roman" w:hAnsi="Times New Roman" w:eastAsia="FangSong" w:cs="Times New Roman"/>
+        </w:rPr>
+        <w:t xml:space="preserve">判断</w:t>
+      </w:r>
+      <w:r>
+        <w:rPr>
+          <w:rFonts w:ascii="Times New Roman" w:hAnsi="Times New Roman" w:eastAsia="Times New Roman" w:cs="Times New Roman"/>
+        </w:rPr>
+        <w:t xml:space="preserve"> A </w:t>
+      </w:r>
+      <w:r>
+        <w:rPr>
+          <w:rFonts w:hint="eastAsia" w:ascii="Times New Roman" w:hAnsi="Times New Roman" w:eastAsia="FangSong" w:cs="Times New Roman"/>
+        </w:rPr>
+        <w:t>的配离子是否有同分异构体</w:t>
+      </w:r>
+      <w:r>
+        <w:rPr>
+          <w:rFonts w:hint="eastAsia" w:ascii="Times New Roman" w:hAnsi="Times New Roman" w:eastAsia="Times New Roman" w:cs="Times New Roman"/>
+        </w:rPr>
+        <w:t>。</w:t>
+      </w:r>
+    </w:p>
+    <w:p>
+      <w:pPr>
+        <w:pStyle w:val="Compact"/>
+        <w:numPr>
+          <w:ilvl w:val="0"/>
+          <w:numId w:val="1004"/>
+        </w:numPr>
+      </w:pPr>
+      <w:r>
+        <w:rPr>
+          <w:rFonts w:hint="eastAsia" w:ascii="Times New Roman" w:hAnsi="Times New Roman" w:eastAsia="FangSong" w:cs="Times New Roman"/>
+        </w:rPr>
+        <w:t xml:space="preserve">画出</w:t>
+      </w:r>
+      <w:r>
+        <w:rPr>
+          <w:rFonts w:ascii="Times New Roman" w:hAnsi="Times New Roman" w:eastAsia="Times New Roman" w:cs="Times New Roman"/>
+        </w:rPr>
+        <w:t xml:space="preserve"> B、C </w:t>
+      </w:r>
+      <w:r>
+        <w:rPr>
+          <w:rFonts w:hint="eastAsia" w:ascii="Times New Roman" w:hAnsi="Times New Roman" w:eastAsia="FangSong" w:cs="Times New Roman"/>
+        </w:rPr>
+        <w:t>中配离子的结构</w:t>
+      </w:r>
+      <w:r>
+        <w:rPr>
+          <w:rFonts w:hint="eastAsia" w:ascii="Times New Roman" w:hAnsi="Times New Roman" w:eastAsia="Times New Roman" w:cs="Times New Roman"/>
+        </w:rPr>
+        <w:t>,</w:t>
+      </w:r>
+      <w:r>
+        <w:rPr>
+          <w:rFonts w:ascii="Times New Roman" w:hAnsi="Times New Roman" w:eastAsia="Times New Roman" w:cs="Times New Roman"/>
+        </w:rPr>
+        <w:t xml:space="preserve"> </w:t>
+      </w:r>
+      <w:r>
+        <w:rPr>
+          <w:rFonts w:hint="eastAsia" w:ascii="Times New Roman" w:hAnsi="Times New Roman" w:eastAsia="FangSong" w:cs="Times New Roman"/>
+        </w:rPr>
+        <w:t>它们是一对什么异构体</w:t>
+      </w:r>
+      <w:r>
+        <w:rPr>
+          <w:rFonts w:hint="eastAsia" w:ascii="Times New Roman" w:hAnsi="Times New Roman" w:eastAsia="Times New Roman" w:cs="Times New Roman"/>
+        </w:rPr>
+        <w:t>?</w:t>
+      </w:r>
+    </w:p>
+    <w:p>
+      <w:pPr>
+        <w:pStyle w:val="Compact"/>
+        <w:numPr>
+          <w:ilvl w:val="0"/>
+          <w:numId w:val="1004"/>
+        </w:numPr>
+      </w:pPr>
+      <w:r>
+        <w:rPr>
+          <w:rFonts w:hint="eastAsia" w:ascii="Times New Roman" w:hAnsi="Times New Roman" w:eastAsia="FangSong" w:cs="Times New Roman"/>
+        </w:rPr>
+        <w:t xml:space="preserve">写出由</w:t>
+      </w:r>
+      <w:r>
+        <w:rPr>
+          <w:rFonts w:ascii="Times New Roman" w:hAnsi="Times New Roman" w:eastAsia="Times New Roman" w:cs="Times New Roman"/>
+        </w:rPr>
+        <w:t xml:space="preserve"> </w:t>
+      </w:r>
+      <m:oMath>
+        <m:r>
+          <m:t>C</m:t>
+        </m:r>
+        <m:r>
+          <m:t>o</m:t>
+        </m:r>
+        <m:r>
+          <m:t>C</m:t>
+        </m:r>
+        <m:sSub>
+          <m:e>
+            <m:r>
+              <m:t>O</m:t>
+            </m:r>
+          </m:e>
+          <m:sub>
+            <m:r>
+              <m:t>3</m:t>
+            </m:r>
+          </m:sub>
+        </m:sSub>
+      </m:oMath>
+      <w:r>
+        <w:rPr>
+          <w:rFonts w:ascii="Times New Roman" w:hAnsi="Times New Roman" w:eastAsia="Times New Roman" w:cs="Times New Roman"/>
+        </w:rPr>
+        <w:t xml:space="preserve"> </w:t>
+      </w:r>
+      <w:r>
+        <w:rPr>
+          <w:rFonts w:hint="eastAsia" w:ascii="Times New Roman" w:hAnsi="Times New Roman" w:eastAsia="FangSong" w:cs="Times New Roman"/>
+        </w:rPr>
+        <w:t xml:space="preserve">生成</w:t>
+      </w:r>
+      <w:r>
+        <w:rPr>
+          <w:rFonts w:ascii="Times New Roman" w:hAnsi="Times New Roman" w:eastAsia="Times New Roman" w:cs="Times New Roman"/>
+        </w:rPr>
+        <w:t xml:space="preserve"> A </w:t>
+      </w:r>
+      <w:r>
+        <w:rPr>
+          <w:rFonts w:hint="eastAsia" w:ascii="Times New Roman" w:hAnsi="Times New Roman" w:eastAsia="FangSong" w:cs="Times New Roman"/>
+        </w:rPr>
+        <w:t xml:space="preserve">及</w:t>
+      </w:r>
+      <w:r>
+        <w:rPr>
+          <w:rFonts w:ascii="Times New Roman" w:hAnsi="Times New Roman" w:eastAsia="Times New Roman" w:cs="Times New Roman"/>
+        </w:rPr>
+        <w:t xml:space="preserve"> A </w:t>
+      </w:r>
+      <w:r>
+        <w:rPr>
+          <w:rFonts w:hint="eastAsia" w:ascii="Times New Roman" w:hAnsi="Times New Roman" w:eastAsia="FangSong" w:cs="Times New Roman"/>
+        </w:rPr>
+        <w:t xml:space="preserve">转化为</w:t>
+      </w:r>
+      <w:r>
+        <w:rPr>
+          <w:rFonts w:ascii="Times New Roman" w:hAnsi="Times New Roman" w:eastAsia="Times New Roman" w:cs="Times New Roman"/>
+        </w:rPr>
+        <w:t xml:space="preserve"> B </w:t>
+      </w:r>
+      <w:r>
+        <w:rPr>
+          <w:rFonts w:hint="eastAsia" w:ascii="Times New Roman" w:hAnsi="Times New Roman" w:eastAsia="FangSong" w:cs="Times New Roman"/>
+        </w:rPr>
+        <w:t>的方程式</w:t>
+      </w:r>
+      <w:r>
+        <w:rPr>
+          <w:rFonts w:hint="eastAsia" w:ascii="Times New Roman" w:hAnsi="Times New Roman" w:eastAsia="Times New Roman" w:cs="Times New Roman"/>
+        </w:rPr>
+        <w:t>。</w:t>
       </w:r>
     </w:p>
     <w:p>
@@ -12992,7 +13324,7 @@
       </w:r>
     </w:p>
     <w:bookmarkEnd w:id="75"/>
-    <w:bookmarkStart w:id="76" w:name="第23题"/>
+    <w:bookmarkStart w:id="79" w:name="第23题"/>
     <w:p>
       <w:pPr>
         <w:pStyle w:val="Heading3"/>
@@ -13020,126 +13352,7 @@
     <w:p>
       <w:pPr>
         <w:pStyle w:val="FirstParagraph"/>
-        <w:spacing w:after="80"/>
-      </w:pPr>
-      <m:oMath>
-        <m:r>
-          <m:t>C</m:t>
-        </m:r>
-        <m:r>
-          <m:t>r</m:t>
-        </m:r>
-        <m:r>
-          <m:t>C</m:t>
-        </m:r>
-        <m:sSub>
-          <m:e>
-            <m:r>
-              <m:t>l</m:t>
-            </m:r>
-          </m:e>
-          <m:sub>
-            <m:r>
-              <m:t>3</m:t>
-            </m:r>
-          </m:sub>
-        </m:sSub>
-      </m:oMath>
-      <w:r>
-        <w:rPr>
-          <w:rFonts w:hint="eastAsia" w:ascii="Times New Roman" w:hAnsi="Times New Roman" w:eastAsia="Times New Roman" w:cs="Times New Roman"/>
-        </w:rPr>
-        <w:t>、</w:t>
-      </w:r>
-      <w:r>
-        <w:rPr>
-          <w:rFonts w:hint="eastAsia" w:ascii="Times New Roman" w:hAnsi="Times New Roman" w:eastAsia="FangSong" w:cs="Times New Roman"/>
-        </w:rPr>
-        <w:t>金属铝和</w:t>
-      </w:r>
-      <w:r>
-        <w:rPr>
-          <w:rFonts w:ascii="Times New Roman" w:hAnsi="Times New Roman" w:eastAsia="Times New Roman" w:cs="Times New Roman"/>
-        </w:rPr>
-        <w:t xml:space="preserve"> CO </w:t>
-      </w:r>
-      <w:r>
-        <w:rPr>
-          <w:rFonts w:hint="eastAsia" w:ascii="Times New Roman" w:hAnsi="Times New Roman" w:eastAsia="FangSong" w:cs="Times New Roman"/>
-        </w:rPr>
-        <w:t xml:space="preserve">可在</w:t>
-      </w:r>
-      <w:r>
-        <w:rPr>
-          <w:rFonts w:ascii="Times New Roman" w:hAnsi="Times New Roman" w:eastAsia="Times New Roman" w:cs="Times New Roman"/>
-        </w:rPr>
-        <w:t xml:space="preserve"> </w:t>
-      </w:r>
-      <m:oMath>
-        <m:r>
-          <m:t>A</m:t>
-        </m:r>
-        <m:r>
-          <m:t>l</m:t>
-        </m:r>
-        <m:r>
-          <m:t>C</m:t>
-        </m:r>
-        <m:sSub>
-          <m:e>
-            <m:r>
-              <m:t>l</m:t>
-            </m:r>
-          </m:e>
-          <m:sub>
-            <m:r>
-              <m:t>3</m:t>
-            </m:r>
-          </m:sub>
-        </m:sSub>
-      </m:oMath>
-      <w:r>
-        <w:rPr>
-          <w:rFonts w:ascii="Times New Roman" w:hAnsi="Times New Roman" w:eastAsia="Times New Roman" w:cs="Times New Roman"/>
-        </w:rPr>
-        <w:t xml:space="preserve"> </w:t>
-      </w:r>
-      <w:r>
-        <w:rPr>
-          <w:rFonts w:hint="eastAsia" w:ascii="Times New Roman" w:hAnsi="Times New Roman" w:eastAsia="FangSong" w:cs="Times New Roman"/>
-        </w:rPr>
-        <w:t xml:space="preserve">的苯溶液中发生化学反应生成一种无色物质</w:t>
-      </w:r>
-      <w:r>
-        <w:rPr>
-          <w:rFonts w:ascii="Times New Roman" w:hAnsi="Times New Roman" w:eastAsia="Times New Roman" w:cs="Times New Roman"/>
-        </w:rPr>
-        <w:t xml:space="preserve"> </w:t>
-      </w:r>
-      <w:r>
-        <w:rPr>
-          <w:rFonts w:hint="eastAsia" w:ascii="Times New Roman" w:hAnsi="Times New Roman" w:eastAsia="Times New Roman" w:cs="Times New Roman"/>
-        </w:rPr>
-        <w:t xml:space="preserve">A，A</w:t>
-      </w:r>
-      <w:r>
-        <w:rPr>
-          <w:rFonts w:ascii="Times New Roman" w:hAnsi="Times New Roman" w:eastAsia="Times New Roman" w:cs="Times New Roman"/>
-        </w:rPr>
-        <w:t xml:space="preserve"> </w:t>
-      </w:r>
-      <w:r>
-        <w:rPr>
-          <w:rFonts w:hint="eastAsia" w:ascii="Times New Roman" w:hAnsi="Times New Roman" w:eastAsia="FangSong" w:cs="Times New Roman"/>
-        </w:rPr>
-        <w:t xml:space="preserve">又可和</w:t>
-      </w:r>
-      <w:r>
-        <w:rPr>
-          <w:rFonts w:ascii="Times New Roman" w:hAnsi="Times New Roman" w:eastAsia="Times New Roman" w:cs="Times New Roman"/>
-        </w:rPr>
-        <w:t xml:space="preserve"> </w:t>
-      </w:r>
+      </w:pPr>
       <m:oMath>
         <m:oMathPr>
           <m:ctrlPr>
@@ -13153,19 +13366,25 @@
           <m:rPr>
             <m:sty m:val="p"/>
           </m:rPr>
-          <m:t>P</m:t>
-        </m:r>
-        <m:r>
-          <m:rPr>
-            <m:sty m:val="p"/>
-          </m:rPr>
-          <m:t>(</m:t>
-        </m:r>
-        <m:r>
-          <m:rPr>
-            <m:sty m:val="p"/>
-          </m:rPr>
-          <m:t>C</m:t>
+          <m:t>B</m:t>
+        </m:r>
+        <m:r>
+          <m:rPr>
+            <m:sty m:val="p"/>
+          </m:rPr>
+          <m:t>a</m:t>
+        </m:r>
+        <m:r>
+          <m:rPr>
+            <m:sty m:val="p"/>
+          </m:rPr>
+          <m:t>T</m:t>
+        </m:r>
+        <m:r>
+          <m:rPr>
+            <m:sty m:val="p"/>
+          </m:rPr>
+          <m:t>i</m:t>
         </m:r>
         <m:sSub>
           <m:e>
@@ -13173,7 +13392,7 @@
               <m:rPr>
                 <m:sty m:val="p"/>
               </m:rPr>
-              <m:t>H</m:t>
+              <m:t>O</m:t>
             </m:r>
           </m:e>
           <m:sub>
@@ -13182,6 +13401,208 @@
                 <m:sty m:val="p"/>
               </m:rPr>
               <m:t>3</m:t>
+            </m:r>
+          </m:sub>
+        </m:sSub>
+      </m:oMath>
+      <w:r>
+        <w:rPr>
+          <w:rFonts w:ascii="Times New Roman" w:hAnsi="Times New Roman" w:eastAsia="Times New Roman" w:cs="Times New Roman"/>
+        </w:rPr>
+        <w:t xml:space="preserve"> </w:t>
+      </w:r>
+      <w:r>
+        <w:rPr>
+          <w:rFonts w:hint="eastAsia" w:ascii="Times New Roman" w:hAnsi="Times New Roman" w:eastAsia="FangSong" w:cs="Times New Roman"/>
+        </w:rPr>
+        <w:t>是一种重要的无机功能材料</w:t>
+      </w:r>
+      <w:r>
+        <w:rPr>
+          <w:rFonts w:hint="eastAsia" w:ascii="Times New Roman" w:hAnsi="Times New Roman" w:eastAsia="Times New Roman" w:cs="Times New Roman"/>
+        </w:rPr>
+        <w:t>，</w:t>
+      </w:r>
+      <w:r>
+        <w:rPr>
+          <w:rFonts w:hint="eastAsia" w:ascii="Times New Roman" w:hAnsi="Times New Roman" w:eastAsia="FangSong" w:cs="Times New Roman"/>
+        </w:rPr>
+        <w:t>工业上常用以下方法制得</w:t>
+      </w:r>
+      <w:r>
+        <w:rPr>
+          <w:rFonts w:hint="eastAsia" w:ascii="Times New Roman" w:hAnsi="Times New Roman" w:eastAsia="Times New Roman" w:cs="Times New Roman"/>
+        </w:rPr>
+        <w:t>：</w:t>
+      </w:r>
+      <w:r>
+        <w:rPr>
+          <w:rFonts w:hint="eastAsia" w:ascii="Times New Roman" w:hAnsi="Times New Roman" w:eastAsia="FangSong" w:cs="Times New Roman"/>
+        </w:rPr>
+        <w:t>将</w:t>
+      </w:r>
+      <w:r>
+        <w:rPr>
+          <w:rFonts w:ascii="Times New Roman" w:hAnsi="Times New Roman" w:eastAsia="Times New Roman" w:cs="Times New Roman"/>
+        </w:rPr>
+        <w:t xml:space="preserve"> </w:t>
+      </w:r>
+      <m:oMath>
+        <m:r>
+          <m:rPr>
+            <m:sty m:val="p"/>
+          </m:rPr>
+          <m:t>B</m:t>
+        </m:r>
+        <m:r>
+          <m:rPr>
+            <m:sty m:val="p"/>
+          </m:rPr>
+          <m:t>a</m:t>
+        </m:r>
+        <m:r>
+          <m:rPr>
+            <m:sty m:val="p"/>
+          </m:rPr>
+          <m:t>C</m:t>
+        </m:r>
+        <m:sSub>
+          <m:e>
+            <m:r>
+              <m:rPr>
+                <m:sty m:val="p"/>
+              </m:rPr>
+              <m:t>l</m:t>
+            </m:r>
+          </m:e>
+          <m:sub>
+            <m:r>
+              <m:rPr>
+                <m:sty m:val="p"/>
+              </m:rPr>
+              <m:t>2</m:t>
+            </m:r>
+          </m:sub>
+        </m:sSub>
+      </m:oMath>
+      <w:r>
+        <w:rPr>
+          <w:rFonts w:ascii="Times New Roman" w:hAnsi="Times New Roman" w:eastAsia="Times New Roman" w:cs="Times New Roman"/>
+        </w:rPr>
+        <w:t xml:space="preserve">、</w:t>
+      </w:r>
+      <m:oMath>
+        <m:r>
+          <m:rPr>
+            <m:sty m:val="p"/>
+          </m:rPr>
+          <m:t>T</m:t>
+        </m:r>
+        <m:r>
+          <m:rPr>
+            <m:sty m:val="p"/>
+          </m:rPr>
+          <m:t>i</m:t>
+        </m:r>
+        <m:r>
+          <m:rPr>
+            <m:sty m:val="p"/>
+          </m:rPr>
+          <m:t>C</m:t>
+        </m:r>
+        <m:sSub>
+          <m:e>
+            <m:r>
+              <m:rPr>
+                <m:sty m:val="p"/>
+              </m:rPr>
+              <m:t>l</m:t>
+            </m:r>
+          </m:e>
+          <m:sub>
+            <m:r>
+              <m:rPr>
+                <m:sty m:val="p"/>
+              </m:rPr>
+              <m:t>4</m:t>
+            </m:r>
+          </m:sub>
+        </m:sSub>
+      </m:oMath>
+      <w:r>
+        <w:rPr>
+          <w:rFonts w:ascii="Times New Roman" w:hAnsi="Times New Roman" w:eastAsia="Times New Roman" w:cs="Times New Roman"/>
+        </w:rPr>
+        <w:t xml:space="preserve">、</w:t>
+      </w:r>
+      <m:oMath>
+        <m:sSub>
+          <m:e>
+            <m:r>
+              <m:rPr>
+                <m:sty m:val="p"/>
+              </m:rPr>
+              <m:t>H</m:t>
+            </m:r>
+          </m:e>
+          <m:sub>
+            <m:r>
+              <m:rPr>
+                <m:sty m:val="p"/>
+              </m:rPr>
+              <m:t>2</m:t>
+            </m:r>
+          </m:sub>
+        </m:sSub>
+        <m:r>
+          <m:rPr>
+            <m:sty m:val="p"/>
+          </m:rPr>
+          <m:t>O</m:t>
+        </m:r>
+      </m:oMath>
+      <w:r>
+        <w:rPr>
+          <w:rFonts w:ascii="Times New Roman" w:hAnsi="Times New Roman" w:eastAsia="Times New Roman" w:cs="Times New Roman"/>
+        </w:rPr>
+        <w:t xml:space="preserve"> </w:t>
+      </w:r>
+      <w:r>
+        <w:rPr>
+          <w:rFonts w:hint="eastAsia" w:ascii="Times New Roman" w:hAnsi="Times New Roman" w:eastAsia="FangSong" w:cs="Times New Roman"/>
+        </w:rPr>
+        <w:t xml:space="preserve">和</w:t>
+      </w:r>
+      <w:r>
+        <w:rPr>
+          <w:rFonts w:ascii="Times New Roman" w:hAnsi="Times New Roman" w:eastAsia="Times New Roman" w:cs="Times New Roman"/>
+        </w:rPr>
+        <w:t xml:space="preserve"> </w:t>
+      </w:r>
+      <m:oMath>
+        <m:oMathPr>
+          <m:ctrlPr>
+            <w:rPr>
+              <w:sz w:val="28"/>
+              <w:szCs w:val="28"/>
+            </w:rPr>
+          </m:ctrlPr>
+        </m:oMathPr>
+        <m:sSub>
+          <m:e>
+            <m:r>
+              <m:rPr>
+                <m:sty m:val="p"/>
+              </m:rPr>
+              <m:t>H</m:t>
+            </m:r>
+          </m:e>
+          <m:sub>
+            <m:r>
+              <m:rPr>
+                <m:sty m:val="p"/>
+              </m:rPr>
+              <m:t>2</m:t>
             </m:r>
           </m:sub>
         </m:sSub>
@@ -13191,7 +13612,7 @@
               <m:rPr>
                 <m:sty m:val="p"/>
               </m:rPr>
-              <m:t>)</m:t>
+              <m:t>C</m:t>
             </m:r>
           </m:e>
           <m:sub>
@@ -13199,7 +13620,25 @@
               <m:rPr>
                 <m:sty m:val="p"/>
               </m:rPr>
-              <m:t>3</m:t>
+              <m:t>2</m:t>
+            </m:r>
+          </m:sub>
+        </m:sSub>
+        <m:sSub>
+          <m:e>
+            <m:r>
+              <m:rPr>
+                <m:sty m:val="p"/>
+              </m:rPr>
+              <m:t>O</m:t>
+            </m:r>
+          </m:e>
+          <m:sub>
+            <m:r>
+              <m:rPr>
+                <m:sty m:val="p"/>
+              </m:rPr>
+              <m:t>4</m:t>
             </m:r>
           </m:sub>
         </m:sSub>
@@ -13214,7 +13653,7 @@
         <w:rPr>
           <w:rFonts w:hint="eastAsia" w:ascii="Times New Roman" w:hAnsi="Times New Roman" w:eastAsia="FangSong" w:cs="Times New Roman"/>
         </w:rPr>
-        <w:t>反应</w:t>
+        <w:t>混合反应后</w:t>
       </w:r>
       <w:r>
         <w:rPr>
@@ -13226,451 +13665,315 @@
         <w:rPr>
           <w:rFonts w:hint="eastAsia" w:ascii="Times New Roman" w:hAnsi="Times New Roman" w:eastAsia="FangSong" w:cs="Times New Roman"/>
         </w:rPr>
-        <w:t>生成物质</w:t>
-      </w:r>
-      <w:r>
-        <w:rPr>
-          <w:rFonts w:ascii="Times New Roman" w:hAnsi="Times New Roman" w:eastAsia="Times New Roman" w:cs="Times New Roman"/>
-        </w:rPr>
-        <w:t xml:space="preserve"> </w:t>
-      </w:r>
-      <w:r>
-        <w:rPr>
-          <w:rFonts w:hint="eastAsia" w:ascii="Times New Roman" w:hAnsi="Times New Roman" w:eastAsia="Times New Roman" w:cs="Times New Roman"/>
-        </w:rPr>
-        <w:t xml:space="preserve">B，A</w:t>
-      </w:r>
-      <w:r>
-        <w:rPr>
-          <w:rFonts w:ascii="Times New Roman" w:hAnsi="Times New Roman" w:eastAsia="Times New Roman" w:cs="Times New Roman"/>
-        </w:rPr>
-        <w:t xml:space="preserve"> </w:t>
-      </w:r>
-      <w:r>
-        <w:rPr>
-          <w:rFonts w:hint="eastAsia" w:ascii="Times New Roman" w:hAnsi="Times New Roman" w:eastAsia="FangSong" w:cs="Times New Roman"/>
-        </w:rPr>
-        <w:t xml:space="preserve">还可和钠汞齐反应生成物质</w:t>
-      </w:r>
-      <w:r>
-        <w:rPr>
-          <w:rFonts w:ascii="Times New Roman" w:hAnsi="Times New Roman" w:eastAsia="Times New Roman" w:cs="Times New Roman"/>
-        </w:rPr>
-        <w:t xml:space="preserve"> </w:t>
-      </w:r>
-      <w:r>
-        <w:rPr>
-          <w:rFonts w:hint="eastAsia" w:ascii="Times New Roman" w:hAnsi="Times New Roman" w:eastAsia="Times New Roman" w:cs="Times New Roman"/>
-        </w:rPr>
-        <w:t>C，</w:t>
-      </w:r>
-      <w:r>
-        <w:rPr>
-          <w:rFonts w:hint="eastAsia" w:ascii="Times New Roman" w:hAnsi="Times New Roman" w:eastAsia="FangSong" w:cs="Times New Roman"/>
-        </w:rPr>
-        <w:t>已知</w:t>
-      </w:r>
-      <w:r>
-        <w:rPr>
-          <w:rFonts w:ascii="Times New Roman" w:hAnsi="Times New Roman" w:eastAsia="Times New Roman" w:cs="Times New Roman"/>
-        </w:rPr>
-        <w:t xml:space="preserve"> A、B、C </w:t>
-      </w:r>
-      <w:r>
-        <w:rPr>
-          <w:rFonts w:hint="eastAsia" w:ascii="Times New Roman" w:hAnsi="Times New Roman" w:eastAsia="FangSong" w:cs="Times New Roman"/>
-        </w:rPr>
-        <w:t>的元素分析结果如下</w:t>
-      </w:r>
-      <w:r>
-        <w:rPr>
-          <w:rFonts w:hint="eastAsia" w:ascii="Times New Roman" w:hAnsi="Times New Roman" w:eastAsia="Times New Roman" w:cs="Times New Roman"/>
-        </w:rPr>
-        <w:t>：</w:t>
-      </w:r>
-    </w:p>
-    <w:tbl>
-      <w:tblPr>
-        <w:tblStyle w:val="Table"/>
-        <w:tblW w:type="auto" w:w="0"/>
-        <w:tblLook w:firstRow="1" w:lastRow="0" w:firstColumn="0" w:lastColumn="0" w:noHBand="0" w:noVBand="0" w:val="0020"/>
-      </w:tblPr>
-      <w:tblGrid>
-        <w:gridCol w:w="990"/>
-        <w:gridCol w:w="990"/>
-        <w:gridCol w:w="990"/>
-        <w:gridCol w:w="990"/>
-        <w:gridCol w:w="990"/>
-        <w:gridCol w:w="990"/>
-        <w:gridCol w:w="990"/>
-        <w:gridCol w:w="990"/>
-      </w:tblGrid>
-      <w:tr>
-        <w:trPr>
-          <w:tblHeader w:val="on"/>
-        </w:trPr>
-        <w:tc>
-          <w:tcPr/>
-          <w:p>
-            <w:pPr>
-              <w:pStyle w:val="Compact"/>
-              <w:jc w:val="center"/>
-            </w:pPr>
-            <w:r>
-              <w:rPr>
-                <w:rFonts w:hint="eastAsia" w:ascii="Times New Roman" w:hAnsi="Times New Roman" w:eastAsia="SimHei" w:cs="Times New Roman"/>
-                <w:b/>
-              </w:rPr>
-              <w:t>元素质量分数</w:t>
-            </w:r>
-            <w:r>
-              <w:rPr>
-                <w:rFonts w:hint="eastAsia" w:ascii="Times New Roman" w:hAnsi="Times New Roman" w:eastAsia="Times New Roman" w:cs="Times New Roman"/>
-                <w:b/>
-              </w:rPr>
-              <w:t>/%</w:t>
-            </w:r>
-          </w:p>
-        </w:tc>
-        <w:tc>
-          <w:tcPr/>
-          <w:p>
-            <w:pPr>
-              <w:pStyle w:val="Compact"/>
-              <w:jc w:val="center"/>
-            </w:pPr>
-            <w:r>
-              <w:rPr>
-                <w:rFonts w:ascii="Times New Roman" w:hAnsi="Times New Roman" w:eastAsia="Times New Roman" w:cs="Times New Roman"/>
-                <w:b/>
-              </w:rPr>
-              <w:t xml:space="preserve">Cr</w:t>
-            </w:r>
-          </w:p>
-        </w:tc>
-        <w:tc>
-          <w:tcPr/>
-          <w:p>
-            <w:pPr>
-              <w:pStyle w:val="Compact"/>
-              <w:jc w:val="center"/>
-            </w:pPr>
-            <w:r>
-              <w:rPr>
-                <w:rFonts w:ascii="Times New Roman" w:hAnsi="Times New Roman" w:eastAsia="Times New Roman" w:cs="Times New Roman"/>
-                <w:b/>
-              </w:rPr>
-              <w:t xml:space="preserve">P</w:t>
-            </w:r>
-          </w:p>
-        </w:tc>
-        <w:tc>
-          <w:tcPr/>
-          <w:p>
-            <w:pPr>
-              <w:pStyle w:val="Compact"/>
-              <w:jc w:val="center"/>
-            </w:pPr>
-            <w:r>
-              <w:rPr>
-                <w:rFonts w:ascii="Times New Roman" w:hAnsi="Times New Roman" w:eastAsia="Times New Roman" w:cs="Times New Roman"/>
-                <w:b/>
-              </w:rPr>
-              <w:t xml:space="preserve">C</w:t>
-            </w:r>
-          </w:p>
-        </w:tc>
-        <w:tc>
-          <w:tcPr/>
-          <w:p>
-            <w:pPr>
-              <w:pStyle w:val="Compact"/>
-              <w:jc w:val="center"/>
-            </w:pPr>
-            <w:r>
-              <w:rPr>
-                <w:rFonts w:hint="eastAsia" w:ascii="Times New Roman" w:hAnsi="Times New Roman" w:eastAsia="SimHei" w:cs="Times New Roman"/>
-                <w:b/>
-              </w:rPr>
-              <w:t>元素质量分数</w:t>
-            </w:r>
-            <w:r>
-              <w:rPr>
-                <w:rFonts w:hint="eastAsia" w:ascii="Times New Roman" w:hAnsi="Times New Roman" w:eastAsia="Times New Roman" w:cs="Times New Roman"/>
-                <w:b/>
-              </w:rPr>
-              <w:t>/%</w:t>
-            </w:r>
-          </w:p>
-        </w:tc>
-        <w:tc>
-          <w:tcPr/>
-          <w:p>
-            <w:pPr>
-              <w:pStyle w:val="Compact"/>
-              <w:jc w:val="center"/>
-            </w:pPr>
-            <w:r>
-              <w:rPr>
-                <w:rFonts w:ascii="Times New Roman" w:hAnsi="Times New Roman" w:eastAsia="Times New Roman" w:cs="Times New Roman"/>
-                <w:b/>
-              </w:rPr>
-              <w:t xml:space="preserve">Cr</w:t>
-            </w:r>
-          </w:p>
-        </w:tc>
-        <w:tc>
-          <w:tcPr/>
-          <w:p>
-            <w:pPr>
-              <w:pStyle w:val="Compact"/>
-              <w:jc w:val="center"/>
-            </w:pPr>
-            <w:r>
-              <w:rPr>
-                <w:rFonts w:ascii="Times New Roman" w:hAnsi="Times New Roman" w:eastAsia="Times New Roman" w:cs="Times New Roman"/>
-                <w:b/>
-              </w:rPr>
-              <w:t xml:space="preserve">P</w:t>
-            </w:r>
-          </w:p>
-        </w:tc>
-        <w:tc>
-          <w:tcPr/>
-          <w:p>
-            <w:pPr>
-              <w:pStyle w:val="Compact"/>
-              <w:jc w:val="center"/>
-            </w:pPr>
-            <w:r>
-              <w:rPr>
-                <w:rFonts w:ascii="Times New Roman" w:hAnsi="Times New Roman" w:eastAsia="Times New Roman" w:cs="Times New Roman"/>
-                <w:b/>
-              </w:rPr>
-              <w:t xml:space="preserve">C</w:t>
-            </w:r>
-          </w:p>
-        </w:tc>
-      </w:tr>
-      <w:tr>
-        <w:tc>
-          <w:tcPr/>
-          <w:p>
-            <w:pPr>
-              <w:pStyle w:val="Compact"/>
-              <w:jc w:val="center"/>
-            </w:pPr>
-            <w:r>
-              <w:rPr>
-                <w:rFonts w:ascii="Times New Roman" w:hAnsi="Times New Roman" w:eastAsia="Times New Roman" w:cs="Times New Roman"/>
-              </w:rPr>
-              <w:t xml:space="preserve">A</w:t>
-            </w:r>
-          </w:p>
-        </w:tc>
-        <w:tc>
-          <w:tcPr/>
-          <w:p>
-            <w:pPr>
-              <w:pStyle w:val="Compact"/>
-              <w:jc w:val="center"/>
-            </w:pPr>
-            <w:r>
-              <w:rPr>
-                <w:rFonts w:ascii="Times New Roman" w:hAnsi="Times New Roman" w:eastAsia="Times New Roman" w:cs="Times New Roman"/>
-              </w:rPr>
-              <w:t xml:space="preserve">23.63</w:t>
-            </w:r>
-          </w:p>
-        </w:tc>
-        <w:tc>
-          <w:tcPr/>
-          <w:p>
-            <w:pPr>
-              <w:pStyle w:val="Compact"/>
-              <w:jc w:val="center"/>
-            </w:pPr>
-          </w:p>
-        </w:tc>
-        <w:tc>
-          <w:tcPr/>
-          <w:p>
-            <w:pPr>
-              <w:pStyle w:val="Compact"/>
-              <w:jc w:val="center"/>
-            </w:pPr>
-            <w:r>
-              <w:rPr>
-                <w:rFonts w:ascii="Times New Roman" w:hAnsi="Times New Roman" w:eastAsia="Times New Roman" w:cs="Times New Roman"/>
-              </w:rPr>
-              <w:t xml:space="preserve">32.75</w:t>
-            </w:r>
-          </w:p>
-        </w:tc>
-        <w:tc>
-          <w:tcPr/>
-          <w:p>
-            <w:pPr>
-              <w:pStyle w:val="Compact"/>
-              <w:jc w:val="center"/>
-            </w:pPr>
-            <w:r>
-              <w:rPr>
-                <w:rFonts w:ascii="Times New Roman" w:hAnsi="Times New Roman" w:eastAsia="Times New Roman" w:cs="Times New Roman"/>
-              </w:rPr>
-              <w:t xml:space="preserve">C</w:t>
-            </w:r>
-          </w:p>
-        </w:tc>
-        <w:tc>
-          <w:tcPr/>
-          <w:p>
-            <w:pPr>
-              <w:pStyle w:val="Compact"/>
-              <w:jc w:val="center"/>
-            </w:pPr>
-            <w:r>
-              <w:rPr>
-                <w:rFonts w:ascii="Times New Roman" w:hAnsi="Times New Roman" w:eastAsia="Times New Roman" w:cs="Times New Roman"/>
-              </w:rPr>
-              <w:t xml:space="preserve">21.84</w:t>
-            </w:r>
-          </w:p>
-        </w:tc>
-        <w:tc>
-          <w:tcPr/>
-          <w:p>
-            <w:pPr>
-              <w:pStyle w:val="Compact"/>
-              <w:jc w:val="center"/>
-            </w:pPr>
-          </w:p>
-        </w:tc>
-        <w:tc>
-          <w:tcPr/>
-          <w:p>
-            <w:pPr>
-              <w:pStyle w:val="Compact"/>
-              <w:jc w:val="center"/>
-            </w:pPr>
-            <w:r>
-              <w:rPr>
-                <w:rFonts w:ascii="Times New Roman" w:hAnsi="Times New Roman" w:eastAsia="Times New Roman" w:cs="Times New Roman"/>
-              </w:rPr>
-              <w:t xml:space="preserve">25.23</w:t>
-            </w:r>
-          </w:p>
-        </w:tc>
-      </w:tr>
-      <w:tr>
-        <w:tc>
-          <w:tcPr/>
-          <w:p>
-            <w:pPr>
-              <w:pStyle w:val="Compact"/>
-              <w:jc w:val="center"/>
-            </w:pPr>
-            <w:r>
-              <w:rPr>
-                <w:rFonts w:ascii="Times New Roman" w:hAnsi="Times New Roman" w:eastAsia="Times New Roman" w:cs="Times New Roman"/>
-              </w:rPr>
-              <w:t xml:space="preserve">B</w:t>
-            </w:r>
-          </w:p>
-        </w:tc>
-        <w:tc>
-          <w:tcPr/>
-          <w:p>
-            <w:pPr>
-              <w:pStyle w:val="Compact"/>
-              <w:jc w:val="center"/>
-            </w:pPr>
-            <w:r>
-              <w:rPr>
-                <w:rFonts w:ascii="Times New Roman" w:hAnsi="Times New Roman" w:eastAsia="Times New Roman" w:cs="Times New Roman"/>
-              </w:rPr>
-              <w:t xml:space="preserve">19.39</w:t>
-            </w:r>
-          </w:p>
-        </w:tc>
-        <w:tc>
-          <w:tcPr/>
-          <w:p>
-            <w:pPr>
-              <w:pStyle w:val="Compact"/>
-              <w:jc w:val="center"/>
-            </w:pPr>
-            <w:r>
-              <w:rPr>
-                <w:rFonts w:ascii="Times New Roman" w:hAnsi="Times New Roman" w:eastAsia="Times New Roman" w:cs="Times New Roman"/>
-              </w:rPr>
-              <w:t xml:space="preserve">11.55</w:t>
-            </w:r>
-          </w:p>
-        </w:tc>
-        <w:tc>
-          <w:tcPr/>
-          <w:p>
-            <w:pPr>
-              <w:pStyle w:val="Compact"/>
-              <w:jc w:val="center"/>
-            </w:pPr>
-            <w:r>
-              <w:rPr>
-                <w:rFonts w:ascii="Times New Roman" w:hAnsi="Times New Roman" w:eastAsia="Times New Roman" w:cs="Times New Roman"/>
-              </w:rPr>
-              <w:t xml:space="preserve">35.83</w:t>
-            </w:r>
-          </w:p>
-        </w:tc>
-        <w:tc>
-          <w:tcPr/>
-          <w:p>
-            <w:pPr>
-              <w:pStyle w:val="Compact"/>
-              <w:jc w:val="center"/>
-            </w:pPr>
-          </w:p>
-        </w:tc>
-        <w:tc>
-          <w:tcPr/>
-          <w:p>
-            <w:pPr>
-              <w:pStyle w:val="Compact"/>
-              <w:jc w:val="center"/>
-            </w:pPr>
-          </w:p>
-        </w:tc>
-        <w:tc>
-          <w:tcPr/>
-          <w:p>
-            <w:pPr>
-              <w:pStyle w:val="Compact"/>
-              <w:jc w:val="center"/>
-            </w:pPr>
-          </w:p>
-        </w:tc>
-        <w:tc>
-          <w:tcPr/>
-          <w:p>
-            <w:pPr>
-              <w:pStyle w:val="Compact"/>
-              <w:jc w:val="center"/>
-            </w:pPr>
-          </w:p>
-        </w:tc>
-      </w:tr>
-    </w:tbl>
-    <w:p>
-      <w:pPr>
-        <w:pStyle w:val="BodyText"/>
-        <w:spacing w:before="120"/>
-      </w:pPr>
-      <w:r>
-        <w:rPr>
-          <w:rFonts w:hint="eastAsia" w:ascii="Times New Roman" w:hAnsi="Times New Roman" w:eastAsia="FangSong" w:cs="Times New Roman"/>
-        </w:rPr>
-        <w:t>试写出</w:t>
+        <w:t>经洗涤</w:t>
+      </w:r>
+      <w:r>
+        <w:rPr>
+          <w:rFonts w:hint="eastAsia" w:ascii="Times New Roman" w:hAnsi="Times New Roman" w:eastAsia="Times New Roman" w:cs="Times New Roman"/>
+        </w:rPr>
+        <w:t>、</w:t>
+      </w:r>
+      <w:r>
+        <w:rPr>
+          <w:rFonts w:hint="eastAsia" w:ascii="Times New Roman" w:hAnsi="Times New Roman" w:eastAsia="FangSong" w:cs="Times New Roman"/>
+        </w:rPr>
+        <w:t>干燥后得一组成为</w:t>
+      </w:r>
+      <w:r>
+        <w:rPr>
+          <w:rFonts w:ascii="Times New Roman" w:hAnsi="Times New Roman" w:eastAsia="Times New Roman" w:cs="Times New Roman"/>
+        </w:rPr>
+        <w:t xml:space="preserve"> </w:t>
+      </w:r>
+      <m:oMath>
+        <m:oMathPr>
+          <m:ctrlPr>
+            <w:rPr>
+              <w:sz w:val="28"/>
+              <w:szCs w:val="28"/>
+            </w:rPr>
+          </m:ctrlPr>
+        </m:oMathPr>
+        <m:r>
+          <m:rPr>
+            <m:sty m:val="p"/>
+          </m:rPr>
+          <m:t>B</m:t>
+        </m:r>
+        <m:r>
+          <m:rPr>
+            <m:sty m:val="p"/>
+          </m:rPr>
+          <m:t>a</m:t>
+        </m:r>
+        <m:r>
+          <m:t> </m:t>
+        </m:r>
+        <m:r>
+          <m:t>30.50</m:t>
+        </m:r>
+        <m:r>
+          <m:rPr>
+            <m:sty m:val="p"/>
+          </m:rPr>
+          <m:t>%</m:t>
+        </m:r>
+      </m:oMath>
+      <w:r>
+        <w:rPr>
+          <w:rFonts w:ascii="Times New Roman" w:hAnsi="Times New Roman" w:eastAsia="Times New Roman" w:cs="Times New Roman"/>
+        </w:rPr>
+        <w:t xml:space="preserve">、</w:t>
+      </w:r>
+      <m:oMath>
+        <m:oMathPr>
+          <m:ctrlPr>
+            <w:rPr>
+              <w:sz w:val="28"/>
+              <w:szCs w:val="28"/>
+            </w:rPr>
+          </m:ctrlPr>
+        </m:oMathPr>
+        <m:r>
+          <m:rPr>
+            <m:sty m:val="p"/>
+          </m:rPr>
+          <m:t>T</m:t>
+        </m:r>
+        <m:r>
+          <m:rPr>
+            <m:sty m:val="p"/>
+          </m:rPr>
+          <m:t>i</m:t>
+        </m:r>
+        <m:r>
+          <m:t> </m:t>
+        </m:r>
+        <m:r>
+          <m:t>10.70</m:t>
+        </m:r>
+        <m:r>
+          <m:rPr>
+            <m:sty m:val="p"/>
+          </m:rPr>
+          <m:t>%</m:t>
+        </m:r>
+      </m:oMath>
+      <w:r>
+        <w:rPr>
+          <w:rFonts w:ascii="Times New Roman" w:hAnsi="Times New Roman" w:eastAsia="Times New Roman" w:cs="Times New Roman"/>
+        </w:rPr>
+        <w:t xml:space="preserve">、</w:t>
+      </w:r>
+      <m:oMath>
+        <m:oMathPr>
+          <m:ctrlPr>
+            <w:rPr>
+              <w:sz w:val="28"/>
+              <w:szCs w:val="28"/>
+            </w:rPr>
+          </m:ctrlPr>
+        </m:oMathPr>
+        <m:r>
+          <m:rPr>
+            <m:sty m:val="p"/>
+          </m:rPr>
+          <m:t>C</m:t>
+        </m:r>
+        <m:r>
+          <m:t> </m:t>
+        </m:r>
+        <m:r>
+          <m:t>10.66</m:t>
+        </m:r>
+        <m:r>
+          <m:rPr>
+            <m:sty m:val="p"/>
+          </m:rPr>
+          <m:t>%</m:t>
+        </m:r>
+      </m:oMath>
+      <w:r>
+        <w:rPr>
+          <w:rFonts w:ascii="Times New Roman" w:hAnsi="Times New Roman" w:eastAsia="Times New Roman" w:cs="Times New Roman"/>
+        </w:rPr>
+        <w:t xml:space="preserve">、</w:t>
+      </w:r>
+      <m:oMath>
+        <m:oMathPr>
+          <m:ctrlPr>
+            <w:rPr>
+              <w:sz w:val="28"/>
+              <w:szCs w:val="28"/>
+            </w:rPr>
+          </m:ctrlPr>
+        </m:oMathPr>
+        <m:r>
+          <m:rPr>
+            <m:sty m:val="p"/>
+          </m:rPr>
+          <m:t>H</m:t>
+        </m:r>
+        <m:r>
+          <m:t> </m:t>
+        </m:r>
+        <m:r>
+          <m:t>1.81</m:t>
+        </m:r>
+        <m:r>
+          <m:rPr>
+            <m:sty m:val="p"/>
+          </m:rPr>
+          <m:t>%</m:t>
+        </m:r>
+      </m:oMath>
+      <w:r>
+        <w:rPr>
+          <w:rFonts w:ascii="Times New Roman" w:hAnsi="Times New Roman" w:eastAsia="Times New Roman" w:cs="Times New Roman"/>
+        </w:rPr>
+        <w:t xml:space="preserve"> </w:t>
+      </w:r>
+      <w:r>
+        <w:rPr>
+          <w:rFonts w:hint="eastAsia" w:ascii="Times New Roman" w:hAnsi="Times New Roman" w:eastAsia="FangSong" w:cs="Times New Roman"/>
+        </w:rPr>
+        <w:t xml:space="preserve">的白色粉末</w:t>
+      </w:r>
+      <w:r>
+        <w:rPr>
+          <w:rFonts w:ascii="Times New Roman" w:hAnsi="Times New Roman" w:eastAsia="Times New Roman" w:cs="Times New Roman"/>
+        </w:rPr>
+        <w:t xml:space="preserve"> </w:t>
+      </w:r>
+      <w:r>
+        <w:rPr>
+          <w:rFonts w:hint="eastAsia" w:ascii="Times New Roman" w:hAnsi="Times New Roman" w:eastAsia="Times New Roman" w:cs="Times New Roman"/>
+        </w:rPr>
+        <w:t>A，</w:t>
+      </w:r>
+      <w:r>
+        <w:rPr>
+          <w:rFonts w:hint="eastAsia" w:ascii="Times New Roman" w:hAnsi="Times New Roman" w:eastAsia="FangSong" w:cs="Times New Roman"/>
+        </w:rPr>
+        <w:t>进一步热分解</w:t>
+      </w:r>
+      <w:r>
+        <w:rPr>
+          <w:rFonts w:ascii="Times New Roman" w:hAnsi="Times New Roman" w:eastAsia="Times New Roman" w:cs="Times New Roman"/>
+        </w:rPr>
+        <w:t xml:space="preserve"> A </w:t>
+      </w:r>
+      <w:r>
+        <w:rPr>
+          <w:rFonts w:hint="eastAsia" w:ascii="Times New Roman" w:hAnsi="Times New Roman" w:eastAsia="FangSong" w:cs="Times New Roman"/>
+        </w:rPr>
+        <w:t xml:space="preserve">即可得</w:t>
+      </w:r>
+      <w:r>
+        <w:rPr>
+          <w:rFonts w:ascii="Times New Roman" w:hAnsi="Times New Roman" w:eastAsia="Times New Roman" w:cs="Times New Roman"/>
+        </w:rPr>
+        <w:t xml:space="preserve"> </w:t>
+      </w:r>
+      <m:oMath>
+        <m:oMathPr>
+          <m:ctrlPr>
+            <w:rPr>
+              <w:sz w:val="28"/>
+              <w:szCs w:val="28"/>
+            </w:rPr>
+          </m:ctrlPr>
+        </m:oMathPr>
+        <m:r>
+          <m:rPr>
+            <m:sty m:val="p"/>
+          </m:rPr>
+          <m:t>B</m:t>
+        </m:r>
+        <m:r>
+          <m:rPr>
+            <m:sty m:val="p"/>
+          </m:rPr>
+          <m:t>a</m:t>
+        </m:r>
+        <m:r>
+          <m:rPr>
+            <m:sty m:val="p"/>
+          </m:rPr>
+          <m:t>T</m:t>
+        </m:r>
+        <m:r>
+          <m:rPr>
+            <m:sty m:val="p"/>
+          </m:rPr>
+          <m:t>i</m:t>
+        </m:r>
+        <m:sSub>
+          <m:e>
+            <m:r>
+              <m:rPr>
+                <m:sty m:val="p"/>
+              </m:rPr>
+              <m:t>O</m:t>
+            </m:r>
+          </m:e>
+          <m:sub>
+            <m:r>
+              <m:rPr>
+                <m:sty m:val="p"/>
+              </m:rPr>
+              <m:t>3</m:t>
+            </m:r>
+          </m:sub>
+        </m:sSub>
+      </m:oMath>
+      <w:r>
+        <w:rPr>
+          <w:rFonts w:hint="eastAsia" w:ascii="Times New Roman" w:hAnsi="Times New Roman" w:eastAsia="Times New Roman" w:cs="Times New Roman"/>
+        </w:rPr>
+        <w:t>。</w:t>
+      </w:r>
+      <w:r>
+        <w:rPr>
+          <w:rFonts w:hint="eastAsia" w:ascii="Times New Roman" w:hAnsi="Times New Roman" w:eastAsia="FangSong" w:cs="Times New Roman"/>
+        </w:rPr>
+        <w:t>用热分析仪测定</w:t>
+      </w:r>
+      <w:r>
+        <w:rPr>
+          <w:rFonts w:ascii="Times New Roman" w:hAnsi="Times New Roman" w:eastAsia="Times New Roman" w:cs="Times New Roman"/>
+        </w:rPr>
+        <w:t xml:space="preserve"> A </w:t>
+      </w:r>
+      <w:r>
+        <w:rPr>
+          <w:rFonts w:hint="eastAsia" w:ascii="Times New Roman" w:hAnsi="Times New Roman" w:eastAsia="FangSong" w:cs="Times New Roman"/>
+        </w:rPr>
+        <w:t>的热解过程</w:t>
+      </w:r>
+      <w:r>
+        <w:rPr>
+          <w:rFonts w:hint="eastAsia" w:ascii="Times New Roman" w:hAnsi="Times New Roman" w:eastAsia="Times New Roman" w:cs="Times New Roman"/>
+        </w:rPr>
+        <w:t>，</w:t>
+      </w:r>
+      <w:r>
+        <w:rPr>
+          <w:rFonts w:hint="eastAsia" w:ascii="Times New Roman" w:hAnsi="Times New Roman" w:eastAsia="FangSong" w:cs="Times New Roman"/>
+        </w:rPr>
+        <w:t>得下图所示的质量</w:t>
+      </w:r>
+      <w:r>
+        <w:rPr>
+          <w:rFonts w:hint="eastAsia" w:ascii="Times New Roman" w:hAnsi="Times New Roman" w:eastAsia="Times New Roman" w:cs="Times New Roman"/>
+        </w:rPr>
+        <w:t>—</w:t>
+      </w:r>
+      <w:r>
+        <w:rPr>
+          <w:rFonts w:hint="eastAsia" w:ascii="Times New Roman" w:hAnsi="Times New Roman" w:eastAsia="FangSong" w:cs="Times New Roman"/>
+        </w:rPr>
+        <w:t>温度关系曲线</w:t>
       </w:r>
       <w:r>
         <w:rPr>
@@ -13682,48 +13985,53 @@
     <w:p>
       <w:pPr>
         <w:pStyle w:val="BodyText"/>
-      </w:pPr>
-      <w:r>
-        <w:rPr>
-          <w:rFonts w:ascii="Times New Roman" w:hAnsi="Times New Roman" w:eastAsia="Times New Roman" w:cs="Times New Roman"/>
-        </w:rPr>
-        <w:t xml:space="preserve">6-1 </w:t>
-      </w:r>
-      <w:r>
-        <w:rPr>
-          <w:rFonts w:hint="eastAsia" w:ascii="Times New Roman" w:hAnsi="Times New Roman" w:eastAsia="FangSong" w:cs="Times New Roman"/>
-        </w:rPr>
-        <w:t xml:space="preserve">结构简式</w:t>
-      </w:r>
-      <w:r>
-        <w:rPr>
-          <w:rFonts w:ascii="Times New Roman" w:hAnsi="Times New Roman" w:eastAsia="Times New Roman" w:cs="Times New Roman"/>
-        </w:rPr>
-        <w:t xml:space="preserve"> A </w:t>
-      </w:r>
-      <w:r>
-        <w:rPr>
-          <w:rFonts w:hint="eastAsia" w:ascii="Times New Roman" w:hAnsi="Times New Roman" w:eastAsia="Times New Roman" w:cs="Times New Roman"/>
-        </w:rPr>
-        <w:t xml:space="preserve">____；B</w:t>
-      </w:r>
-      <w:r>
-        <w:rPr>
-          <w:rFonts w:ascii="Times New Roman" w:hAnsi="Times New Roman" w:eastAsia="Times New Roman" w:cs="Times New Roman"/>
-        </w:rPr>
-        <w:t xml:space="preserve"> </w:t>
-      </w:r>
-      <w:r>
-        <w:rPr>
-          <w:rFonts w:hint="eastAsia" w:ascii="Times New Roman" w:hAnsi="Times New Roman" w:eastAsia="Times New Roman" w:cs="Times New Roman"/>
-        </w:rPr>
-        <w:t xml:space="preserve">____；C</w:t>
-      </w:r>
-      <w:r>
-        <w:rPr>
-          <w:rFonts w:ascii="Times New Roman" w:hAnsi="Times New Roman" w:eastAsia="Times New Roman" w:cs="Times New Roman"/>
-        </w:rPr>
-        <w:t xml:space="preserve"> ____。</w:t>
+        <w:spacing w:before="160" w:after="80"/>
+        <w:jc w:val="center"/>
+      </w:pPr>
+      <w:r>
+        <w:rPr>
+          <w:rFonts w:ascii="Times New Roman" w:hAnsi="Times New Roman" w:eastAsia="Times New Roman" w:cs="Times New Roman"/>
+        </w:rPr>
+        <w:drawing>
+          <wp:inline>
+            <wp:extent cx="3240000" cy="2546225"/>
+            <wp:effectExtent b="0" l="0" r="0" t="0"/>
+            <wp:docPr descr="" title="" id="77" name="Picture"/>
+            <a:graphic>
+              <a:graphicData uri="http://schemas.openxmlformats.org/drawingml/2006/picture">
+                <pic:pic>
+                  <pic:nvPicPr>
+                    <pic:cNvPr descr="c136ad01e9af85711659c2b06c97a3379827f71ae8369b3dfbe0f89c6e3c1e19.jpg" id="78" name="Picture"/>
+                    <pic:cNvPicPr>
+                      <a:picLocks noChangeArrowheads="1" noChangeAspect="1"/>
+                    </pic:cNvPicPr>
+                  </pic:nvPicPr>
+                  <pic:blipFill>
+                    <a:blip r:embed="rId76"/>
+                    <a:stretch>
+                      <a:fillRect/>
+                    </a:stretch>
+                  </pic:blipFill>
+                  <pic:spPr bwMode="auto">
+                    <a:xfrm>
+                      <a:off x="0" y="0"/>
+                      <a:ext cx="3240000" cy="2546225"/>
+                    </a:xfrm>
+                    <a:prstGeom prst="rect">
+                      <a:avLst/>
+                    </a:prstGeom>
+                    <a:noFill/>
+                    <a:ln w="9525">
+                      <a:noFill/>
+                      <a:headEnd/>
+                      <a:tailEnd/>
+                    </a:ln>
+                  </pic:spPr>
+                </pic:pic>
+              </a:graphicData>
+            </a:graphic>
+          </wp:inline>
+        </w:drawing>
       </w:r>
     </w:p>
     <w:p>
@@ -13732,136 +14040,674 @@
       </w:pPr>
       <w:r>
         <w:rPr>
-          <w:rFonts w:ascii="Times New Roman" w:hAnsi="Times New Roman" w:eastAsia="Times New Roman" w:cs="Times New Roman"/>
-        </w:rPr>
-        <w:t xml:space="preserve">6-2 </w:t>
-      </w:r>
-      <w:r>
-        <w:rPr>
-          <w:rFonts w:hint="eastAsia" w:ascii="Times New Roman" w:hAnsi="Times New Roman" w:eastAsia="FangSong" w:cs="Times New Roman"/>
-        </w:rPr>
-        <w:t xml:space="preserve">将</w:t>
-      </w:r>
-      <w:r>
-        <w:rPr>
-          <w:rFonts w:ascii="Times New Roman" w:hAnsi="Times New Roman" w:eastAsia="Times New Roman" w:cs="Times New Roman"/>
-        </w:rPr>
-        <w:t xml:space="preserve"> A </w:t>
-      </w:r>
-      <w:r>
-        <w:rPr>
-          <w:rFonts w:hint="eastAsia" w:ascii="Times New Roman" w:hAnsi="Times New Roman" w:eastAsia="FangSong" w:cs="Times New Roman"/>
-        </w:rPr>
-        <w:t xml:space="preserve">中</w:t>
-      </w:r>
-      <w:r>
-        <w:rPr>
-          <w:rFonts w:ascii="Times New Roman" w:hAnsi="Times New Roman" w:eastAsia="Times New Roman" w:cs="Times New Roman"/>
-        </w:rPr>
-        <w:t xml:space="preserve"> Cr </w:t>
-      </w:r>
-      <w:r>
-        <w:rPr>
-          <w:rFonts w:hint="eastAsia" w:ascii="Times New Roman" w:hAnsi="Times New Roman" w:eastAsia="FangSong" w:cs="Times New Roman"/>
-        </w:rPr>
-        <w:t xml:space="preserve">原子换为</w:t>
-      </w:r>
-      <w:r>
-        <w:rPr>
-          <w:rFonts w:ascii="Times New Roman" w:hAnsi="Times New Roman" w:eastAsia="Times New Roman" w:cs="Times New Roman"/>
-        </w:rPr>
-        <w:t xml:space="preserve"> Mo </w:t>
-      </w:r>
-      <w:r>
-        <w:rPr>
-          <w:rFonts w:hint="eastAsia" w:ascii="Times New Roman" w:hAnsi="Times New Roman" w:eastAsia="FangSong" w:cs="Times New Roman"/>
-        </w:rPr>
-        <w:t xml:space="preserve">原子得物质</w:t>
-      </w:r>
-      <w:r>
-        <w:rPr>
-          <w:rFonts w:ascii="Times New Roman" w:hAnsi="Times New Roman" w:eastAsia="Times New Roman" w:cs="Times New Roman"/>
-        </w:rPr>
-        <w:t xml:space="preserve"> </w:t>
-      </w:r>
-      <w:r>
-        <w:rPr>
-          <w:rFonts w:hint="eastAsia" w:ascii="Times New Roman" w:hAnsi="Times New Roman" w:eastAsia="Times New Roman" w:cs="Times New Roman"/>
-        </w:rPr>
-        <w:t xml:space="preserve">D，D</w:t>
-      </w:r>
-      <w:r>
-        <w:rPr>
-          <w:rFonts w:ascii="Times New Roman" w:hAnsi="Times New Roman" w:eastAsia="Times New Roman" w:cs="Times New Roman"/>
-        </w:rPr>
-        <w:t xml:space="preserve"> </w:t>
-      </w:r>
-      <w:r>
-        <w:rPr>
-          <w:rFonts w:hint="eastAsia" w:ascii="Times New Roman" w:hAnsi="Times New Roman" w:eastAsia="FangSong" w:cs="Times New Roman"/>
-        </w:rPr>
-        <w:t xml:space="preserve">可与</w:t>
-      </w:r>
-      <w:r>
-        <w:rPr>
-          <w:rFonts w:ascii="Times New Roman" w:hAnsi="Times New Roman" w:eastAsia="Times New Roman" w:cs="Times New Roman"/>
-        </w:rPr>
-        <w:t xml:space="preserve"> PPh</w:t>
-      </w:r>
-      <w:r>
-        <w:rPr>
-          <w:rFonts w:ascii="Times New Roman" w:hAnsi="Times New Roman" w:eastAsia="Times New Roman" w:cs="Times New Roman"/>
-          <w:vertAlign w:val="subscript"/>
-        </w:rPr>
-        <w:t>3</w:t>
-      </w:r>
-      <w:r>
-        <w:rPr>
-          <w:rFonts w:ascii="Times New Roman" w:hAnsi="Times New Roman" w:eastAsia="Times New Roman" w:cs="Times New Roman"/>
-        </w:rPr>
-        <w:t xml:space="preserve"> </w:t>
-      </w:r>
-      <w:r>
-        <w:rPr>
-          <w:rFonts w:hint="eastAsia" w:ascii="Times New Roman" w:hAnsi="Times New Roman" w:eastAsia="FangSong" w:cs="Times New Roman"/>
-        </w:rPr>
-        <w:t>反应</w:t>
-      </w:r>
-      <w:r>
-        <w:rPr>
-          <w:rFonts w:hint="eastAsia" w:ascii="Times New Roman" w:hAnsi="Times New Roman" w:eastAsia="Times New Roman" w:cs="Times New Roman"/>
-        </w:rPr>
-        <w:t>（Ph</w:t>
-      </w:r>
-      <w:r>
-        <w:rPr>
-          <w:rFonts w:ascii="Times New Roman" w:hAnsi="Times New Roman" w:eastAsia="Times New Roman" w:cs="Times New Roman"/>
-        </w:rPr>
-        <w:t xml:space="preserve"> </w:t>
-      </w:r>
-      <w:r>
-        <w:rPr>
-          <w:rFonts w:hint="eastAsia" w:ascii="Times New Roman" w:hAnsi="Times New Roman" w:eastAsia="FangSong" w:cs="Times New Roman"/>
-        </w:rPr>
-        <w:t>为苯基</w:t>
-      </w:r>
-      <w:r>
-        <w:rPr>
-          <w:rFonts w:hint="eastAsia" w:ascii="Times New Roman" w:hAnsi="Times New Roman" w:eastAsia="Times New Roman" w:cs="Times New Roman"/>
-        </w:rPr>
-        <w:t>），</w:t>
-      </w:r>
-      <w:r>
-        <w:rPr>
-          <w:rFonts w:hint="eastAsia" w:ascii="Times New Roman" w:hAnsi="Times New Roman" w:eastAsia="FangSong" w:cs="Times New Roman"/>
-        </w:rPr>
-        <w:t>试写出反应的化学方程式</w:t>
+          <w:rFonts w:hint="eastAsia" w:ascii="Times New Roman" w:hAnsi="Times New Roman" w:eastAsia="FangSong" w:cs="Times New Roman"/>
+        </w:rPr>
+        <w:t>第</w:t>
+      </w:r>
+      <w:r>
+        <w:rPr>
+          <w:rFonts w:hint="eastAsia" w:ascii="Times New Roman" w:hAnsi="Times New Roman" w:eastAsia="Times New Roman" w:cs="Times New Roman"/>
+        </w:rPr>
+        <w:t>7</w:t>
+      </w:r>
+      <w:r>
+        <w:rPr>
+          <w:rFonts w:hint="eastAsia" w:ascii="Times New Roman" w:hAnsi="Times New Roman" w:eastAsia="FangSong" w:cs="Times New Roman"/>
+        </w:rPr>
+        <w:t>题图</w:t>
+      </w:r>
+    </w:p>
+    <w:p>
+      <w:pPr>
+        <w:pStyle w:val="BodyText"/>
+      </w:pPr>
+      <w:r>
+        <w:rPr>
+          <w:rFonts w:hint="eastAsia" w:ascii="Times New Roman" w:hAnsi="Times New Roman" w:eastAsia="FangSong" w:cs="Times New Roman"/>
+        </w:rPr>
+        <w:t xml:space="preserve">图中</w:t>
+      </w:r>
+      <w:r>
+        <w:rPr>
+          <w:rFonts w:ascii="Times New Roman" w:hAnsi="Times New Roman" w:eastAsia="Times New Roman" w:cs="Times New Roman"/>
+        </w:rPr>
+        <w:t xml:space="preserve"> 400 K、600 K </w:t>
+      </w:r>
+      <w:r>
+        <w:rPr>
+          <w:rFonts w:hint="eastAsia" w:ascii="Times New Roman" w:hAnsi="Times New Roman" w:eastAsia="FangSong" w:cs="Times New Roman"/>
+        </w:rPr>
+        <w:t xml:space="preserve">和</w:t>
+      </w:r>
+      <w:r>
+        <w:rPr>
+          <w:rFonts w:ascii="Times New Roman" w:hAnsi="Times New Roman" w:eastAsia="Times New Roman" w:cs="Times New Roman"/>
+        </w:rPr>
+        <w:t xml:space="preserve"> 900 K </w:t>
+      </w:r>
+      <w:r>
+        <w:rPr>
+          <w:rFonts w:hint="eastAsia" w:ascii="Times New Roman" w:hAnsi="Times New Roman" w:eastAsia="FangSong" w:cs="Times New Roman"/>
+        </w:rPr>
+        <w:t xml:space="preserve">时对应的样品的质量分别为</w:t>
+      </w:r>
+      <w:r>
+        <w:rPr>
+          <w:rFonts w:ascii="Times New Roman" w:hAnsi="Times New Roman" w:eastAsia="Times New Roman" w:cs="Times New Roman"/>
+        </w:rPr>
+        <w:t xml:space="preserve"> 8.38 mg、5.68 mg </w:t>
+      </w:r>
+      <w:r>
+        <w:rPr>
+          <w:rFonts w:hint="eastAsia" w:ascii="Times New Roman" w:hAnsi="Times New Roman" w:eastAsia="FangSong" w:cs="Times New Roman"/>
+        </w:rPr>
+        <w:t xml:space="preserve">和</w:t>
+      </w:r>
+      <w:r>
+        <w:rPr>
+          <w:rFonts w:ascii="Times New Roman" w:hAnsi="Times New Roman" w:eastAsia="Times New Roman" w:cs="Times New Roman"/>
+        </w:rPr>
+        <w:t xml:space="preserve"> 5.19 mg</w:t>
+      </w:r>
+    </w:p>
+    <w:p>
+      <w:pPr>
+        <w:pStyle w:val="BodyText"/>
+      </w:pPr>
+      <w:r>
+        <w:rPr>
+          <w:rFonts w:hint="eastAsia" w:ascii="Times New Roman" w:hAnsi="Times New Roman" w:eastAsia="FangSong" w:cs="Times New Roman"/>
+        </w:rPr>
+        <w:t>试回答</w:t>
+      </w:r>
+      <w:r>
+        <w:rPr>
+          <w:rFonts w:hint="eastAsia" w:ascii="Times New Roman" w:hAnsi="Times New Roman" w:eastAsia="Times New Roman" w:cs="Times New Roman"/>
+        </w:rPr>
+        <w:t>：</w:t>
+      </w:r>
+    </w:p>
+    <w:p>
+      <w:pPr>
+        <w:pStyle w:val="BodyText"/>
+      </w:pPr>
+      <w:r>
+        <w:rPr>
+          <w:rFonts w:ascii="Times New Roman" w:hAnsi="Times New Roman" w:eastAsia="Times New Roman" w:cs="Times New Roman"/>
+        </w:rPr>
+        <w:t xml:space="preserve">7-1 A </w:t>
+      </w:r>
+      <w:r>
+        <w:rPr>
+          <w:rFonts w:hint="eastAsia" w:ascii="Times New Roman" w:hAnsi="Times New Roman" w:eastAsia="FangSong" w:cs="Times New Roman"/>
+        </w:rPr>
+        <w:t xml:space="preserve">的化学式为</w:t>
       </w:r>
       <w:r>
         <w:rPr>
           <w:rFonts w:ascii="Times New Roman" w:hAnsi="Times New Roman" w:eastAsia="Times New Roman" w:cs="Times New Roman"/>
         </w:rPr>
         <w:t xml:space="preserve"> ____。</w:t>
+      </w:r>
+    </w:p>
+    <w:p>
+      <w:pPr>
+        <w:pStyle w:val="BodyText"/>
+      </w:pPr>
+      <w:r>
+        <w:rPr>
+          <w:rFonts w:ascii="Times New Roman" w:hAnsi="Times New Roman" w:eastAsia="Times New Roman" w:cs="Times New Roman"/>
+        </w:rPr>
+        <w:t xml:space="preserve">7-2 </w:t>
+      </w:r>
+      <w:r>
+        <w:rPr>
+          <w:rFonts w:hint="eastAsia" w:ascii="Times New Roman" w:hAnsi="Times New Roman" w:eastAsia="FangSong" w:cs="Times New Roman"/>
+        </w:rPr>
+        <w:t xml:space="preserve">分别写出</w:t>
+      </w:r>
+      <w:r>
+        <w:rPr>
+          <w:rFonts w:ascii="Times New Roman" w:hAnsi="Times New Roman" w:eastAsia="Times New Roman" w:cs="Times New Roman"/>
+        </w:rPr>
+        <w:t xml:space="preserve"> </w:t>
+      </w:r>
+      <m:oMath>
+        <m:r>
+          <m:t>400</m:t>
+        </m:r>
+        <m:r>
+          <m:t> </m:t>
+        </m:r>
+        <m:r>
+          <m:rPr>
+            <m:sty m:val="p"/>
+          </m:rPr>
+          <m:t>K</m:t>
+        </m:r>
+      </m:oMath>
+      <w:r>
+        <w:rPr>
+          <w:rFonts w:ascii="Times New Roman" w:hAnsi="Times New Roman" w:eastAsia="Times New Roman" w:cs="Times New Roman"/>
+        </w:rPr>
+        <w:t xml:space="preserve">、</w:t>
+      </w:r>
+      <m:oMath>
+        <m:r>
+          <m:t>600</m:t>
+        </m:r>
+        <m:r>
+          <m:t> </m:t>
+        </m:r>
+        <m:r>
+          <m:rPr>
+            <m:sty m:val="p"/>
+          </m:rPr>
+          <m:t>K</m:t>
+        </m:r>
+      </m:oMath>
+      <w:r>
+        <w:rPr>
+          <w:rFonts w:ascii="Times New Roman" w:hAnsi="Times New Roman" w:eastAsia="Times New Roman" w:cs="Times New Roman"/>
+        </w:rPr>
+        <w:t xml:space="preserve">、</w:t>
+      </w:r>
+      <m:oMath>
+        <m:r>
+          <m:t>900</m:t>
+        </m:r>
+        <m:r>
+          <m:t> </m:t>
+        </m:r>
+        <m:r>
+          <m:rPr>
+            <m:sty m:val="p"/>
+          </m:rPr>
+          <m:t>K</m:t>
+        </m:r>
+      </m:oMath>
+      <w:r>
+        <w:rPr>
+          <w:rFonts w:ascii="Times New Roman" w:hAnsi="Times New Roman" w:eastAsia="Times New Roman" w:cs="Times New Roman"/>
+        </w:rPr>
+        <w:t xml:space="preserve"> </w:t>
+      </w:r>
+      <w:r>
+        <w:rPr>
+          <w:rFonts w:hint="eastAsia" w:ascii="Times New Roman" w:hAnsi="Times New Roman" w:eastAsia="FangSong" w:cs="Times New Roman"/>
+        </w:rPr>
+        <w:t xml:space="preserve">时样品的组成为</w:t>
+      </w:r>
+      <w:r>
+        <w:rPr>
+          <w:rFonts w:ascii="Times New Roman" w:hAnsi="Times New Roman" w:eastAsia="Times New Roman" w:cs="Times New Roman"/>
+        </w:rPr>
+        <w:t xml:space="preserve"> ____。</w:t>
+      </w:r>
+    </w:p>
+    <w:p>
+      <w:pPr>
+        <w:pStyle w:val="BodyText"/>
+      </w:pPr>
+      <w:r>
+        <w:rPr>
+          <w:rFonts w:ascii="Times New Roman" w:hAnsi="Times New Roman" w:eastAsia="Times New Roman" w:cs="Times New Roman"/>
+        </w:rPr>
+        <w:t xml:space="preserve">7-3 </w:t>
+      </w:r>
+      <w:r>
+        <w:rPr>
+          <w:rFonts w:hint="eastAsia" w:ascii="Times New Roman" w:hAnsi="Times New Roman" w:eastAsia="FangSong" w:cs="Times New Roman"/>
+        </w:rPr>
+        <w:t>晶体结构分析表明</w:t>
+      </w:r>
+      <w:r>
+        <w:rPr>
+          <w:rFonts w:hint="eastAsia" w:ascii="Times New Roman" w:hAnsi="Times New Roman" w:eastAsia="Times New Roman" w:cs="Times New Roman"/>
+        </w:rPr>
+        <w:t>，</w:t>
+      </w:r>
+      <m:oMath>
+        <m:oMathPr>
+          <m:ctrlPr>
+            <w:rPr>
+              <w:sz w:val="28"/>
+              <w:szCs w:val="28"/>
+            </w:rPr>
+          </m:ctrlPr>
+        </m:oMathPr>
+        <m:r>
+          <m:rPr>
+            <m:sty m:val="p"/>
+          </m:rPr>
+          <m:t>B</m:t>
+        </m:r>
+        <m:r>
+          <m:rPr>
+            <m:sty m:val="p"/>
+          </m:rPr>
+          <m:t>a</m:t>
+        </m:r>
+        <m:r>
+          <m:rPr>
+            <m:sty m:val="p"/>
+          </m:rPr>
+          <m:t>T</m:t>
+        </m:r>
+        <m:r>
+          <m:rPr>
+            <m:sty m:val="p"/>
+          </m:rPr>
+          <m:t>i</m:t>
+        </m:r>
+        <m:sSub>
+          <m:e>
+            <m:r>
+              <m:rPr>
+                <m:sty m:val="p"/>
+              </m:rPr>
+              <m:t>O</m:t>
+            </m:r>
+          </m:e>
+          <m:sub>
+            <m:r>
+              <m:rPr>
+                <m:sty m:val="p"/>
+              </m:rPr>
+              <m:t>3</m:t>
+            </m:r>
+          </m:sub>
+        </m:sSub>
+      </m:oMath>
+      <w:r>
+        <w:rPr>
+          <w:rFonts w:ascii="Times New Roman" w:hAnsi="Times New Roman" w:eastAsia="Times New Roman" w:cs="Times New Roman"/>
+        </w:rPr>
+        <w:t xml:space="preserve"> </w:t>
+      </w:r>
+      <w:r>
+        <w:rPr>
+          <w:rFonts w:hint="eastAsia" w:ascii="Times New Roman" w:hAnsi="Times New Roman" w:eastAsia="FangSong" w:cs="Times New Roman"/>
+        </w:rPr>
+        <w:t>为立方晶体</w:t>
+      </w:r>
+      <w:r>
+        <w:rPr>
+          <w:rFonts w:hint="eastAsia" w:ascii="Times New Roman" w:hAnsi="Times New Roman" w:eastAsia="Times New Roman" w:cs="Times New Roman"/>
+        </w:rPr>
+        <w:t>，</w:t>
+      </w:r>
+      <w:r>
+        <w:rPr>
+          <w:rFonts w:hint="eastAsia" w:ascii="Times New Roman" w:hAnsi="Times New Roman" w:eastAsia="FangSong" w:cs="Times New Roman"/>
+        </w:rPr>
+        <w:t>晶胞参数</w:t>
+      </w:r>
+      <w:r>
+        <w:rPr>
+          <w:rFonts w:ascii="Times New Roman" w:hAnsi="Times New Roman" w:eastAsia="Times New Roman" w:cs="Times New Roman"/>
+        </w:rPr>
+        <w:t xml:space="preserve"> </w:t>
+      </w:r>
+      <m:oMath>
+        <m:oMathPr>
+          <m:ctrlPr>
+            <w:rPr>
+              <w:sz w:val="28"/>
+              <w:szCs w:val="28"/>
+            </w:rPr>
+          </m:ctrlPr>
+        </m:oMathPr>
+        <m:r>
+          <m:t>a</m:t>
+        </m:r>
+        <m:r>
+          <m:rPr>
+            <m:sty m:val="p"/>
+          </m:rPr>
+          <m:t>=</m:t>
+        </m:r>
+        <m:r>
+          <m:t>7.031</m:t>
+        </m:r>
+        <m:r>
+          <m:t> </m:t>
+        </m:r>
+        <m:r>
+          <m:rPr>
+            <m:nor/>
+            <m:sty m:val="p"/>
+          </m:rPr>
+          <m:t>Å</m:t>
+        </m:r>
+      </m:oMath>
+      <w:r>
+        <w:rPr>
+          <w:rFonts w:hint="eastAsia" w:ascii="Times New Roman" w:hAnsi="Times New Roman" w:eastAsia="Times New Roman" w:cs="Times New Roman"/>
+        </w:rPr>
+        <w:t>，</w:t>
+      </w:r>
+      <w:r>
+        <w:rPr>
+          <w:rFonts w:hint="eastAsia" w:ascii="Times New Roman" w:hAnsi="Times New Roman" w:eastAsia="FangSong" w:cs="Times New Roman"/>
+        </w:rPr>
+        <w:t>一个晶胞中含有一个</w:t>
+      </w:r>
+      <w:r>
+        <w:rPr>
+          <w:rFonts w:ascii="Times New Roman" w:hAnsi="Times New Roman" w:eastAsia="Times New Roman" w:cs="Times New Roman"/>
+        </w:rPr>
+        <w:t xml:space="preserve"> </w:t>
+      </w:r>
+      <m:oMath>
+        <m:oMathPr>
+          <m:ctrlPr>
+            <w:rPr>
+              <w:sz w:val="28"/>
+              <w:szCs w:val="28"/>
+            </w:rPr>
+          </m:ctrlPr>
+        </m:oMathPr>
+        <m:r>
+          <m:rPr>
+            <m:sty m:val="p"/>
+          </m:rPr>
+          <m:t>B</m:t>
+        </m:r>
+        <m:r>
+          <m:rPr>
+            <m:sty m:val="p"/>
+          </m:rPr>
+          <m:t>a</m:t>
+        </m:r>
+        <m:r>
+          <m:rPr>
+            <m:sty m:val="p"/>
+          </m:rPr>
+          <m:t>T</m:t>
+        </m:r>
+        <m:r>
+          <m:rPr>
+            <m:sty m:val="p"/>
+          </m:rPr>
+          <m:t>i</m:t>
+        </m:r>
+        <m:sSub>
+          <m:e>
+            <m:r>
+              <m:rPr>
+                <m:sty m:val="p"/>
+              </m:rPr>
+              <m:t>O</m:t>
+            </m:r>
+          </m:e>
+          <m:sub>
+            <m:r>
+              <m:rPr>
+                <m:sty m:val="p"/>
+              </m:rPr>
+              <m:t>3</m:t>
+            </m:r>
+          </m:sub>
+        </m:sSub>
+      </m:oMath>
+      <w:r>
+        <w:rPr>
+          <w:rFonts w:ascii="Times New Roman" w:hAnsi="Times New Roman" w:eastAsia="Times New Roman" w:cs="Times New Roman"/>
+        </w:rPr>
+        <w:t xml:space="preserve"> </w:t>
+      </w:r>
+      <w:r>
+        <w:rPr>
+          <w:rFonts w:hint="eastAsia" w:ascii="Times New Roman" w:hAnsi="Times New Roman" w:eastAsia="Times New Roman" w:cs="Times New Roman"/>
+        </w:rPr>
+        <w:t>“</w:t>
+      </w:r>
+      <w:r>
+        <w:rPr>
+          <w:rFonts w:hint="eastAsia" w:ascii="Times New Roman" w:hAnsi="Times New Roman" w:eastAsia="FangSong" w:cs="Times New Roman"/>
+        </w:rPr>
+        <w:t>分子</w:t>
+      </w:r>
+      <w:r>
+        <w:rPr>
+          <w:rFonts w:hint="eastAsia" w:ascii="Times New Roman" w:hAnsi="Times New Roman" w:eastAsia="Times New Roman" w:cs="Times New Roman"/>
+        </w:rPr>
+        <w:t>”</w:t>
+      </w:r>
+      <w:r>
+        <w:rPr>
+          <w:rFonts w:hint="eastAsia" w:ascii="Times New Roman" w:hAnsi="Times New Roman" w:eastAsia="Times New Roman" w:cs="Times New Roman"/>
+        </w:rPr>
+        <w:t>。</w:t>
+      </w:r>
+      <w:r>
+        <w:rPr>
+          <w:rFonts w:hint="eastAsia" w:ascii="Times New Roman" w:hAnsi="Times New Roman" w:eastAsia="FangSong" w:cs="Times New Roman"/>
+        </w:rPr>
+        <w:t>画出</w:t>
+      </w:r>
+      <w:r>
+        <w:rPr>
+          <w:rFonts w:ascii="Times New Roman" w:hAnsi="Times New Roman" w:eastAsia="Times New Roman" w:cs="Times New Roman"/>
+        </w:rPr>
+        <w:t xml:space="preserve"> </w:t>
+      </w:r>
+      <m:oMath>
+        <m:oMathPr>
+          <m:ctrlPr>
+            <w:rPr>
+              <w:sz w:val="28"/>
+              <w:szCs w:val="28"/>
+            </w:rPr>
+          </m:ctrlPr>
+        </m:oMathPr>
+        <m:r>
+          <m:rPr>
+            <m:sty m:val="p"/>
+          </m:rPr>
+          <m:t>B</m:t>
+        </m:r>
+        <m:r>
+          <m:rPr>
+            <m:sty m:val="p"/>
+          </m:rPr>
+          <m:t>a</m:t>
+        </m:r>
+        <m:r>
+          <m:rPr>
+            <m:sty m:val="p"/>
+          </m:rPr>
+          <m:t>T</m:t>
+        </m:r>
+        <m:r>
+          <m:rPr>
+            <m:sty m:val="p"/>
+          </m:rPr>
+          <m:t>i</m:t>
+        </m:r>
+        <m:sSub>
+          <m:e>
+            <m:r>
+              <m:rPr>
+                <m:sty m:val="p"/>
+              </m:rPr>
+              <m:t>O</m:t>
+            </m:r>
+          </m:e>
+          <m:sub>
+            <m:r>
+              <m:rPr>
+                <m:sty m:val="p"/>
+              </m:rPr>
+              <m:t>3</m:t>
+            </m:r>
+          </m:sub>
+        </m:sSub>
+      </m:oMath>
+      <w:r>
+        <w:rPr>
+          <w:rFonts w:ascii="Times New Roman" w:hAnsi="Times New Roman" w:eastAsia="Times New Roman" w:cs="Times New Roman"/>
+        </w:rPr>
+        <w:t xml:space="preserve"> </w:t>
+      </w:r>
+      <w:r>
+        <w:rPr>
+          <w:rFonts w:hint="eastAsia" w:ascii="Times New Roman" w:hAnsi="Times New Roman" w:eastAsia="FangSong" w:cs="Times New Roman"/>
+        </w:rPr>
+        <w:t>的晶胞结构示意图</w:t>
+      </w:r>
+      <w:r>
+        <w:rPr>
+          <w:rFonts w:hint="eastAsia" w:ascii="Times New Roman" w:hAnsi="Times New Roman" w:eastAsia="Times New Roman" w:cs="Times New Roman"/>
+        </w:rPr>
+        <w:t>，</w:t>
+      </w:r>
+      <w:r>
+        <w:rPr>
+          <w:rFonts w:hint="eastAsia" w:ascii="Times New Roman" w:hAnsi="Times New Roman" w:eastAsia="FangSong" w:cs="Times New Roman"/>
+        </w:rPr>
+        <w:t>分别指出</w:t>
+      </w:r>
+      <w:r>
+        <w:rPr>
+          <w:rFonts w:ascii="Times New Roman" w:hAnsi="Times New Roman" w:eastAsia="Times New Roman" w:cs="Times New Roman"/>
+        </w:rPr>
+        <w:t xml:space="preserve"> </w:t>
+      </w:r>
+      <m:oMath>
+        <m:r>
+          <m:rPr>
+            <m:sty m:val="p"/>
+          </m:rPr>
+          <m:t>B</m:t>
+        </m:r>
+        <m:sSup>
+          <m:e>
+            <m:r>
+              <m:rPr>
+                <m:sty m:val="p"/>
+              </m:rPr>
+              <m:t>a</m:t>
+            </m:r>
+          </m:e>
+          <m:sup>
+            <m:r>
+              <m:rPr>
+                <m:sty m:val="p"/>
+              </m:rPr>
+              <m:t>2</m:t>
+            </m:r>
+            <m:r>
+              <m:rPr>
+                <m:sty m:val="p"/>
+              </m:rPr>
+              <m:t>+</m:t>
+            </m:r>
+          </m:sup>
+        </m:sSup>
+      </m:oMath>
+      <w:r>
+        <w:rPr>
+          <w:rFonts w:ascii="Times New Roman" w:hAnsi="Times New Roman" w:eastAsia="Times New Roman" w:cs="Times New Roman"/>
+        </w:rPr>
+        <w:t xml:space="preserve">、</w:t>
+      </w:r>
+      <m:oMath>
+        <m:oMathPr>
+          <m:ctrlPr>
+            <w:rPr>
+              <w:sz w:val="28"/>
+              <w:szCs w:val="28"/>
+            </w:rPr>
+          </m:ctrlPr>
+        </m:oMathPr>
+        <m:r>
+          <m:rPr>
+            <m:sty m:val="p"/>
+          </m:rPr>
+          <m:t>T</m:t>
+        </m:r>
+        <m:r>
+          <m:rPr>
+            <m:sty m:val="p"/>
+          </m:rPr>
+          <m:t>i</m:t>
+        </m:r>
+        <m:r>
+          <m:rPr>
+            <m:sty m:val="p"/>
+          </m:rPr>
+          <m:t>(</m:t>
+        </m:r>
+        <m:r>
+          <m:rPr>
+            <m:sty m:val="p"/>
+          </m:rPr>
+          <m:t>I</m:t>
+        </m:r>
+        <m:r>
+          <m:rPr>
+            <m:sty m:val="p"/>
+          </m:rPr>
+          <m:t>V</m:t>
+        </m:r>
+        <m:r>
+          <m:rPr>
+            <m:sty m:val="p"/>
+          </m:rPr>
+          <m:t>)</m:t>
+        </m:r>
+      </m:oMath>
+      <w:r>
+        <w:rPr>
+          <w:rFonts w:ascii="Times New Roman" w:hAnsi="Times New Roman" w:eastAsia="Times New Roman" w:cs="Times New Roman"/>
+        </w:rPr>
+        <w:t xml:space="preserve">、</w:t>
+      </w:r>
+      <m:oMath>
+        <m:sSup>
+          <m:e>
+            <m:r>
+              <m:rPr>
+                <m:sty m:val="p"/>
+              </m:rPr>
+              <m:t>O</m:t>
+            </m:r>
+          </m:e>
+          <m:sup>
+            <m:r>
+              <m:rPr>
+                <m:sty m:val="p"/>
+              </m:rPr>
+              <m:t>2</m:t>
+            </m:r>
+            <m:r>
+              <m:rPr>
+                <m:sty m:val="p"/>
+              </m:rPr>
+              <m:t>−</m:t>
+            </m:r>
+          </m:sup>
+        </m:sSup>
+      </m:oMath>
+      <w:r>
+        <w:rPr>
+          <w:rFonts w:ascii="Times New Roman" w:hAnsi="Times New Roman" w:eastAsia="Times New Roman" w:cs="Times New Roman"/>
+        </w:rPr>
+        <w:t xml:space="preserve"> </w:t>
+      </w:r>
+      <w:r>
+        <w:rPr>
+          <w:rFonts w:hint="eastAsia" w:ascii="Times New Roman" w:hAnsi="Times New Roman" w:eastAsia="FangSong" w:cs="Times New Roman"/>
+        </w:rPr>
+        <w:t>三种离子所处的位置及其配位情况</w:t>
+      </w:r>
+      <w:r>
+        <w:rPr>
+          <w:rFonts w:hint="eastAsia" w:ascii="Times New Roman" w:hAnsi="Times New Roman" w:eastAsia="Times New Roman" w:cs="Times New Roman"/>
+        </w:rPr>
+        <w:t>。</w:t>
       </w:r>
     </w:p>
     <w:p>
@@ -13874,8 +14720,8 @@
         </w:pict>
       </w:r>
     </w:p>
-    <w:bookmarkEnd w:id="76"/>
-    <w:bookmarkStart w:id="77" w:name="第24题"/>
+    <w:bookmarkEnd w:id="79"/>
+    <w:bookmarkStart w:id="80" w:name="第24题"/>
     <w:p>
       <w:pPr>
         <w:pStyle w:val="Heading3"/>
@@ -16686,8 +17532,8 @@
         </w:pict>
       </w:r>
     </w:p>
-    <w:bookmarkEnd w:id="77"/>
-    <w:bookmarkStart w:id="81" w:name="第25题"/>
+    <w:bookmarkEnd w:id="80"/>
+    <w:bookmarkStart w:id="84" w:name="第25题"/>
     <w:p>
       <w:pPr>
         <w:pStyle w:val="Heading3"/>
@@ -18080,18 +18926,18 @@
           <wp:inline>
             <wp:extent cx="3600000" cy="2454919"/>
             <wp:effectExtent b="0" l="0" r="0" t="0"/>
-            <wp:docPr descr="" title="" id="79" name="Picture"/>
+            <wp:docPr descr="" title="" id="82" name="Picture"/>
             <a:graphic>
               <a:graphicData uri="http://schemas.openxmlformats.org/drawingml/2006/picture">
                 <pic:pic>
                   <pic:nvPicPr>
-                    <pic:cNvPr descr="aa9a37e8cb5cb22fb67c2082e39ea4360bd06dc65b0d333972a61d8e7ecaefb5.jpg" id="80" name="Picture"/>
+                    <pic:cNvPr descr="aa9a37e8cb5cb22fb67c2082e39ea4360bd06dc65b0d333972a61d8e7ecaefb5.jpg" id="83" name="Picture"/>
                     <pic:cNvPicPr>
                       <a:picLocks noChangeArrowheads="1" noChangeAspect="1"/>
                     </pic:cNvPicPr>
                   </pic:nvPicPr>
                   <pic:blipFill>
-                    <a:blip r:embed="rId78"/>
+                    <a:blip r:embed="rId81"/>
                     <a:stretch>
                       <a:fillRect/>
                     </a:stretch>
@@ -18152,8 +18998,8 @@
         </w:pict>
       </w:r>
     </w:p>
-    <w:bookmarkEnd w:id="81"/>
-    <w:bookmarkStart w:id="82" w:name="第26题"/>
+    <w:bookmarkEnd w:id="84"/>
+    <w:bookmarkStart w:id="85" w:name="第26题"/>
     <w:p>
       <w:pPr>
         <w:pStyle w:val="Heading3"/>
@@ -18929,9 +19775,9 @@
         </w:pict>
       </w:r>
     </w:p>
-    <w:bookmarkEnd w:id="82"/>
-    <w:bookmarkEnd w:id="83"/>
-    <w:bookmarkEnd w:id="84"/>
+    <w:bookmarkEnd w:id="85"/>
+    <w:bookmarkEnd w:id="86"/>
+    <w:bookmarkEnd w:id="87"/>
     <w:sectPr>
       <w:footerReference w:type="default" r:id="rId9"/>
       <w:footnotePr>

--- a/00-首页/题组Word/第一轮·综合套卷/第一轮综合卷09（学生版）.docx
+++ b/00-首页/题组Word/第一轮·综合套卷/第一轮综合卷09（学生版）.docx
@@ -9937,14 +9937,14 @@
         </w:rPr>
         <w:drawing>
           <wp:inline>
-            <wp:extent cx="3240000" cy="4584609"/>
+            <wp:extent cx="3600000" cy="1525023"/>
             <wp:effectExtent b="0" l="0" r="0" t="0"/>
             <wp:docPr descr="" title="" id="65" name="Picture"/>
             <a:graphic>
               <a:graphicData uri="http://schemas.openxmlformats.org/drawingml/2006/picture">
                 <pic:pic>
                   <pic:nvPicPr>
-                    <pic:cNvPr descr="2021-浙江预赛_p03.png" id="66" name="Picture"/>
+                    <pic:cNvPr descr="6f0bf8789489a212.png" id="66" name="Picture"/>
                     <pic:cNvPicPr>
                       <a:picLocks noChangeArrowheads="1" noChangeAspect="1"/>
                     </pic:cNvPicPr>
@@ -9958,7 +9958,7 @@
                   <pic:spPr bwMode="auto">
                     <a:xfrm>
                       <a:off x="0" y="0"/>
-                      <a:ext cx="3240000" cy="4584609"/>
+                      <a:ext cx="3600000" cy="1525023"/>
                     </a:xfrm>
                     <a:prstGeom prst="rect">
                       <a:avLst/>
@@ -10915,14 +10915,14 @@
         </w:rPr>
         <w:drawing>
           <wp:inline>
-            <wp:extent cx="3240000" cy="4584609"/>
+            <wp:extent cx="3600000" cy="1066019"/>
             <wp:effectExtent b="0" l="0" r="0" t="0"/>
             <wp:docPr descr="" title="" id="69" name="Picture"/>
             <a:graphic>
               <a:graphicData uri="http://schemas.openxmlformats.org/drawingml/2006/picture">
                 <pic:pic>
                   <pic:nvPicPr>
-                    <pic:cNvPr descr="2021-浙江预赛_p05.png" id="70" name="Picture"/>
+                    <pic:cNvPr descr="aa299cc0797a8401.png" id="70" name="Picture"/>
                     <pic:cNvPicPr>
                       <a:picLocks noChangeArrowheads="1" noChangeAspect="1"/>
                     </pic:cNvPicPr>
@@ -10936,7 +10936,7 @@
                   <pic:spPr bwMode="auto">
                     <a:xfrm>
                       <a:off x="0" y="0"/>
-                      <a:ext cx="3240000" cy="4584609"/>
+                      <a:ext cx="3600000" cy="1066019"/>
                     </a:xfrm>
                     <a:prstGeom prst="rect">
                       <a:avLst/>

--- a/00-首页/题组Word/第一轮·综合套卷/第一轮综合卷09（学生版）.docx
+++ b/00-首页/题组Word/第一轮·综合套卷/第一轮综合卷09（学生版）.docx
@@ -422,6 +422,31 @@
     </w:p>
     <w:p>
       <w:pPr>
+        <w:spacing w:before="0" w:after="0"/>
+      </w:pPr>
+    </w:p>
+    <w:p>
+      <w:pPr>
+        <w:spacing w:before="0" w:after="0"/>
+      </w:pPr>
+    </w:p>
+    <w:p>
+      <w:pPr>
+        <w:spacing w:before="0" w:after="0"/>
+      </w:pPr>
+    </w:p>
+    <w:p>
+      <w:pPr>
+        <w:spacing w:before="0" w:after="0"/>
+      </w:pPr>
+    </w:p>
+    <w:p>
+      <w:pPr>
+        <w:spacing w:before="0" w:after="0"/>
+      </w:pPr>
+    </w:p>
+    <w:p>
+      <w:pPr>
         <w:spacing w:before="160" w:after="80"/>
       </w:pPr>
       <w:r>
@@ -459,6 +484,8 @@
     <w:p>
       <w:pPr>
         <w:pStyle w:val="FirstParagraph"/>
+        <w:ind w:left="480" w:hanging="480"/>
+        <w:spacing w:after="0"/>
       </w:pPr>
       <m:oMath>
         <m:sSub>
@@ -517,7 +544,20 @@
         <w:rPr>
           <w:rFonts w:hint="eastAsia" w:ascii="Times New Roman" w:hAnsi="Times New Roman" w:eastAsia="Times New Roman" w:cs="Times New Roman"/>
         </w:rPr>
-        <w:t>（）A.</w:t>
+        <w:t>（）</w:t>
+      </w:r>
+    </w:p>
+    <w:p>
+      <w:pPr>
+        <w:pStyle w:val="FirstParagraph"/>
+        <w:ind w:left="480" w:hanging="480"/>
+        <w:spacing w:before="0" w:after="0"/>
+      </w:pPr>
+      <w:r>
+        <w:rPr>
+          <w:rFonts w:hint="eastAsia" w:ascii="Times New Roman" w:hAnsi="Times New Roman" w:eastAsia="Times New Roman" w:cs="Times New Roman"/>
+        </w:rPr>
+        <w:t>A.</w:t>
       </w:r>
       <w:r>
         <w:rPr>
@@ -531,6 +571,13 @@
         </w:rPr>
         <w:t xml:space="preserve"> </w:t>
       </w:r>
+    </w:p>
+    <w:p>
+      <w:pPr>
+        <w:pStyle w:val="FirstParagraph"/>
+        <w:ind w:left="480" w:hanging="480"/>
+        <w:spacing w:before="0" w:after="0"/>
+      </w:pPr>
       <w:r>
         <w:rPr>
           <w:rFonts w:hint="eastAsia" w:ascii="Times New Roman" w:hAnsi="Times New Roman" w:eastAsia="Times New Roman" w:cs="Times New Roman"/>
@@ -549,6 +596,13 @@
         </w:rPr>
         <w:t xml:space="preserve"> </w:t>
       </w:r>
+    </w:p>
+    <w:p>
+      <w:pPr>
+        <w:pStyle w:val="FirstParagraph"/>
+        <w:ind w:left="480" w:hanging="480"/>
+        <w:spacing w:before="0" w:after="0"/>
+      </w:pPr>
       <w:r>
         <w:rPr>
           <w:rFonts w:hint="eastAsia" w:ascii="Times New Roman" w:hAnsi="Times New Roman" w:eastAsia="Times New Roman" w:cs="Times New Roman"/>
@@ -567,6 +621,13 @@
         </w:rPr>
         <w:t xml:space="preserve"> </w:t>
       </w:r>
+    </w:p>
+    <w:p>
+      <w:pPr>
+        <w:pStyle w:val="FirstParagraph"/>
+        <w:ind w:left="480" w:hanging="480"/>
+        <w:spacing w:before="0" w:after="180"/>
+      </w:pPr>
       <w:r>
         <w:rPr>
           <w:rFonts w:hint="eastAsia" w:ascii="Times New Roman" w:hAnsi="Times New Roman" w:eastAsia="Times New Roman" w:cs="Times New Roman"/>
@@ -579,6 +640,16 @@
         </w:rPr>
         <w:t>平面三角形</w:t>
       </w:r>
+    </w:p>
+    <w:p>
+      <w:pPr>
+        <w:spacing w:before="0" w:after="0"/>
+      </w:pPr>
+    </w:p>
+    <w:p>
+      <w:pPr>
+        <w:spacing w:before="0" w:after="0"/>
+      </w:pPr>
     </w:p>
     <w:p>
       <w:pPr>
@@ -619,6 +690,8 @@
     <w:p>
       <w:pPr>
         <w:pStyle w:val="FirstParagraph"/>
+        <w:ind w:left="480" w:hanging="480"/>
+        <w:spacing w:after="0"/>
       </w:pPr>
       <w:r>
         <w:rPr>
@@ -656,6 +729,13 @@
         </w:rPr>
         <w:t xml:space="preserve"> </w:t>
       </w:r>
+    </w:p>
+    <w:p>
+      <w:pPr>
+        <w:pStyle w:val="FirstParagraph"/>
+        <w:ind w:left="480" w:hanging="480"/>
+        <w:spacing w:before="0" w:after="0"/>
+      </w:pPr>
       <w:r>
         <w:rPr>
           <w:rFonts w:ascii="Times New Roman" w:hAnsi="Times New Roman" w:eastAsia="Times New Roman" w:cs="Times New Roman"/>
@@ -672,7 +752,20 @@
         <w:rPr>
           <w:rFonts w:ascii="Times New Roman" w:hAnsi="Times New Roman" w:eastAsia="Times New Roman" w:cs="Times New Roman"/>
         </w:rPr>
-        <w:t xml:space="preserve"> B. </w:t>
+        <w:t xml:space="preserve"> </w:t>
+      </w:r>
+    </w:p>
+    <w:p>
+      <w:pPr>
+        <w:pStyle w:val="FirstParagraph"/>
+        <w:ind w:left="480" w:hanging="480"/>
+        <w:spacing w:before="0" w:after="0"/>
+      </w:pPr>
+      <w:r>
+        <w:rPr>
+          <w:rFonts w:ascii="Times New Roman" w:hAnsi="Times New Roman" w:eastAsia="Times New Roman" w:cs="Times New Roman"/>
+        </w:rPr>
+        <w:t xml:space="preserve">B. </w:t>
       </w:r>
       <w:r>
         <w:rPr>
@@ -684,7 +777,20 @@
         <w:rPr>
           <w:rFonts w:ascii="Times New Roman" w:hAnsi="Times New Roman" w:eastAsia="Times New Roman" w:cs="Times New Roman"/>
         </w:rPr>
-        <w:t xml:space="preserve"> C. </w:t>
+        <w:t xml:space="preserve"> </w:t>
+      </w:r>
+    </w:p>
+    <w:p>
+      <w:pPr>
+        <w:pStyle w:val="FirstParagraph"/>
+        <w:ind w:left="480" w:hanging="480"/>
+        <w:spacing w:before="0" w:after="0"/>
+      </w:pPr>
+      <w:r>
+        <w:rPr>
+          <w:rFonts w:ascii="Times New Roman" w:hAnsi="Times New Roman" w:eastAsia="Times New Roman" w:cs="Times New Roman"/>
+        </w:rPr>
+        <w:t xml:space="preserve">C. </w:t>
       </w:r>
       <w:r>
         <w:rPr>
@@ -696,7 +802,20 @@
         <w:rPr>
           <w:rFonts w:ascii="Times New Roman" w:hAnsi="Times New Roman" w:eastAsia="Times New Roman" w:cs="Times New Roman"/>
         </w:rPr>
-        <w:t xml:space="preserve"> D. </w:t>
+        <w:t xml:space="preserve"> </w:t>
+      </w:r>
+    </w:p>
+    <w:p>
+      <w:pPr>
+        <w:pStyle w:val="FirstParagraph"/>
+        <w:ind w:left="480" w:hanging="480"/>
+        <w:spacing w:before="0" w:after="180"/>
+      </w:pPr>
+      <w:r>
+        <w:rPr>
+          <w:rFonts w:ascii="Times New Roman" w:hAnsi="Times New Roman" w:eastAsia="Times New Roman" w:cs="Times New Roman"/>
+        </w:rPr>
+        <w:t xml:space="preserve">D. </w:t>
       </w:r>
       <w:r>
         <w:rPr>
@@ -704,6 +823,16 @@
         </w:rPr>
         <w:t xml:space="preserve">其硬度和熔点相近</w:t>
       </w:r>
+    </w:p>
+    <w:p>
+      <w:pPr>
+        <w:spacing w:before="0" w:after="0"/>
+      </w:pPr>
+    </w:p>
+    <w:p>
+      <w:pPr>
+        <w:spacing w:before="0" w:after="0"/>
+      </w:pPr>
     </w:p>
     <w:p>
       <w:pPr>
@@ -744,6 +873,8 @@
     <w:p>
       <w:pPr>
         <w:pStyle w:val="FirstParagraph"/>
+        <w:ind w:left="480" w:hanging="480"/>
+        <w:spacing w:after="0"/>
       </w:pPr>
       <w:r>
         <w:rPr>
@@ -841,6 +972,13 @@
         </w:rPr>
         <w:t xml:space="preserve"> </w:t>
       </w:r>
+    </w:p>
+    <w:p>
+      <w:pPr>
+        <w:pStyle w:val="FirstParagraph"/>
+        <w:ind w:left="480" w:hanging="480"/>
+        <w:spacing w:before="0" w:after="0"/>
+      </w:pPr>
       <w:r>
         <w:rPr>
           <w:rFonts w:ascii="Times New Roman" w:hAnsi="Times New Roman" w:eastAsia="Times New Roman" w:cs="Times New Roman"/>
@@ -882,6 +1020,13 @@
         </w:rPr>
         <w:t xml:space="preserve"> </w:t>
       </w:r>
+    </w:p>
+    <w:p>
+      <w:pPr>
+        <w:pStyle w:val="FirstParagraph"/>
+        <w:ind w:left="480" w:hanging="480"/>
+        <w:spacing w:before="0" w:after="0"/>
+      </w:pPr>
       <w:r>
         <w:rPr>
           <w:rFonts w:ascii="Times New Roman" w:hAnsi="Times New Roman" w:eastAsia="Times New Roman" w:cs="Times New Roman"/>
@@ -917,6 +1062,13 @@
         </w:rPr>
         <w:t xml:space="preserve"> </w:t>
       </w:r>
+    </w:p>
+    <w:p>
+      <w:pPr>
+        <w:pStyle w:val="FirstParagraph"/>
+        <w:ind w:left="480" w:hanging="480"/>
+        <w:spacing w:before="0" w:after="0"/>
+      </w:pPr>
       <w:r>
         <w:rPr>
           <w:rFonts w:ascii="Times New Roman" w:hAnsi="Times New Roman" w:eastAsia="Times New Roman" w:cs="Times New Roman"/>
@@ -952,6 +1104,13 @@
         </w:rPr>
         <w:t xml:space="preserve"> </w:t>
       </w:r>
+    </w:p>
+    <w:p>
+      <w:pPr>
+        <w:pStyle w:val="FirstParagraph"/>
+        <w:ind w:left="480" w:hanging="480"/>
+        <w:spacing w:before="0" w:after="180"/>
+      </w:pPr>
       <w:r>
         <w:rPr>
           <w:rFonts w:ascii="Times New Roman" w:hAnsi="Times New Roman" w:eastAsia="Times New Roman" w:cs="Times New Roman"/>
@@ -984,6 +1143,16 @@
     </w:p>
     <w:p>
       <w:pPr>
+        <w:spacing w:before="0" w:after="0"/>
+      </w:pPr>
+    </w:p>
+    <w:p>
+      <w:pPr>
+        <w:spacing w:before="0" w:after="0"/>
+      </w:pPr>
+    </w:p>
+    <w:p>
+      <w:pPr>
         <w:spacing w:before="160" w:after="80"/>
       </w:pPr>
       <w:r>
@@ -1171,6 +1340,31 @@
         </w:rPr>
         <w:t>____。</w:t>
       </w:r>
+    </w:p>
+    <w:p>
+      <w:pPr>
+        <w:spacing w:before="0" w:after="0"/>
+      </w:pPr>
+    </w:p>
+    <w:p>
+      <w:pPr>
+        <w:spacing w:before="0" w:after="0"/>
+      </w:pPr>
+    </w:p>
+    <w:p>
+      <w:pPr>
+        <w:spacing w:before="0" w:after="0"/>
+      </w:pPr>
+    </w:p>
+    <w:p>
+      <w:pPr>
+        <w:spacing w:before="0" w:after="0"/>
+      </w:pPr>
+    </w:p>
+    <w:p>
+      <w:pPr>
+        <w:spacing w:before="0" w:after="0"/>
+      </w:pPr>
     </w:p>
     <w:p>
       <w:pPr>
@@ -1604,6 +1798,8 @@
     <w:p>
       <w:pPr>
         <w:pStyle w:val="BodyText"/>
+        <w:ind w:left="480" w:hanging="480"/>
+        <w:spacing w:after="0"/>
       </w:pPr>
       <w:r>
         <w:rPr>
@@ -1623,6 +1819,13 @@
         </w:rPr>
         <w:t xml:space="preserve"> </w:t>
       </w:r>
+    </w:p>
+    <w:p>
+      <w:pPr>
+        <w:pStyle w:val="BodyText"/>
+        <w:ind w:left="480" w:hanging="480"/>
+        <w:spacing w:before="0" w:after="0"/>
+      </w:pPr>
       <w:r>
         <w:rPr>
           <w:rFonts w:hint="eastAsia" w:ascii="Times New Roman" w:hAnsi="Times New Roman" w:eastAsia="Times New Roman" w:cs="Times New Roman"/>
@@ -1641,6 +1844,13 @@
         </w:rPr>
         <w:t xml:space="preserve"> </w:t>
       </w:r>
+    </w:p>
+    <w:p>
+      <w:pPr>
+        <w:pStyle w:val="BodyText"/>
+        <w:ind w:left="480" w:hanging="480"/>
+        <w:spacing w:before="0" w:after="0"/>
+      </w:pPr>
       <w:r>
         <w:rPr>
           <w:rFonts w:hint="eastAsia" w:ascii="Times New Roman" w:hAnsi="Times New Roman" w:eastAsia="Times New Roman" w:cs="Times New Roman"/>
@@ -1659,6 +1869,13 @@
         </w:rPr>
         <w:t xml:space="preserve"> </w:t>
       </w:r>
+    </w:p>
+    <w:p>
+      <w:pPr>
+        <w:pStyle w:val="BodyText"/>
+        <w:ind w:left="480" w:hanging="480"/>
+        <w:spacing w:before="0" w:after="180"/>
+      </w:pPr>
       <w:r>
         <w:rPr>
           <w:rFonts w:hint="eastAsia" w:ascii="Times New Roman" w:hAnsi="Times New Roman" w:eastAsia="Times New Roman" w:cs="Times New Roman"/>
@@ -1671,6 +1888,16 @@
         </w:rPr>
         <w:t>三级</w:t>
       </w:r>
+    </w:p>
+    <w:p>
+      <w:pPr>
+        <w:spacing w:before="0" w:after="0"/>
+      </w:pPr>
+    </w:p>
+    <w:p>
+      <w:pPr>
+        <w:spacing w:before="0" w:after="0"/>
+      </w:pPr>
     </w:p>
     <w:p>
       <w:pPr>
@@ -2263,6 +2490,46 @@
     </w:p>
     <w:p>
       <w:pPr>
+        <w:spacing w:before="0" w:after="0"/>
+      </w:pPr>
+    </w:p>
+    <w:p>
+      <w:pPr>
+        <w:spacing w:before="0" w:after="0"/>
+      </w:pPr>
+    </w:p>
+    <w:p>
+      <w:pPr>
+        <w:spacing w:before="0" w:after="0"/>
+      </w:pPr>
+    </w:p>
+    <w:p>
+      <w:pPr>
+        <w:spacing w:before="0" w:after="0"/>
+      </w:pPr>
+    </w:p>
+    <w:p>
+      <w:pPr>
+        <w:spacing w:before="0" w:after="0"/>
+      </w:pPr>
+    </w:p>
+    <w:p>
+      <w:pPr>
+        <w:spacing w:before="0" w:after="0"/>
+      </w:pPr>
+    </w:p>
+    <w:p>
+      <w:pPr>
+        <w:spacing w:before="0" w:after="0"/>
+      </w:pPr>
+    </w:p>
+    <w:p>
+      <w:pPr>
+        <w:spacing w:before="0" w:after="0"/>
+      </w:pPr>
+    </w:p>
+    <w:p>
+      <w:pPr>
         <w:spacing w:before="160" w:after="80"/>
       </w:pPr>
       <w:r>
@@ -2703,7 +2970,7 @@
         </w:rPr>
         <w:drawing>
           <wp:inline>
-            <wp:extent cx="3240000" cy="3262344"/>
+            <wp:extent cx="3240000" cy="3228789"/>
             <wp:effectExtent b="0" l="0" r="0" t="0"/>
             <wp:docPr descr="" title="" id="20" name="Picture"/>
             <a:graphic>
@@ -2724,7 +2991,7 @@
                   <pic:spPr bwMode="auto">
                     <a:xfrm>
                       <a:off x="0" y="0"/>
-                      <a:ext cx="3240000" cy="3262344"/>
+                      <a:ext cx="3240000" cy="3228789"/>
                     </a:xfrm>
                     <a:prstGeom prst="rect">
                       <a:avLst/>
@@ -3360,7 +3627,7 @@
         </w:rPr>
         <w:drawing>
           <wp:inline>
-            <wp:extent cx="3600000" cy="1549157"/>
+            <wp:extent cx="3588972" cy="1549157"/>
             <wp:effectExtent b="0" l="0" r="0" t="0"/>
             <wp:docPr descr="" title="" id="26" name="Picture"/>
             <a:graphic>
@@ -3381,7 +3648,7 @@
                   <pic:spPr bwMode="auto">
                     <a:xfrm>
                       <a:off x="0" y="0"/>
-                      <a:ext cx="3600000" cy="1549157"/>
+                      <a:ext cx="3588972" cy="1549157"/>
                     </a:xfrm>
                     <a:prstGeom prst="rect">
                       <a:avLst/>
@@ -3402,6 +3669,46 @@
     </w:p>
     <w:p>
       <w:pPr>
+        <w:spacing w:before="0" w:after="0"/>
+      </w:pPr>
+    </w:p>
+    <w:p>
+      <w:pPr>
+        <w:spacing w:before="0" w:after="0"/>
+      </w:pPr>
+    </w:p>
+    <w:p>
+      <w:pPr>
+        <w:spacing w:before="0" w:after="0"/>
+      </w:pPr>
+    </w:p>
+    <w:p>
+      <w:pPr>
+        <w:spacing w:before="0" w:after="0"/>
+      </w:pPr>
+    </w:p>
+    <w:p>
+      <w:pPr>
+        <w:spacing w:before="0" w:after="0"/>
+      </w:pPr>
+    </w:p>
+    <w:p>
+      <w:pPr>
+        <w:spacing w:before="0" w:after="0"/>
+      </w:pPr>
+    </w:p>
+    <w:p>
+      <w:pPr>
+        <w:spacing w:before="0" w:after="0"/>
+      </w:pPr>
+    </w:p>
+    <w:p>
+      <w:pPr>
+        <w:spacing w:before="0" w:after="0"/>
+      </w:pPr>
+    </w:p>
+    <w:p>
+      <w:pPr>
         <w:spacing w:before="160" w:after="80"/>
       </w:pPr>
       <w:r>
@@ -3835,7 +4142,7 @@
         </w:rPr>
         <w:drawing>
           <wp:inline>
-            <wp:extent cx="3240000" cy="3062812"/>
+            <wp:extent cx="3240000" cy="3022292"/>
             <wp:effectExtent b="0" l="0" r="0" t="0"/>
             <wp:docPr descr="" title="" id="30" name="Picture"/>
             <a:graphic>
@@ -3856,7 +4163,7 @@
                   <pic:spPr bwMode="auto">
                     <a:xfrm>
                       <a:off x="0" y="0"/>
-                      <a:ext cx="3240000" cy="3062812"/>
+                      <a:ext cx="3240000" cy="3022292"/>
                     </a:xfrm>
                     <a:prstGeom prst="rect">
                       <a:avLst/>
@@ -4039,7 +4346,7 @@
         </w:rPr>
         <w:drawing>
           <wp:inline>
-            <wp:extent cx="1800000" cy="1800000"/>
+            <wp:extent cx="1800000" cy="1761702"/>
             <wp:effectExtent b="0" l="0" r="0" t="0"/>
             <wp:docPr descr="" title="" id="33" name="Picture"/>
             <a:graphic>
@@ -4060,7 +4367,7 @@
                   <pic:spPr bwMode="auto">
                     <a:xfrm>
                       <a:off x="0" y="0"/>
-                      <a:ext cx="1800000" cy="1800000"/>
+                      <a:ext cx="1800000" cy="1761702"/>
                     </a:xfrm>
                     <a:prstGeom prst="rect">
                       <a:avLst/>
@@ -4512,7 +4819,7 @@
         </w:rPr>
         <w:drawing>
           <wp:inline>
-            <wp:extent cx="3240000" cy="3062812"/>
+            <wp:extent cx="3240000" cy="3022292"/>
             <wp:effectExtent b="0" l="0" r="0" t="0"/>
             <wp:docPr descr="" title="" id="35" name="Picture"/>
             <a:graphic>
@@ -4533,7 +4840,7 @@
                   <pic:spPr bwMode="auto">
                     <a:xfrm>
                       <a:off x="0" y="0"/>
-                      <a:ext cx="3240000" cy="3062812"/>
+                      <a:ext cx="3240000" cy="3022292"/>
                     </a:xfrm>
                     <a:prstGeom prst="rect">
                       <a:avLst/>
@@ -4577,7 +4884,7 @@
         </w:rPr>
         <w:drawing>
           <wp:inline>
-            <wp:extent cx="3600000" cy="1807209"/>
+            <wp:extent cx="3590386" cy="1807209"/>
             <wp:effectExtent b="0" l="0" r="0" t="0"/>
             <wp:docPr descr="" title="" id="38" name="Picture"/>
             <a:graphic>
@@ -4598,7 +4905,7 @@
                   <pic:spPr bwMode="auto">
                     <a:xfrm>
                       <a:off x="0" y="0"/>
-                      <a:ext cx="3600000" cy="1807209"/>
+                      <a:ext cx="3590386" cy="1807209"/>
                     </a:xfrm>
                     <a:prstGeom prst="rect">
                       <a:avLst/>
@@ -4629,7 +4936,7 @@
         </w:rPr>
         <w:drawing>
           <wp:inline>
-            <wp:extent cx="3600000" cy="1802416"/>
+            <wp:extent cx="3595115" cy="1802416"/>
             <wp:effectExtent b="0" l="0" r="0" t="0"/>
             <wp:docPr descr="" title="" id="41" name="Picture"/>
             <a:graphic>
@@ -4650,7 +4957,7 @@
                   <pic:spPr bwMode="auto">
                     <a:xfrm>
                       <a:off x="0" y="0"/>
-                      <a:ext cx="3600000" cy="1802416"/>
+                      <a:ext cx="3595115" cy="1802416"/>
                     </a:xfrm>
                     <a:prstGeom prst="rect">
                       <a:avLst/>
@@ -4671,6 +4978,46 @@
     </w:p>
     <w:p>
       <w:pPr>
+        <w:spacing w:before="0" w:after="0"/>
+      </w:pPr>
+    </w:p>
+    <w:p>
+      <w:pPr>
+        <w:spacing w:before="0" w:after="0"/>
+      </w:pPr>
+    </w:p>
+    <w:p>
+      <w:pPr>
+        <w:spacing w:before="0" w:after="0"/>
+      </w:pPr>
+    </w:p>
+    <w:p>
+      <w:pPr>
+        <w:spacing w:before="0" w:after="0"/>
+      </w:pPr>
+    </w:p>
+    <w:p>
+      <w:pPr>
+        <w:spacing w:before="0" w:after="0"/>
+      </w:pPr>
+    </w:p>
+    <w:p>
+      <w:pPr>
+        <w:spacing w:before="0" w:after="0"/>
+      </w:pPr>
+    </w:p>
+    <w:p>
+      <w:pPr>
+        <w:spacing w:before="0" w:after="0"/>
+      </w:pPr>
+    </w:p>
+    <w:p>
+      <w:pPr>
+        <w:spacing w:before="0" w:after="0"/>
+      </w:pPr>
+    </w:p>
+    <w:p>
+      <w:pPr>
         <w:spacing w:before="160" w:after="80"/>
       </w:pPr>
       <w:r>
@@ -5254,7 +5601,7 @@
         </w:rPr>
         <w:drawing>
           <wp:inline>
-            <wp:extent cx="2520000" cy="3730513"/>
+            <wp:extent cx="2520000" cy="3722900"/>
             <wp:effectExtent b="0" l="0" r="0" t="0"/>
             <wp:docPr descr="" title="" id="45" name="Picture"/>
             <a:graphic>
@@ -5275,7 +5622,7 @@
                   <pic:spPr bwMode="auto">
                     <a:xfrm>
                       <a:off x="0" y="0"/>
-                      <a:ext cx="2520000" cy="3730513"/>
+                      <a:ext cx="2520000" cy="3722900"/>
                     </a:xfrm>
                     <a:prstGeom prst="rect">
                       <a:avLst/>
@@ -5850,7 +6197,7 @@
         </w:rPr>
         <w:drawing>
           <wp:inline>
-            <wp:extent cx="2520000" cy="3730513"/>
+            <wp:extent cx="2520000" cy="3722900"/>
             <wp:effectExtent b="0" l="0" r="0" t="0"/>
             <wp:docPr descr="" title="" id="50" name="Picture"/>
             <a:graphic>
@@ -5871,7 +6218,7 @@
                   <pic:spPr bwMode="auto">
                     <a:xfrm>
                       <a:off x="0" y="0"/>
-                      <a:ext cx="2520000" cy="3730513"/>
+                      <a:ext cx="2520000" cy="3722900"/>
                     </a:xfrm>
                     <a:prstGeom prst="rect">
                       <a:avLst/>
@@ -6254,6 +6601,46 @@
     </w:p>
     <w:p>
       <w:pPr>
+        <w:spacing w:before="0" w:after="0"/>
+      </w:pPr>
+    </w:p>
+    <w:p>
+      <w:pPr>
+        <w:spacing w:before="0" w:after="0"/>
+      </w:pPr>
+    </w:p>
+    <w:p>
+      <w:pPr>
+        <w:spacing w:before="0" w:after="0"/>
+      </w:pPr>
+    </w:p>
+    <w:p>
+      <w:pPr>
+        <w:spacing w:before="0" w:after="0"/>
+      </w:pPr>
+    </w:p>
+    <w:p>
+      <w:pPr>
+        <w:spacing w:before="0" w:after="0"/>
+      </w:pPr>
+    </w:p>
+    <w:p>
+      <w:pPr>
+        <w:spacing w:before="0" w:after="0"/>
+      </w:pPr>
+    </w:p>
+    <w:p>
+      <w:pPr>
+        <w:spacing w:before="0" w:after="0"/>
+      </w:pPr>
+    </w:p>
+    <w:p>
+      <w:pPr>
+        <w:spacing w:before="0" w:after="0"/>
+      </w:pPr>
+    </w:p>
+    <w:p>
+      <w:pPr>
         <w:spacing w:before="160" w:after="80"/>
       </w:pPr>
       <w:r>
@@ -6441,6 +6828,31 @@
     </w:p>
     <w:p>
       <w:pPr>
+        <w:spacing w:before="0" w:after="0"/>
+      </w:pPr>
+    </w:p>
+    <w:p>
+      <w:pPr>
+        <w:spacing w:before="0" w:after="0"/>
+      </w:pPr>
+    </w:p>
+    <w:p>
+      <w:pPr>
+        <w:spacing w:before="0" w:after="0"/>
+      </w:pPr>
+    </w:p>
+    <w:p>
+      <w:pPr>
+        <w:spacing w:before="0" w:after="0"/>
+      </w:pPr>
+    </w:p>
+    <w:p>
+      <w:pPr>
+        <w:spacing w:before="0" w:after="0"/>
+      </w:pPr>
+    </w:p>
+    <w:p>
+      <w:pPr>
         <w:spacing w:before="160" w:after="80"/>
       </w:pPr>
       <w:r>
@@ -7359,6 +7771,46 @@
         </w:rPr>
         <w:t>？</w:t>
       </w:r>
+    </w:p>
+    <w:p>
+      <w:pPr>
+        <w:spacing w:before="0" w:after="0"/>
+      </w:pPr>
+    </w:p>
+    <w:p>
+      <w:pPr>
+        <w:spacing w:before="0" w:after="0"/>
+      </w:pPr>
+    </w:p>
+    <w:p>
+      <w:pPr>
+        <w:spacing w:before="0" w:after="0"/>
+      </w:pPr>
+    </w:p>
+    <w:p>
+      <w:pPr>
+        <w:spacing w:before="0" w:after="0"/>
+      </w:pPr>
+    </w:p>
+    <w:p>
+      <w:pPr>
+        <w:spacing w:before="0" w:after="0"/>
+      </w:pPr>
+    </w:p>
+    <w:p>
+      <w:pPr>
+        <w:spacing w:before="0" w:after="0"/>
+      </w:pPr>
+    </w:p>
+    <w:p>
+      <w:pPr>
+        <w:spacing w:before="0" w:after="0"/>
+      </w:pPr>
+    </w:p>
+    <w:p>
+      <w:pPr>
+        <w:spacing w:before="0" w:after="0"/>
+      </w:pPr>
     </w:p>
     <w:p>
       <w:pPr>
@@ -7753,6 +8205,31 @@
     </w:p>
     <w:p>
       <w:pPr>
+        <w:spacing w:before="0" w:after="0"/>
+      </w:pPr>
+    </w:p>
+    <w:p>
+      <w:pPr>
+        <w:spacing w:before="0" w:after="0"/>
+      </w:pPr>
+    </w:p>
+    <w:p>
+      <w:pPr>
+        <w:spacing w:before="0" w:after="0"/>
+      </w:pPr>
+    </w:p>
+    <w:p>
+      <w:pPr>
+        <w:spacing w:before="0" w:after="0"/>
+      </w:pPr>
+    </w:p>
+    <w:p>
+      <w:pPr>
+        <w:spacing w:before="0" w:after="0"/>
+      </w:pPr>
+    </w:p>
+    <w:p>
+      <w:pPr>
         <w:spacing w:before="160" w:after="80"/>
       </w:pPr>
       <w:r>
@@ -8331,7 +8808,7 @@
         </w:rPr>
         <w:drawing>
           <wp:inline>
-            <wp:extent cx="3600000" cy="2426086"/>
+            <wp:extent cx="3600000" cy="2341667"/>
             <wp:effectExtent b="0" l="0" r="0" t="0"/>
             <wp:docPr descr="" title="" id="59" name="Picture"/>
             <a:graphic>
@@ -8352,7 +8829,7 @@
                   <pic:spPr bwMode="auto">
                     <a:xfrm>
                       <a:off x="0" y="0"/>
-                      <a:ext cx="3600000" cy="2426086"/>
+                      <a:ext cx="3600000" cy="2341667"/>
                     </a:xfrm>
                     <a:prstGeom prst="rect">
                       <a:avLst/>
@@ -8373,6 +8850,46 @@
     </w:p>
     <w:p>
       <w:pPr>
+        <w:spacing w:before="0" w:after="0"/>
+      </w:pPr>
+    </w:p>
+    <w:p>
+      <w:pPr>
+        <w:spacing w:before="0" w:after="0"/>
+      </w:pPr>
+    </w:p>
+    <w:p>
+      <w:pPr>
+        <w:spacing w:before="0" w:after="0"/>
+      </w:pPr>
+    </w:p>
+    <w:p>
+      <w:pPr>
+        <w:spacing w:before="0" w:after="0"/>
+      </w:pPr>
+    </w:p>
+    <w:p>
+      <w:pPr>
+        <w:spacing w:before="0" w:after="0"/>
+      </w:pPr>
+    </w:p>
+    <w:p>
+      <w:pPr>
+        <w:spacing w:before="0" w:after="0"/>
+      </w:pPr>
+    </w:p>
+    <w:p>
+      <w:pPr>
+        <w:spacing w:before="0" w:after="0"/>
+      </w:pPr>
+    </w:p>
+    <w:p>
+      <w:pPr>
+        <w:spacing w:before="0" w:after="0"/>
+      </w:pPr>
+    </w:p>
+    <w:p>
+      <w:pPr>
         <w:spacing w:before="160" w:after="80"/>
       </w:pPr>
       <w:r>
@@ -8657,6 +9174,46 @@
         </w:rPr>
         <w:t>。</w:t>
       </w:r>
+    </w:p>
+    <w:p>
+      <w:pPr>
+        <w:spacing w:before="0" w:after="0"/>
+      </w:pPr>
+    </w:p>
+    <w:p>
+      <w:pPr>
+        <w:spacing w:before="0" w:after="0"/>
+      </w:pPr>
+    </w:p>
+    <w:p>
+      <w:pPr>
+        <w:spacing w:before="0" w:after="0"/>
+      </w:pPr>
+    </w:p>
+    <w:p>
+      <w:pPr>
+        <w:spacing w:before="0" w:after="0"/>
+      </w:pPr>
+    </w:p>
+    <w:p>
+      <w:pPr>
+        <w:spacing w:before="0" w:after="0"/>
+      </w:pPr>
+    </w:p>
+    <w:p>
+      <w:pPr>
+        <w:spacing w:before="0" w:after="0"/>
+      </w:pPr>
+    </w:p>
+    <w:p>
+      <w:pPr>
+        <w:spacing w:before="0" w:after="0"/>
+      </w:pPr>
+    </w:p>
+    <w:p>
+      <w:pPr>
+        <w:spacing w:before="0" w:after="0"/>
+      </w:pPr>
     </w:p>
     <w:p>
       <w:pPr>
@@ -9682,6 +10239,46 @@
         </w:rPr>
         <w:t>。</w:t>
       </w:r>
+    </w:p>
+    <w:p>
+      <w:pPr>
+        <w:spacing w:before="0" w:after="0"/>
+      </w:pPr>
+    </w:p>
+    <w:p>
+      <w:pPr>
+        <w:spacing w:before="0" w:after="0"/>
+      </w:pPr>
+    </w:p>
+    <w:p>
+      <w:pPr>
+        <w:spacing w:before="0" w:after="0"/>
+      </w:pPr>
+    </w:p>
+    <w:p>
+      <w:pPr>
+        <w:spacing w:before="0" w:after="0"/>
+      </w:pPr>
+    </w:p>
+    <w:p>
+      <w:pPr>
+        <w:spacing w:before="0" w:after="0"/>
+      </w:pPr>
+    </w:p>
+    <w:p>
+      <w:pPr>
+        <w:spacing w:before="0" w:after="0"/>
+      </w:pPr>
+    </w:p>
+    <w:p>
+      <w:pPr>
+        <w:spacing w:before="0" w:after="0"/>
+      </w:pPr>
+    </w:p>
+    <w:p>
+      <w:pPr>
+        <w:spacing w:before="0" w:after="0"/>
+      </w:pPr>
     </w:p>
     <w:p>
       <w:pPr>
@@ -9980,10 +10577,6 @@
     <w:p>
       <w:pPr>
         <w:pStyle w:val="Compact"/>
-        <w:numPr>
-          <w:ilvl w:val="0"/>
-          <w:numId w:val="1005"/>
-        </w:numPr>
       </w:pPr>
       <w:r>
         <w:rPr>
@@ -10123,10 +10716,6 @@
     <w:p>
       <w:pPr>
         <w:pStyle w:val="Compact"/>
-        <w:numPr>
-          <w:ilvl w:val="0"/>
-          <w:numId w:val="1005"/>
-        </w:numPr>
       </w:pPr>
       <w:r>
         <w:rPr>
@@ -10300,10 +10889,6 @@
     <w:p>
       <w:pPr>
         <w:pStyle w:val="Compact"/>
-        <w:numPr>
-          <w:ilvl w:val="0"/>
-          <w:numId w:val="1005"/>
-        </w:numPr>
       </w:pPr>
       <w:r>
         <w:rPr>
@@ -10385,10 +10970,6 @@
     <w:p>
       <w:pPr>
         <w:pStyle w:val="Compact"/>
-        <w:numPr>
-          <w:ilvl w:val="0"/>
-          <w:numId w:val="1005"/>
-        </w:numPr>
       </w:pPr>
       <w:r>
         <w:rPr>
@@ -10473,6 +11054,16 @@
         </w:rPr>
         <w:t>)</w:t>
       </w:r>
+    </w:p>
+    <w:p>
+      <w:pPr>
+        <w:spacing w:before="0" w:after="0"/>
+      </w:pPr>
+    </w:p>
+    <w:p>
+      <w:pPr>
+        <w:spacing w:before="0" w:after="0"/>
+      </w:pPr>
     </w:p>
     <w:p>
       <w:pPr>
@@ -10958,10 +11549,6 @@
     <w:p>
       <w:pPr>
         <w:pStyle w:val="Compact"/>
-        <w:numPr>
-          <w:ilvl w:val="0"/>
-          <w:numId w:val="1006"/>
-        </w:numPr>
       </w:pPr>
       <w:r>
         <w:rPr>
@@ -11032,10 +11619,6 @@
     <w:p>
       <w:pPr>
         <w:pStyle w:val="Compact"/>
-        <w:numPr>
-          <w:ilvl w:val="0"/>
-          <w:numId w:val="1006"/>
-        </w:numPr>
       </w:pPr>
       <w:r>
         <w:rPr>
@@ -11086,10 +11669,6 @@
     <w:p>
       <w:pPr>
         <w:pStyle w:val="Compact"/>
-        <w:numPr>
-          <w:ilvl w:val="0"/>
-          <w:numId w:val="1006"/>
-        </w:numPr>
       </w:pPr>
       <w:r>
         <w:rPr>
@@ -11121,10 +11700,6 @@
     <w:p>
       <w:pPr>
         <w:pStyle w:val="Compact"/>
-        <w:numPr>
-          <w:ilvl w:val="0"/>
-          <w:numId w:val="1006"/>
-        </w:numPr>
       </w:pPr>
       <w:r>
         <w:rPr>
@@ -11171,6 +11746,16 @@
         </w:rPr>
         <w:t xml:space="preserve"> → 2 RbI</w:t>
       </w:r>
+    </w:p>
+    <w:p>
+      <w:pPr>
+        <w:spacing w:before="0" w:after="0"/>
+      </w:pPr>
+    </w:p>
+    <w:p>
+      <w:pPr>
+        <w:spacing w:before="0" w:after="0"/>
+      </w:pPr>
     </w:p>
     <w:p>
       <w:pPr>
@@ -12016,6 +12601,46 @@
     </w:p>
     <w:p>
       <w:pPr>
+        <w:spacing w:before="0" w:after="0"/>
+      </w:pPr>
+    </w:p>
+    <w:p>
+      <w:pPr>
+        <w:spacing w:before="0" w:after="0"/>
+      </w:pPr>
+    </w:p>
+    <w:p>
+      <w:pPr>
+        <w:spacing w:before="0" w:after="0"/>
+      </w:pPr>
+    </w:p>
+    <w:p>
+      <w:pPr>
+        <w:spacing w:before="0" w:after="0"/>
+      </w:pPr>
+    </w:p>
+    <w:p>
+      <w:pPr>
+        <w:spacing w:before="0" w:after="0"/>
+      </w:pPr>
+    </w:p>
+    <w:p>
+      <w:pPr>
+        <w:spacing w:before="0" w:after="0"/>
+      </w:pPr>
+    </w:p>
+    <w:p>
+      <w:pPr>
+        <w:spacing w:before="0" w:after="0"/>
+      </w:pPr>
+    </w:p>
+    <w:p>
+      <w:pPr>
+        <w:spacing w:before="0" w:after="0"/>
+      </w:pPr>
+    </w:p>
+    <w:p>
+      <w:pPr>
         <w:spacing w:before="160" w:after="80"/>
       </w:pPr>
       <w:r>
@@ -12694,6 +13319,31 @@
         </w:rPr>
         <w:t xml:space="preserve">。</w:t>
       </w:r>
+    </w:p>
+    <w:p>
+      <w:pPr>
+        <w:spacing w:before="0" w:after="0"/>
+      </w:pPr>
+    </w:p>
+    <w:p>
+      <w:pPr>
+        <w:spacing w:before="0" w:after="0"/>
+      </w:pPr>
+    </w:p>
+    <w:p>
+      <w:pPr>
+        <w:spacing w:before="0" w:after="0"/>
+      </w:pPr>
+    </w:p>
+    <w:p>
+      <w:pPr>
+        <w:spacing w:before="0" w:after="0"/>
+      </w:pPr>
+    </w:p>
+    <w:p>
+      <w:pPr>
+        <w:spacing w:before="0" w:after="0"/>
+      </w:pPr>
     </w:p>
     <w:p>
       <w:pPr>
@@ -12962,6 +13612,21 @@
     </w:p>
     <w:p>
       <w:pPr>
+        <w:spacing w:before="0" w:after="0"/>
+      </w:pPr>
+    </w:p>
+    <w:p>
+      <w:pPr>
+        <w:spacing w:before="0" w:after="0"/>
+      </w:pPr>
+    </w:p>
+    <w:p>
+      <w:pPr>
+        <w:spacing w:before="0" w:after="0"/>
+      </w:pPr>
+    </w:p>
+    <w:p>
+      <w:pPr>
         <w:spacing w:before="160" w:after="80"/>
       </w:pPr>
       <w:r>
@@ -13312,6 +13977,21 @@
         </w:rPr>
         <w:t>。</w:t>
       </w:r>
+    </w:p>
+    <w:p>
+      <w:pPr>
+        <w:spacing w:before="0" w:after="0"/>
+      </w:pPr>
+    </w:p>
+    <w:p>
+      <w:pPr>
+        <w:spacing w:before="0" w:after="0"/>
+      </w:pPr>
+    </w:p>
+    <w:p>
+      <w:pPr>
+        <w:spacing w:before="0" w:after="0"/>
+      </w:pPr>
     </w:p>
     <w:p>
       <w:pPr>
@@ -13994,7 +14674,7 @@
         </w:rPr>
         <w:drawing>
           <wp:inline>
-            <wp:extent cx="3240000" cy="2546225"/>
+            <wp:extent cx="3240000" cy="2496159"/>
             <wp:effectExtent b="0" l="0" r="0" t="0"/>
             <wp:docPr descr="" title="" id="77" name="Picture"/>
             <a:graphic>
@@ -14015,7 +14695,7 @@
                   <pic:spPr bwMode="auto">
                     <a:xfrm>
                       <a:off x="0" y="0"/>
-                      <a:ext cx="3240000" cy="2546225"/>
+                      <a:ext cx="3240000" cy="2496159"/>
                     </a:xfrm>
                     <a:prstGeom prst="rect">
                       <a:avLst/>
@@ -14709,6 +15389,46 @@
         </w:rPr>
         <w:t>。</w:t>
       </w:r>
+    </w:p>
+    <w:p>
+      <w:pPr>
+        <w:spacing w:before="0" w:after="0"/>
+      </w:pPr>
+    </w:p>
+    <w:p>
+      <w:pPr>
+        <w:spacing w:before="0" w:after="0"/>
+      </w:pPr>
+    </w:p>
+    <w:p>
+      <w:pPr>
+        <w:spacing w:before="0" w:after="0"/>
+      </w:pPr>
+    </w:p>
+    <w:p>
+      <w:pPr>
+        <w:spacing w:before="0" w:after="0"/>
+      </w:pPr>
+    </w:p>
+    <w:p>
+      <w:pPr>
+        <w:spacing w:before="0" w:after="0"/>
+      </w:pPr>
+    </w:p>
+    <w:p>
+      <w:pPr>
+        <w:spacing w:before="0" w:after="0"/>
+      </w:pPr>
+    </w:p>
+    <w:p>
+      <w:pPr>
+        <w:spacing w:before="0" w:after="0"/>
+      </w:pPr>
+    </w:p>
+    <w:p>
+      <w:pPr>
+        <w:spacing w:before="0" w:after="0"/>
+      </w:pPr>
     </w:p>
     <w:p>
       <w:pPr>
@@ -17524,6 +18244,31 @@
     </w:p>
     <w:p>
       <w:pPr>
+        <w:spacing w:before="0" w:after="0"/>
+      </w:pPr>
+    </w:p>
+    <w:p>
+      <w:pPr>
+        <w:spacing w:before="0" w:after="0"/>
+      </w:pPr>
+    </w:p>
+    <w:p>
+      <w:pPr>
+        <w:spacing w:before="0" w:after="0"/>
+      </w:pPr>
+    </w:p>
+    <w:p>
+      <w:pPr>
+        <w:spacing w:before="0" w:after="0"/>
+      </w:pPr>
+    </w:p>
+    <w:p>
+      <w:pPr>
+        <w:spacing w:before="0" w:after="0"/>
+      </w:pPr>
+    </w:p>
+    <w:p>
+      <w:pPr>
         <w:spacing w:before="160" w:after="80"/>
       </w:pPr>
       <w:r>
@@ -18924,7 +19669,7 @@
         </w:rPr>
         <w:drawing>
           <wp:inline>
-            <wp:extent cx="3600000" cy="2454919"/>
+            <wp:extent cx="3600000" cy="2421968"/>
             <wp:effectExtent b="0" l="0" r="0" t="0"/>
             <wp:docPr descr="" title="" id="82" name="Picture"/>
             <a:graphic>
@@ -18945,7 +19690,7 @@
                   <pic:spPr bwMode="auto">
                     <a:xfrm>
                       <a:off x="0" y="0"/>
-                      <a:ext cx="3600000" cy="2454919"/>
+                      <a:ext cx="3600000" cy="2421968"/>
                     </a:xfrm>
                     <a:prstGeom prst="rect">
                       <a:avLst/>
@@ -18990,6 +19735,46 @@
     </w:p>
     <w:p>
       <w:pPr>
+        <w:spacing w:before="0" w:after="0"/>
+      </w:pPr>
+    </w:p>
+    <w:p>
+      <w:pPr>
+        <w:spacing w:before="0" w:after="0"/>
+      </w:pPr>
+    </w:p>
+    <w:p>
+      <w:pPr>
+        <w:spacing w:before="0" w:after="0"/>
+      </w:pPr>
+    </w:p>
+    <w:p>
+      <w:pPr>
+        <w:spacing w:before="0" w:after="0"/>
+      </w:pPr>
+    </w:p>
+    <w:p>
+      <w:pPr>
+        <w:spacing w:before="0" w:after="0"/>
+      </w:pPr>
+    </w:p>
+    <w:p>
+      <w:pPr>
+        <w:spacing w:before="0" w:after="0"/>
+      </w:pPr>
+    </w:p>
+    <w:p>
+      <w:pPr>
+        <w:spacing w:before="0" w:after="0"/>
+      </w:pPr>
+    </w:p>
+    <w:p>
+      <w:pPr>
+        <w:spacing w:before="0" w:after="0"/>
+      </w:pPr>
+    </w:p>
+    <w:p>
+      <w:pPr>
         <w:spacing w:before="160" w:after="80"/>
       </w:pPr>
       <w:r>
@@ -19764,6 +20549,31 @@
           </m:sup>
         </m:sSup>
       </m:oMath>
+    </w:p>
+    <w:p>
+      <w:pPr>
+        <w:spacing w:before="0" w:after="0"/>
+      </w:pPr>
+    </w:p>
+    <w:p>
+      <w:pPr>
+        <w:spacing w:before="0" w:after="0"/>
+      </w:pPr>
+    </w:p>
+    <w:p>
+      <w:pPr>
+        <w:spacing w:before="0" w:after="0"/>
+      </w:pPr>
+    </w:p>
+    <w:p>
+      <w:pPr>
+        <w:spacing w:before="0" w:after="0"/>
+      </w:pPr>
+    </w:p>
+    <w:p>
+      <w:pPr>
+        <w:spacing w:before="0" w:after="0"/>
+      </w:pPr>
     </w:p>
     <w:p>
       <w:pPr>

--- a/00-首页/题组Word/第一轮·综合套卷/第一轮综合卷09（学生版）.docx
+++ b/00-首页/题组Word/第一轮·综合套卷/第一轮综合卷09（学生版）.docx
@@ -6397,7 +6397,7 @@
         <m:sSup>
           <m:e>
             <m:r>
-              <m:t>​</m:t>
+              <m:t xml:space="preserve"> </m:t>
             </m:r>
           </m:e>
           <m:sup>
@@ -6502,7 +6502,7 @@
         <m:sSup>
           <m:e>
             <m:r>
-              <m:t>​</m:t>
+              <m:t xml:space="preserve"> </m:t>
             </m:r>
           </m:e>
           <m:sup>
@@ -6552,7 +6552,7 @@
         <m:sSup>
           <m:e>
             <m:r>
-              <m:t>​</m:t>
+              <m:t xml:space="preserve"> </m:t>
             </m:r>
           </m:e>
           <m:sup>

--- a/00-首页/题组Word/第一轮·综合套卷/第一轮综合卷09（学生版）.docx
+++ b/00-首页/题组Word/第一轮·综合套卷/第一轮综合卷09（学生版）.docx
@@ -484,8 +484,8 @@
     <w:p>
       <w:pPr>
         <w:pStyle w:val="FirstParagraph"/>
+        <w:spacing w:before="0" w:after="0"/>
         <w:ind w:left="480" w:hanging="480"/>
-        <w:spacing w:after="0"/>
       </w:pPr>
       <m:oMath>
         <m:sSub>
@@ -550,20 +550,45 @@
     <w:p>
       <w:pPr>
         <w:pStyle w:val="FirstParagraph"/>
+        <w:spacing w:before="0" w:after="0"/>
         <w:ind w:left="480" w:hanging="480"/>
+      </w:pPr>
+      <w:r>
+        <w:rPr>
+          <w:rFonts w:hint="eastAsia" w:ascii="Times New Roman" w:hAnsi="Times New Roman" w:eastAsia="Times New Roman" w:cs="Times New Roman"/>
+        </w:rPr>
+        <w:t>A.</w:t>
+      </w:r>
+      <w:r>
+        <w:rPr>
+          <w:rFonts w:hint="eastAsia" w:ascii="Times New Roman" w:hAnsi="Times New Roman" w:eastAsia="FangSong" w:cs="Times New Roman"/>
+        </w:rPr>
+        <w:t>直线形</w:t>
+      </w:r>
+      <w:r>
+        <w:rPr>
+          <w:rFonts w:ascii="Times New Roman" w:hAnsi="Times New Roman" w:eastAsia="Times New Roman" w:cs="Times New Roman"/>
+        </w:rPr>
+        <w:t xml:space="preserve"> </w:t>
+      </w:r>
+    </w:p>
+    <w:p>
+      <w:pPr>
+        <w:pStyle w:val="FirstParagraph"/>
         <w:spacing w:before="0" w:after="0"/>
-      </w:pPr>
-      <w:r>
-        <w:rPr>
-          <w:rFonts w:hint="eastAsia" w:ascii="Times New Roman" w:hAnsi="Times New Roman" w:eastAsia="Times New Roman" w:cs="Times New Roman"/>
-        </w:rPr>
-        <w:t>A.</w:t>
-      </w:r>
-      <w:r>
-        <w:rPr>
-          <w:rFonts w:hint="eastAsia" w:ascii="Times New Roman" w:hAnsi="Times New Roman" w:eastAsia="FangSong" w:cs="Times New Roman"/>
-        </w:rPr>
-        <w:t>直线形</w:t>
+        <w:ind w:left="480" w:hanging="480"/>
+      </w:pPr>
+      <w:r>
+        <w:rPr>
+          <w:rFonts w:hint="eastAsia" w:ascii="Times New Roman" w:hAnsi="Times New Roman" w:eastAsia="Times New Roman" w:cs="Times New Roman"/>
+        </w:rPr>
+        <w:t>B.</w:t>
+      </w:r>
+      <w:r>
+        <w:rPr>
+          <w:rFonts w:hint="eastAsia" w:ascii="Times New Roman" w:hAnsi="Times New Roman" w:eastAsia="FangSong" w:cs="Times New Roman"/>
+        </w:rPr>
+        <w:t>平面正方形</w:t>
       </w:r>
       <w:r>
         <w:rPr>
@@ -575,58 +600,33 @@
     <w:p>
       <w:pPr>
         <w:pStyle w:val="FirstParagraph"/>
+        <w:spacing w:before="0" w:after="0"/>
         <w:ind w:left="480" w:hanging="480"/>
+      </w:pPr>
+      <w:r>
+        <w:rPr>
+          <w:rFonts w:hint="eastAsia" w:ascii="Times New Roman" w:hAnsi="Times New Roman" w:eastAsia="Times New Roman" w:cs="Times New Roman"/>
+        </w:rPr>
+        <w:t>C.</w:t>
+      </w:r>
+      <w:r>
+        <w:rPr>
+          <w:rFonts w:hint="eastAsia" w:ascii="Times New Roman" w:hAnsi="Times New Roman" w:eastAsia="FangSong" w:cs="Times New Roman"/>
+        </w:rPr>
+        <w:t>四面体形</w:t>
+      </w:r>
+      <w:r>
+        <w:rPr>
+          <w:rFonts w:ascii="Times New Roman" w:hAnsi="Times New Roman" w:eastAsia="Times New Roman" w:cs="Times New Roman"/>
+        </w:rPr>
+        <w:t xml:space="preserve"> </w:t>
+      </w:r>
+    </w:p>
+    <w:p>
+      <w:pPr>
+        <w:pStyle w:val="FirstParagraph"/>
         <w:spacing w:before="0" w:after="0"/>
-      </w:pPr>
-      <w:r>
-        <w:rPr>
-          <w:rFonts w:hint="eastAsia" w:ascii="Times New Roman" w:hAnsi="Times New Roman" w:eastAsia="Times New Roman" w:cs="Times New Roman"/>
-        </w:rPr>
-        <w:t>B.</w:t>
-      </w:r>
-      <w:r>
-        <w:rPr>
-          <w:rFonts w:hint="eastAsia" w:ascii="Times New Roman" w:hAnsi="Times New Roman" w:eastAsia="FangSong" w:cs="Times New Roman"/>
-        </w:rPr>
-        <w:t>平面正方形</w:t>
-      </w:r>
-      <w:r>
-        <w:rPr>
-          <w:rFonts w:ascii="Times New Roman" w:hAnsi="Times New Roman" w:eastAsia="Times New Roman" w:cs="Times New Roman"/>
-        </w:rPr>
-        <w:t xml:space="preserve"> </w:t>
-      </w:r>
-    </w:p>
-    <w:p>
-      <w:pPr>
-        <w:pStyle w:val="FirstParagraph"/>
         <w:ind w:left="480" w:hanging="480"/>
-        <w:spacing w:before="0" w:after="0"/>
-      </w:pPr>
-      <w:r>
-        <w:rPr>
-          <w:rFonts w:hint="eastAsia" w:ascii="Times New Roman" w:hAnsi="Times New Roman" w:eastAsia="Times New Roman" w:cs="Times New Roman"/>
-        </w:rPr>
-        <w:t>C.</w:t>
-      </w:r>
-      <w:r>
-        <w:rPr>
-          <w:rFonts w:hint="eastAsia" w:ascii="Times New Roman" w:hAnsi="Times New Roman" w:eastAsia="FangSong" w:cs="Times New Roman"/>
-        </w:rPr>
-        <w:t>四面体形</w:t>
-      </w:r>
-      <w:r>
-        <w:rPr>
-          <w:rFonts w:ascii="Times New Roman" w:hAnsi="Times New Roman" w:eastAsia="Times New Roman" w:cs="Times New Roman"/>
-        </w:rPr>
-        <w:t xml:space="preserve"> </w:t>
-      </w:r>
-    </w:p>
-    <w:p>
-      <w:pPr>
-        <w:pStyle w:val="FirstParagraph"/>
-        <w:ind w:left="480" w:hanging="480"/>
-        <w:spacing w:before="0" w:after="180"/>
       </w:pPr>
       <w:r>
         <w:rPr>
@@ -690,8 +690,8 @@
     <w:p>
       <w:pPr>
         <w:pStyle w:val="FirstParagraph"/>
+        <w:spacing w:before="0" w:after="0"/>
         <w:ind w:left="480" w:hanging="480"/>
-        <w:spacing w:after="0"/>
       </w:pPr>
       <w:r>
         <w:rPr>
@@ -733,20 +733,45 @@
     <w:p>
       <w:pPr>
         <w:pStyle w:val="FirstParagraph"/>
+        <w:spacing w:before="0" w:after="0"/>
         <w:ind w:left="480" w:hanging="480"/>
+      </w:pPr>
+      <w:r>
+        <w:rPr>
+          <w:rFonts w:ascii="Times New Roman" w:hAnsi="Times New Roman" w:eastAsia="Times New Roman" w:cs="Times New Roman"/>
+        </w:rPr>
+        <w:t xml:space="preserve">A. </w:t>
+      </w:r>
+      <w:r>
+        <w:rPr>
+          <w:rFonts w:hint="eastAsia" w:ascii="Times New Roman" w:hAnsi="Times New Roman" w:eastAsia="FangSong" w:cs="Times New Roman"/>
+        </w:rPr>
+        <w:t xml:space="preserve">都具有四面体结构</w:t>
+      </w:r>
+      <w:r>
+        <w:rPr>
+          <w:rFonts w:ascii="Times New Roman" w:hAnsi="Times New Roman" w:eastAsia="Times New Roman" w:cs="Times New Roman"/>
+        </w:rPr>
+        <w:t xml:space="preserve"> </w:t>
+      </w:r>
+    </w:p>
+    <w:p>
+      <w:pPr>
+        <w:pStyle w:val="FirstParagraph"/>
         <w:spacing w:before="0" w:after="0"/>
-      </w:pPr>
-      <w:r>
-        <w:rPr>
-          <w:rFonts w:ascii="Times New Roman" w:hAnsi="Times New Roman" w:eastAsia="Times New Roman" w:cs="Times New Roman"/>
-        </w:rPr>
-        <w:t xml:space="preserve">A. </w:t>
-      </w:r>
-      <w:r>
-        <w:rPr>
-          <w:rFonts w:hint="eastAsia" w:ascii="Times New Roman" w:hAnsi="Times New Roman" w:eastAsia="FangSong" w:cs="Times New Roman"/>
-        </w:rPr>
-        <w:t xml:space="preserve">都具有四面体结构</w:t>
+        <w:ind w:left="480" w:hanging="480"/>
+      </w:pPr>
+      <w:r>
+        <w:rPr>
+          <w:rFonts w:ascii="Times New Roman" w:hAnsi="Times New Roman" w:eastAsia="Times New Roman" w:cs="Times New Roman"/>
+        </w:rPr>
+        <w:t xml:space="preserve">B. </w:t>
+      </w:r>
+      <w:r>
+        <w:rPr>
+          <w:rFonts w:hint="eastAsia" w:ascii="Times New Roman" w:hAnsi="Times New Roman" w:eastAsia="FangSong" w:cs="Times New Roman"/>
+        </w:rPr>
+        <w:t xml:space="preserve">都是以共价键结合的原子晶体</w:t>
       </w:r>
       <w:r>
         <w:rPr>
@@ -758,58 +783,33 @@
     <w:p>
       <w:pPr>
         <w:pStyle w:val="FirstParagraph"/>
+        <w:spacing w:before="0" w:after="0"/>
         <w:ind w:left="480" w:hanging="480"/>
+      </w:pPr>
+      <w:r>
+        <w:rPr>
+          <w:rFonts w:ascii="Times New Roman" w:hAnsi="Times New Roman" w:eastAsia="Times New Roman" w:cs="Times New Roman"/>
+        </w:rPr>
+        <w:t xml:space="preserve">C. </w:t>
+      </w:r>
+      <w:r>
+        <w:rPr>
+          <w:rFonts w:hint="eastAsia" w:ascii="Times New Roman" w:hAnsi="Times New Roman" w:eastAsia="FangSong" w:cs="Times New Roman"/>
+        </w:rPr>
+        <w:t xml:space="preserve">都具有非极性共价键</w:t>
+      </w:r>
+      <w:r>
+        <w:rPr>
+          <w:rFonts w:ascii="Times New Roman" w:hAnsi="Times New Roman" w:eastAsia="Times New Roman" w:cs="Times New Roman"/>
+        </w:rPr>
+        <w:t xml:space="preserve"> </w:t>
+      </w:r>
+    </w:p>
+    <w:p>
+      <w:pPr>
+        <w:pStyle w:val="FirstParagraph"/>
         <w:spacing w:before="0" w:after="0"/>
-      </w:pPr>
-      <w:r>
-        <w:rPr>
-          <w:rFonts w:ascii="Times New Roman" w:hAnsi="Times New Roman" w:eastAsia="Times New Roman" w:cs="Times New Roman"/>
-        </w:rPr>
-        <w:t xml:space="preserve">B. </w:t>
-      </w:r>
-      <w:r>
-        <w:rPr>
-          <w:rFonts w:hint="eastAsia" w:ascii="Times New Roman" w:hAnsi="Times New Roman" w:eastAsia="FangSong" w:cs="Times New Roman"/>
-        </w:rPr>
-        <w:t xml:space="preserve">都是以共价键结合的原子晶体</w:t>
-      </w:r>
-      <w:r>
-        <w:rPr>
-          <w:rFonts w:ascii="Times New Roman" w:hAnsi="Times New Roman" w:eastAsia="Times New Roman" w:cs="Times New Roman"/>
-        </w:rPr>
-        <w:t xml:space="preserve"> </w:t>
-      </w:r>
-    </w:p>
-    <w:p>
-      <w:pPr>
-        <w:pStyle w:val="FirstParagraph"/>
         <w:ind w:left="480" w:hanging="480"/>
-        <w:spacing w:before="0" w:after="0"/>
-      </w:pPr>
-      <w:r>
-        <w:rPr>
-          <w:rFonts w:ascii="Times New Roman" w:hAnsi="Times New Roman" w:eastAsia="Times New Roman" w:cs="Times New Roman"/>
-        </w:rPr>
-        <w:t xml:space="preserve">C. </w:t>
-      </w:r>
-      <w:r>
-        <w:rPr>
-          <w:rFonts w:hint="eastAsia" w:ascii="Times New Roman" w:hAnsi="Times New Roman" w:eastAsia="FangSong" w:cs="Times New Roman"/>
-        </w:rPr>
-        <w:t xml:space="preserve">都具有非极性共价键</w:t>
-      </w:r>
-      <w:r>
-        <w:rPr>
-          <w:rFonts w:ascii="Times New Roman" w:hAnsi="Times New Roman" w:eastAsia="Times New Roman" w:cs="Times New Roman"/>
-        </w:rPr>
-        <w:t xml:space="preserve"> </w:t>
-      </w:r>
-    </w:p>
-    <w:p>
-      <w:pPr>
-        <w:pStyle w:val="FirstParagraph"/>
-        <w:ind w:left="480" w:hanging="480"/>
-        <w:spacing w:before="0" w:after="180"/>
       </w:pPr>
       <w:r>
         <w:rPr>
@@ -873,8 +873,8 @@
     <w:p>
       <w:pPr>
         <w:pStyle w:val="FirstParagraph"/>
+        <w:spacing w:before="0" w:after="0"/>
         <w:ind w:left="480" w:hanging="480"/>
-        <w:spacing w:after="0"/>
       </w:pPr>
       <w:r>
         <w:rPr>
@@ -976,8 +976,8 @@
     <w:p>
       <w:pPr>
         <w:pStyle w:val="FirstParagraph"/>
+        <w:spacing w:before="0" w:after="0"/>
         <w:ind w:left="480" w:hanging="480"/>
-        <w:spacing w:before="0" w:after="0"/>
       </w:pPr>
       <w:r>
         <w:rPr>
@@ -1024,8 +1024,8 @@
     <w:p>
       <w:pPr>
         <w:pStyle w:val="FirstParagraph"/>
+        <w:spacing w:before="0" w:after="0"/>
         <w:ind w:left="480" w:hanging="480"/>
-        <w:spacing w:before="0" w:after="0"/>
       </w:pPr>
       <w:r>
         <w:rPr>
@@ -1066,8 +1066,8 @@
     <w:p>
       <w:pPr>
         <w:pStyle w:val="FirstParagraph"/>
+        <w:spacing w:before="0" w:after="0"/>
         <w:ind w:left="480" w:hanging="480"/>
-        <w:spacing w:before="0" w:after="0"/>
       </w:pPr>
       <w:r>
         <w:rPr>
@@ -1108,8 +1108,8 @@
     <w:p>
       <w:pPr>
         <w:pStyle w:val="FirstParagraph"/>
+        <w:spacing w:before="0" w:after="0"/>
         <w:ind w:left="480" w:hanging="480"/>
-        <w:spacing w:before="0" w:after="180"/>
       </w:pPr>
       <w:r>
         <w:rPr>
@@ -1798,8 +1798,8 @@
     <w:p>
       <w:pPr>
         <w:pStyle w:val="BodyText"/>
+        <w:spacing w:before="0" w:after="0"/>
         <w:ind w:left="480" w:hanging="480"/>
-        <w:spacing w:after="0"/>
       </w:pPr>
       <w:r>
         <w:rPr>
@@ -1823,20 +1823,45 @@
     <w:p>
       <w:pPr>
         <w:pStyle w:val="BodyText"/>
+        <w:spacing w:before="0" w:after="0"/>
         <w:ind w:left="480" w:hanging="480"/>
+      </w:pPr>
+      <w:r>
+        <w:rPr>
+          <w:rFonts w:hint="eastAsia" w:ascii="Times New Roman" w:hAnsi="Times New Roman" w:eastAsia="Times New Roman" w:cs="Times New Roman"/>
+        </w:rPr>
+        <w:t>B.</w:t>
+      </w:r>
+      <w:r>
+        <w:rPr>
+          <w:rFonts w:hint="eastAsia" w:ascii="Times New Roman" w:hAnsi="Times New Roman" w:eastAsia="FangSong" w:cs="Times New Roman"/>
+        </w:rPr>
+        <w:t>一级</w:t>
+      </w:r>
+      <w:r>
+        <w:rPr>
+          <w:rFonts w:ascii="Times New Roman" w:hAnsi="Times New Roman" w:eastAsia="Times New Roman" w:cs="Times New Roman"/>
+        </w:rPr>
+        <w:t xml:space="preserve"> </w:t>
+      </w:r>
+    </w:p>
+    <w:p>
+      <w:pPr>
+        <w:pStyle w:val="BodyText"/>
         <w:spacing w:before="0" w:after="0"/>
-      </w:pPr>
-      <w:r>
-        <w:rPr>
-          <w:rFonts w:hint="eastAsia" w:ascii="Times New Roman" w:hAnsi="Times New Roman" w:eastAsia="Times New Roman" w:cs="Times New Roman"/>
-        </w:rPr>
-        <w:t>B.</w:t>
-      </w:r>
-      <w:r>
-        <w:rPr>
-          <w:rFonts w:hint="eastAsia" w:ascii="Times New Roman" w:hAnsi="Times New Roman" w:eastAsia="FangSong" w:cs="Times New Roman"/>
-        </w:rPr>
-        <w:t>一级</w:t>
+        <w:ind w:left="480" w:hanging="480"/>
+      </w:pPr>
+      <w:r>
+        <w:rPr>
+          <w:rFonts w:hint="eastAsia" w:ascii="Times New Roman" w:hAnsi="Times New Roman" w:eastAsia="Times New Roman" w:cs="Times New Roman"/>
+        </w:rPr>
+        <w:t>C.</w:t>
+      </w:r>
+      <w:r>
+        <w:rPr>
+          <w:rFonts w:hint="eastAsia" w:ascii="Times New Roman" w:hAnsi="Times New Roman" w:eastAsia="FangSong" w:cs="Times New Roman"/>
+        </w:rPr>
+        <w:t>二级</w:t>
       </w:r>
       <w:r>
         <w:rPr>
@@ -1848,33 +1873,8 @@
     <w:p>
       <w:pPr>
         <w:pStyle w:val="BodyText"/>
+        <w:spacing w:before="0" w:after="0"/>
         <w:ind w:left="480" w:hanging="480"/>
-        <w:spacing w:before="0" w:after="0"/>
-      </w:pPr>
-      <w:r>
-        <w:rPr>
-          <w:rFonts w:hint="eastAsia" w:ascii="Times New Roman" w:hAnsi="Times New Roman" w:eastAsia="Times New Roman" w:cs="Times New Roman"/>
-        </w:rPr>
-        <w:t>C.</w:t>
-      </w:r>
-      <w:r>
-        <w:rPr>
-          <w:rFonts w:hint="eastAsia" w:ascii="Times New Roman" w:hAnsi="Times New Roman" w:eastAsia="FangSong" w:cs="Times New Roman"/>
-        </w:rPr>
-        <w:t>二级</w:t>
-      </w:r>
-      <w:r>
-        <w:rPr>
-          <w:rFonts w:ascii="Times New Roman" w:hAnsi="Times New Roman" w:eastAsia="Times New Roman" w:cs="Times New Roman"/>
-        </w:rPr>
-        <w:t xml:space="preserve"> </w:t>
-      </w:r>
-    </w:p>
-    <w:p>
-      <w:pPr>
-        <w:pStyle w:val="BodyText"/>
-        <w:ind w:left="480" w:hanging="480"/>
-        <w:spacing w:before="0" w:after="180"/>
       </w:pPr>
       <w:r>
         <w:rPr>
@@ -10577,6 +10577,7 @@
     <w:p>
       <w:pPr>
         <w:pStyle w:val="Compact"/>
+        <w:spacing w:before="0" w:after="0"/>
       </w:pPr>
       <w:r>
         <w:rPr>
@@ -10716,6 +10717,7 @@
     <w:p>
       <w:pPr>
         <w:pStyle w:val="Compact"/>
+        <w:spacing w:before="0" w:after="0"/>
       </w:pPr>
       <w:r>
         <w:rPr>
@@ -10889,6 +10891,7 @@
     <w:p>
       <w:pPr>
         <w:pStyle w:val="Compact"/>
+        <w:spacing w:before="0" w:after="0"/>
       </w:pPr>
       <w:r>
         <w:rPr>
@@ -10970,6 +10973,7 @@
     <w:p>
       <w:pPr>
         <w:pStyle w:val="Compact"/>
+        <w:spacing w:before="0" w:after="0"/>
       </w:pPr>
       <w:r>
         <w:rPr>
@@ -11549,6 +11553,7 @@
     <w:p>
       <w:pPr>
         <w:pStyle w:val="Compact"/>
+        <w:spacing w:before="0" w:after="0"/>
       </w:pPr>
       <w:r>
         <w:rPr>
@@ -11619,6 +11624,7 @@
     <w:p>
       <w:pPr>
         <w:pStyle w:val="Compact"/>
+        <w:spacing w:before="0" w:after="0"/>
       </w:pPr>
       <w:r>
         <w:rPr>
@@ -11669,6 +11675,7 @@
     <w:p>
       <w:pPr>
         <w:pStyle w:val="Compact"/>
+        <w:spacing w:before="0" w:after="0"/>
       </w:pPr>
       <w:r>
         <w:rPr>
@@ -11700,6 +11707,7 @@
     <w:p>
       <w:pPr>
         <w:pStyle w:val="Compact"/>
+        <w:spacing w:before="0" w:after="0"/>
       </w:pPr>
       <w:r>
         <w:rPr>
@@ -11871,6 +11879,14 @@
         <w:tblStyle w:val="Table"/>
         <w:tblW w:type="pct" w:w="5000"/>
         <w:tblLayout w:type="fixed"/>
+        <w:tblBorders>
+          <w:top w:val="single" w:sz="12" w:space="0" w:color="000000"/>
+          <w:left w:val="none" w:sz="0" w:space="0" w:color="auto"/>
+          <w:bottom w:val="single" w:sz="12" w:space="0" w:color="000000"/>
+          <w:right w:val="none" w:sz="0" w:space="0" w:color="auto"/>
+          <w:insideH w:val="none" w:sz="0" w:space="0" w:color="auto"/>
+          <w:insideV w:val="none" w:sz="0" w:space="0" w:color="auto"/>
+        </w:tblBorders>
         <w:tblLook w:firstRow="1" w:lastRow="0" w:firstColumn="0" w:lastColumn="0" w:noHBand="0" w:noVBand="0" w:val="0020"/>
       </w:tblPr>
       <w:tblGrid>
@@ -11884,7 +11900,11 @@
           <w:tblHeader w:val="on"/>
         </w:trPr>
         <w:tc>
-          <w:tcPr/>
+          <w:tcPr>
+            <w:tcBorders>
+              <w:bottom w:val="single" w:sz="8" w:space="0" w:color="000000"/>
+            </w:tcBorders>
+          </w:tcPr>
           <w:p>
             <w:pPr>
               <w:pStyle w:val="Compact"/>
@@ -11900,7 +11920,11 @@
           </w:p>
         </w:tc>
         <w:tc>
-          <w:tcPr/>
+          <w:tcPr>
+            <w:tcBorders>
+              <w:bottom w:val="single" w:sz="8" w:space="0" w:color="000000"/>
+            </w:tcBorders>
+          </w:tcPr>
           <w:p>
             <w:pPr>
               <w:pStyle w:val="Compact"/>
@@ -11937,7 +11961,11 @@
           </w:p>
         </w:tc>
         <w:tc>
-          <w:tcPr/>
+          <w:tcPr>
+            <w:tcBorders>
+              <w:bottom w:val="single" w:sz="8" w:space="0" w:color="000000"/>
+            </w:tcBorders>
+          </w:tcPr>
           <w:p>
             <w:pPr>
               <w:pStyle w:val="Compact"/>
@@ -11989,7 +12017,11 @@
           </w:p>
         </w:tc>
         <w:tc>
-          <w:tcPr/>
+          <w:tcPr>
+            <w:tcBorders>
+              <w:bottom w:val="single" w:sz="8" w:space="0" w:color="000000"/>
+            </w:tcBorders>
+          </w:tcPr>
           <w:p>
             <w:pPr>
               <w:pStyle w:val="Compact"/>
@@ -21131,7 +21163,7 @@
     <ns0:rPr>
       <ns0:rFonts ns0:ascii="Times New Roman" ns0:cs="Times New Roman" ns0:eastAsia="SimHei" ns0:hAnsi="Times New Roman"/>
       <ns0:b/>
-      <ns0:color ns0:val="17324D"/>
+      <ns0:color ns0:val="000000"/>
       <ns0:sz ns0:val="44"/>
       <ns0:szCs ns0:val="56"/>
     </ns0:rPr>
@@ -21273,7 +21305,7 @@
     <ns0:rPr>
       <ns0:rFonts ns0:ascii="Times New Roman" ns0:cs="Times New Roman" ns0:eastAsia="SimHei" ns0:hAnsi="Times New Roman"/>
       <ns0:b/>
-      <ns0:color ns0:val="17324D"/>
+      <ns0:color ns0:val="000000"/>
       <ns0:sz ns0:val="32"/>
       <ns0:szCs ns0:val="40"/>
     </ns0:rPr>
@@ -21297,7 +21329,7 @@
     <ns0:rPr>
       <ns0:rFonts ns0:ascii="Times New Roman" ns0:cs="Times New Roman" ns0:eastAsia="SimHei" ns0:hAnsi="Times New Roman"/>
       <ns0:b/>
-      <ns0:color ns0:val="17324D"/>
+      <ns0:color ns0:val="000000"/>
       <ns0:sz ns0:val="28"/>
       <ns0:szCs ns0:val="32"/>
     </ns0:rPr>
@@ -21321,7 +21353,7 @@
     <ns0:rPr>
       <ns0:rFonts ns0:ascii="Times New Roman" ns0:cs="Times New Roman" ns0:eastAsia="SimHei" ns0:hAnsi="Times New Roman"/>
       <ns0:b/>
-      <ns0:color ns0:val="17324D"/>
+      <ns0:color ns0:val="000000"/>
       <ns0:sz ns0:val="25"/>
       <ns0:szCs ns0:val="28"/>
     </ns0:rPr>

--- a/00-首页/题组Word/第一轮·综合套卷/第一轮综合卷09（学生版）.docx
+++ b/00-首页/题组Word/第一轮·综合套卷/第一轮综合卷09（学生版）.docx
@@ -422,31 +422,6 @@
     </w:p>
     <w:p>
       <w:pPr>
-        <w:spacing w:before="0" w:after="0"/>
-      </w:pPr>
-    </w:p>
-    <w:p>
-      <w:pPr>
-        <w:spacing w:before="0" w:after="0"/>
-      </w:pPr>
-    </w:p>
-    <w:p>
-      <w:pPr>
-        <w:spacing w:before="0" w:after="0"/>
-      </w:pPr>
-    </w:p>
-    <w:p>
-      <w:pPr>
-        <w:spacing w:before="0" w:after="0"/>
-      </w:pPr>
-    </w:p>
-    <w:p>
-      <w:pPr>
-        <w:spacing w:before="0" w:after="0"/>
-      </w:pPr>
-    </w:p>
-    <w:p>
-      <w:pPr>
         <w:spacing w:before="160" w:after="80"/>
       </w:pPr>
       <w:r>
@@ -484,8 +459,6 @@
     <w:p>
       <w:pPr>
         <w:pStyle w:val="FirstParagraph"/>
-        <w:spacing w:before="0" w:after="0"/>
-        <w:ind w:left="480" w:hanging="480"/>
       </w:pPr>
       <m:oMath>
         <m:sSub>
@@ -544,20 +517,7 @@
         <w:rPr>
           <w:rFonts w:hint="eastAsia" w:ascii="Times New Roman" w:hAnsi="Times New Roman" w:eastAsia="Times New Roman" w:cs="Times New Roman"/>
         </w:rPr>
-        <w:t>（）</w:t>
-      </w:r>
-    </w:p>
-    <w:p>
-      <w:pPr>
-        <w:pStyle w:val="FirstParagraph"/>
-        <w:spacing w:before="0" w:after="0"/>
-        <w:ind w:left="480" w:hanging="480"/>
-      </w:pPr>
-      <w:r>
-        <w:rPr>
-          <w:rFonts w:hint="eastAsia" w:ascii="Times New Roman" w:hAnsi="Times New Roman" w:eastAsia="Times New Roman" w:cs="Times New Roman"/>
-        </w:rPr>
-        <w:t>A.</w:t>
+        <w:t>（）A.</w:t>
       </w:r>
       <w:r>
         <w:rPr>
@@ -571,13 +531,6 @@
         </w:rPr>
         <w:t xml:space="preserve"> </w:t>
       </w:r>
-    </w:p>
-    <w:p>
-      <w:pPr>
-        <w:pStyle w:val="FirstParagraph"/>
-        <w:spacing w:before="0" w:after="0"/>
-        <w:ind w:left="480" w:hanging="480"/>
-      </w:pPr>
       <w:r>
         <w:rPr>
           <w:rFonts w:hint="eastAsia" w:ascii="Times New Roman" w:hAnsi="Times New Roman" w:eastAsia="Times New Roman" w:cs="Times New Roman"/>
@@ -596,13 +549,6 @@
         </w:rPr>
         <w:t xml:space="preserve"> </w:t>
       </w:r>
-    </w:p>
-    <w:p>
-      <w:pPr>
-        <w:pStyle w:val="FirstParagraph"/>
-        <w:spacing w:before="0" w:after="0"/>
-        <w:ind w:left="480" w:hanging="480"/>
-      </w:pPr>
       <w:r>
         <w:rPr>
           <w:rFonts w:hint="eastAsia" w:ascii="Times New Roman" w:hAnsi="Times New Roman" w:eastAsia="Times New Roman" w:cs="Times New Roman"/>
@@ -621,13 +567,6 @@
         </w:rPr>
         <w:t xml:space="preserve"> </w:t>
       </w:r>
-    </w:p>
-    <w:p>
-      <w:pPr>
-        <w:pStyle w:val="FirstParagraph"/>
-        <w:spacing w:before="0" w:after="0"/>
-        <w:ind w:left="480" w:hanging="480"/>
-      </w:pPr>
       <w:r>
         <w:rPr>
           <w:rFonts w:hint="eastAsia" w:ascii="Times New Roman" w:hAnsi="Times New Roman" w:eastAsia="Times New Roman" w:cs="Times New Roman"/>
@@ -640,16 +579,6 @@
         </w:rPr>
         <w:t>平面三角形</w:t>
       </w:r>
-    </w:p>
-    <w:p>
-      <w:pPr>
-        <w:spacing w:before="0" w:after="0"/>
-      </w:pPr>
-    </w:p>
-    <w:p>
-      <w:pPr>
-        <w:spacing w:before="0" w:after="0"/>
-      </w:pPr>
     </w:p>
     <w:p>
       <w:pPr>
@@ -690,8 +619,6 @@
     <w:p>
       <w:pPr>
         <w:pStyle w:val="FirstParagraph"/>
-        <w:spacing w:before="0" w:after="0"/>
-        <w:ind w:left="480" w:hanging="480"/>
       </w:pPr>
       <w:r>
         <w:rPr>
@@ -729,13 +656,6 @@
         </w:rPr>
         <w:t xml:space="preserve"> </w:t>
       </w:r>
-    </w:p>
-    <w:p>
-      <w:pPr>
-        <w:pStyle w:val="FirstParagraph"/>
-        <w:spacing w:before="0" w:after="0"/>
-        <w:ind w:left="480" w:hanging="480"/>
-      </w:pPr>
       <w:r>
         <w:rPr>
           <w:rFonts w:ascii="Times New Roman" w:hAnsi="Times New Roman" w:eastAsia="Times New Roman" w:cs="Times New Roman"/>
@@ -752,20 +672,7 @@
         <w:rPr>
           <w:rFonts w:ascii="Times New Roman" w:hAnsi="Times New Roman" w:eastAsia="Times New Roman" w:cs="Times New Roman"/>
         </w:rPr>
-        <w:t xml:space="preserve"> </w:t>
-      </w:r>
-    </w:p>
-    <w:p>
-      <w:pPr>
-        <w:pStyle w:val="FirstParagraph"/>
-        <w:spacing w:before="0" w:after="0"/>
-        <w:ind w:left="480" w:hanging="480"/>
-      </w:pPr>
-      <w:r>
-        <w:rPr>
-          <w:rFonts w:ascii="Times New Roman" w:hAnsi="Times New Roman" w:eastAsia="Times New Roman" w:cs="Times New Roman"/>
-        </w:rPr>
-        <w:t xml:space="preserve">B. </w:t>
+        <w:t xml:space="preserve"> B. </w:t>
       </w:r>
       <w:r>
         <w:rPr>
@@ -777,20 +684,7 @@
         <w:rPr>
           <w:rFonts w:ascii="Times New Roman" w:hAnsi="Times New Roman" w:eastAsia="Times New Roman" w:cs="Times New Roman"/>
         </w:rPr>
-        <w:t xml:space="preserve"> </w:t>
-      </w:r>
-    </w:p>
-    <w:p>
-      <w:pPr>
-        <w:pStyle w:val="FirstParagraph"/>
-        <w:spacing w:before="0" w:after="0"/>
-        <w:ind w:left="480" w:hanging="480"/>
-      </w:pPr>
-      <w:r>
-        <w:rPr>
-          <w:rFonts w:ascii="Times New Roman" w:hAnsi="Times New Roman" w:eastAsia="Times New Roman" w:cs="Times New Roman"/>
-        </w:rPr>
-        <w:t xml:space="preserve">C. </w:t>
+        <w:t xml:space="preserve"> C. </w:t>
       </w:r>
       <w:r>
         <w:rPr>
@@ -802,20 +696,7 @@
         <w:rPr>
           <w:rFonts w:ascii="Times New Roman" w:hAnsi="Times New Roman" w:eastAsia="Times New Roman" w:cs="Times New Roman"/>
         </w:rPr>
-        <w:t xml:space="preserve"> </w:t>
-      </w:r>
-    </w:p>
-    <w:p>
-      <w:pPr>
-        <w:pStyle w:val="FirstParagraph"/>
-        <w:spacing w:before="0" w:after="0"/>
-        <w:ind w:left="480" w:hanging="480"/>
-      </w:pPr>
-      <w:r>
-        <w:rPr>
-          <w:rFonts w:ascii="Times New Roman" w:hAnsi="Times New Roman" w:eastAsia="Times New Roman" w:cs="Times New Roman"/>
-        </w:rPr>
-        <w:t xml:space="preserve">D. </w:t>
+        <w:t xml:space="preserve"> D. </w:t>
       </w:r>
       <w:r>
         <w:rPr>
@@ -823,16 +704,6 @@
         </w:rPr>
         <w:t xml:space="preserve">其硬度和熔点相近</w:t>
       </w:r>
-    </w:p>
-    <w:p>
-      <w:pPr>
-        <w:spacing w:before="0" w:after="0"/>
-      </w:pPr>
-    </w:p>
-    <w:p>
-      <w:pPr>
-        <w:spacing w:before="0" w:after="0"/>
-      </w:pPr>
     </w:p>
     <w:p>
       <w:pPr>
@@ -873,8 +744,6 @@
     <w:p>
       <w:pPr>
         <w:pStyle w:val="FirstParagraph"/>
-        <w:spacing w:before="0" w:after="0"/>
-        <w:ind w:left="480" w:hanging="480"/>
       </w:pPr>
       <w:r>
         <w:rPr>
@@ -972,13 +841,6 @@
         </w:rPr>
         <w:t xml:space="preserve"> </w:t>
       </w:r>
-    </w:p>
-    <w:p>
-      <w:pPr>
-        <w:pStyle w:val="FirstParagraph"/>
-        <w:spacing w:before="0" w:after="0"/>
-        <w:ind w:left="480" w:hanging="480"/>
-      </w:pPr>
       <w:r>
         <w:rPr>
           <w:rFonts w:ascii="Times New Roman" w:hAnsi="Times New Roman" w:eastAsia="Times New Roman" w:cs="Times New Roman"/>
@@ -1020,13 +882,6 @@
         </w:rPr>
         <w:t xml:space="preserve"> </w:t>
       </w:r>
-    </w:p>
-    <w:p>
-      <w:pPr>
-        <w:pStyle w:val="FirstParagraph"/>
-        <w:spacing w:before="0" w:after="0"/>
-        <w:ind w:left="480" w:hanging="480"/>
-      </w:pPr>
       <w:r>
         <w:rPr>
           <w:rFonts w:ascii="Times New Roman" w:hAnsi="Times New Roman" w:eastAsia="Times New Roman" w:cs="Times New Roman"/>
@@ -1062,13 +917,6 @@
         </w:rPr>
         <w:t xml:space="preserve"> </w:t>
       </w:r>
-    </w:p>
-    <w:p>
-      <w:pPr>
-        <w:pStyle w:val="FirstParagraph"/>
-        <w:spacing w:before="0" w:after="0"/>
-        <w:ind w:left="480" w:hanging="480"/>
-      </w:pPr>
       <w:r>
         <w:rPr>
           <w:rFonts w:ascii="Times New Roman" w:hAnsi="Times New Roman" w:eastAsia="Times New Roman" w:cs="Times New Roman"/>
@@ -1104,13 +952,6 @@
         </w:rPr>
         <w:t xml:space="preserve"> </w:t>
       </w:r>
-    </w:p>
-    <w:p>
-      <w:pPr>
-        <w:pStyle w:val="FirstParagraph"/>
-        <w:spacing w:before="0" w:after="0"/>
-        <w:ind w:left="480" w:hanging="480"/>
-      </w:pPr>
       <w:r>
         <w:rPr>
           <w:rFonts w:ascii="Times New Roman" w:hAnsi="Times New Roman" w:eastAsia="Times New Roman" w:cs="Times New Roman"/>
@@ -1143,16 +984,6 @@
     </w:p>
     <w:p>
       <w:pPr>
-        <w:spacing w:before="0" w:after="0"/>
-      </w:pPr>
-    </w:p>
-    <w:p>
-      <w:pPr>
-        <w:spacing w:before="0" w:after="0"/>
-      </w:pPr>
-    </w:p>
-    <w:p>
-      <w:pPr>
         <w:spacing w:before="160" w:after="80"/>
       </w:pPr>
       <w:r>
@@ -1340,31 +1171,6 @@
         </w:rPr>
         <w:t>____。</w:t>
       </w:r>
-    </w:p>
-    <w:p>
-      <w:pPr>
-        <w:spacing w:before="0" w:after="0"/>
-      </w:pPr>
-    </w:p>
-    <w:p>
-      <w:pPr>
-        <w:spacing w:before="0" w:after="0"/>
-      </w:pPr>
-    </w:p>
-    <w:p>
-      <w:pPr>
-        <w:spacing w:before="0" w:after="0"/>
-      </w:pPr>
-    </w:p>
-    <w:p>
-      <w:pPr>
-        <w:spacing w:before="0" w:after="0"/>
-      </w:pPr>
-    </w:p>
-    <w:p>
-      <w:pPr>
-        <w:spacing w:before="0" w:after="0"/>
-      </w:pPr>
     </w:p>
     <w:p>
       <w:pPr>
@@ -1798,8 +1604,6 @@
     <w:p>
       <w:pPr>
         <w:pStyle w:val="BodyText"/>
-        <w:spacing w:before="0" w:after="0"/>
-        <w:ind w:left="480" w:hanging="480"/>
       </w:pPr>
       <w:r>
         <w:rPr>
@@ -1819,13 +1623,6 @@
         </w:rPr>
         <w:t xml:space="preserve"> </w:t>
       </w:r>
-    </w:p>
-    <w:p>
-      <w:pPr>
-        <w:pStyle w:val="BodyText"/>
-        <w:spacing w:before="0" w:after="0"/>
-        <w:ind w:left="480" w:hanging="480"/>
-      </w:pPr>
       <w:r>
         <w:rPr>
           <w:rFonts w:hint="eastAsia" w:ascii="Times New Roman" w:hAnsi="Times New Roman" w:eastAsia="Times New Roman" w:cs="Times New Roman"/>
@@ -1844,13 +1641,6 @@
         </w:rPr>
         <w:t xml:space="preserve"> </w:t>
       </w:r>
-    </w:p>
-    <w:p>
-      <w:pPr>
-        <w:pStyle w:val="BodyText"/>
-        <w:spacing w:before="0" w:after="0"/>
-        <w:ind w:left="480" w:hanging="480"/>
-      </w:pPr>
       <w:r>
         <w:rPr>
           <w:rFonts w:hint="eastAsia" w:ascii="Times New Roman" w:hAnsi="Times New Roman" w:eastAsia="Times New Roman" w:cs="Times New Roman"/>
@@ -1869,13 +1659,6 @@
         </w:rPr>
         <w:t xml:space="preserve"> </w:t>
       </w:r>
-    </w:p>
-    <w:p>
-      <w:pPr>
-        <w:pStyle w:val="BodyText"/>
-        <w:spacing w:before="0" w:after="0"/>
-        <w:ind w:left="480" w:hanging="480"/>
-      </w:pPr>
       <w:r>
         <w:rPr>
           <w:rFonts w:hint="eastAsia" w:ascii="Times New Roman" w:hAnsi="Times New Roman" w:eastAsia="Times New Roman" w:cs="Times New Roman"/>
@@ -1888,16 +1671,6 @@
         </w:rPr>
         <w:t>三级</w:t>
       </w:r>
-    </w:p>
-    <w:p>
-      <w:pPr>
-        <w:spacing w:before="0" w:after="0"/>
-      </w:pPr>
-    </w:p>
-    <w:p>
-      <w:pPr>
-        <w:spacing w:before="0" w:after="0"/>
-      </w:pPr>
     </w:p>
     <w:p>
       <w:pPr>
@@ -2490,46 +2263,6 @@
     </w:p>
     <w:p>
       <w:pPr>
-        <w:spacing w:before="0" w:after="0"/>
-      </w:pPr>
-    </w:p>
-    <w:p>
-      <w:pPr>
-        <w:spacing w:before="0" w:after="0"/>
-      </w:pPr>
-    </w:p>
-    <w:p>
-      <w:pPr>
-        <w:spacing w:before="0" w:after="0"/>
-      </w:pPr>
-    </w:p>
-    <w:p>
-      <w:pPr>
-        <w:spacing w:before="0" w:after="0"/>
-      </w:pPr>
-    </w:p>
-    <w:p>
-      <w:pPr>
-        <w:spacing w:before="0" w:after="0"/>
-      </w:pPr>
-    </w:p>
-    <w:p>
-      <w:pPr>
-        <w:spacing w:before="0" w:after="0"/>
-      </w:pPr>
-    </w:p>
-    <w:p>
-      <w:pPr>
-        <w:spacing w:before="0" w:after="0"/>
-      </w:pPr>
-    </w:p>
-    <w:p>
-      <w:pPr>
-        <w:spacing w:before="0" w:after="0"/>
-      </w:pPr>
-    </w:p>
-    <w:p>
-      <w:pPr>
         <w:spacing w:before="160" w:after="80"/>
       </w:pPr>
       <w:r>
@@ -2970,7 +2703,7 @@
         </w:rPr>
         <w:drawing>
           <wp:inline>
-            <wp:extent cx="3240000" cy="3228789"/>
+            <wp:extent cx="3240000" cy="3262344"/>
             <wp:effectExtent b="0" l="0" r="0" t="0"/>
             <wp:docPr descr="" title="" id="20" name="Picture"/>
             <a:graphic>
@@ -2991,7 +2724,7 @@
                   <pic:spPr bwMode="auto">
                     <a:xfrm>
                       <a:off x="0" y="0"/>
-                      <a:ext cx="3240000" cy="3228789"/>
+                      <a:ext cx="3240000" cy="3262344"/>
                     </a:xfrm>
                     <a:prstGeom prst="rect">
                       <a:avLst/>
@@ -3627,7 +3360,7 @@
         </w:rPr>
         <w:drawing>
           <wp:inline>
-            <wp:extent cx="3588972" cy="1549157"/>
+            <wp:extent cx="3600000" cy="1549157"/>
             <wp:effectExtent b="0" l="0" r="0" t="0"/>
             <wp:docPr descr="" title="" id="26" name="Picture"/>
             <a:graphic>
@@ -3648,7 +3381,7 @@
                   <pic:spPr bwMode="auto">
                     <a:xfrm>
                       <a:off x="0" y="0"/>
-                      <a:ext cx="3588972" cy="1549157"/>
+                      <a:ext cx="3600000" cy="1549157"/>
                     </a:xfrm>
                     <a:prstGeom prst="rect">
                       <a:avLst/>
@@ -3669,46 +3402,6 @@
     </w:p>
     <w:p>
       <w:pPr>
-        <w:spacing w:before="0" w:after="0"/>
-      </w:pPr>
-    </w:p>
-    <w:p>
-      <w:pPr>
-        <w:spacing w:before="0" w:after="0"/>
-      </w:pPr>
-    </w:p>
-    <w:p>
-      <w:pPr>
-        <w:spacing w:before="0" w:after="0"/>
-      </w:pPr>
-    </w:p>
-    <w:p>
-      <w:pPr>
-        <w:spacing w:before="0" w:after="0"/>
-      </w:pPr>
-    </w:p>
-    <w:p>
-      <w:pPr>
-        <w:spacing w:before="0" w:after="0"/>
-      </w:pPr>
-    </w:p>
-    <w:p>
-      <w:pPr>
-        <w:spacing w:before="0" w:after="0"/>
-      </w:pPr>
-    </w:p>
-    <w:p>
-      <w:pPr>
-        <w:spacing w:before="0" w:after="0"/>
-      </w:pPr>
-    </w:p>
-    <w:p>
-      <w:pPr>
-        <w:spacing w:before="0" w:after="0"/>
-      </w:pPr>
-    </w:p>
-    <w:p>
-      <w:pPr>
         <w:spacing w:before="160" w:after="80"/>
       </w:pPr>
       <w:r>
@@ -4142,7 +3835,7 @@
         </w:rPr>
         <w:drawing>
           <wp:inline>
-            <wp:extent cx="3240000" cy="3022292"/>
+            <wp:extent cx="3240000" cy="3062812"/>
             <wp:effectExtent b="0" l="0" r="0" t="0"/>
             <wp:docPr descr="" title="" id="30" name="Picture"/>
             <a:graphic>
@@ -4163,7 +3856,7 @@
                   <pic:spPr bwMode="auto">
                     <a:xfrm>
                       <a:off x="0" y="0"/>
-                      <a:ext cx="3240000" cy="3022292"/>
+                      <a:ext cx="3240000" cy="3062812"/>
                     </a:xfrm>
                     <a:prstGeom prst="rect">
                       <a:avLst/>
@@ -4346,7 +4039,7 @@
         </w:rPr>
         <w:drawing>
           <wp:inline>
-            <wp:extent cx="1800000" cy="1761702"/>
+            <wp:extent cx="1800000" cy="1800000"/>
             <wp:effectExtent b="0" l="0" r="0" t="0"/>
             <wp:docPr descr="" title="" id="33" name="Picture"/>
             <a:graphic>
@@ -4367,7 +4060,7 @@
                   <pic:spPr bwMode="auto">
                     <a:xfrm>
                       <a:off x="0" y="0"/>
-                      <a:ext cx="1800000" cy="1761702"/>
+                      <a:ext cx="1800000" cy="1800000"/>
                     </a:xfrm>
                     <a:prstGeom prst="rect">
                       <a:avLst/>
@@ -4819,7 +4512,7 @@
         </w:rPr>
         <w:drawing>
           <wp:inline>
-            <wp:extent cx="3240000" cy="3022292"/>
+            <wp:extent cx="3240000" cy="3062812"/>
             <wp:effectExtent b="0" l="0" r="0" t="0"/>
             <wp:docPr descr="" title="" id="35" name="Picture"/>
             <a:graphic>
@@ -4840,7 +4533,7 @@
                   <pic:spPr bwMode="auto">
                     <a:xfrm>
                       <a:off x="0" y="0"/>
-                      <a:ext cx="3240000" cy="3022292"/>
+                      <a:ext cx="3240000" cy="3062812"/>
                     </a:xfrm>
                     <a:prstGeom prst="rect">
                       <a:avLst/>
@@ -4884,7 +4577,7 @@
         </w:rPr>
         <w:drawing>
           <wp:inline>
-            <wp:extent cx="3590386" cy="1807209"/>
+            <wp:extent cx="3600000" cy="1807209"/>
             <wp:effectExtent b="0" l="0" r="0" t="0"/>
             <wp:docPr descr="" title="" id="38" name="Picture"/>
             <a:graphic>
@@ -4905,7 +4598,7 @@
                   <pic:spPr bwMode="auto">
                     <a:xfrm>
                       <a:off x="0" y="0"/>
-                      <a:ext cx="3590386" cy="1807209"/>
+                      <a:ext cx="3600000" cy="1807209"/>
                     </a:xfrm>
                     <a:prstGeom prst="rect">
                       <a:avLst/>
@@ -4936,7 +4629,7 @@
         </w:rPr>
         <w:drawing>
           <wp:inline>
-            <wp:extent cx="3595115" cy="1802416"/>
+            <wp:extent cx="3600000" cy="1802416"/>
             <wp:effectExtent b="0" l="0" r="0" t="0"/>
             <wp:docPr descr="" title="" id="41" name="Picture"/>
             <a:graphic>
@@ -4957,7 +4650,7 @@
                   <pic:spPr bwMode="auto">
                     <a:xfrm>
                       <a:off x="0" y="0"/>
-                      <a:ext cx="3595115" cy="1802416"/>
+                      <a:ext cx="3600000" cy="1802416"/>
                     </a:xfrm>
                     <a:prstGeom prst="rect">
                       <a:avLst/>
@@ -4978,46 +4671,6 @@
     </w:p>
     <w:p>
       <w:pPr>
-        <w:spacing w:before="0" w:after="0"/>
-      </w:pPr>
-    </w:p>
-    <w:p>
-      <w:pPr>
-        <w:spacing w:before="0" w:after="0"/>
-      </w:pPr>
-    </w:p>
-    <w:p>
-      <w:pPr>
-        <w:spacing w:before="0" w:after="0"/>
-      </w:pPr>
-    </w:p>
-    <w:p>
-      <w:pPr>
-        <w:spacing w:before="0" w:after="0"/>
-      </w:pPr>
-    </w:p>
-    <w:p>
-      <w:pPr>
-        <w:spacing w:before="0" w:after="0"/>
-      </w:pPr>
-    </w:p>
-    <w:p>
-      <w:pPr>
-        <w:spacing w:before="0" w:after="0"/>
-      </w:pPr>
-    </w:p>
-    <w:p>
-      <w:pPr>
-        <w:spacing w:before="0" w:after="0"/>
-      </w:pPr>
-    </w:p>
-    <w:p>
-      <w:pPr>
-        <w:spacing w:before="0" w:after="0"/>
-      </w:pPr>
-    </w:p>
-    <w:p>
-      <w:pPr>
         <w:spacing w:before="160" w:after="80"/>
       </w:pPr>
       <w:r>
@@ -5601,7 +5254,7 @@
         </w:rPr>
         <w:drawing>
           <wp:inline>
-            <wp:extent cx="2520000" cy="3722900"/>
+            <wp:extent cx="2520000" cy="3730513"/>
             <wp:effectExtent b="0" l="0" r="0" t="0"/>
             <wp:docPr descr="" title="" id="45" name="Picture"/>
             <a:graphic>
@@ -5622,7 +5275,7 @@
                   <pic:spPr bwMode="auto">
                     <a:xfrm>
                       <a:off x="0" y="0"/>
-                      <a:ext cx="2520000" cy="3722900"/>
+                      <a:ext cx="2520000" cy="3730513"/>
                     </a:xfrm>
                     <a:prstGeom prst="rect">
                       <a:avLst/>
@@ -6197,7 +5850,7 @@
         </w:rPr>
         <w:drawing>
           <wp:inline>
-            <wp:extent cx="2520000" cy="3722900"/>
+            <wp:extent cx="2520000" cy="3730513"/>
             <wp:effectExtent b="0" l="0" r="0" t="0"/>
             <wp:docPr descr="" title="" id="50" name="Picture"/>
             <a:graphic>
@@ -6218,7 +5871,7 @@
                   <pic:spPr bwMode="auto">
                     <a:xfrm>
                       <a:off x="0" y="0"/>
-                      <a:ext cx="2520000" cy="3722900"/>
+                      <a:ext cx="2520000" cy="3730513"/>
                     </a:xfrm>
                     <a:prstGeom prst="rect">
                       <a:avLst/>
@@ -6397,7 +6050,7 @@
         <m:sSup>
           <m:e>
             <m:r>
-              <m:t xml:space="preserve"> </m:t>
+              <m:t>​</m:t>
             </m:r>
           </m:e>
           <m:sup>
@@ -6502,7 +6155,7 @@
         <m:sSup>
           <m:e>
             <m:r>
-              <m:t xml:space="preserve"> </m:t>
+              <m:t>​</m:t>
             </m:r>
           </m:e>
           <m:sup>
@@ -6552,7 +6205,7 @@
         <m:sSup>
           <m:e>
             <m:r>
-              <m:t xml:space="preserve"> </m:t>
+              <m:t>​</m:t>
             </m:r>
           </m:e>
           <m:sup>
@@ -6598,46 +6251,6 @@
         </w:rPr>
         <w:t>。</w:t>
       </w:r>
-    </w:p>
-    <w:p>
-      <w:pPr>
-        <w:spacing w:before="0" w:after="0"/>
-      </w:pPr>
-    </w:p>
-    <w:p>
-      <w:pPr>
-        <w:spacing w:before="0" w:after="0"/>
-      </w:pPr>
-    </w:p>
-    <w:p>
-      <w:pPr>
-        <w:spacing w:before="0" w:after="0"/>
-      </w:pPr>
-    </w:p>
-    <w:p>
-      <w:pPr>
-        <w:spacing w:before="0" w:after="0"/>
-      </w:pPr>
-    </w:p>
-    <w:p>
-      <w:pPr>
-        <w:spacing w:before="0" w:after="0"/>
-      </w:pPr>
-    </w:p>
-    <w:p>
-      <w:pPr>
-        <w:spacing w:before="0" w:after="0"/>
-      </w:pPr>
-    </w:p>
-    <w:p>
-      <w:pPr>
-        <w:spacing w:before="0" w:after="0"/>
-      </w:pPr>
-    </w:p>
-    <w:p>
-      <w:pPr>
-        <w:spacing w:before="0" w:after="0"/>
-      </w:pPr>
     </w:p>
     <w:p>
       <w:pPr>
@@ -6828,31 +6441,6 @@
     </w:p>
     <w:p>
       <w:pPr>
-        <w:spacing w:before="0" w:after="0"/>
-      </w:pPr>
-    </w:p>
-    <w:p>
-      <w:pPr>
-        <w:spacing w:before="0" w:after="0"/>
-      </w:pPr>
-    </w:p>
-    <w:p>
-      <w:pPr>
-        <w:spacing w:before="0" w:after="0"/>
-      </w:pPr>
-    </w:p>
-    <w:p>
-      <w:pPr>
-        <w:spacing w:before="0" w:after="0"/>
-      </w:pPr>
-    </w:p>
-    <w:p>
-      <w:pPr>
-        <w:spacing w:before="0" w:after="0"/>
-      </w:pPr>
-    </w:p>
-    <w:p>
-      <w:pPr>
         <w:spacing w:before="160" w:after="80"/>
       </w:pPr>
       <w:r>
@@ -7771,46 +7359,6 @@
         </w:rPr>
         <w:t>？</w:t>
       </w:r>
-    </w:p>
-    <w:p>
-      <w:pPr>
-        <w:spacing w:before="0" w:after="0"/>
-      </w:pPr>
-    </w:p>
-    <w:p>
-      <w:pPr>
-        <w:spacing w:before="0" w:after="0"/>
-      </w:pPr>
-    </w:p>
-    <w:p>
-      <w:pPr>
-        <w:spacing w:before="0" w:after="0"/>
-      </w:pPr>
-    </w:p>
-    <w:p>
-      <w:pPr>
-        <w:spacing w:before="0" w:after="0"/>
-      </w:pPr>
-    </w:p>
-    <w:p>
-      <w:pPr>
-        <w:spacing w:before="0" w:after="0"/>
-      </w:pPr>
-    </w:p>
-    <w:p>
-      <w:pPr>
-        <w:spacing w:before="0" w:after="0"/>
-      </w:pPr>
-    </w:p>
-    <w:p>
-      <w:pPr>
-        <w:spacing w:before="0" w:after="0"/>
-      </w:pPr>
-    </w:p>
-    <w:p>
-      <w:pPr>
-        <w:spacing w:before="0" w:after="0"/>
-      </w:pPr>
     </w:p>
     <w:p>
       <w:pPr>
@@ -8205,31 +7753,6 @@
     </w:p>
     <w:p>
       <w:pPr>
-        <w:spacing w:before="0" w:after="0"/>
-      </w:pPr>
-    </w:p>
-    <w:p>
-      <w:pPr>
-        <w:spacing w:before="0" w:after="0"/>
-      </w:pPr>
-    </w:p>
-    <w:p>
-      <w:pPr>
-        <w:spacing w:before="0" w:after="0"/>
-      </w:pPr>
-    </w:p>
-    <w:p>
-      <w:pPr>
-        <w:spacing w:before="0" w:after="0"/>
-      </w:pPr>
-    </w:p>
-    <w:p>
-      <w:pPr>
-        <w:spacing w:before="0" w:after="0"/>
-      </w:pPr>
-    </w:p>
-    <w:p>
-      <w:pPr>
         <w:spacing w:before="160" w:after="80"/>
       </w:pPr>
       <w:r>
@@ -8808,7 +8331,7 @@
         </w:rPr>
         <w:drawing>
           <wp:inline>
-            <wp:extent cx="3600000" cy="2341667"/>
+            <wp:extent cx="3600000" cy="2426086"/>
             <wp:effectExtent b="0" l="0" r="0" t="0"/>
             <wp:docPr descr="" title="" id="59" name="Picture"/>
             <a:graphic>
@@ -8829,7 +8352,7 @@
                   <pic:spPr bwMode="auto">
                     <a:xfrm>
                       <a:off x="0" y="0"/>
-                      <a:ext cx="3600000" cy="2341667"/>
+                      <a:ext cx="3600000" cy="2426086"/>
                     </a:xfrm>
                     <a:prstGeom prst="rect">
                       <a:avLst/>
@@ -8850,46 +8373,6 @@
     </w:p>
     <w:p>
       <w:pPr>
-        <w:spacing w:before="0" w:after="0"/>
-      </w:pPr>
-    </w:p>
-    <w:p>
-      <w:pPr>
-        <w:spacing w:before="0" w:after="0"/>
-      </w:pPr>
-    </w:p>
-    <w:p>
-      <w:pPr>
-        <w:spacing w:before="0" w:after="0"/>
-      </w:pPr>
-    </w:p>
-    <w:p>
-      <w:pPr>
-        <w:spacing w:before="0" w:after="0"/>
-      </w:pPr>
-    </w:p>
-    <w:p>
-      <w:pPr>
-        <w:spacing w:before="0" w:after="0"/>
-      </w:pPr>
-    </w:p>
-    <w:p>
-      <w:pPr>
-        <w:spacing w:before="0" w:after="0"/>
-      </w:pPr>
-    </w:p>
-    <w:p>
-      <w:pPr>
-        <w:spacing w:before="0" w:after="0"/>
-      </w:pPr>
-    </w:p>
-    <w:p>
-      <w:pPr>
-        <w:spacing w:before="0" w:after="0"/>
-      </w:pPr>
-    </w:p>
-    <w:p>
-      <w:pPr>
         <w:spacing w:before="160" w:after="80"/>
       </w:pPr>
       <w:r>
@@ -9174,46 +8657,6 @@
         </w:rPr>
         <w:t>。</w:t>
       </w:r>
-    </w:p>
-    <w:p>
-      <w:pPr>
-        <w:spacing w:before="0" w:after="0"/>
-      </w:pPr>
-    </w:p>
-    <w:p>
-      <w:pPr>
-        <w:spacing w:before="0" w:after="0"/>
-      </w:pPr>
-    </w:p>
-    <w:p>
-      <w:pPr>
-        <w:spacing w:before="0" w:after="0"/>
-      </w:pPr>
-    </w:p>
-    <w:p>
-      <w:pPr>
-        <w:spacing w:before="0" w:after="0"/>
-      </w:pPr>
-    </w:p>
-    <w:p>
-      <w:pPr>
-        <w:spacing w:before="0" w:after="0"/>
-      </w:pPr>
-    </w:p>
-    <w:p>
-      <w:pPr>
-        <w:spacing w:before="0" w:after="0"/>
-      </w:pPr>
-    </w:p>
-    <w:p>
-      <w:pPr>
-        <w:spacing w:before="0" w:after="0"/>
-      </w:pPr>
-    </w:p>
-    <w:p>
-      <w:pPr>
-        <w:spacing w:before="0" w:after="0"/>
-      </w:pPr>
     </w:p>
     <w:p>
       <w:pPr>
@@ -10239,46 +9682,6 @@
         </w:rPr>
         <w:t>。</w:t>
       </w:r>
-    </w:p>
-    <w:p>
-      <w:pPr>
-        <w:spacing w:before="0" w:after="0"/>
-      </w:pPr>
-    </w:p>
-    <w:p>
-      <w:pPr>
-        <w:spacing w:before="0" w:after="0"/>
-      </w:pPr>
-    </w:p>
-    <w:p>
-      <w:pPr>
-        <w:spacing w:before="0" w:after="0"/>
-      </w:pPr>
-    </w:p>
-    <w:p>
-      <w:pPr>
-        <w:spacing w:before="0" w:after="0"/>
-      </w:pPr>
-    </w:p>
-    <w:p>
-      <w:pPr>
-        <w:spacing w:before="0" w:after="0"/>
-      </w:pPr>
-    </w:p>
-    <w:p>
-      <w:pPr>
-        <w:spacing w:before="0" w:after="0"/>
-      </w:pPr>
-    </w:p>
-    <w:p>
-      <w:pPr>
-        <w:spacing w:before="0" w:after="0"/>
-      </w:pPr>
-    </w:p>
-    <w:p>
-      <w:pPr>
-        <w:spacing w:before="0" w:after="0"/>
-      </w:pPr>
     </w:p>
     <w:p>
       <w:pPr>
@@ -10577,7 +9980,10 @@
     <w:p>
       <w:pPr>
         <w:pStyle w:val="Compact"/>
-        <w:spacing w:before="0" w:after="0"/>
+        <w:numPr>
+          <w:ilvl w:val="0"/>
+          <w:numId w:val="1005"/>
+        </w:numPr>
       </w:pPr>
       <w:r>
         <w:rPr>
@@ -10717,7 +10123,10 @@
     <w:p>
       <w:pPr>
         <w:pStyle w:val="Compact"/>
-        <w:spacing w:before="0" w:after="0"/>
+        <w:numPr>
+          <w:ilvl w:val="0"/>
+          <w:numId w:val="1005"/>
+        </w:numPr>
       </w:pPr>
       <w:r>
         <w:rPr>
@@ -10891,7 +10300,10 @@
     <w:p>
       <w:pPr>
         <w:pStyle w:val="Compact"/>
-        <w:spacing w:before="0" w:after="0"/>
+        <w:numPr>
+          <w:ilvl w:val="0"/>
+          <w:numId w:val="1005"/>
+        </w:numPr>
       </w:pPr>
       <w:r>
         <w:rPr>
@@ -10973,7 +10385,10 @@
     <w:p>
       <w:pPr>
         <w:pStyle w:val="Compact"/>
-        <w:spacing w:before="0" w:after="0"/>
+        <w:numPr>
+          <w:ilvl w:val="0"/>
+          <w:numId w:val="1005"/>
+        </w:numPr>
       </w:pPr>
       <w:r>
         <w:rPr>
@@ -11058,16 +10473,6 @@
         </w:rPr>
         <w:t>)</w:t>
       </w:r>
-    </w:p>
-    <w:p>
-      <w:pPr>
-        <w:spacing w:before="0" w:after="0"/>
-      </w:pPr>
-    </w:p>
-    <w:p>
-      <w:pPr>
-        <w:spacing w:before="0" w:after="0"/>
-      </w:pPr>
     </w:p>
     <w:p>
       <w:pPr>
@@ -11553,7 +10958,10 @@
     <w:p>
       <w:pPr>
         <w:pStyle w:val="Compact"/>
-        <w:spacing w:before="0" w:after="0"/>
+        <w:numPr>
+          <w:ilvl w:val="0"/>
+          <w:numId w:val="1006"/>
+        </w:numPr>
       </w:pPr>
       <w:r>
         <w:rPr>
@@ -11624,7 +11032,10 @@
     <w:p>
       <w:pPr>
         <w:pStyle w:val="Compact"/>
-        <w:spacing w:before="0" w:after="0"/>
+        <w:numPr>
+          <w:ilvl w:val="0"/>
+          <w:numId w:val="1006"/>
+        </w:numPr>
       </w:pPr>
       <w:r>
         <w:rPr>
@@ -11675,7 +11086,10 @@
     <w:p>
       <w:pPr>
         <w:pStyle w:val="Compact"/>
-        <w:spacing w:before="0" w:after="0"/>
+        <w:numPr>
+          <w:ilvl w:val="0"/>
+          <w:numId w:val="1006"/>
+        </w:numPr>
       </w:pPr>
       <w:r>
         <w:rPr>
@@ -11707,7 +11121,10 @@
     <w:p>
       <w:pPr>
         <w:pStyle w:val="Compact"/>
-        <w:spacing w:before="0" w:after="0"/>
+        <w:numPr>
+          <w:ilvl w:val="0"/>
+          <w:numId w:val="1006"/>
+        </w:numPr>
       </w:pPr>
       <w:r>
         <w:rPr>
@@ -11754,16 +11171,6 @@
         </w:rPr>
         <w:t xml:space="preserve"> → 2 RbI</w:t>
       </w:r>
-    </w:p>
-    <w:p>
-      <w:pPr>
-        <w:spacing w:before="0" w:after="0"/>
-      </w:pPr>
-    </w:p>
-    <w:p>
-      <w:pPr>
-        <w:spacing w:before="0" w:after="0"/>
-      </w:pPr>
     </w:p>
     <w:p>
       <w:pPr>
@@ -11879,14 +11286,6 @@
         <w:tblStyle w:val="Table"/>
         <w:tblW w:type="pct" w:w="5000"/>
         <w:tblLayout w:type="fixed"/>
-        <w:tblBorders>
-          <w:top w:val="single" w:sz="12" w:space="0" w:color="000000"/>
-          <w:left w:val="none" w:sz="0" w:space="0" w:color="auto"/>
-          <w:bottom w:val="single" w:sz="12" w:space="0" w:color="000000"/>
-          <w:right w:val="none" w:sz="0" w:space="0" w:color="auto"/>
-          <w:insideH w:val="none" w:sz="0" w:space="0" w:color="auto"/>
-          <w:insideV w:val="none" w:sz="0" w:space="0" w:color="auto"/>
-        </w:tblBorders>
         <w:tblLook w:firstRow="1" w:lastRow="0" w:firstColumn="0" w:lastColumn="0" w:noHBand="0" w:noVBand="0" w:val="0020"/>
       </w:tblPr>
       <w:tblGrid>
@@ -11900,11 +11299,7 @@
           <w:tblHeader w:val="on"/>
         </w:trPr>
         <w:tc>
-          <w:tcPr>
-            <w:tcBorders>
-              <w:bottom w:val="single" w:sz="8" w:space="0" w:color="000000"/>
-            </w:tcBorders>
-          </w:tcPr>
+          <w:tcPr/>
           <w:p>
             <w:pPr>
               <w:pStyle w:val="Compact"/>
@@ -11920,11 +11315,7 @@
           </w:p>
         </w:tc>
         <w:tc>
-          <w:tcPr>
-            <w:tcBorders>
-              <w:bottom w:val="single" w:sz="8" w:space="0" w:color="000000"/>
-            </w:tcBorders>
-          </w:tcPr>
+          <w:tcPr/>
           <w:p>
             <w:pPr>
               <w:pStyle w:val="Compact"/>
@@ -11961,11 +11352,7 @@
           </w:p>
         </w:tc>
         <w:tc>
-          <w:tcPr>
-            <w:tcBorders>
-              <w:bottom w:val="single" w:sz="8" w:space="0" w:color="000000"/>
-            </w:tcBorders>
-          </w:tcPr>
+          <w:tcPr/>
           <w:p>
             <w:pPr>
               <w:pStyle w:val="Compact"/>
@@ -12017,11 +11404,7 @@
           </w:p>
         </w:tc>
         <w:tc>
-          <w:tcPr>
-            <w:tcBorders>
-              <w:bottom w:val="single" w:sz="8" w:space="0" w:color="000000"/>
-            </w:tcBorders>
-          </w:tcPr>
+          <w:tcPr/>
           <w:p>
             <w:pPr>
               <w:pStyle w:val="Compact"/>
@@ -12633,46 +12016,6 @@
     </w:p>
     <w:p>
       <w:pPr>
-        <w:spacing w:before="0" w:after="0"/>
-      </w:pPr>
-    </w:p>
-    <w:p>
-      <w:pPr>
-        <w:spacing w:before="0" w:after="0"/>
-      </w:pPr>
-    </w:p>
-    <w:p>
-      <w:pPr>
-        <w:spacing w:before="0" w:after="0"/>
-      </w:pPr>
-    </w:p>
-    <w:p>
-      <w:pPr>
-        <w:spacing w:before="0" w:after="0"/>
-      </w:pPr>
-    </w:p>
-    <w:p>
-      <w:pPr>
-        <w:spacing w:before="0" w:after="0"/>
-      </w:pPr>
-    </w:p>
-    <w:p>
-      <w:pPr>
-        <w:spacing w:before="0" w:after="0"/>
-      </w:pPr>
-    </w:p>
-    <w:p>
-      <w:pPr>
-        <w:spacing w:before="0" w:after="0"/>
-      </w:pPr>
-    </w:p>
-    <w:p>
-      <w:pPr>
-        <w:spacing w:before="0" w:after="0"/>
-      </w:pPr>
-    </w:p>
-    <w:p>
-      <w:pPr>
         <w:spacing w:before="160" w:after="80"/>
       </w:pPr>
       <w:r>
@@ -13351,31 +12694,6 @@
         </w:rPr>
         <w:t xml:space="preserve">。</w:t>
       </w:r>
-    </w:p>
-    <w:p>
-      <w:pPr>
-        <w:spacing w:before="0" w:after="0"/>
-      </w:pPr>
-    </w:p>
-    <w:p>
-      <w:pPr>
-        <w:spacing w:before="0" w:after="0"/>
-      </w:pPr>
-    </w:p>
-    <w:p>
-      <w:pPr>
-        <w:spacing w:before="0" w:after="0"/>
-      </w:pPr>
-    </w:p>
-    <w:p>
-      <w:pPr>
-        <w:spacing w:before="0" w:after="0"/>
-      </w:pPr>
-    </w:p>
-    <w:p>
-      <w:pPr>
-        <w:spacing w:before="0" w:after="0"/>
-      </w:pPr>
     </w:p>
     <w:p>
       <w:pPr>
@@ -13644,21 +12962,6 @@
     </w:p>
     <w:p>
       <w:pPr>
-        <w:spacing w:before="0" w:after="0"/>
-      </w:pPr>
-    </w:p>
-    <w:p>
-      <w:pPr>
-        <w:spacing w:before="0" w:after="0"/>
-      </w:pPr>
-    </w:p>
-    <w:p>
-      <w:pPr>
-        <w:spacing w:before="0" w:after="0"/>
-      </w:pPr>
-    </w:p>
-    <w:p>
-      <w:pPr>
         <w:spacing w:before="160" w:after="80"/>
       </w:pPr>
       <w:r>
@@ -14009,21 +13312,6 @@
         </w:rPr>
         <w:t>。</w:t>
       </w:r>
-    </w:p>
-    <w:p>
-      <w:pPr>
-        <w:spacing w:before="0" w:after="0"/>
-      </w:pPr>
-    </w:p>
-    <w:p>
-      <w:pPr>
-        <w:spacing w:before="0" w:after="0"/>
-      </w:pPr>
-    </w:p>
-    <w:p>
-      <w:pPr>
-        <w:spacing w:before="0" w:after="0"/>
-      </w:pPr>
     </w:p>
     <w:p>
       <w:pPr>
@@ -14706,7 +13994,7 @@
         </w:rPr>
         <w:drawing>
           <wp:inline>
-            <wp:extent cx="3240000" cy="2496159"/>
+            <wp:extent cx="3240000" cy="2546225"/>
             <wp:effectExtent b="0" l="0" r="0" t="0"/>
             <wp:docPr descr="" title="" id="77" name="Picture"/>
             <a:graphic>
@@ -14727,7 +14015,7 @@
                   <pic:spPr bwMode="auto">
                     <a:xfrm>
                       <a:off x="0" y="0"/>
-                      <a:ext cx="3240000" cy="2496159"/>
+                      <a:ext cx="3240000" cy="2546225"/>
                     </a:xfrm>
                     <a:prstGeom prst="rect">
                       <a:avLst/>
@@ -15421,46 +14709,6 @@
         </w:rPr>
         <w:t>。</w:t>
       </w:r>
-    </w:p>
-    <w:p>
-      <w:pPr>
-        <w:spacing w:before="0" w:after="0"/>
-      </w:pPr>
-    </w:p>
-    <w:p>
-      <w:pPr>
-        <w:spacing w:before="0" w:after="0"/>
-      </w:pPr>
-    </w:p>
-    <w:p>
-      <w:pPr>
-        <w:spacing w:before="0" w:after="0"/>
-      </w:pPr>
-    </w:p>
-    <w:p>
-      <w:pPr>
-        <w:spacing w:before="0" w:after="0"/>
-      </w:pPr>
-    </w:p>
-    <w:p>
-      <w:pPr>
-        <w:spacing w:before="0" w:after="0"/>
-      </w:pPr>
-    </w:p>
-    <w:p>
-      <w:pPr>
-        <w:spacing w:before="0" w:after="0"/>
-      </w:pPr>
-    </w:p>
-    <w:p>
-      <w:pPr>
-        <w:spacing w:before="0" w:after="0"/>
-      </w:pPr>
-    </w:p>
-    <w:p>
-      <w:pPr>
-        <w:spacing w:before="0" w:after="0"/>
-      </w:pPr>
     </w:p>
     <w:p>
       <w:pPr>
@@ -16422,36 +15670,7 @@
         <w:rPr>
           <w:rFonts w:ascii="Times New Roman" w:hAnsi="Times New Roman" w:eastAsia="Times New Roman" w:cs="Times New Roman"/>
         </w:rPr>
-        <w:t xml:space="preserve"> </w:t>
-      </w:r>
-      <m:oMath>
-        <m:r>
-          <m:t>25</m:t>
-        </m:r>
-        <m:sSup>
-          <m:e>
-            <m:r>
-              <m:t> </m:t>
-            </m:r>
-          </m:e>
-          <m:sup>
-            <m:r>
-              <m:t>θ</m:t>
-            </m:r>
-          </m:sup>
-        </m:sSup>
-        <m:r>
-          <m:rPr>
-            <m:sty m:val="p"/>
-          </m:rPr>
-          <m:t>C</m:t>
-        </m:r>
-      </m:oMath>
-      <w:r>
-        <w:rPr>
-          <w:rFonts w:ascii="Times New Roman" w:hAnsi="Times New Roman" w:eastAsia="Times New Roman" w:cs="Times New Roman"/>
-        </w:rPr>
-        <w:t xml:space="preserve">、101 kPa </w:t>
+        <w:t xml:space="preserve"> 25 °C、101 kPa </w:t>
       </w:r>
       <w:r>
         <w:rPr>
@@ -18276,31 +17495,6 @@
     </w:p>
     <w:p>
       <w:pPr>
-        <w:spacing w:before="0" w:after="0"/>
-      </w:pPr>
-    </w:p>
-    <w:p>
-      <w:pPr>
-        <w:spacing w:before="0" w:after="0"/>
-      </w:pPr>
-    </w:p>
-    <w:p>
-      <w:pPr>
-        <w:spacing w:before="0" w:after="0"/>
-      </w:pPr>
-    </w:p>
-    <w:p>
-      <w:pPr>
-        <w:spacing w:before="0" w:after="0"/>
-      </w:pPr>
-    </w:p>
-    <w:p>
-      <w:pPr>
-        <w:spacing w:before="0" w:after="0"/>
-      </w:pPr>
-    </w:p>
-    <w:p>
-      <w:pPr>
         <w:spacing w:before="160" w:after="80"/>
       </w:pPr>
       <w:r>
@@ -19701,7 +18895,7 @@
         </w:rPr>
         <w:drawing>
           <wp:inline>
-            <wp:extent cx="3600000" cy="2421968"/>
+            <wp:extent cx="3600000" cy="2454919"/>
             <wp:effectExtent b="0" l="0" r="0" t="0"/>
             <wp:docPr descr="" title="" id="82" name="Picture"/>
             <a:graphic>
@@ -19722,7 +18916,7 @@
                   <pic:spPr bwMode="auto">
                     <a:xfrm>
                       <a:off x="0" y="0"/>
-                      <a:ext cx="3600000" cy="2421968"/>
+                      <a:ext cx="3600000" cy="2454919"/>
                     </a:xfrm>
                     <a:prstGeom prst="rect">
                       <a:avLst/>
@@ -19767,46 +18961,6 @@
     </w:p>
     <w:p>
       <w:pPr>
-        <w:spacing w:before="0" w:after="0"/>
-      </w:pPr>
-    </w:p>
-    <w:p>
-      <w:pPr>
-        <w:spacing w:before="0" w:after="0"/>
-      </w:pPr>
-    </w:p>
-    <w:p>
-      <w:pPr>
-        <w:spacing w:before="0" w:after="0"/>
-      </w:pPr>
-    </w:p>
-    <w:p>
-      <w:pPr>
-        <w:spacing w:before="0" w:after="0"/>
-      </w:pPr>
-    </w:p>
-    <w:p>
-      <w:pPr>
-        <w:spacing w:before="0" w:after="0"/>
-      </w:pPr>
-    </w:p>
-    <w:p>
-      <w:pPr>
-        <w:spacing w:before="0" w:after="0"/>
-      </w:pPr>
-    </w:p>
-    <w:p>
-      <w:pPr>
-        <w:spacing w:before="0" w:after="0"/>
-      </w:pPr>
-    </w:p>
-    <w:p>
-      <w:pPr>
-        <w:spacing w:before="0" w:after="0"/>
-      </w:pPr>
-    </w:p>
-    <w:p>
-      <w:pPr>
         <w:spacing w:before="160" w:after="80"/>
       </w:pPr>
       <w:r>
@@ -19844,51 +18998,6 @@
     <w:p>
       <w:pPr>
         <w:pStyle w:val="FirstParagraph"/>
-      </w:pPr>
-      <w:r>
-        <w:rPr>
-          <w:rFonts w:ascii="Times New Roman" w:hAnsi="Times New Roman" w:eastAsia="Times New Roman" w:cs="Times New Roman"/>
-          <w:b/>
-          <w:bCs/>
-        </w:rPr>
-        <w:t xml:space="preserve">5 </w:t>
-      </w:r>
-      <w:r>
-        <w:rPr>
-          <w:rFonts w:hint="eastAsia" w:ascii="Times New Roman" w:hAnsi="Times New Roman" w:eastAsia="Times New Roman" w:cs="Times New Roman"/>
-          <w:b/>
-          <w:bCs/>
-        </w:rPr>
-        <w:t>(12</w:t>
-      </w:r>
-      <w:r>
-        <w:rPr>
-          <w:rFonts w:hint="eastAsia" w:ascii="Times New Roman" w:hAnsi="Times New Roman" w:eastAsia="FangSong" w:cs="Times New Roman"/>
-          <w:b/>
-          <w:bCs/>
-        </w:rPr>
-        <w:t>分</w:t>
-      </w:r>
-      <w:r>
-        <w:rPr>
-          <w:rFonts w:hint="eastAsia" w:ascii="Times New Roman" w:hAnsi="Times New Roman" w:eastAsia="Times New Roman" w:cs="Times New Roman"/>
-          <w:b/>
-          <w:bCs/>
-        </w:rPr>
-        <w:t>)</w:t>
-      </w:r>
-      <w:r>
-        <w:rPr>
-          <w:rFonts w:ascii="Times New Roman" w:hAnsi="Times New Roman" w:eastAsia="Times New Roman" w:cs="Times New Roman"/>
-          <w:b/>
-          <w:bCs/>
-        </w:rPr>
-        <w:t xml:space="preserve"> &lt;&lt;&lt;</w:t>
-      </w:r>
-    </w:p>
-    <w:p>
-      <w:pPr>
-        <w:pStyle w:val="BodyText"/>
       </w:pPr>
       <w:r>
         <w:rPr>
@@ -20581,31 +19690,6 @@
           </m:sup>
         </m:sSup>
       </m:oMath>
-    </w:p>
-    <w:p>
-      <w:pPr>
-        <w:spacing w:before="0" w:after="0"/>
-      </w:pPr>
-    </w:p>
-    <w:p>
-      <w:pPr>
-        <w:spacing w:before="0" w:after="0"/>
-      </w:pPr>
-    </w:p>
-    <w:p>
-      <w:pPr>
-        <w:spacing w:before="0" w:after="0"/>
-      </w:pPr>
-    </w:p>
-    <w:p>
-      <w:pPr>
-        <w:spacing w:before="0" w:after="0"/>
-      </w:pPr>
-    </w:p>
-    <w:p>
-      <w:pPr>
-        <w:spacing w:before="0" w:after="0"/>
-      </w:pPr>
     </w:p>
     <w:p>
       <w:pPr>
@@ -21163,7 +20247,7 @@
     <ns0:rPr>
       <ns0:rFonts ns0:ascii="Times New Roman" ns0:cs="Times New Roman" ns0:eastAsia="SimHei" ns0:hAnsi="Times New Roman"/>
       <ns0:b/>
-      <ns0:color ns0:val="000000"/>
+      <ns0:color ns0:val="17324D"/>
       <ns0:sz ns0:val="44"/>
       <ns0:szCs ns0:val="56"/>
     </ns0:rPr>
@@ -21305,7 +20389,7 @@
     <ns0:rPr>
       <ns0:rFonts ns0:ascii="Times New Roman" ns0:cs="Times New Roman" ns0:eastAsia="SimHei" ns0:hAnsi="Times New Roman"/>
       <ns0:b/>
-      <ns0:color ns0:val="000000"/>
+      <ns0:color ns0:val="17324D"/>
       <ns0:sz ns0:val="32"/>
       <ns0:szCs ns0:val="40"/>
     </ns0:rPr>
@@ -21329,7 +20413,7 @@
     <ns0:rPr>
       <ns0:rFonts ns0:ascii="Times New Roman" ns0:cs="Times New Roman" ns0:eastAsia="SimHei" ns0:hAnsi="Times New Roman"/>
       <ns0:b/>
-      <ns0:color ns0:val="000000"/>
+      <ns0:color ns0:val="17324D"/>
       <ns0:sz ns0:val="28"/>
       <ns0:szCs ns0:val="32"/>
     </ns0:rPr>
@@ -21353,7 +20437,7 @@
     <ns0:rPr>
       <ns0:rFonts ns0:ascii="Times New Roman" ns0:cs="Times New Roman" ns0:eastAsia="SimHei" ns0:hAnsi="Times New Roman"/>
       <ns0:b/>
-      <ns0:color ns0:val="000000"/>
+      <ns0:color ns0:val="17324D"/>
       <ns0:sz ns0:val="25"/>
       <ns0:szCs ns0:val="28"/>
     </ns0:rPr>

--- a/00-首页/题组Word/第一轮·综合套卷/第一轮综合卷09（学生版）.docx
+++ b/00-首页/题组Word/第一轮·综合套卷/第一轮综合卷09（学生版）.docx
@@ -42,6 +42,60 @@
     </w:p>
     <w:p>
       <w:pPr>
+        <w:pStyle w:val="BlockText"/>
+        <w:ind w:firstLine="420"/>
+      </w:pPr>
+      <w:r>
+        <w:rPr>
+          <w:rFonts w:hint="eastAsia" w:ascii="Times New Roman" w:hAnsi="Times New Roman" w:eastAsia="FangSong" w:cs="Times New Roman"/>
+        </w:rPr>
+        <w:t xml:space="preserve">共</w:t>
+      </w:r>
+      <w:r>
+        <w:rPr>
+          <w:rFonts w:ascii="Times New Roman" w:hAnsi="Times New Roman" w:eastAsia="Times New Roman" w:cs="Times New Roman"/>
+        </w:rPr>
+        <w:t xml:space="preserve"> 26 </w:t>
+      </w:r>
+      <w:r>
+        <w:rPr>
+          <w:rFonts w:hint="eastAsia" w:ascii="Times New Roman" w:hAnsi="Times New Roman" w:eastAsia="FangSong" w:cs="Times New Roman"/>
+        </w:rPr>
+        <w:t>题</w:t>
+      </w:r>
+      <w:r>
+        <w:rPr>
+          <w:rFonts w:hint="eastAsia" w:ascii="Times New Roman" w:hAnsi="Times New Roman" w:eastAsia="Times New Roman" w:cs="Times New Roman"/>
+        </w:rPr>
+        <w:t>。</w:t>
+      </w:r>
+      <w:r>
+        <w:rPr>
+          <w:rFonts w:hint="eastAsia" w:ascii="Times New Roman" w:hAnsi="Times New Roman" w:eastAsia="FangSong" w:cs="Times New Roman"/>
+        </w:rPr>
+        <w:t>建议先独立完成</w:t>
+      </w:r>
+      <w:r>
+        <w:rPr>
+          <w:rFonts w:hint="eastAsia" w:ascii="Times New Roman" w:hAnsi="Times New Roman" w:eastAsia="Times New Roman" w:cs="Times New Roman"/>
+        </w:rPr>
+        <w:t>，</w:t>
+      </w:r>
+      <w:r>
+        <w:rPr>
+          <w:rFonts w:hint="eastAsia" w:ascii="Times New Roman" w:hAnsi="Times New Roman" w:eastAsia="FangSong" w:cs="Times New Roman"/>
+        </w:rPr>
+        <w:t>再核对答案</w:t>
+      </w:r>
+      <w:r>
+        <w:rPr>
+          <w:rFonts w:hint="eastAsia" w:ascii="Times New Roman" w:hAnsi="Times New Roman" w:eastAsia="Times New Roman" w:cs="Times New Roman"/>
+        </w:rPr>
+        <w:t>。</w:t>
+      </w:r>
+    </w:p>
+    <w:p>
+      <w:pPr>
         <w:spacing w:before="160" w:after="80"/>
       </w:pPr>
       <w:r>
@@ -91,6 +145,7 @@
     <w:p>
       <w:pPr>
         <w:pStyle w:val="FirstParagraph"/>
+        <w:ind w:firstLine="420"/>
       </w:pPr>
       <w:r>
         <w:rPr>
@@ -132,7 +187,23 @@
         <w:rPr>
           <w:rFonts w:hint="eastAsia" w:ascii="Times New Roman" w:hAnsi="Times New Roman" w:eastAsia="Times New Roman" w:cs="Times New Roman"/>
         </w:rPr>
-        <w:t xml:space="preserve">）A.</w:t>
+        <w:t xml:space="preserve">）</w:t>
+      </w:r>
+    </w:p>
+    <w:p>
+      <w:pPr>
+        <w:pStyle w:val="Compact"/>
+        <w:numPr>
+          <w:ilvl w:val="0"/>
+          <w:numId w:val="1001"/>
+        </w:numPr>
+        <w:ind w:firstLine="420"/>
+      </w:pPr>
+      <w:r>
+        <w:rPr>
+          <w:rFonts w:ascii="Times New Roman" w:hAnsi="Times New Roman" w:eastAsia="Times New Roman" w:cs="Times New Roman"/>
+        </w:rPr>
+        <w:t xml:space="preserve">A.</w:t>
       </w:r>
       <w:r>
         <w:rPr>
@@ -210,13 +281,23 @@
         <w:rPr>
           <w:rFonts w:hint="eastAsia" w:ascii="Times New Roman" w:hAnsi="Times New Roman" w:eastAsia="FangSong" w:cs="Times New Roman"/>
         </w:rPr>
-        <w:t>分子的小</w:t>
-      </w:r>
-      <w:r>
-        <w:rPr>
-          <w:rFonts w:hint="eastAsia" w:ascii="Times New Roman" w:hAnsi="Times New Roman" w:eastAsia="Times New Roman" w:cs="Times New Roman"/>
-        </w:rPr>
-        <w:t>B.</w:t>
+        <w:t xml:space="preserve">分子的小</w:t>
+      </w:r>
+    </w:p>
+    <w:p>
+      <w:pPr>
+        <w:pStyle w:val="Compact"/>
+        <w:numPr>
+          <w:ilvl w:val="0"/>
+          <w:numId w:val="1001"/>
+        </w:numPr>
+        <w:ind w:firstLine="420"/>
+      </w:pPr>
+      <w:r>
+        <w:rPr>
+          <w:rFonts w:ascii="Times New Roman" w:hAnsi="Times New Roman" w:eastAsia="Times New Roman" w:cs="Times New Roman"/>
+        </w:rPr>
+        <w:t xml:space="preserve">B.</w:t>
       </w:r>
       <w:r>
         <w:rPr>
@@ -266,7 +347,23 @@
         <w:rPr>
           <w:rFonts w:hint="eastAsia" w:ascii="Times New Roman" w:hAnsi="Times New Roman" w:eastAsia="Times New Roman" w:cs="Times New Roman"/>
         </w:rPr>
-        <w:t>2.5C.</w:t>
+        <w:t>2.5</w:t>
+      </w:r>
+    </w:p>
+    <w:p>
+      <w:pPr>
+        <w:pStyle w:val="Compact"/>
+        <w:numPr>
+          <w:ilvl w:val="0"/>
+          <w:numId w:val="1001"/>
+        </w:numPr>
+        <w:ind w:firstLine="420"/>
+      </w:pPr>
+      <w:r>
+        <w:rPr>
+          <w:rFonts w:ascii="Times New Roman" w:hAnsi="Times New Roman" w:eastAsia="Times New Roman" w:cs="Times New Roman"/>
+        </w:rPr>
+        <w:t xml:space="preserve">C.</w:t>
       </w:r>
       <w:r>
         <w:rPr>
@@ -352,8 +449,18 @@
         <w:rPr>
           <w:rFonts w:hint="eastAsia" w:ascii="Times New Roman" w:hAnsi="Times New Roman" w:eastAsia="FangSong" w:cs="Times New Roman"/>
         </w:rPr>
-        <w:t>是等电子体系</w:t>
-      </w:r>
+        <w:t xml:space="preserve">是等电子体系</w:t>
+      </w:r>
+    </w:p>
+    <w:p>
+      <w:pPr>
+        <w:pStyle w:val="Compact"/>
+        <w:numPr>
+          <w:ilvl w:val="0"/>
+          <w:numId w:val="1001"/>
+        </w:numPr>
+        <w:ind w:firstLine="420"/>
+      </w:pPr>
       <w:r>
         <w:rPr>
           <w:rFonts w:hint="eastAsia" w:ascii="Times New Roman" w:hAnsi="Times New Roman" w:eastAsia="Times New Roman" w:cs="Times New Roman"/>
@@ -459,6 +566,7 @@
     <w:p>
       <w:pPr>
         <w:pStyle w:val="FirstParagraph"/>
+        <w:ind w:firstLine="420"/>
       </w:pPr>
       <m:oMath>
         <m:sSub>
@@ -517,7 +625,23 @@
         <w:rPr>
           <w:rFonts w:hint="eastAsia" w:ascii="Times New Roman" w:hAnsi="Times New Roman" w:eastAsia="Times New Roman" w:cs="Times New Roman"/>
         </w:rPr>
-        <w:t>（）A.</w:t>
+        <w:t xml:space="preserve">（）</w:t>
+      </w:r>
+    </w:p>
+    <w:p>
+      <w:pPr>
+        <w:pStyle w:val="Compact"/>
+        <w:numPr>
+          <w:ilvl w:val="0"/>
+          <w:numId w:val="1002"/>
+        </w:numPr>
+        <w:ind w:firstLine="420"/>
+      </w:pPr>
+      <w:r>
+        <w:rPr>
+          <w:rFonts w:hint="eastAsia" w:ascii="Times New Roman" w:hAnsi="Times New Roman" w:eastAsia="Times New Roman" w:cs="Times New Roman"/>
+        </w:rPr>
+        <w:t>A.</w:t>
       </w:r>
       <w:r>
         <w:rPr>
@@ -525,12 +649,16 @@
         </w:rPr>
         <w:t>直线形</w:t>
       </w:r>
-      <w:r>
-        <w:rPr>
-          <w:rFonts w:ascii="Times New Roman" w:hAnsi="Times New Roman" w:eastAsia="Times New Roman" w:cs="Times New Roman"/>
-        </w:rPr>
-        <w:t xml:space="preserve"> </w:t>
-      </w:r>
+    </w:p>
+    <w:p>
+      <w:pPr>
+        <w:pStyle w:val="Compact"/>
+        <w:numPr>
+          <w:ilvl w:val="0"/>
+          <w:numId w:val="1002"/>
+        </w:numPr>
+        <w:ind w:firstLine="420"/>
+      </w:pPr>
       <w:r>
         <w:rPr>
           <w:rFonts w:hint="eastAsia" w:ascii="Times New Roman" w:hAnsi="Times New Roman" w:eastAsia="Times New Roman" w:cs="Times New Roman"/>
@@ -543,12 +671,16 @@
         </w:rPr>
         <w:t>平面正方形</w:t>
       </w:r>
-      <w:r>
-        <w:rPr>
-          <w:rFonts w:ascii="Times New Roman" w:hAnsi="Times New Roman" w:eastAsia="Times New Roman" w:cs="Times New Roman"/>
-        </w:rPr>
-        <w:t xml:space="preserve"> </w:t>
-      </w:r>
+    </w:p>
+    <w:p>
+      <w:pPr>
+        <w:pStyle w:val="Compact"/>
+        <w:numPr>
+          <w:ilvl w:val="0"/>
+          <w:numId w:val="1002"/>
+        </w:numPr>
+        <w:ind w:firstLine="420"/>
+      </w:pPr>
       <w:r>
         <w:rPr>
           <w:rFonts w:hint="eastAsia" w:ascii="Times New Roman" w:hAnsi="Times New Roman" w:eastAsia="Times New Roman" w:cs="Times New Roman"/>
@@ -561,12 +693,16 @@
         </w:rPr>
         <w:t>四面体形</w:t>
       </w:r>
-      <w:r>
-        <w:rPr>
-          <w:rFonts w:ascii="Times New Roman" w:hAnsi="Times New Roman" w:eastAsia="Times New Roman" w:cs="Times New Roman"/>
-        </w:rPr>
-        <w:t xml:space="preserve"> </w:t>
-      </w:r>
+    </w:p>
+    <w:p>
+      <w:pPr>
+        <w:pStyle w:val="Compact"/>
+        <w:numPr>
+          <w:ilvl w:val="0"/>
+          <w:numId w:val="1002"/>
+        </w:numPr>
+        <w:ind w:firstLine="420"/>
+      </w:pPr>
       <w:r>
         <w:rPr>
           <w:rFonts w:hint="eastAsia" w:ascii="Times New Roman" w:hAnsi="Times New Roman" w:eastAsia="Times New Roman" w:cs="Times New Roman"/>
@@ -619,6 +755,7 @@
     <w:p>
       <w:pPr>
         <w:pStyle w:val="FirstParagraph"/>
+        <w:ind w:firstLine="420"/>
       </w:pPr>
       <w:r>
         <w:rPr>
@@ -660,7 +797,7 @@
         <w:rPr>
           <w:rFonts w:ascii="Times New Roman" w:hAnsi="Times New Roman" w:eastAsia="Times New Roman" w:cs="Times New Roman"/>
         </w:rPr>
-        <w:t xml:space="preserve">A. </w:t>
+        <w:t xml:space="preserve">- A. </w:t>
       </w:r>
       <w:r>
         <w:rPr>
@@ -672,7 +809,13 @@
         <w:rPr>
           <w:rFonts w:ascii="Times New Roman" w:hAnsi="Times New Roman" w:eastAsia="Times New Roman" w:cs="Times New Roman"/>
         </w:rPr>
-        <w:t xml:space="preserve"> B. </w:t>
+        <w:t xml:space="preserve"> </w:t>
+      </w:r>
+      <w:r>
+        <w:rPr>
+          <w:rFonts w:ascii="Times New Roman" w:hAnsi="Times New Roman" w:eastAsia="Times New Roman" w:cs="Times New Roman"/>
+        </w:rPr>
+        <w:t xml:space="preserve">- B. </w:t>
       </w:r>
       <w:r>
         <w:rPr>
@@ -684,7 +827,13 @@
         <w:rPr>
           <w:rFonts w:ascii="Times New Roman" w:hAnsi="Times New Roman" w:eastAsia="Times New Roman" w:cs="Times New Roman"/>
         </w:rPr>
-        <w:t xml:space="preserve"> C. </w:t>
+        <w:t xml:space="preserve"> </w:t>
+      </w:r>
+      <w:r>
+        <w:rPr>
+          <w:rFonts w:ascii="Times New Roman" w:hAnsi="Times New Roman" w:eastAsia="Times New Roman" w:cs="Times New Roman"/>
+        </w:rPr>
+        <w:t xml:space="preserve">- C. </w:t>
       </w:r>
       <w:r>
         <w:rPr>
@@ -696,7 +845,13 @@
         <w:rPr>
           <w:rFonts w:ascii="Times New Roman" w:hAnsi="Times New Roman" w:eastAsia="Times New Roman" w:cs="Times New Roman"/>
         </w:rPr>
-        <w:t xml:space="preserve"> D. </w:t>
+        <w:t xml:space="preserve"> </w:t>
+      </w:r>
+      <w:r>
+        <w:rPr>
+          <w:rFonts w:ascii="Times New Roman" w:hAnsi="Times New Roman" w:eastAsia="Times New Roman" w:cs="Times New Roman"/>
+        </w:rPr>
+        <w:t xml:space="preserve">- D. </w:t>
       </w:r>
       <w:r>
         <w:rPr>
@@ -744,6 +899,7 @@
     <w:p>
       <w:pPr>
         <w:pStyle w:val="FirstParagraph"/>
+        <w:ind w:firstLine="420"/>
       </w:pPr>
       <w:r>
         <w:rPr>
@@ -845,7 +1001,7 @@
         <w:rPr>
           <w:rFonts w:ascii="Times New Roman" w:hAnsi="Times New Roman" w:eastAsia="Times New Roman" w:cs="Times New Roman"/>
         </w:rPr>
-        <w:t xml:space="preserve">A.</w:t>
+        <w:t xml:space="preserve">- A.</w:t>
       </w:r>
       <w:r>
         <w:rPr>
@@ -886,7 +1042,7 @@
         <w:rPr>
           <w:rFonts w:ascii="Times New Roman" w:hAnsi="Times New Roman" w:eastAsia="Times New Roman" w:cs="Times New Roman"/>
         </w:rPr>
-        <w:t xml:space="preserve">B.</w:t>
+        <w:t xml:space="preserve">- B.</w:t>
       </w:r>
       <w:r>
         <w:rPr>
@@ -921,7 +1077,7 @@
         <w:rPr>
           <w:rFonts w:ascii="Times New Roman" w:hAnsi="Times New Roman" w:eastAsia="Times New Roman" w:cs="Times New Roman"/>
         </w:rPr>
-        <w:t xml:space="preserve">C.</w:t>
+        <w:t xml:space="preserve">- C.</w:t>
       </w:r>
       <w:r>
         <w:rPr>
@@ -956,7 +1112,7 @@
         <w:rPr>
           <w:rFonts w:ascii="Times New Roman" w:hAnsi="Times New Roman" w:eastAsia="Times New Roman" w:cs="Times New Roman"/>
         </w:rPr>
-        <w:t xml:space="preserve">D.</w:t>
+        <w:t xml:space="preserve">- D.</w:t>
       </w:r>
       <w:r>
         <w:rPr>
@@ -1021,6 +1177,7 @@
     <w:p>
       <w:pPr>
         <w:pStyle w:val="FirstParagraph"/>
+        <w:ind w:firstLine="420"/>
       </w:pPr>
       <w:r>
         <w:rPr>
@@ -1086,6 +1243,7 @@
     <w:p>
       <w:pPr>
         <w:pStyle w:val="BodyText"/>
+        <w:ind w:firstLine="420"/>
       </w:pPr>
       <w:r>
         <w:rPr>
@@ -1211,6 +1369,7 @@
     <w:p>
       <w:pPr>
         <w:pStyle w:val="FirstParagraph"/>
+        <w:ind w:firstLine="420"/>
       </w:pPr>
       <w:r>
         <w:rPr>
@@ -1376,6 +1535,7 @@
     <w:p>
       <w:pPr>
         <w:pStyle w:val="BodyText"/>
+        <w:ind w:firstLine="420"/>
       </w:pPr>
       <w:r>
         <w:rPr>
@@ -1431,6 +1591,7 @@
     <w:p>
       <w:pPr>
         <w:pStyle w:val="BodyText"/>
+        <w:ind w:firstLine="420"/>
       </w:pPr>
       <w:r>
         <w:rPr>
@@ -1581,6 +1742,7 @@
     <w:p>
       <w:pPr>
         <w:pStyle w:val="BodyText"/>
+        <w:ind w:firstLine="420"/>
       </w:pPr>
       <w:r>
         <w:rPr>
@@ -1603,7 +1765,12 @@
     </w:p>
     <w:p>
       <w:pPr>
-        <w:pStyle w:val="BodyText"/>
+        <w:pStyle w:val="Compact"/>
+        <w:numPr>
+          <w:ilvl w:val="0"/>
+          <w:numId w:val="1003"/>
+        </w:numPr>
+        <w:ind w:firstLine="420"/>
       </w:pPr>
       <w:r>
         <w:rPr>
@@ -1617,12 +1784,16 @@
         </w:rPr>
         <w:t>零级</w:t>
       </w:r>
-      <w:r>
-        <w:rPr>
-          <w:rFonts w:ascii="Times New Roman" w:hAnsi="Times New Roman" w:eastAsia="Times New Roman" w:cs="Times New Roman"/>
-        </w:rPr>
-        <w:t xml:space="preserve"> </w:t>
-      </w:r>
+    </w:p>
+    <w:p>
+      <w:pPr>
+        <w:pStyle w:val="Compact"/>
+        <w:numPr>
+          <w:ilvl w:val="0"/>
+          <w:numId w:val="1003"/>
+        </w:numPr>
+        <w:ind w:firstLine="420"/>
+      </w:pPr>
       <w:r>
         <w:rPr>
           <w:rFonts w:hint="eastAsia" w:ascii="Times New Roman" w:hAnsi="Times New Roman" w:eastAsia="Times New Roman" w:cs="Times New Roman"/>
@@ -1635,12 +1806,16 @@
         </w:rPr>
         <w:t>一级</w:t>
       </w:r>
-      <w:r>
-        <w:rPr>
-          <w:rFonts w:ascii="Times New Roman" w:hAnsi="Times New Roman" w:eastAsia="Times New Roman" w:cs="Times New Roman"/>
-        </w:rPr>
-        <w:t xml:space="preserve"> </w:t>
-      </w:r>
+    </w:p>
+    <w:p>
+      <w:pPr>
+        <w:pStyle w:val="Compact"/>
+        <w:numPr>
+          <w:ilvl w:val="0"/>
+          <w:numId w:val="1003"/>
+        </w:numPr>
+        <w:ind w:firstLine="420"/>
+      </w:pPr>
       <w:r>
         <w:rPr>
           <w:rFonts w:hint="eastAsia" w:ascii="Times New Roman" w:hAnsi="Times New Roman" w:eastAsia="Times New Roman" w:cs="Times New Roman"/>
@@ -1653,12 +1828,16 @@
         </w:rPr>
         <w:t>二级</w:t>
       </w:r>
-      <w:r>
-        <w:rPr>
-          <w:rFonts w:ascii="Times New Roman" w:hAnsi="Times New Roman" w:eastAsia="Times New Roman" w:cs="Times New Roman"/>
-        </w:rPr>
-        <w:t xml:space="preserve"> </w:t>
-      </w:r>
+    </w:p>
+    <w:p>
+      <w:pPr>
+        <w:pStyle w:val="Compact"/>
+        <w:numPr>
+          <w:ilvl w:val="0"/>
+          <w:numId w:val="1003"/>
+        </w:numPr>
+        <w:ind w:firstLine="420"/>
+      </w:pPr>
       <w:r>
         <w:rPr>
           <w:rFonts w:hint="eastAsia" w:ascii="Times New Roman" w:hAnsi="Times New Roman" w:eastAsia="Times New Roman" w:cs="Times New Roman"/>
@@ -1711,6 +1890,7 @@
     <w:p>
       <w:pPr>
         <w:pStyle w:val="FirstParagraph"/>
+        <w:ind w:firstLine="420"/>
       </w:pPr>
       <w:r>
         <w:rPr>
@@ -2087,14 +2267,12 @@
     </w:p>
     <w:p>
       <w:pPr>
-        <w:pStyle w:val="BodyText"/>
-      </w:pPr>
-      <w:r>
-        <w:rPr>
-          <w:rFonts w:ascii="Times New Roman" w:hAnsi="Times New Roman" w:eastAsia="Times New Roman" w:cs="Times New Roman"/>
-        </w:rPr>
-        <w:t xml:space="preserve">6-1 </w:t>
-      </w:r>
+        <w:numPr>
+          <w:ilvl w:val="0"/>
+          <w:numId w:val="1004"/>
+        </w:numPr>
+        <w:ind w:firstLine="420"/>
+      </w:pPr>
       <w:r>
         <w:rPr>
           <w:rFonts w:hint="eastAsia" w:ascii="Times New Roman" w:hAnsi="Times New Roman" w:eastAsia="FangSong" w:cs="Times New Roman"/>
@@ -2110,14 +2288,12 @@
     </w:p>
     <w:p>
       <w:pPr>
-        <w:pStyle w:val="BodyText"/>
-      </w:pPr>
-      <w:r>
-        <w:rPr>
-          <w:rFonts w:ascii="Times New Roman" w:hAnsi="Times New Roman" w:eastAsia="Times New Roman" w:cs="Times New Roman"/>
-        </w:rPr>
-        <w:t xml:space="preserve">6-2 </w:t>
-      </w:r>
+        <w:numPr>
+          <w:ilvl w:val="0"/>
+          <w:numId w:val="1004"/>
+        </w:numPr>
+        <w:ind w:firstLine="420"/>
+      </w:pPr>
       <w:r>
         <w:rPr>
           <w:rFonts w:hint="eastAsia" w:ascii="Times New Roman" w:hAnsi="Times New Roman" w:eastAsia="FangSong" w:cs="Times New Roman"/>
@@ -2169,14 +2345,12 @@
     </w:p>
     <w:p>
       <w:pPr>
-        <w:pStyle w:val="BodyText"/>
-      </w:pPr>
-      <w:r>
-        <w:rPr>
-          <w:rFonts w:ascii="Times New Roman" w:hAnsi="Times New Roman" w:eastAsia="Times New Roman" w:cs="Times New Roman"/>
-        </w:rPr>
-        <w:t xml:space="preserve">6-3 </w:t>
-      </w:r>
+        <w:numPr>
+          <w:ilvl w:val="0"/>
+          <w:numId w:val="1004"/>
+        </w:numPr>
+        <w:ind w:firstLine="420"/>
+      </w:pPr>
       <w:r>
         <w:rPr>
           <w:rFonts w:hint="eastAsia" w:ascii="Times New Roman" w:hAnsi="Times New Roman" w:eastAsia="FangSong" w:cs="Times New Roman"/>
@@ -2204,14 +2378,12 @@
     </w:p>
     <w:p>
       <w:pPr>
-        <w:pStyle w:val="BodyText"/>
-      </w:pPr>
-      <w:r>
-        <w:rPr>
-          <w:rFonts w:ascii="Times New Roman" w:hAnsi="Times New Roman" w:eastAsia="Times New Roman" w:cs="Times New Roman"/>
-        </w:rPr>
-        <w:t xml:space="preserve">6-4 </w:t>
-      </w:r>
+        <w:numPr>
+          <w:ilvl w:val="0"/>
+          <w:numId w:val="1004"/>
+        </w:numPr>
+        <w:ind w:firstLine="420"/>
+      </w:pPr>
       <w:r>
         <w:rPr>
           <w:rFonts w:hint="eastAsia" w:ascii="Times New Roman" w:hAnsi="Times New Roman" w:eastAsia="FangSong" w:cs="Times New Roman"/>
@@ -2300,6 +2472,7 @@
     <w:p>
       <w:pPr>
         <w:pStyle w:val="FirstParagraph"/>
+        <w:ind w:firstLine="420"/>
       </w:pPr>
       <w:r>
         <w:rPr>
@@ -2746,6 +2919,7 @@
     <w:p>
       <w:pPr>
         <w:pStyle w:val="BodyText"/>
+        <w:ind w:firstLine="420"/>
       </w:pPr>
       <w:r>
         <w:rPr>
@@ -2870,6 +3044,7 @@
     <w:p>
       <w:pPr>
         <w:pStyle w:val="BodyText"/>
+        <w:ind w:firstLine="420"/>
       </w:pPr>
       <w:r>
         <w:rPr>
@@ -3286,6 +3461,7 @@
     <w:p>
       <w:pPr>
         <w:pStyle w:val="BodyText"/>
+        <w:ind w:firstLine="420"/>
       </w:pPr>
       <w:r>
         <w:rPr>
@@ -3439,6 +3615,7 @@
     <w:p>
       <w:pPr>
         <w:pStyle w:val="FirstParagraph"/>
+        <w:ind w:firstLine="420"/>
       </w:pPr>
       <w:r>
         <w:rPr>
@@ -3797,6 +3974,7 @@
     <w:p>
       <w:pPr>
         <w:pStyle w:val="BodyText"/>
+        <w:ind w:firstLine="420"/>
       </w:pPr>
       <w:r>
         <w:rPr>
@@ -3878,6 +4056,7 @@
     <w:p>
       <w:pPr>
         <w:pStyle w:val="BodyText"/>
+        <w:ind w:firstLine="420"/>
       </w:pPr>
       <w:r>
         <w:rPr>
@@ -3973,6 +4152,7 @@
     <w:p>
       <w:pPr>
         <w:pStyle w:val="BodyText"/>
+        <w:ind w:firstLine="420"/>
       </w:pPr>
       <w:r>
         <w:rPr>
@@ -4082,6 +4262,7 @@
     <w:p>
       <w:pPr>
         <w:pStyle w:val="BodyText"/>
+        <w:ind w:firstLine="420"/>
       </w:pPr>
       <w:r>
         <w:rPr>
@@ -4215,6 +4396,7 @@
     <w:p>
       <w:pPr>
         <w:pStyle w:val="BodyText"/>
+        <w:ind w:firstLine="420"/>
       </w:pPr>
       <w:r>
         <w:rPr>
@@ -4316,6 +4498,7 @@
     <w:p>
       <w:pPr>
         <w:pStyle w:val="BodyText"/>
+        <w:ind w:firstLine="420"/>
       </w:pPr>
       <w:r>
         <w:rPr>
@@ -4345,6 +4528,7 @@
     <w:p>
       <w:pPr>
         <w:pStyle w:val="BodyText"/>
+        <w:ind w:firstLine="420"/>
       </w:pPr>
       <w:r>
         <w:rPr>
@@ -4424,6 +4608,7 @@
     <w:p>
       <w:pPr>
         <w:pStyle w:val="BodyText"/>
+        <w:ind w:firstLine="420"/>
       </w:pPr>
       <w:r>
         <w:rPr>
@@ -4555,6 +4740,7 @@
     <w:p>
       <w:pPr>
         <w:pStyle w:val="BodyText"/>
+        <w:ind w:firstLine="420"/>
       </w:pPr>
       <w:r>
         <w:rPr>
@@ -4708,6 +4894,7 @@
     <w:p>
       <w:pPr>
         <w:pStyle w:val="FirstParagraph"/>
+        <w:ind w:firstLine="420"/>
       </w:pPr>
       <w:r>
         <w:rPr>
@@ -4881,6 +5068,7 @@
     <w:p>
       <w:pPr>
         <w:pStyle w:val="BodyText"/>
+        <w:ind w:firstLine="420"/>
       </w:pPr>
       <w:r>
         <w:rPr>
@@ -5211,6 +5399,7 @@
     <w:p>
       <w:pPr>
         <w:pStyle w:val="BodyText"/>
+        <w:ind w:firstLine="420"/>
       </w:pPr>
       <w:r>
         <w:rPr>
@@ -5297,6 +5486,7 @@
     <w:p>
       <w:pPr>
         <w:pStyle w:val="BodyText"/>
+        <w:ind w:firstLine="420"/>
       </w:pPr>
       <w:r>
         <w:rPr>
@@ -5472,6 +5662,7 @@
     <w:p>
       <w:pPr>
         <w:pStyle w:val="BodyText"/>
+        <w:ind w:firstLine="420"/>
       </w:pPr>
       <w:r>
         <w:rPr>
@@ -5536,6 +5727,7 @@
     <w:p>
       <w:pPr>
         <w:pStyle w:val="BodyText"/>
+        <w:ind w:firstLine="420"/>
       </w:pPr>
       <w:r>
         <w:rPr>
@@ -5824,6 +6016,7 @@
     <w:p>
       <w:pPr>
         <w:pStyle w:val="BodyText"/>
+        <w:ind w:firstLine="420"/>
       </w:pPr>
       <w:r>
         <w:rPr>
@@ -5893,6 +6086,7 @@
     <w:p>
       <w:pPr>
         <w:pStyle w:val="BodyText"/>
+        <w:ind w:firstLine="420"/>
       </w:pPr>
       <w:r>
         <w:rPr>
@@ -6021,6 +6215,7 @@
     <w:p>
       <w:pPr>
         <w:pStyle w:val="BodyText"/>
+        <w:ind w:firstLine="420"/>
       </w:pPr>
       <w:r>
         <w:rPr>
@@ -6291,6 +6486,7 @@
     <w:p>
       <w:pPr>
         <w:pStyle w:val="FirstParagraph"/>
+        <w:ind w:firstLine="420"/>
       </w:pPr>
       <w:r>
         <w:rPr>
@@ -6437,6 +6633,460 @@
           <w:rFonts w:hint="eastAsia" w:ascii="Times New Roman" w:hAnsi="Times New Roman" w:eastAsia="Times New Roman" w:cs="Times New Roman"/>
         </w:rPr>
         <w:t>：</w:t>
+      </w:r>
+    </w:p>
+    <w:p>
+      <w:pPr>
+        <w:pStyle w:val="BodyText"/>
+      </w:pPr>
+      <m:oMath>
+        <m:oMathPr>
+          <m:ctrlPr>
+            <w:rPr>
+              <w:sz w:val="28"/>
+              <w:szCs w:val="28"/>
+            </w:rPr>
+          </m:ctrlPr>
+        </m:oMathPr>
+        <m:r>
+          <m:t>p</m:t>
+        </m:r>
+        <m:r>
+          <m:rPr>
+            <m:sty m:val="p"/>
+          </m:rPr>
+          <m:t>=</m:t>
+        </m:r>
+        <m:r>
+          <m:t>1</m:t>
+        </m:r>
+        <m:r>
+          <m:rPr>
+            <m:sty m:val="p"/>
+          </m:rPr>
+          <m:t>,</m:t>
+        </m:r>
+        <m:r>
+          <m:t>2</m:t>
+        </m:r>
+        <m:r>
+          <m:rPr>
+            <m:sty m:val="p"/>
+          </m:rPr>
+          <m:t>,</m:t>
+        </m:r>
+        <m:r>
+          <m:t>3</m:t>
+        </m:r>
+        <m:r>
+          <m:rPr>
+            <m:sty m:val="p"/>
+          </m:rPr>
+          <m:t>,</m:t>
+        </m:r>
+        <m:r>
+          <m:t>4</m:t>
+        </m:r>
+        <m:r>
+          <m:rPr>
+            <m:sty m:val="p"/>
+          </m:rPr>
+          <m:t>,</m:t>
+        </m:r>
+        <m:r>
+          <m:t>5</m:t>
+        </m:r>
+        <m:r>
+          <m:rPr>
+            <m:sty m:val="p"/>
+          </m:rPr>
+          <m:t>,</m:t>
+        </m:r>
+        <m:r>
+          <m:rPr>
+            <m:sty m:val="p"/>
+          </m:rPr>
+          <m:t>…</m:t>
+        </m:r>
+      </m:oMath>
+      <w:r>
+        <w:rPr>
+          <w:rFonts w:ascii="Times New Roman" w:hAnsi="Times New Roman" w:eastAsia="Times New Roman" w:cs="Times New Roman"/>
+        </w:rPr>
+        <w:t xml:space="preserve">​</w:t>
+      </w:r>
+    </w:p>
+    <w:p>
+      <w:pPr>
+        <w:pStyle w:val="BodyText"/>
+        <w:ind w:firstLine="420"/>
+      </w:pPr>
+      <m:oMath>
+        <m:r>
+          <m:t>q</m:t>
+        </m:r>
+        <m:r>
+          <m:rPr>
+            <m:sty m:val="p"/>
+          </m:rPr>
+          <m:t>≤</m:t>
+        </m:r>
+        <m:r>
+          <m:t>p</m:t>
+        </m:r>
+      </m:oMath>
+      <w:r>
+        <w:rPr>
+          <w:rFonts w:hint="eastAsia" w:ascii="Times New Roman" w:hAnsi="Times New Roman" w:eastAsia="Times New Roman" w:cs="Times New Roman"/>
+        </w:rPr>
+        <w:t>，</w:t>
+      </w:r>
+      <w:r>
+        <w:rPr>
+          <w:rFonts w:hint="eastAsia" w:ascii="Times New Roman" w:hAnsi="Times New Roman" w:eastAsia="FangSong" w:cs="Times New Roman"/>
+        </w:rPr>
+        <w:t>但只有正奇数</w:t>
+      </w:r>
+      <w:r>
+        <w:rPr>
+          <w:rFonts w:hint="eastAsia" w:ascii="Times New Roman" w:hAnsi="Times New Roman" w:eastAsia="Times New Roman" w:cs="Times New Roman"/>
+        </w:rPr>
+        <w:t>；</w:t>
+      </w:r>
+    </w:p>
+    <w:p>
+      <w:pPr>
+        <w:pStyle w:val="BodyText"/>
+        <w:ind w:firstLine="420"/>
+      </w:pPr>
+      <m:oMath>
+        <m:r>
+          <m:t>r</m:t>
+        </m:r>
+      </m:oMath>
+      <w:r>
+        <w:rPr>
+          <w:rFonts w:ascii="Times New Roman" w:hAnsi="Times New Roman" w:eastAsia="Times New Roman" w:cs="Times New Roman"/>
+        </w:rPr>
+        <w:t xml:space="preserve"> </w:t>
+      </w:r>
+      <w:r>
+        <w:rPr>
+          <w:rFonts w:hint="eastAsia" w:ascii="Times New Roman" w:hAnsi="Times New Roman" w:eastAsia="FangSong" w:cs="Times New Roman"/>
+        </w:rPr>
+        <w:t xml:space="preserve">取从</w:t>
+      </w:r>
+      <w:r>
+        <w:rPr>
+          <w:rFonts w:ascii="Times New Roman" w:hAnsi="Times New Roman" w:eastAsia="Times New Roman" w:cs="Times New Roman"/>
+        </w:rPr>
+        <w:t xml:space="preserve"> </w:t>
+      </w:r>
+      <m:oMath>
+        <m:r>
+          <m:rPr>
+            <m:sty m:val="p"/>
+          </m:rPr>
+          <m:t>−</m:t>
+        </m:r>
+        <m:r>
+          <m:t>q</m:t>
+        </m:r>
+      </m:oMath>
+      <w:r>
+        <w:rPr>
+          <w:rFonts w:ascii="Times New Roman" w:hAnsi="Times New Roman" w:eastAsia="Times New Roman" w:cs="Times New Roman"/>
+        </w:rPr>
+        <w:t xml:space="preserve"> </w:t>
+      </w:r>
+      <w:r>
+        <w:rPr>
+          <w:rFonts w:hint="eastAsia" w:ascii="Times New Roman" w:hAnsi="Times New Roman" w:eastAsia="FangSong" w:cs="Times New Roman"/>
+        </w:rPr>
+        <w:t xml:space="preserve">到</w:t>
+      </w:r>
+      <w:r>
+        <w:rPr>
+          <w:rFonts w:ascii="Times New Roman" w:hAnsi="Times New Roman" w:eastAsia="Times New Roman" w:cs="Times New Roman"/>
+        </w:rPr>
+        <w:t xml:space="preserve"> </w:t>
+      </w:r>
+      <m:oMath>
+        <m:r>
+          <m:rPr>
+            <m:sty m:val="p"/>
+          </m:rPr>
+          <m:t>+</m:t>
+        </m:r>
+        <m:r>
+          <m:t>q</m:t>
+        </m:r>
+      </m:oMath>
+      <w:r>
+        <w:rPr>
+          <w:rFonts w:ascii="Times New Roman" w:hAnsi="Times New Roman" w:eastAsia="Times New Roman" w:cs="Times New Roman"/>
+        </w:rPr>
+        <w:t xml:space="preserve"> </w:t>
+      </w:r>
+      <w:r>
+        <w:rPr>
+          <w:rFonts w:hint="eastAsia" w:ascii="Times New Roman" w:hAnsi="Times New Roman" w:eastAsia="FangSong" w:cs="Times New Roman"/>
+        </w:rPr>
+        <w:t>的所有偶数</w:t>
+      </w:r>
+      <w:r>
+        <w:rPr>
+          <w:rFonts w:hint="eastAsia" w:ascii="Times New Roman" w:hAnsi="Times New Roman" w:eastAsia="Times New Roman" w:cs="Times New Roman"/>
+        </w:rPr>
+        <w:t>（</w:t>
+      </w:r>
+      <w:r>
+        <w:rPr>
+          <w:rFonts w:hint="eastAsia" w:ascii="Times New Roman" w:hAnsi="Times New Roman" w:eastAsia="FangSong" w:cs="Times New Roman"/>
+        </w:rPr>
+        <w:t>零被认为是偶数</w:t>
+      </w:r>
+      <w:r>
+        <w:rPr>
+          <w:rFonts w:hint="eastAsia" w:ascii="Times New Roman" w:hAnsi="Times New Roman" w:eastAsia="Times New Roman" w:cs="Times New Roman"/>
+        </w:rPr>
+        <w:t>）；</w:t>
+      </w:r>
+    </w:p>
+    <w:p>
+      <w:pPr>
+        <w:pStyle w:val="BodyText"/>
+        <w:ind w:firstLine="420"/>
+      </w:pPr>
+      <m:oMath>
+        <m:r>
+          <m:t>s</m:t>
+        </m:r>
+      </m:oMath>
+      <w:r>
+        <w:rPr>
+          <w:rFonts w:ascii="Times New Roman" w:hAnsi="Times New Roman" w:eastAsia="Times New Roman" w:cs="Times New Roman"/>
+        </w:rPr>
+        <w:t xml:space="preserve"> </w:t>
+      </w:r>
+      <w:r>
+        <w:rPr>
+          <w:rFonts w:hint="eastAsia" w:ascii="Times New Roman" w:hAnsi="Times New Roman" w:eastAsia="FangSong" w:cs="Times New Roman"/>
+        </w:rPr>
+        <w:t xml:space="preserve">取</w:t>
+      </w:r>
+      <w:r>
+        <w:rPr>
+          <w:rFonts w:ascii="Times New Roman" w:hAnsi="Times New Roman" w:eastAsia="Times New Roman" w:cs="Times New Roman"/>
+        </w:rPr>
+        <w:t xml:space="preserve"> </w:t>
+      </w:r>
+      <m:oMath>
+        <m:r>
+          <m:rPr>
+            <m:sty m:val="p"/>
+          </m:rPr>
+          <m:t>+</m:t>
+        </m:r>
+        <m:f>
+          <m:fPr>
+            <m:type m:val="bar"/>
+          </m:fPr>
+          <m:num>
+            <m:r>
+              <m:t>1</m:t>
+            </m:r>
+          </m:num>
+          <m:den>
+            <m:r>
+              <m:t>2</m:t>
+            </m:r>
+          </m:den>
+        </m:f>
+      </m:oMath>
+      <w:r>
+        <w:rPr>
+          <w:rFonts w:ascii="Times New Roman" w:hAnsi="Times New Roman" w:eastAsia="Times New Roman" w:cs="Times New Roman"/>
+        </w:rPr>
+        <w:t xml:space="preserve"> </w:t>
+      </w:r>
+      <w:r>
+        <w:rPr>
+          <w:rFonts w:hint="eastAsia" w:ascii="Times New Roman" w:hAnsi="Times New Roman" w:eastAsia="FangSong" w:cs="Times New Roman"/>
+        </w:rPr>
+        <w:t xml:space="preserve">和</w:t>
+      </w:r>
+      <w:r>
+        <w:rPr>
+          <w:rFonts w:ascii="Times New Roman" w:hAnsi="Times New Roman" w:eastAsia="Times New Roman" w:cs="Times New Roman"/>
+        </w:rPr>
+        <w:t xml:space="preserve"> </w:t>
+      </w:r>
+      <m:oMath>
+        <m:r>
+          <m:rPr>
+            <m:sty m:val="p"/>
+          </m:rPr>
+          <m:t>−</m:t>
+        </m:r>
+        <m:f>
+          <m:fPr>
+            <m:type m:val="bar"/>
+          </m:fPr>
+          <m:num>
+            <m:r>
+              <m:t>1</m:t>
+            </m:r>
+          </m:num>
+          <m:den>
+            <m:r>
+              <m:t>2</m:t>
+            </m:r>
+          </m:den>
+        </m:f>
+      </m:oMath>
+      <w:r>
+        <w:rPr>
+          <w:rFonts w:ascii="Times New Roman" w:hAnsi="Times New Roman" w:eastAsia="Times New Roman" w:cs="Times New Roman"/>
+        </w:rPr>
+        <w:t xml:space="preserve">。</w:t>
+      </w:r>
+    </w:p>
+    <w:p>
+      <w:pPr>
+        <w:numPr>
+          <w:ilvl w:val="0"/>
+          <w:numId w:val="1005"/>
+        </w:numPr>
+        <w:ind w:firstLine="420"/>
+      </w:pPr>
+      <w:r>
+        <w:rPr>
+          <w:rFonts w:hint="eastAsia" w:ascii="Times New Roman" w:hAnsi="Times New Roman" w:eastAsia="FangSong" w:cs="Times New Roman"/>
+        </w:rPr>
+        <w:t>分别指出下面量子数条件下可以容纳的电子数</w:t>
+      </w:r>
+      <w:r>
+        <w:rPr>
+          <w:rFonts w:hint="eastAsia" w:ascii="Times New Roman" w:hAnsi="Times New Roman" w:eastAsia="Times New Roman" w:cs="Times New Roman"/>
+        </w:rPr>
+        <w:t>：①</w:t>
+      </w:r>
+      <w:r>
+        <w:rPr>
+          <w:rFonts w:ascii="Times New Roman" w:hAnsi="Times New Roman" w:eastAsia="Times New Roman" w:cs="Times New Roman"/>
+        </w:rPr>
+        <w:t xml:space="preserve"> </w:t>
+      </w:r>
+      <w:r>
+        <w:rPr>
+          <w:rFonts w:hint="eastAsia" w:ascii="Times New Roman" w:hAnsi="Times New Roman" w:eastAsia="Times New Roman" w:cs="Times New Roman"/>
+        </w:rPr>
+        <w:t xml:space="preserve">p=6；②</w:t>
+      </w:r>
+      <w:r>
+        <w:rPr>
+          <w:rFonts w:ascii="Times New Roman" w:hAnsi="Times New Roman" w:eastAsia="Times New Roman" w:cs="Times New Roman"/>
+        </w:rPr>
+        <w:t xml:space="preserve"> </w:t>
+      </w:r>
+      <w:r>
+        <w:rPr>
+          <w:rFonts w:hint="eastAsia" w:ascii="Times New Roman" w:hAnsi="Times New Roman" w:eastAsia="Times New Roman" w:cs="Times New Roman"/>
+        </w:rPr>
+        <w:t xml:space="preserve">p=4、q=3；③</w:t>
+      </w:r>
+      <w:r>
+        <w:rPr>
+          <w:rFonts w:ascii="Times New Roman" w:hAnsi="Times New Roman" w:eastAsia="Times New Roman" w:cs="Times New Roman"/>
+        </w:rPr>
+        <w:t xml:space="preserve"> p=3、q=0、r=0。</w:t>
+      </w:r>
+    </w:p>
+    <w:p>
+      <w:pPr>
+        <w:numPr>
+          <w:ilvl w:val="0"/>
+          <w:numId w:val="1005"/>
+        </w:numPr>
+        <w:ind w:firstLine="420"/>
+      </w:pPr>
+      <w:r>
+        <w:rPr>
+          <w:rFonts w:hint="eastAsia" w:ascii="Times New Roman" w:hAnsi="Times New Roman" w:eastAsia="FangSong" w:cs="Times New Roman"/>
+        </w:rPr>
+        <w:t>试写出前四周期反应性最低的四种元素的原子序数</w:t>
+      </w:r>
+      <w:r>
+        <w:rPr>
+          <w:rFonts w:hint="eastAsia" w:ascii="Times New Roman" w:hAnsi="Times New Roman" w:eastAsia="Times New Roman" w:cs="Times New Roman"/>
+        </w:rPr>
+        <w:t>。</w:t>
+      </w:r>
+    </w:p>
+    <w:p>
+      <w:pPr>
+        <w:numPr>
+          <w:ilvl w:val="0"/>
+          <w:numId w:val="1005"/>
+        </w:numPr>
+        <w:ind w:firstLine="420"/>
+      </w:pPr>
+      <w:r>
+        <w:rPr>
+          <w:rFonts w:hint="eastAsia" w:ascii="Times New Roman" w:hAnsi="Times New Roman" w:eastAsia="FangSong" w:cs="Times New Roman"/>
+        </w:rPr>
+        <w:t>试画出该星球上前四周期的元素周期表</w:t>
+      </w:r>
+      <w:r>
+        <w:rPr>
+          <w:rFonts w:hint="eastAsia" w:ascii="Times New Roman" w:hAnsi="Times New Roman" w:eastAsia="Times New Roman" w:cs="Times New Roman"/>
+        </w:rPr>
+        <w:t>。</w:t>
+      </w:r>
+    </w:p>
+    <w:p>
+      <w:pPr>
+        <w:numPr>
+          <w:ilvl w:val="0"/>
+          <w:numId w:val="1005"/>
+        </w:numPr>
+        <w:ind w:firstLine="420"/>
+      </w:pPr>
+      <w:r>
+        <w:rPr>
+          <w:rFonts w:hint="eastAsia" w:ascii="Times New Roman" w:hAnsi="Times New Roman" w:eastAsia="FangSong" w:cs="Times New Roman"/>
+        </w:rPr>
+        <w:t xml:space="preserve">试指出第</w:t>
+      </w:r>
+      <w:r>
+        <w:rPr>
+          <w:rFonts w:ascii="Times New Roman" w:hAnsi="Times New Roman" w:eastAsia="Times New Roman" w:cs="Times New Roman"/>
+        </w:rPr>
+        <w:t xml:space="preserve"> </w:t>
+      </w:r>
+      <m:oMath>
+        <m:r>
+          <m:t>m</m:t>
+        </m:r>
+      </m:oMath>
+      <w:r>
+        <w:rPr>
+          <w:rFonts w:ascii="Times New Roman" w:hAnsi="Times New Roman" w:eastAsia="Times New Roman" w:cs="Times New Roman"/>
+        </w:rPr>
+        <w:t xml:space="preserve"> </w:t>
+      </w:r>
+      <w:r>
+        <w:rPr>
+          <w:rFonts w:hint="eastAsia" w:ascii="Times New Roman" w:hAnsi="Times New Roman" w:eastAsia="FangSong" w:cs="Times New Roman"/>
+        </w:rPr>
+        <w:t>周期可容纳的总元素个数</w:t>
+      </w:r>
+      <w:r>
+        <w:rPr>
+          <w:rFonts w:hint="eastAsia" w:ascii="Times New Roman" w:hAnsi="Times New Roman" w:eastAsia="Times New Roman" w:cs="Times New Roman"/>
+        </w:rPr>
+        <w:t>。</w:t>
       </w:r>
     </w:p>
     <w:p>
@@ -6478,6 +7128,7 @@
     <w:p>
       <w:pPr>
         <w:pStyle w:val="FirstParagraph"/>
+        <w:ind w:firstLine="420"/>
       </w:pPr>
       <w:r>
         <w:rPr>
@@ -6680,14 +7331,12 @@
     </w:p>
     <w:p>
       <w:pPr>
-        <w:pStyle w:val="BodyText"/>
-      </w:pPr>
-      <w:r>
-        <w:rPr>
-          <w:rFonts w:ascii="Times New Roman" w:hAnsi="Times New Roman" w:eastAsia="Times New Roman" w:cs="Times New Roman"/>
-        </w:rPr>
-        <w:t xml:space="preserve">14-1 </w:t>
-      </w:r>
+        <w:numPr>
+          <w:ilvl w:val="0"/>
+          <w:numId w:val="1006"/>
+        </w:numPr>
+        <w:ind w:firstLine="420"/>
+      </w:pPr>
       <w:r>
         <w:rPr>
           <w:rFonts w:hint="eastAsia" w:ascii="Times New Roman" w:hAnsi="Times New Roman" w:eastAsia="FangSong" w:cs="Times New Roman"/>
@@ -6769,14 +7418,12 @@
     </w:p>
     <w:p>
       <w:pPr>
-        <w:pStyle w:val="BodyText"/>
-      </w:pPr>
-      <w:r>
-        <w:rPr>
-          <w:rFonts w:ascii="Times New Roman" w:hAnsi="Times New Roman" w:eastAsia="Times New Roman" w:cs="Times New Roman"/>
-        </w:rPr>
-        <w:t xml:space="preserve">14-2 </w:t>
-      </w:r>
+        <w:numPr>
+          <w:ilvl w:val="0"/>
+          <w:numId w:val="1006"/>
+        </w:numPr>
+        <w:ind w:firstLine="420"/>
+      </w:pPr>
       <w:r>
         <w:rPr>
           <w:rFonts w:hint="eastAsia" w:ascii="Times New Roman" w:hAnsi="Times New Roman" w:eastAsia="Times New Roman" w:cs="Times New Roman"/>
@@ -6882,7 +7529,8 @@
     </w:p>
     <w:p>
       <w:pPr>
-        <w:pStyle w:val="BodyText"/>
+        <w:pStyle w:val="FirstParagraph"/>
+        <w:ind w:firstLine="420"/>
       </w:pPr>
       <w:r>
         <w:rPr>
@@ -6918,6 +7566,7 @@
     <w:p>
       <w:pPr>
         <w:pStyle w:val="BodyText"/>
+        <w:ind w:firstLine="420"/>
       </w:pPr>
       <w:r>
         <w:rPr>
@@ -6965,6 +7614,7 @@
     <w:p>
       <w:pPr>
         <w:pStyle w:val="BodyText"/>
+        <w:ind w:firstLine="420"/>
       </w:pPr>
       <w:r>
         <w:rPr>
@@ -7053,14 +7703,12 @@
     </w:p>
     <w:p>
       <w:pPr>
-        <w:pStyle w:val="BodyText"/>
-      </w:pPr>
-      <w:r>
-        <w:rPr>
-          <w:rFonts w:ascii="Times New Roman" w:hAnsi="Times New Roman" w:eastAsia="Times New Roman" w:cs="Times New Roman"/>
-        </w:rPr>
-        <w:t xml:space="preserve">14-3 </w:t>
-      </w:r>
+        <w:numPr>
+          <w:ilvl w:val="0"/>
+          <w:numId w:val="1007"/>
+        </w:numPr>
+        <w:ind w:firstLine="420"/>
+      </w:pPr>
       <w:r>
         <w:rPr>
           <w:rFonts w:hint="eastAsia" w:ascii="Times New Roman" w:hAnsi="Times New Roman" w:eastAsia="FangSong" w:cs="Times New Roman"/>
@@ -7208,14 +7856,12 @@
     </w:p>
     <w:p>
       <w:pPr>
-        <w:pStyle w:val="BodyText"/>
-      </w:pPr>
-      <w:r>
-        <w:rPr>
-          <w:rFonts w:ascii="Times New Roman" w:hAnsi="Times New Roman" w:eastAsia="Times New Roman" w:cs="Times New Roman"/>
-        </w:rPr>
-        <w:t xml:space="preserve">14-4 </w:t>
-      </w:r>
+        <w:numPr>
+          <w:ilvl w:val="0"/>
+          <w:numId w:val="1007"/>
+        </w:numPr>
+        <w:ind w:firstLine="420"/>
+      </w:pPr>
       <w:r>
         <w:rPr>
           <w:rFonts w:hint="eastAsia" w:ascii="Times New Roman" w:hAnsi="Times New Roman" w:eastAsia="FangSong" w:cs="Times New Roman"/>
@@ -7279,14 +7925,12 @@
     </w:p>
     <w:p>
       <w:pPr>
-        <w:pStyle w:val="BodyText"/>
-      </w:pPr>
-      <w:r>
-        <w:rPr>
-          <w:rFonts w:ascii="Times New Roman" w:hAnsi="Times New Roman" w:eastAsia="Times New Roman" w:cs="Times New Roman"/>
-        </w:rPr>
-        <w:t xml:space="preserve">14-5 </w:t>
-      </w:r>
+        <w:numPr>
+          <w:ilvl w:val="0"/>
+          <w:numId w:val="1007"/>
+        </w:numPr>
+        <w:ind w:firstLine="420"/>
+      </w:pPr>
       <w:r>
         <w:rPr>
           <w:rFonts w:hint="eastAsia" w:ascii="Times New Roman" w:hAnsi="Times New Roman" w:eastAsia="FangSong" w:cs="Times New Roman"/>
@@ -7399,6 +8043,7 @@
     <w:p>
       <w:pPr>
         <w:pStyle w:val="FirstParagraph"/>
+        <w:ind w:firstLine="420"/>
       </w:pPr>
       <w:r>
         <w:rPr>
@@ -7517,6 +8162,7 @@
     <w:p>
       <w:pPr>
         <w:pStyle w:val="FirstParagraph"/>
+        <w:ind w:firstLine="420"/>
       </w:pPr>
       <w:r>
         <w:rPr>
@@ -7598,6 +8244,7 @@
     <w:p>
       <w:pPr>
         <w:pStyle w:val="BodyText"/>
+        <w:ind w:firstLine="420"/>
       </w:pPr>
       <w:r>
         <w:rPr>
@@ -7635,8 +8282,9 @@
         <w:pStyle w:val="Compact"/>
         <w:numPr>
           <w:ilvl w:val="0"/>
-          <w:numId w:val="1001"/>
+          <w:numId w:val="1008"/>
         </w:numPr>
+        <w:ind w:firstLine="420"/>
       </w:pPr>
       <w:r>
         <w:rPr>
@@ -7698,8 +8346,9 @@
         <w:pStyle w:val="Compact"/>
         <w:numPr>
           <w:ilvl w:val="0"/>
-          <w:numId w:val="1001"/>
+          <w:numId w:val="1008"/>
         </w:numPr>
+        <w:ind w:firstLine="420"/>
       </w:pPr>
       <w:r>
         <w:rPr>
@@ -7790,6 +8439,7 @@
     <w:p>
       <w:pPr>
         <w:pStyle w:val="FirstParagraph"/>
+        <w:ind w:firstLine="420"/>
       </w:pPr>
       <w:r>
         <w:rPr>
@@ -8192,8 +8842,9 @@
         <w:pStyle w:val="Compact"/>
         <w:numPr>
           <w:ilvl w:val="0"/>
-          <w:numId w:val="1002"/>
+          <w:numId w:val="1009"/>
         </w:numPr>
+        <w:ind w:firstLine="420"/>
       </w:pPr>
       <w:r>
         <w:rPr>
@@ -8255,8 +8906,9 @@
         <w:pStyle w:val="Compact"/>
         <w:numPr>
           <w:ilvl w:val="0"/>
-          <w:numId w:val="1002"/>
+          <w:numId w:val="1009"/>
         </w:numPr>
+        <w:ind w:firstLine="420"/>
       </w:pPr>
       <w:r>
         <w:rPr>
@@ -8331,7 +8983,7 @@
         </w:rPr>
         <w:drawing>
           <wp:inline>
-            <wp:extent cx="3600000" cy="2426086"/>
+            <wp:extent cx="3600000" cy="2308332"/>
             <wp:effectExtent b="0" l="0" r="0" t="0"/>
             <wp:docPr descr="" title="" id="59" name="Picture"/>
             <a:graphic>
@@ -8352,7 +9004,7 @@
                   <pic:spPr bwMode="auto">
                     <a:xfrm>
                       <a:off x="0" y="0"/>
-                      <a:ext cx="3600000" cy="2426086"/>
+                      <a:ext cx="3600000" cy="2308332"/>
                     </a:xfrm>
                     <a:prstGeom prst="rect">
                       <a:avLst/>
@@ -8410,6 +9062,7 @@
     <w:p>
       <w:pPr>
         <w:pStyle w:val="FirstParagraph"/>
+        <w:ind w:firstLine="420"/>
       </w:pPr>
       <w:r>
         <w:rPr>
@@ -8549,8 +9202,9 @@
         <w:pStyle w:val="Compact"/>
         <w:numPr>
           <w:ilvl w:val="0"/>
-          <w:numId w:val="1003"/>
+          <w:numId w:val="1010"/>
         </w:numPr>
+        <w:ind w:firstLine="420"/>
       </w:pPr>
       <w:r>
         <w:rPr>
@@ -8594,8 +9248,9 @@
         <w:pStyle w:val="Compact"/>
         <w:numPr>
           <w:ilvl w:val="0"/>
-          <w:numId w:val="1003"/>
+          <w:numId w:val="1010"/>
         </w:numPr>
+        <w:ind w:firstLine="420"/>
       </w:pPr>
       <w:r>
         <w:rPr>
@@ -8697,6 +9352,7 @@
     <w:p>
       <w:pPr>
         <w:pStyle w:val="FirstParagraph"/>
+        <w:ind w:firstLine="420"/>
       </w:pPr>
       <w:r>
         <w:rPr>
@@ -9473,8 +10129,9 @@
         <w:pStyle w:val="Compact"/>
         <w:numPr>
           <w:ilvl w:val="0"/>
-          <w:numId w:val="1004"/>
+          <w:numId w:val="1011"/>
         </w:numPr>
+        <w:ind w:firstLine="420"/>
       </w:pPr>
       <w:r>
         <w:rPr>
@@ -9506,8 +10163,9 @@
         <w:pStyle w:val="Compact"/>
         <w:numPr>
           <w:ilvl w:val="0"/>
-          <w:numId w:val="1004"/>
+          <w:numId w:val="1011"/>
         </w:numPr>
+        <w:ind w:firstLine="420"/>
       </w:pPr>
       <w:r>
         <w:rPr>
@@ -9539,8 +10197,9 @@
         <w:pStyle w:val="Compact"/>
         <w:numPr>
           <w:ilvl w:val="0"/>
-          <w:numId w:val="1004"/>
+          <w:numId w:val="1011"/>
         </w:numPr>
+        <w:ind w:firstLine="420"/>
       </w:pPr>
       <w:r>
         <w:rPr>
@@ -9590,8 +10249,9 @@
         <w:pStyle w:val="Compact"/>
         <w:numPr>
           <w:ilvl w:val="0"/>
-          <w:numId w:val="1004"/>
+          <w:numId w:val="1011"/>
         </w:numPr>
+        <w:ind w:firstLine="420"/>
       </w:pPr>
       <w:r>
         <w:rPr>
@@ -9722,6 +10382,7 @@
     <w:p>
       <w:pPr>
         <w:pStyle w:val="FirstParagraph"/>
+        <w:ind w:firstLine="420"/>
       </w:pPr>
       <w:r>
         <w:rPr>
@@ -9982,8 +10643,9 @@
         <w:pStyle w:val="Compact"/>
         <w:numPr>
           <w:ilvl w:val="0"/>
-          <w:numId w:val="1005"/>
+          <w:numId w:val="1012"/>
         </w:numPr>
+        <w:ind w:firstLine="420"/>
       </w:pPr>
       <w:r>
         <w:rPr>
@@ -10125,8 +10787,9 @@
         <w:pStyle w:val="Compact"/>
         <w:numPr>
           <w:ilvl w:val="0"/>
-          <w:numId w:val="1005"/>
+          <w:numId w:val="1012"/>
         </w:numPr>
+        <w:ind w:firstLine="420"/>
       </w:pPr>
       <w:r>
         <w:rPr>
@@ -10302,8 +10965,9 @@
         <w:pStyle w:val="Compact"/>
         <w:numPr>
           <w:ilvl w:val="0"/>
-          <w:numId w:val="1005"/>
+          <w:numId w:val="1012"/>
         </w:numPr>
+        <w:ind w:firstLine="420"/>
       </w:pPr>
       <w:r>
         <w:rPr>
@@ -10387,8 +11051,9 @@
         <w:pStyle w:val="Compact"/>
         <w:numPr>
           <w:ilvl w:val="0"/>
-          <w:numId w:val="1005"/>
+          <w:numId w:val="1012"/>
         </w:numPr>
+        <w:ind w:firstLine="420"/>
       </w:pPr>
       <w:r>
         <w:rPr>
@@ -10513,6 +11178,7 @@
     <w:p>
       <w:pPr>
         <w:pStyle w:val="FirstParagraph"/>
+        <w:ind w:firstLine="420"/>
       </w:pPr>
       <w:r>
         <w:rPr>
@@ -10960,7 +11626,7 @@
         <w:pStyle w:val="Compact"/>
         <w:numPr>
           <w:ilvl w:val="0"/>
-          <w:numId w:val="1006"/>
+          <w:numId w:val="1013"/>
         </w:numPr>
       </w:pPr>
       <w:r>
@@ -11034,7 +11700,7 @@
         <w:pStyle w:val="Compact"/>
         <w:numPr>
           <w:ilvl w:val="0"/>
-          <w:numId w:val="1006"/>
+          <w:numId w:val="1013"/>
         </w:numPr>
       </w:pPr>
       <w:r>
@@ -11088,7 +11754,7 @@
         <w:pStyle w:val="Compact"/>
         <w:numPr>
           <w:ilvl w:val="0"/>
-          <w:numId w:val="1006"/>
+          <w:numId w:val="1013"/>
         </w:numPr>
       </w:pPr>
       <w:r>
@@ -11123,7 +11789,7 @@
         <w:pStyle w:val="Compact"/>
         <w:numPr>
           <w:ilvl w:val="0"/>
-          <w:numId w:val="1006"/>
+          <w:numId w:val="1013"/>
         </w:numPr>
       </w:pPr>
       <w:r>
@@ -11211,6 +11877,7 @@
     <w:p>
       <w:pPr>
         <w:pStyle w:val="FirstParagraph"/>
+        <w:ind w:firstLine="420"/>
       </w:pPr>
       <w:r>
         <w:rPr>
@@ -11253,6 +11920,7 @@
       <w:pPr>
         <w:pStyle w:val="BodyText"/>
         <w:spacing w:after="80"/>
+        <w:ind w:firstLine="420"/>
       </w:pPr>
       <w:r>
         <w:rPr>
@@ -11260,7 +11928,7 @@
           <w:b/>
           <w:bCs/>
         </w:rPr>
-        <w:t xml:space="preserve">1-1</w:t>
+        <w:t xml:space="preserve">(1)</w:t>
       </w:r>
       <w:r>
         <w:rPr>
@@ -11287,6 +11955,15 @@
         <w:tblW w:type="pct" w:w="5000"/>
         <w:tblLayout w:type="fixed"/>
         <w:tblLook w:firstRow="1" w:lastRow="0" w:firstColumn="0" w:lastColumn="0" w:noHBand="0" w:noVBand="0" w:val="0020"/>
+        <w:jc w:val="center"/>
+        <w:tblBorders>
+          <w:top w:val="single" w:sz="12" w:space="0" w:color="333333"/>
+          <w:bottom w:val="single" w:sz="12" w:space="0" w:color="333333"/>
+          <w:left w:val="none"/>
+          <w:right w:val="none"/>
+          <w:insideH w:val="none"/>
+          <w:insideV w:val="none"/>
+        </w:tblBorders>
       </w:tblPr>
       <w:tblGrid>
         <w:gridCol w:w="1980"/>
@@ -11299,7 +11976,11 @@
           <w:tblHeader w:val="on"/>
         </w:trPr>
         <w:tc>
-          <w:tcPr/>
+          <w:tcPr>
+            <w:tcBorders>
+              <w:bottom w:val="single" w:sz="6" w:space="0" w:color="333333"/>
+            </w:tcBorders>
+          </w:tcPr>
           <w:p>
             <w:pPr>
               <w:pStyle w:val="Compact"/>
@@ -11315,7 +11996,11 @@
           </w:p>
         </w:tc>
         <w:tc>
-          <w:tcPr/>
+          <w:tcPr>
+            <w:tcBorders>
+              <w:bottom w:val="single" w:sz="6" w:space="0" w:color="333333"/>
+            </w:tcBorders>
+          </w:tcPr>
           <w:p>
             <w:pPr>
               <w:pStyle w:val="Compact"/>
@@ -11352,7 +12037,11 @@
           </w:p>
         </w:tc>
         <w:tc>
-          <w:tcPr/>
+          <w:tcPr>
+            <w:tcBorders>
+              <w:bottom w:val="single" w:sz="6" w:space="0" w:color="333333"/>
+            </w:tcBorders>
+          </w:tcPr>
           <w:p>
             <w:pPr>
               <w:pStyle w:val="Compact"/>
@@ -11404,7 +12093,11 @@
           </w:p>
         </w:tc>
         <w:tc>
-          <w:tcPr/>
+          <w:tcPr>
+            <w:tcBorders>
+              <w:bottom w:val="single" w:sz="6" w:space="0" w:color="333333"/>
+            </w:tcBorders>
+          </w:tcPr>
           <w:p>
             <w:pPr>
               <w:pStyle w:val="Compact"/>
@@ -11576,6 +12269,7 @@
       <w:pPr>
         <w:pStyle w:val="BodyText"/>
         <w:spacing w:before="120"/>
+        <w:ind w:firstLine="420"/>
       </w:pPr>
       <w:r>
         <w:rPr>
@@ -11617,6 +12311,7 @@
     <w:p>
       <w:pPr>
         <w:pStyle w:val="BodyText"/>
+        <w:ind w:firstLine="420"/>
       </w:pPr>
       <w:r>
         <w:rPr>
@@ -11624,7 +12319,7 @@
           <w:b/>
           <w:bCs/>
         </w:rPr>
-        <w:t xml:space="preserve">1-2</w:t>
+        <w:t xml:space="preserve">(2)</w:t>
       </w:r>
       <w:r>
         <w:rPr>
@@ -11714,6 +12409,7 @@
     <w:p>
       <w:pPr>
         <w:pStyle w:val="BodyText"/>
+        <w:ind w:firstLine="420"/>
       </w:pPr>
       <w:r>
         <w:rPr>
@@ -11721,7 +12417,7 @@
           <w:b/>
           <w:bCs/>
         </w:rPr>
-        <w:t xml:space="preserve">1-3</w:t>
+        <w:t xml:space="preserve">(3)</w:t>
       </w:r>
       <w:r>
         <w:rPr>
@@ -11817,6 +12513,7 @@
     <w:p>
       <w:pPr>
         <w:pStyle w:val="BodyText"/>
+        <w:ind w:firstLine="420"/>
       </w:pPr>
       <w:r>
         <w:rPr>
@@ -11824,7 +12521,7 @@
           <w:b/>
           <w:bCs/>
         </w:rPr>
-        <w:t xml:space="preserve">1-4</w:t>
+        <w:t xml:space="preserve">(4)</w:t>
       </w:r>
       <w:r>
         <w:rPr>
@@ -12053,6 +12750,7 @@
     <w:p>
       <w:pPr>
         <w:pStyle w:val="FirstParagraph"/>
+        <w:ind w:firstLine="420"/>
       </w:pPr>
       <w:r>
         <w:rPr>
@@ -12248,6 +12946,7 @@
     <w:p>
       <w:pPr>
         <w:pStyle w:val="BodyText"/>
+        <w:ind w:firstLine="420"/>
       </w:pPr>
       <w:r>
         <w:rPr>
@@ -12734,6 +13433,7 @@
     <w:p>
       <w:pPr>
         <w:pStyle w:val="FirstParagraph"/>
+        <w:ind w:firstLine="420"/>
       </w:pPr>
       <m:oMath>
         <m:oMathPr>
@@ -12999,6 +13699,7 @@
     <w:p>
       <w:pPr>
         <w:pStyle w:val="FirstParagraph"/>
+        <w:ind w:firstLine="420"/>
       </w:pPr>
       <w:r>
         <w:rPr>
@@ -13352,6 +14053,7 @@
     <w:p>
       <w:pPr>
         <w:pStyle w:val="FirstParagraph"/>
+        <w:ind w:firstLine="420"/>
       </w:pPr>
       <m:oMath>
         <m:oMathPr>
@@ -14037,6 +14739,7 @@
     <w:p>
       <w:pPr>
         <w:pStyle w:val="BodyText"/>
+        <w:ind w:firstLine="420"/>
       </w:pPr>
       <w:r>
         <w:rPr>
@@ -14060,6 +14763,7 @@
     <w:p>
       <w:pPr>
         <w:pStyle w:val="BodyText"/>
+        <w:ind w:firstLine="420"/>
       </w:pPr>
       <w:r>
         <w:rPr>
@@ -14113,6 +14817,7 @@
     <w:p>
       <w:pPr>
         <w:pStyle w:val="BodyText"/>
+        <w:ind w:firstLine="420"/>
       </w:pPr>
       <w:r>
         <w:rPr>
@@ -14129,13 +14834,17 @@
     </w:p>
     <w:p>
       <w:pPr>
-        <w:pStyle w:val="BodyText"/>
-      </w:pPr>
-      <w:r>
-        <w:rPr>
-          <w:rFonts w:ascii="Times New Roman" w:hAnsi="Times New Roman" w:eastAsia="Times New Roman" w:cs="Times New Roman"/>
-        </w:rPr>
-        <w:t xml:space="preserve">7-1 A </w:t>
+        <w:numPr>
+          <w:ilvl w:val="0"/>
+          <w:numId w:val="1014"/>
+        </w:numPr>
+        <w:ind w:firstLine="420"/>
+      </w:pPr>
+      <w:r>
+        <w:rPr>
+          <w:rFonts w:ascii="Times New Roman" w:hAnsi="Times New Roman" w:eastAsia="Times New Roman" w:cs="Times New Roman"/>
+        </w:rPr>
+        <w:t xml:space="preserve">A </w:t>
       </w:r>
       <w:r>
         <w:rPr>
@@ -14152,14 +14861,12 @@
     </w:p>
     <w:p>
       <w:pPr>
-        <w:pStyle w:val="BodyText"/>
-      </w:pPr>
-      <w:r>
-        <w:rPr>
-          <w:rFonts w:ascii="Times New Roman" w:hAnsi="Times New Roman" w:eastAsia="Times New Roman" w:cs="Times New Roman"/>
-        </w:rPr>
-        <w:t xml:space="preserve">7-2 </w:t>
-      </w:r>
+        <w:numPr>
+          <w:ilvl w:val="0"/>
+          <w:numId w:val="1014"/>
+        </w:numPr>
+        <w:ind w:firstLine="420"/>
+      </w:pPr>
       <w:r>
         <w:rPr>
           <w:rFonts w:hint="eastAsia" w:ascii="Times New Roman" w:hAnsi="Times New Roman" w:eastAsia="FangSong" w:cs="Times New Roman"/>
@@ -14247,14 +14954,12 @@
     </w:p>
     <w:p>
       <w:pPr>
-        <w:pStyle w:val="BodyText"/>
-      </w:pPr>
-      <w:r>
-        <w:rPr>
-          <w:rFonts w:ascii="Times New Roman" w:hAnsi="Times New Roman" w:eastAsia="Times New Roman" w:cs="Times New Roman"/>
-        </w:rPr>
-        <w:t xml:space="preserve">7-3 </w:t>
-      </w:r>
+        <w:numPr>
+          <w:ilvl w:val="0"/>
+          <w:numId w:val="1014"/>
+        </w:numPr>
+        <w:ind w:firstLine="420"/>
+      </w:pPr>
       <w:r>
         <w:rPr>
           <w:rFonts w:hint="eastAsia" w:ascii="Times New Roman" w:hAnsi="Times New Roman" w:eastAsia="FangSong" w:cs="Times New Roman"/>
@@ -14749,6 +15454,7 @@
     <w:p>
       <w:pPr>
         <w:pStyle w:val="FirstParagraph"/>
+        <w:ind w:firstLine="420"/>
       </w:pPr>
       <w:r>
         <w:rPr>
@@ -14789,14 +15495,13 @@
     </w:p>
     <w:p>
       <w:pPr>
-        <w:pStyle w:val="BodyText"/>
-      </w:pPr>
-      <w:r>
-        <w:rPr>
-          <w:rFonts w:ascii="Times New Roman" w:hAnsi="Times New Roman" w:eastAsia="Times New Roman" w:cs="Times New Roman"/>
-        </w:rPr>
-        <w:t xml:space="preserve">2-1 </w:t>
-      </w:r>
+        <w:pStyle w:val="Compact"/>
+        <w:numPr>
+          <w:ilvl w:val="0"/>
+          <w:numId w:val="1015"/>
+        </w:numPr>
+        <w:ind w:firstLine="420"/>
+      </w:pPr>
       <w:r>
         <w:rPr>
           <w:rFonts w:hint="eastAsia" w:ascii="Times New Roman" w:hAnsi="Times New Roman" w:eastAsia="FangSong" w:cs="Times New Roman"/>
@@ -14812,7 +15517,7 @@
     </w:p>
     <w:p>
       <w:pPr>
-        <w:pStyle w:val="BodyText"/>
+        <w:pStyle w:val="FirstParagraph"/>
       </w:pPr>
       <m:oMathPara>
         <m:oMathParaPr>
@@ -15419,6 +16124,7 @@
     <w:p>
       <w:pPr>
         <w:pStyle w:val="FirstParagraph"/>
+        <w:ind w:firstLine="420"/>
       </w:pPr>
       <w:r>
         <w:rPr>
@@ -15640,14 +16346,13 @@
     </w:p>
     <w:p>
       <w:pPr>
-        <w:pStyle w:val="BodyText"/>
-      </w:pPr>
-      <w:r>
-        <w:rPr>
-          <w:rFonts w:ascii="Times New Roman" w:hAnsi="Times New Roman" w:eastAsia="Times New Roman" w:cs="Times New Roman"/>
-        </w:rPr>
-        <w:t xml:space="preserve">2-2 </w:t>
-      </w:r>
+        <w:pStyle w:val="Compact"/>
+        <w:numPr>
+          <w:ilvl w:val="0"/>
+          <w:numId w:val="1016"/>
+        </w:numPr>
+        <w:ind w:firstLine="420"/>
+      </w:pPr>
       <w:r>
         <w:rPr>
           <w:rFonts w:hint="eastAsia" w:ascii="Times New Roman" w:hAnsi="Times New Roman" w:eastAsia="FangSong" w:cs="Times New Roman"/>
@@ -15681,7 +16386,7 @@
     </w:p>
     <w:p>
       <w:pPr>
-        <w:pStyle w:val="BodyText"/>
+        <w:pStyle w:val="FirstParagraph"/>
       </w:pPr>
       <m:oMathPara>
         <m:oMathParaPr>
@@ -16404,6 +17109,7 @@
     <w:p>
       <w:pPr>
         <w:pStyle w:val="BodyText"/>
+        <w:ind w:firstLine="420"/>
       </w:pPr>
       <w:r>
         <w:rPr>
@@ -16467,14 +17173,13 @@
     </w:p>
     <w:p>
       <w:pPr>
-        <w:pStyle w:val="BodyText"/>
-      </w:pPr>
-      <w:r>
-        <w:rPr>
-          <w:rFonts w:ascii="Times New Roman" w:hAnsi="Times New Roman" w:eastAsia="Times New Roman" w:cs="Times New Roman"/>
-        </w:rPr>
-        <w:t xml:space="preserve">2-3 </w:t>
-      </w:r>
+        <w:pStyle w:val="Compact"/>
+        <w:numPr>
+          <w:ilvl w:val="0"/>
+          <w:numId w:val="1017"/>
+        </w:numPr>
+        <w:ind w:firstLine="420"/>
+      </w:pPr>
       <w:r>
         <w:rPr>
           <w:rFonts w:hint="eastAsia" w:ascii="Times New Roman" w:hAnsi="Times New Roman" w:eastAsia="FangSong" w:cs="Times New Roman"/>
@@ -16584,7 +17289,7 @@
     </w:p>
     <w:p>
       <w:pPr>
-        <w:pStyle w:val="BodyText"/>
+        <w:pStyle w:val="FirstParagraph"/>
       </w:pPr>
       <m:oMathPara>
         <m:oMathParaPr>
@@ -17155,6 +17860,7 @@
     <w:p>
       <w:pPr>
         <w:pStyle w:val="FirstParagraph"/>
+        <w:ind w:firstLine="420"/>
       </w:pPr>
       <w:r>
         <w:rPr>
@@ -17532,6 +18238,7 @@
     <w:p>
       <w:pPr>
         <w:pStyle w:val="FirstParagraph"/>
+        <w:ind w:firstLine="420"/>
       </w:pPr>
       <w:r>
         <w:rPr>
@@ -17560,14 +18267,12 @@
     </w:p>
     <w:p>
       <w:pPr>
-        <w:pStyle w:val="BodyText"/>
-      </w:pPr>
-      <w:r>
-        <w:rPr>
-          <w:rFonts w:ascii="Times New Roman" w:hAnsi="Times New Roman" w:eastAsia="Times New Roman" w:cs="Times New Roman"/>
-        </w:rPr>
-        <w:t xml:space="preserve">3-1 </w:t>
-      </w:r>
+        <w:numPr>
+          <w:ilvl w:val="0"/>
+          <w:numId w:val="1018"/>
+        </w:numPr>
+        <w:ind w:firstLine="420"/>
+      </w:pPr>
       <w:r>
         <w:rPr>
           <w:rFonts w:hint="eastAsia" w:ascii="Times New Roman" w:hAnsi="Times New Roman" w:eastAsia="FangSong" w:cs="Times New Roman"/>
@@ -17653,14 +18358,12 @@
     </w:p>
     <w:p>
       <w:pPr>
-        <w:pStyle w:val="BodyText"/>
-      </w:pPr>
-      <w:r>
-        <w:rPr>
-          <w:rFonts w:ascii="Times New Roman" w:hAnsi="Times New Roman" w:eastAsia="Times New Roman" w:cs="Times New Roman"/>
-        </w:rPr>
-        <w:t xml:space="preserve">3-2 </w:t>
-      </w:r>
+        <w:numPr>
+          <w:ilvl w:val="0"/>
+          <w:numId w:val="1018"/>
+        </w:numPr>
+        <w:ind w:firstLine="420"/>
+      </w:pPr>
       <w:r>
         <w:rPr>
           <w:rFonts w:hint="eastAsia" w:ascii="Times New Roman" w:hAnsi="Times New Roman" w:eastAsia="FangSong" w:cs="Times New Roman"/>
@@ -17676,7 +18379,8 @@
     </w:p>
     <w:p>
       <w:pPr>
-        <w:pStyle w:val="BodyText"/>
+        <w:pStyle w:val="FirstParagraph"/>
+        <w:ind w:firstLine="420"/>
       </w:pPr>
       <w:r>
         <w:rPr>
@@ -18212,6 +18916,7 @@
     <w:p>
       <w:pPr>
         <w:pStyle w:val="FirstParagraph"/>
+        <w:ind w:firstLine="420"/>
       </w:pPr>
       <w:r>
         <w:rPr>
@@ -18228,14 +18933,12 @@
     </w:p>
     <w:p>
       <w:pPr>
-        <w:pStyle w:val="BodyText"/>
-      </w:pPr>
-      <w:r>
-        <w:rPr>
-          <w:rFonts w:ascii="Times New Roman" w:hAnsi="Times New Roman" w:eastAsia="Times New Roman" w:cs="Times New Roman"/>
-        </w:rPr>
-        <w:t xml:space="preserve">3-3 </w:t>
-      </w:r>
+        <w:numPr>
+          <w:ilvl w:val="0"/>
+          <w:numId w:val="1019"/>
+        </w:numPr>
+        <w:ind w:firstLine="420"/>
+      </w:pPr>
       <w:r>
         <w:rPr>
           <w:rFonts w:hint="eastAsia" w:ascii="Times New Roman" w:hAnsi="Times New Roman" w:eastAsia="FangSong" w:cs="Times New Roman"/>
@@ -18526,14 +19229,12 @@
     </w:p>
     <w:p>
       <w:pPr>
-        <w:pStyle w:val="BodyText"/>
-      </w:pPr>
-      <w:r>
-        <w:rPr>
-          <w:rFonts w:ascii="Times New Roman" w:hAnsi="Times New Roman" w:eastAsia="Times New Roman" w:cs="Times New Roman"/>
-        </w:rPr>
-        <w:t xml:space="preserve">3-4 </w:t>
-      </w:r>
+        <w:numPr>
+          <w:ilvl w:val="0"/>
+          <w:numId w:val="1019"/>
+        </w:numPr>
+        <w:ind w:firstLine="420"/>
+      </w:pPr>
       <w:r>
         <w:rPr>
           <w:rFonts w:hint="eastAsia" w:ascii="Times New Roman" w:hAnsi="Times New Roman" w:eastAsia="FangSong" w:cs="Times New Roman"/>
@@ -18573,7 +19274,8 @@
     </w:p>
     <w:p>
       <w:pPr>
-        <w:pStyle w:val="BodyText"/>
+        <w:pStyle w:val="FirstParagraph"/>
+        <w:ind w:firstLine="420"/>
       </w:pPr>
       <w:r>
         <w:rPr>
@@ -18639,6 +19341,7 @@
     <w:p>
       <w:pPr>
         <w:pStyle w:val="BodyText"/>
+        <w:ind w:firstLine="420"/>
       </w:pPr>
       <w:r>
         <w:rPr>
@@ -18998,6 +19701,7 @@
     <w:p>
       <w:pPr>
         <w:pStyle w:val="FirstParagraph"/>
+        <w:ind w:firstLine="420"/>
       </w:pPr>
       <w:r>
         <w:rPr>
@@ -19617,6 +20321,7 @@
     <w:p>
       <w:pPr>
         <w:pStyle w:val="BodyText"/>
+        <w:ind w:firstLine="420"/>
       </w:pPr>
       <m:oMath>
         <m:sSub>
@@ -19852,6 +20557,279 @@
       </w:pPr>
     </w:lvl>
   </w:abstractNum>
+  <w:abstractNum w:abstractNumId="991">
+    <w:nsid w:val="0000A991"/>
+    <w:multiLevelType w:val="multilevel"/>
+    <w:lvl w:ilvl="0">
+      <w:numFmt w:val="bullet"/>
+      <w:lvlText w:val=""/>
+      <w:lvlJc w:val="left"/>
+      <w:pPr>
+        <w:ind w:left="720" w:hanging="360"/>
+      </w:pPr>
+      <w:rPr>
+        <w:rFonts w:ascii="Symbol" w:hAnsi="Symbol" w:cs="Symbol" w:hint="default"/>
+      </w:rPr>
+    </w:lvl>
+    <w:lvl w:ilvl="1">
+      <w:numFmt w:val="bullet"/>
+      <w:lvlText w:val="o"/>
+      <w:lvlJc w:val="left"/>
+      <w:pPr>
+        <w:ind w:left="1440" w:hanging="360"/>
+      </w:pPr>
+      <w:rPr>
+        <w:rFonts w:ascii="Courier New" w:hAnsi="Courier New" w:cs="Courier New" w:hint="default"/>
+      </w:rPr>
+    </w:lvl>
+    <w:lvl w:ilvl="2">
+      <w:numFmt w:val="bullet"/>
+      <w:lvlText w:val=""/>
+      <w:lvlJc w:val="left"/>
+      <w:pPr>
+        <w:ind w:left="2160" w:hanging="360"/>
+      </w:pPr>
+      <w:rPr>
+        <w:rFonts w:ascii="Wingdings" w:hAnsi="Wingdings" w:cs="Wingdings" w:hint="default"/>
+      </w:rPr>
+    </w:lvl>
+    <w:lvl w:ilvl="3">
+      <w:numFmt w:val="bullet"/>
+      <w:lvlText w:val=""/>
+      <w:lvlJc w:val="left"/>
+      <w:pPr>
+        <w:ind w:left="2880" w:hanging="360"/>
+      </w:pPr>
+      <w:rPr>
+        <w:rFonts w:ascii="Symbol" w:hAnsi="Symbol" w:cs="Symbol" w:hint="default"/>
+      </w:rPr>
+    </w:lvl>
+    <w:lvl w:ilvl="4">
+      <w:numFmt w:val="bullet"/>
+      <w:lvlText w:val="o"/>
+      <w:lvlJc w:val="left"/>
+      <w:pPr>
+        <w:ind w:left="3600" w:hanging="360"/>
+      </w:pPr>
+      <w:rPr>
+        <w:rFonts w:ascii="Courier New" w:hAnsi="Courier New" w:cs="Courier New" w:hint="default"/>
+      </w:rPr>
+    </w:lvl>
+    <w:lvl w:ilvl="5">
+      <w:numFmt w:val="bullet"/>
+      <w:lvlText w:val=""/>
+      <w:lvlJc w:val="left"/>
+      <w:pPr>
+        <w:ind w:left="4320" w:hanging="360"/>
+      </w:pPr>
+      <w:rPr>
+        <w:rFonts w:ascii="Wingdings" w:hAnsi="Wingdings" w:cs="Wingdings" w:hint="default"/>
+      </w:rPr>
+    </w:lvl>
+    <w:lvl w:ilvl="6">
+      <w:numFmt w:val="bullet"/>
+      <w:lvlText w:val=""/>
+      <w:lvlJc w:val="left"/>
+      <w:pPr>
+        <w:ind w:left="5040" w:hanging="360"/>
+      </w:pPr>
+      <w:rPr>
+        <w:rFonts w:ascii="Symbol" w:hAnsi="Symbol" w:cs="Symbol" w:hint="default"/>
+      </w:rPr>
+    </w:lvl>
+    <w:lvl w:ilvl="7">
+      <w:numFmt w:val="bullet"/>
+      <w:lvlText w:val="o"/>
+      <w:lvlJc w:val="left"/>
+      <w:pPr>
+        <w:ind w:left="5760" w:hanging="360"/>
+      </w:pPr>
+      <w:rPr>
+        <w:rFonts w:ascii="Courier New" w:hAnsi="Courier New" w:cs="Courier New" w:hint="default"/>
+      </w:rPr>
+    </w:lvl>
+    <w:lvl w:ilvl="8">
+      <w:numFmt w:val="bullet"/>
+      <w:lvlText w:val=""/>
+      <w:lvlJc w:val="left"/>
+      <w:pPr>
+        <w:ind w:left="6480" w:hanging="360"/>
+      </w:pPr>
+      <w:rPr>
+        <w:rFonts w:ascii="Wingdings" w:hAnsi="Wingdings" w:cs="Wingdings" w:hint="default"/>
+      </w:rPr>
+    </w:lvl>
+  </w:abstractNum>
+  <w:abstractNum w:abstractNumId="99431">
+    <w:nsid w:val="00A99431"/>
+    <w:multiLevelType w:val="multilevel"/>
+    <w:lvl w:ilvl="0">
+      <w:start w:val="1"/>
+      <w:numFmt w:val="decimal"/>
+      <w:lvlText w:val="(%1)"/>
+      <w:lvlJc w:val="left"/>
+      <w:pPr>
+        <w:ind w:left="720" w:hanging="360"/>
+      </w:pPr>
+    </w:lvl>
+    <w:lvl w:ilvl="1">
+      <w:start w:val="1"/>
+      <w:numFmt w:val="decimal"/>
+      <w:lvlText w:val="(%2)"/>
+      <w:lvlJc w:val="left"/>
+      <w:pPr>
+        <w:ind w:left="1440" w:hanging="360"/>
+      </w:pPr>
+    </w:lvl>
+    <w:lvl w:ilvl="2">
+      <w:start w:val="1"/>
+      <w:numFmt w:val="decimal"/>
+      <w:lvlText w:val="(%3)"/>
+      <w:lvlJc w:val="left"/>
+      <w:pPr>
+        <w:ind w:left="2160" w:hanging="360"/>
+      </w:pPr>
+    </w:lvl>
+    <w:lvl w:ilvl="3">
+      <w:start w:val="1"/>
+      <w:numFmt w:val="decimal"/>
+      <w:lvlText w:val="(%4)"/>
+      <w:lvlJc w:val="left"/>
+      <w:pPr>
+        <w:ind w:left="2880" w:hanging="360"/>
+      </w:pPr>
+    </w:lvl>
+    <w:lvl w:ilvl="4">
+      <w:start w:val="1"/>
+      <w:numFmt w:val="decimal"/>
+      <w:lvlText w:val="(%5)"/>
+      <w:lvlJc w:val="left"/>
+      <w:pPr>
+        <w:ind w:left="3600" w:hanging="360"/>
+      </w:pPr>
+    </w:lvl>
+    <w:lvl w:ilvl="5">
+      <w:start w:val="1"/>
+      <w:numFmt w:val="decimal"/>
+      <w:lvlText w:val="(%6)"/>
+      <w:lvlJc w:val="left"/>
+      <w:pPr>
+        <w:ind w:left="4320" w:hanging="360"/>
+      </w:pPr>
+    </w:lvl>
+    <w:lvl w:ilvl="6">
+      <w:start w:val="1"/>
+      <w:numFmt w:val="decimal"/>
+      <w:lvlText w:val="(%7)"/>
+      <w:lvlJc w:val="left"/>
+      <w:pPr>
+        <w:ind w:left="5040" w:hanging="360"/>
+      </w:pPr>
+    </w:lvl>
+    <w:lvl w:ilvl="7">
+      <w:start w:val="1"/>
+      <w:numFmt w:val="decimal"/>
+      <w:lvlText w:val="(%8)"/>
+      <w:lvlJc w:val="left"/>
+      <w:pPr>
+        <w:ind w:left="5760" w:hanging="360"/>
+      </w:pPr>
+    </w:lvl>
+    <w:lvl w:ilvl="8">
+      <w:start w:val="1"/>
+      <w:numFmt w:val="decimal"/>
+      <w:lvlText w:val="(%9)"/>
+      <w:lvlJc w:val="left"/>
+      <w:pPr>
+        <w:ind w:left="6480" w:hanging="360"/>
+      </w:pPr>
+    </w:lvl>
+  </w:abstractNum>
+  <w:abstractNum w:abstractNumId="99433">
+    <w:nsid w:val="00A99433"/>
+    <w:multiLevelType w:val="multilevel"/>
+    <w:lvl w:ilvl="0">
+      <w:start w:val="3"/>
+      <w:numFmt w:val="decimal"/>
+      <w:lvlText w:val="(%1)"/>
+      <w:lvlJc w:val="left"/>
+      <w:pPr>
+        <w:ind w:left="720" w:hanging="360"/>
+      </w:pPr>
+    </w:lvl>
+    <w:lvl w:ilvl="1">
+      <w:start w:val="3"/>
+      <w:numFmt w:val="decimal"/>
+      <w:lvlText w:val="(%2)"/>
+      <w:lvlJc w:val="left"/>
+      <w:pPr>
+        <w:ind w:left="1440" w:hanging="360"/>
+      </w:pPr>
+    </w:lvl>
+    <w:lvl w:ilvl="2">
+      <w:start w:val="3"/>
+      <w:numFmt w:val="decimal"/>
+      <w:lvlText w:val="(%3)"/>
+      <w:lvlJc w:val="left"/>
+      <w:pPr>
+        <w:ind w:left="2160" w:hanging="360"/>
+      </w:pPr>
+    </w:lvl>
+    <w:lvl w:ilvl="3">
+      <w:start w:val="3"/>
+      <w:numFmt w:val="decimal"/>
+      <w:lvlText w:val="(%4)"/>
+      <w:lvlJc w:val="left"/>
+      <w:pPr>
+        <w:ind w:left="2880" w:hanging="360"/>
+      </w:pPr>
+    </w:lvl>
+    <w:lvl w:ilvl="4">
+      <w:start w:val="3"/>
+      <w:numFmt w:val="decimal"/>
+      <w:lvlText w:val="(%5)"/>
+      <w:lvlJc w:val="left"/>
+      <w:pPr>
+        <w:ind w:left="3600" w:hanging="360"/>
+      </w:pPr>
+    </w:lvl>
+    <w:lvl w:ilvl="5">
+      <w:start w:val="3"/>
+      <w:numFmt w:val="decimal"/>
+      <w:lvlText w:val="(%6)"/>
+      <w:lvlJc w:val="left"/>
+      <w:pPr>
+        <w:ind w:left="4320" w:hanging="360"/>
+      </w:pPr>
+    </w:lvl>
+    <w:lvl w:ilvl="6">
+      <w:start w:val="3"/>
+      <w:numFmt w:val="decimal"/>
+      <w:lvlText w:val="(%7)"/>
+      <w:lvlJc w:val="left"/>
+      <w:pPr>
+        <w:ind w:left="5040" w:hanging="360"/>
+      </w:pPr>
+    </w:lvl>
+    <w:lvl w:ilvl="7">
+      <w:start w:val="3"/>
+      <w:numFmt w:val="decimal"/>
+      <w:lvlText w:val="(%8)"/>
+      <w:lvlJc w:val="left"/>
+      <w:pPr>
+        <w:ind w:left="5760" w:hanging="360"/>
+      </w:pPr>
+    </w:lvl>
+    <w:lvl w:ilvl="8">
+      <w:start w:val="3"/>
+      <w:numFmt w:val="decimal"/>
+      <w:lvlText w:val="(%9)"/>
+      <w:lvlJc w:val="left"/>
+      <w:pPr>
+        <w:ind w:left="6480" w:hanging="360"/>
+      </w:pPr>
+    </w:lvl>
+  </w:abstractNum>
   <w:abstractNum w:abstractNumId="99411">
     <w:nsid w:val="00A99411"/>
     <w:multiLevelType w:val="multilevel"/>
@@ -19937,113 +20915,224 @@
       </w:pPr>
     </w:lvl>
   </w:abstractNum>
-  <w:abstractNum w:abstractNumId="991">
-    <w:nsid w:val="0000A991"/>
+  <w:abstractNum w:abstractNumId="99432">
+    <w:nsid w:val="00A99432"/>
     <w:multiLevelType w:val="multilevel"/>
     <w:lvl w:ilvl="0">
-      <w:numFmt w:val="bullet"/>
-      <w:lvlText w:val=""/>
+      <w:start w:val="2"/>
+      <w:numFmt w:val="decimal"/>
+      <w:lvlText w:val="(%1)"/>
       <w:lvlJc w:val="left"/>
       <w:pPr>
         <w:ind w:left="720" w:hanging="360"/>
       </w:pPr>
-      <w:rPr>
-        <w:rFonts w:ascii="Symbol" w:hAnsi="Symbol" w:cs="Symbol" w:hint="default"/>
-      </w:rPr>
     </w:lvl>
     <w:lvl w:ilvl="1">
-      <w:numFmt w:val="bullet"/>
-      <w:lvlText w:val="o"/>
+      <w:start w:val="2"/>
+      <w:numFmt w:val="decimal"/>
+      <w:lvlText w:val="(%2)"/>
       <w:lvlJc w:val="left"/>
       <w:pPr>
         <w:ind w:left="1440" w:hanging="360"/>
       </w:pPr>
-      <w:rPr>
-        <w:rFonts w:ascii="Courier New" w:hAnsi="Courier New" w:cs="Courier New" w:hint="default"/>
-      </w:rPr>
     </w:lvl>
     <w:lvl w:ilvl="2">
-      <w:numFmt w:val="bullet"/>
-      <w:lvlText w:val=""/>
+      <w:start w:val="2"/>
+      <w:numFmt w:val="decimal"/>
+      <w:lvlText w:val="(%3)"/>
       <w:lvlJc w:val="left"/>
       <w:pPr>
         <w:ind w:left="2160" w:hanging="360"/>
       </w:pPr>
-      <w:rPr>
-        <w:rFonts w:ascii="Wingdings" w:hAnsi="Wingdings" w:cs="Wingdings" w:hint="default"/>
-      </w:rPr>
     </w:lvl>
     <w:lvl w:ilvl="3">
-      <w:numFmt w:val="bullet"/>
-      <w:lvlText w:val=""/>
+      <w:start w:val="2"/>
+      <w:numFmt w:val="decimal"/>
+      <w:lvlText w:val="(%4)"/>
       <w:lvlJc w:val="left"/>
       <w:pPr>
         <w:ind w:left="2880" w:hanging="360"/>
       </w:pPr>
-      <w:rPr>
-        <w:rFonts w:ascii="Symbol" w:hAnsi="Symbol" w:cs="Symbol" w:hint="default"/>
-      </w:rPr>
     </w:lvl>
     <w:lvl w:ilvl="4">
-      <w:numFmt w:val="bullet"/>
-      <w:lvlText w:val="o"/>
+      <w:start w:val="2"/>
+      <w:numFmt w:val="decimal"/>
+      <w:lvlText w:val="(%5)"/>
       <w:lvlJc w:val="left"/>
       <w:pPr>
         <w:ind w:left="3600" w:hanging="360"/>
       </w:pPr>
-      <w:rPr>
-        <w:rFonts w:ascii="Courier New" w:hAnsi="Courier New" w:cs="Courier New" w:hint="default"/>
-      </w:rPr>
     </w:lvl>
     <w:lvl w:ilvl="5">
-      <w:numFmt w:val="bullet"/>
-      <w:lvlText w:val=""/>
+      <w:start w:val="2"/>
+      <w:numFmt w:val="decimal"/>
+      <w:lvlText w:val="(%6)"/>
       <w:lvlJc w:val="left"/>
       <w:pPr>
         <w:ind w:left="4320" w:hanging="360"/>
       </w:pPr>
-      <w:rPr>
-        <w:rFonts w:ascii="Wingdings" w:hAnsi="Wingdings" w:cs="Wingdings" w:hint="default"/>
-      </w:rPr>
     </w:lvl>
     <w:lvl w:ilvl="6">
-      <w:numFmt w:val="bullet"/>
-      <w:lvlText w:val=""/>
+      <w:start w:val="2"/>
+      <w:numFmt w:val="decimal"/>
+      <w:lvlText w:val="(%7)"/>
       <w:lvlJc w:val="left"/>
       <w:pPr>
         <w:ind w:left="5040" w:hanging="360"/>
       </w:pPr>
-      <w:rPr>
-        <w:rFonts w:ascii="Symbol" w:hAnsi="Symbol" w:cs="Symbol" w:hint="default"/>
-      </w:rPr>
     </w:lvl>
     <w:lvl w:ilvl="7">
-      <w:numFmt w:val="bullet"/>
-      <w:lvlText w:val="o"/>
+      <w:start w:val="2"/>
+      <w:numFmt w:val="decimal"/>
+      <w:lvlText w:val="(%8)"/>
       <w:lvlJc w:val="left"/>
       <w:pPr>
         <w:ind w:left="5760" w:hanging="360"/>
       </w:pPr>
-      <w:rPr>
-        <w:rFonts w:ascii="Courier New" w:hAnsi="Courier New" w:cs="Courier New" w:hint="default"/>
-      </w:rPr>
     </w:lvl>
     <w:lvl w:ilvl="8">
-      <w:numFmt w:val="bullet"/>
-      <w:lvlText w:val=""/>
+      <w:start w:val="2"/>
+      <w:numFmt w:val="decimal"/>
+      <w:lvlText w:val="(%9)"/>
       <w:lvlJc w:val="left"/>
       <w:pPr>
         <w:ind w:left="6480" w:hanging="360"/>
       </w:pPr>
-      <w:rPr>
-        <w:rFonts w:ascii="Wingdings" w:hAnsi="Wingdings" w:cs="Wingdings" w:hint="default"/>
-      </w:rPr>
     </w:lvl>
   </w:abstractNum>
   <w:num w:numId="1000">
     <w:abstractNumId w:val="990"/>
   </w:num>
   <w:num w:numId="1001">
+    <w:abstractNumId w:val="991"/>
+  </w:num>
+  <w:num w:numId="1002">
+    <w:abstractNumId w:val="991"/>
+  </w:num>
+  <w:num w:numId="1003">
+    <w:abstractNumId w:val="991"/>
+  </w:num>
+  <w:num w:numId="1004">
+    <w:abstractNumId w:val="99431"/>
+    <w:lvlOverride w:ilvl="0">
+      <w:startOverride w:val="1"/>
+    </w:lvlOverride>
+    <w:lvlOverride w:ilvl="1">
+      <w:startOverride w:val="1"/>
+    </w:lvlOverride>
+    <w:lvlOverride w:ilvl="2">
+      <w:startOverride w:val="1"/>
+    </w:lvlOverride>
+    <w:lvlOverride w:ilvl="3">
+      <w:startOverride w:val="1"/>
+    </w:lvlOverride>
+    <w:lvlOverride w:ilvl="4">
+      <w:startOverride w:val="1"/>
+    </w:lvlOverride>
+    <w:lvlOverride w:ilvl="5">
+      <w:startOverride w:val="1"/>
+    </w:lvlOverride>
+    <w:lvlOverride w:ilvl="6">
+      <w:startOverride w:val="1"/>
+    </w:lvlOverride>
+    <w:lvlOverride w:ilvl="7">
+      <w:startOverride w:val="1"/>
+    </w:lvlOverride>
+    <w:lvlOverride w:ilvl="8">
+      <w:startOverride w:val="1"/>
+    </w:lvlOverride>
+  </w:num>
+  <w:num w:numId="1005">
+    <w:abstractNumId w:val="99431"/>
+    <w:lvlOverride w:ilvl="0">
+      <w:startOverride w:val="1"/>
+    </w:lvlOverride>
+    <w:lvlOverride w:ilvl="1">
+      <w:startOverride w:val="1"/>
+    </w:lvlOverride>
+    <w:lvlOverride w:ilvl="2">
+      <w:startOverride w:val="1"/>
+    </w:lvlOverride>
+    <w:lvlOverride w:ilvl="3">
+      <w:startOverride w:val="1"/>
+    </w:lvlOverride>
+    <w:lvlOverride w:ilvl="4">
+      <w:startOverride w:val="1"/>
+    </w:lvlOverride>
+    <w:lvlOverride w:ilvl="5">
+      <w:startOverride w:val="1"/>
+    </w:lvlOverride>
+    <w:lvlOverride w:ilvl="6">
+      <w:startOverride w:val="1"/>
+    </w:lvlOverride>
+    <w:lvlOverride w:ilvl="7">
+      <w:startOverride w:val="1"/>
+    </w:lvlOverride>
+    <w:lvlOverride w:ilvl="8">
+      <w:startOverride w:val="1"/>
+    </w:lvlOverride>
+  </w:num>
+  <w:num w:numId="1006">
+    <w:abstractNumId w:val="99431"/>
+    <w:lvlOverride w:ilvl="0">
+      <w:startOverride w:val="1"/>
+    </w:lvlOverride>
+    <w:lvlOverride w:ilvl="1">
+      <w:startOverride w:val="1"/>
+    </w:lvlOverride>
+    <w:lvlOverride w:ilvl="2">
+      <w:startOverride w:val="1"/>
+    </w:lvlOverride>
+    <w:lvlOverride w:ilvl="3">
+      <w:startOverride w:val="1"/>
+    </w:lvlOverride>
+    <w:lvlOverride w:ilvl="4">
+      <w:startOverride w:val="1"/>
+    </w:lvlOverride>
+    <w:lvlOverride w:ilvl="5">
+      <w:startOverride w:val="1"/>
+    </w:lvlOverride>
+    <w:lvlOverride w:ilvl="6">
+      <w:startOverride w:val="1"/>
+    </w:lvlOverride>
+    <w:lvlOverride w:ilvl="7">
+      <w:startOverride w:val="1"/>
+    </w:lvlOverride>
+    <w:lvlOverride w:ilvl="8">
+      <w:startOverride w:val="1"/>
+    </w:lvlOverride>
+  </w:num>
+  <w:num w:numId="1007">
+    <w:abstractNumId w:val="99433"/>
+    <w:lvlOverride w:ilvl="0">
+      <w:startOverride w:val="3"/>
+    </w:lvlOverride>
+    <w:lvlOverride w:ilvl="1">
+      <w:startOverride w:val="3"/>
+    </w:lvlOverride>
+    <w:lvlOverride w:ilvl="2">
+      <w:startOverride w:val="3"/>
+    </w:lvlOverride>
+    <w:lvlOverride w:ilvl="3">
+      <w:startOverride w:val="3"/>
+    </w:lvlOverride>
+    <w:lvlOverride w:ilvl="4">
+      <w:startOverride w:val="3"/>
+    </w:lvlOverride>
+    <w:lvlOverride w:ilvl="5">
+      <w:startOverride w:val="3"/>
+    </w:lvlOverride>
+    <w:lvlOverride w:ilvl="6">
+      <w:startOverride w:val="3"/>
+    </w:lvlOverride>
+    <w:lvlOverride w:ilvl="7">
+      <w:startOverride w:val="3"/>
+    </w:lvlOverride>
+    <w:lvlOverride w:ilvl="8">
+      <w:startOverride w:val="3"/>
+    </w:lvlOverride>
+  </w:num>
+  <w:num w:numId="1008">
     <w:abstractNumId w:val="99411"/>
     <w:lvlOverride w:ilvl="0">
       <w:startOverride w:val="1"/>
@@ -20073,7 +21162,7 @@
       <w:startOverride w:val="1"/>
     </w:lvlOverride>
   </w:num>
-  <w:num w:numId="1002">
+  <w:num w:numId="1009">
     <w:abstractNumId w:val="99411"/>
     <w:lvlOverride w:ilvl="0">
       <w:startOverride w:val="1"/>
@@ -20103,7 +21192,7 @@
       <w:startOverride w:val="1"/>
     </w:lvlOverride>
   </w:num>
-  <w:num w:numId="1003">
+  <w:num w:numId="1010">
     <w:abstractNumId w:val="99411"/>
     <w:lvlOverride w:ilvl="0">
       <w:startOverride w:val="1"/>
@@ -20133,7 +21222,7 @@
       <w:startOverride w:val="1"/>
     </w:lvlOverride>
   </w:num>
-  <w:num w:numId="1004">
+  <w:num w:numId="1011">
     <w:abstractNumId w:val="99411"/>
     <w:lvlOverride w:ilvl="0">
       <w:startOverride w:val="1"/>
@@ -20163,11 +21252,191 @@
       <w:startOverride w:val="1"/>
     </w:lvlOverride>
   </w:num>
-  <w:num w:numId="1005">
+  <w:num w:numId="1012">
     <w:abstractNumId w:val="991"/>
   </w:num>
-  <w:num w:numId="1006">
+  <w:num w:numId="1013">
     <w:abstractNumId w:val="991"/>
+  </w:num>
+  <w:num w:numId="1014">
+    <w:abstractNumId w:val="99431"/>
+    <w:lvlOverride w:ilvl="0">
+      <w:startOverride w:val="1"/>
+    </w:lvlOverride>
+    <w:lvlOverride w:ilvl="1">
+      <w:startOverride w:val="1"/>
+    </w:lvlOverride>
+    <w:lvlOverride w:ilvl="2">
+      <w:startOverride w:val="1"/>
+    </w:lvlOverride>
+    <w:lvlOverride w:ilvl="3">
+      <w:startOverride w:val="1"/>
+    </w:lvlOverride>
+    <w:lvlOverride w:ilvl="4">
+      <w:startOverride w:val="1"/>
+    </w:lvlOverride>
+    <w:lvlOverride w:ilvl="5">
+      <w:startOverride w:val="1"/>
+    </w:lvlOverride>
+    <w:lvlOverride w:ilvl="6">
+      <w:startOverride w:val="1"/>
+    </w:lvlOverride>
+    <w:lvlOverride w:ilvl="7">
+      <w:startOverride w:val="1"/>
+    </w:lvlOverride>
+    <w:lvlOverride w:ilvl="8">
+      <w:startOverride w:val="1"/>
+    </w:lvlOverride>
+  </w:num>
+  <w:num w:numId="1015">
+    <w:abstractNumId w:val="99431"/>
+    <w:lvlOverride w:ilvl="0">
+      <w:startOverride w:val="1"/>
+    </w:lvlOverride>
+    <w:lvlOverride w:ilvl="1">
+      <w:startOverride w:val="1"/>
+    </w:lvlOverride>
+    <w:lvlOverride w:ilvl="2">
+      <w:startOverride w:val="1"/>
+    </w:lvlOverride>
+    <w:lvlOverride w:ilvl="3">
+      <w:startOverride w:val="1"/>
+    </w:lvlOverride>
+    <w:lvlOverride w:ilvl="4">
+      <w:startOverride w:val="1"/>
+    </w:lvlOverride>
+    <w:lvlOverride w:ilvl="5">
+      <w:startOverride w:val="1"/>
+    </w:lvlOverride>
+    <w:lvlOverride w:ilvl="6">
+      <w:startOverride w:val="1"/>
+    </w:lvlOverride>
+    <w:lvlOverride w:ilvl="7">
+      <w:startOverride w:val="1"/>
+    </w:lvlOverride>
+    <w:lvlOverride w:ilvl="8">
+      <w:startOverride w:val="1"/>
+    </w:lvlOverride>
+  </w:num>
+  <w:num w:numId="1016">
+    <w:abstractNumId w:val="99432"/>
+    <w:lvlOverride w:ilvl="0">
+      <w:startOverride w:val="2"/>
+    </w:lvlOverride>
+    <w:lvlOverride w:ilvl="1">
+      <w:startOverride w:val="2"/>
+    </w:lvlOverride>
+    <w:lvlOverride w:ilvl="2">
+      <w:startOverride w:val="2"/>
+    </w:lvlOverride>
+    <w:lvlOverride w:ilvl="3">
+      <w:startOverride w:val="2"/>
+    </w:lvlOverride>
+    <w:lvlOverride w:ilvl="4">
+      <w:startOverride w:val="2"/>
+    </w:lvlOverride>
+    <w:lvlOverride w:ilvl="5">
+      <w:startOverride w:val="2"/>
+    </w:lvlOverride>
+    <w:lvlOverride w:ilvl="6">
+      <w:startOverride w:val="2"/>
+    </w:lvlOverride>
+    <w:lvlOverride w:ilvl="7">
+      <w:startOverride w:val="2"/>
+    </w:lvlOverride>
+    <w:lvlOverride w:ilvl="8">
+      <w:startOverride w:val="2"/>
+    </w:lvlOverride>
+  </w:num>
+  <w:num w:numId="1017">
+    <w:abstractNumId w:val="99433"/>
+    <w:lvlOverride w:ilvl="0">
+      <w:startOverride w:val="3"/>
+    </w:lvlOverride>
+    <w:lvlOverride w:ilvl="1">
+      <w:startOverride w:val="3"/>
+    </w:lvlOverride>
+    <w:lvlOverride w:ilvl="2">
+      <w:startOverride w:val="3"/>
+    </w:lvlOverride>
+    <w:lvlOverride w:ilvl="3">
+      <w:startOverride w:val="3"/>
+    </w:lvlOverride>
+    <w:lvlOverride w:ilvl="4">
+      <w:startOverride w:val="3"/>
+    </w:lvlOverride>
+    <w:lvlOverride w:ilvl="5">
+      <w:startOverride w:val="3"/>
+    </w:lvlOverride>
+    <w:lvlOverride w:ilvl="6">
+      <w:startOverride w:val="3"/>
+    </w:lvlOverride>
+    <w:lvlOverride w:ilvl="7">
+      <w:startOverride w:val="3"/>
+    </w:lvlOverride>
+    <w:lvlOverride w:ilvl="8">
+      <w:startOverride w:val="3"/>
+    </w:lvlOverride>
+  </w:num>
+  <w:num w:numId="1018">
+    <w:abstractNumId w:val="99431"/>
+    <w:lvlOverride w:ilvl="0">
+      <w:startOverride w:val="1"/>
+    </w:lvlOverride>
+    <w:lvlOverride w:ilvl="1">
+      <w:startOverride w:val="1"/>
+    </w:lvlOverride>
+    <w:lvlOverride w:ilvl="2">
+      <w:startOverride w:val="1"/>
+    </w:lvlOverride>
+    <w:lvlOverride w:ilvl="3">
+      <w:startOverride w:val="1"/>
+    </w:lvlOverride>
+    <w:lvlOverride w:ilvl="4">
+      <w:startOverride w:val="1"/>
+    </w:lvlOverride>
+    <w:lvlOverride w:ilvl="5">
+      <w:startOverride w:val="1"/>
+    </w:lvlOverride>
+    <w:lvlOverride w:ilvl="6">
+      <w:startOverride w:val="1"/>
+    </w:lvlOverride>
+    <w:lvlOverride w:ilvl="7">
+      <w:startOverride w:val="1"/>
+    </w:lvlOverride>
+    <w:lvlOverride w:ilvl="8">
+      <w:startOverride w:val="1"/>
+    </w:lvlOverride>
+  </w:num>
+  <w:num w:numId="1019">
+    <w:abstractNumId w:val="99433"/>
+    <w:lvlOverride w:ilvl="0">
+      <w:startOverride w:val="3"/>
+    </w:lvlOverride>
+    <w:lvlOverride w:ilvl="1">
+      <w:startOverride w:val="3"/>
+    </w:lvlOverride>
+    <w:lvlOverride w:ilvl="2">
+      <w:startOverride w:val="3"/>
+    </w:lvlOverride>
+    <w:lvlOverride w:ilvl="3">
+      <w:startOverride w:val="3"/>
+    </w:lvlOverride>
+    <w:lvlOverride w:ilvl="4">
+      <w:startOverride w:val="3"/>
+    </w:lvlOverride>
+    <w:lvlOverride w:ilvl="5">
+      <w:startOverride w:val="3"/>
+    </w:lvlOverride>
+    <w:lvlOverride w:ilvl="6">
+      <w:startOverride w:val="3"/>
+    </w:lvlOverride>
+    <w:lvlOverride w:ilvl="7">
+      <w:startOverride w:val="3"/>
+    </w:lvlOverride>
+    <w:lvlOverride w:ilvl="8">
+      <w:startOverride w:val="3"/>
+    </w:lvlOverride>
   </w:num>
 </w:numbering>
 </file>

--- a/00-首页/题组Word/第一轮·综合套卷/第一轮综合卷09（学生版）.docx
+++ b/00-首页/题组Word/第一轮·综合套卷/第一轮综合卷09（学生版）.docx
@@ -4536,7 +4536,7 @@
           <w:b/>
           <w:bCs/>
         </w:rPr>
-        <w:t xml:space="preserve">7-4-1</w:t>
+        <w:t xml:space="preserve">①</w:t>
       </w:r>
       <w:r>
         <w:rPr>
@@ -4616,7 +4616,7 @@
           <w:b/>
           <w:bCs/>
         </w:rPr>
-        <w:t xml:space="preserve">7-4-2</w:t>
+        <w:t xml:space="preserve">②</w:t>
       </w:r>
       <w:r>
         <w:rPr>

--- a/00-首页/题组Word/第一轮·综合套卷/第一轮综合卷09（学生版）.docx
+++ b/00-首页/题组Word/第一轮·综合套卷/第一轮综合卷09（学生版）.docx
@@ -2,7 +2,7 @@
 <file path=word/document.xml><?xml version="1.0" encoding="utf-8"?>
 <w:document xmlns:w="http://schemas.openxmlformats.org/wordprocessingml/2006/main" xmlns:m="http://schemas.openxmlformats.org/officeDocument/2006/math" xmlns:r="http://schemas.openxmlformats.org/officeDocument/2006/relationships" xmlns:o="urn:schemas-microsoft-com:office:office" xmlns:v="urn:schemas-microsoft-com:vml" xmlns:w10="urn:schemas-microsoft-com:office:word" xmlns:a="http://schemas.openxmlformats.org/drawingml/2006/main" xmlns:pic="http://schemas.openxmlformats.org/drawingml/2006/picture" xmlns:wp="http://schemas.openxmlformats.org/drawingml/2006/wordprocessingDrawing">
   <w:body>
-    <w:bookmarkStart w:id="87" w:name="第一轮综合练习-第09卷"/>
+    <w:bookmarkStart w:id="84" w:name="第一轮综合练习-第09卷"/>
     <w:p>
       <w:pPr>
         <w:pStyle w:val="Heading1"/>
@@ -104,7 +104,7 @@
         </w:pict>
       </w:r>
     </w:p>
-    <w:bookmarkStart w:id="86" w:name="题目"/>
+    <w:bookmarkStart w:id="83" w:name="题目"/>
     <w:p>
       <w:pPr>
         <w:pStyle w:val="Heading2"/>
@@ -8411,7 +8411,7 @@
       </w:r>
     </w:p>
     <w:bookmarkEnd w:id="57"/>
-    <w:bookmarkStart w:id="61" w:name="第14题"/>
+    <w:bookmarkStart w:id="58" w:name="第14题"/>
     <w:p>
       <w:pPr>
         <w:pStyle w:val="Heading3"/>
@@ -8973,58 +8973,6 @@
     </w:p>
     <w:p>
       <w:pPr>
-        <w:pStyle w:val="FirstParagraph"/>
-        <w:spacing w:before="160" w:after="80"/>
-        <w:jc w:val="center"/>
-      </w:pPr>
-      <w:r>
-        <w:rPr>
-          <w:rFonts w:ascii="Times New Roman" w:hAnsi="Times New Roman" w:eastAsia="Times New Roman" w:cs="Times New Roman"/>
-        </w:rPr>
-        <w:drawing>
-          <wp:inline>
-            <wp:extent cx="3600000" cy="2308332"/>
-            <wp:effectExtent b="0" l="0" r="0" t="0"/>
-            <wp:docPr descr="" title="" id="59" name="Picture"/>
-            <a:graphic>
-              <a:graphicData uri="http://schemas.openxmlformats.org/drawingml/2006/picture">
-                <pic:pic>
-                  <pic:nvPicPr>
-                    <pic:cNvPr descr="7937fa3a4ad6d5d9124ba067bca2710abd9c4ab591c0e70741f298f0452bda78.png" id="60" name="Picture"/>
-                    <pic:cNvPicPr>
-                      <a:picLocks noChangeArrowheads="1" noChangeAspect="1"/>
-                    </pic:cNvPicPr>
-                  </pic:nvPicPr>
-                  <pic:blipFill>
-                    <a:blip r:embed="rId58"/>
-                    <a:stretch>
-                      <a:fillRect/>
-                    </a:stretch>
-                  </pic:blipFill>
-                  <pic:spPr bwMode="auto">
-                    <a:xfrm>
-                      <a:off x="0" y="0"/>
-                      <a:ext cx="3600000" cy="2308332"/>
-                    </a:xfrm>
-                    <a:prstGeom prst="rect">
-                      <a:avLst/>
-                    </a:prstGeom>
-                    <a:noFill/>
-                    <a:ln w="9525">
-                      <a:noFill/>
-                      <a:headEnd/>
-                      <a:tailEnd/>
-                    </a:ln>
-                  </pic:spPr>
-                </pic:pic>
-              </a:graphicData>
-            </a:graphic>
-          </wp:inline>
-        </w:drawing>
-      </w:r>
-    </w:p>
-    <w:p>
-      <w:pPr>
         <w:spacing w:before="160" w:after="80"/>
       </w:pPr>
       <w:r>
@@ -9033,8 +8981,8 @@
         </w:pict>
       </w:r>
     </w:p>
-    <w:bookmarkEnd w:id="61"/>
-    <w:bookmarkStart w:id="62" w:name="第15题"/>
+    <w:bookmarkEnd w:id="58"/>
+    <w:bookmarkStart w:id="59" w:name="第15题"/>
     <w:p>
       <w:pPr>
         <w:pStyle w:val="Heading3"/>
@@ -9323,8 +9271,8 @@
         </w:pict>
       </w:r>
     </w:p>
-    <w:bookmarkEnd w:id="62"/>
-    <w:bookmarkStart w:id="63" w:name="第16题"/>
+    <w:bookmarkEnd w:id="59"/>
+    <w:bookmarkStart w:id="60" w:name="第16题"/>
     <w:p>
       <w:pPr>
         <w:pStyle w:val="Heading3"/>
@@ -10353,8 +10301,8 @@
         </w:pict>
       </w:r>
     </w:p>
-    <w:bookmarkEnd w:id="63"/>
-    <w:bookmarkStart w:id="67" w:name="第17题"/>
+    <w:bookmarkEnd w:id="60"/>
+    <w:bookmarkStart w:id="64" w:name="第17题"/>
     <w:p>
       <w:pPr>
         <w:pStyle w:val="Heading3"/>
@@ -10600,18 +10548,18 @@
           <wp:inline>
             <wp:extent cx="3600000" cy="1525023"/>
             <wp:effectExtent b="0" l="0" r="0" t="0"/>
-            <wp:docPr descr="" title="" id="65" name="Picture"/>
+            <wp:docPr descr="" title="" id="62" name="Picture"/>
             <a:graphic>
               <a:graphicData uri="http://schemas.openxmlformats.org/drawingml/2006/picture">
                 <pic:pic>
                   <pic:nvPicPr>
-                    <pic:cNvPr descr="6f0bf8789489a212.png" id="66" name="Picture"/>
+                    <pic:cNvPr descr="6f0bf8789489a212.png" id="63" name="Picture"/>
                     <pic:cNvPicPr>
                       <a:picLocks noChangeArrowheads="1" noChangeAspect="1"/>
                     </pic:cNvPicPr>
                   </pic:nvPicPr>
                   <pic:blipFill>
-                    <a:blip r:embed="rId64"/>
+                    <a:blip r:embed="rId61"/>
                     <a:stretch>
                       <a:fillRect/>
                     </a:stretch>
@@ -11149,8 +11097,8 @@
         </w:pict>
       </w:r>
     </w:p>
-    <w:bookmarkEnd w:id="67"/>
-    <w:bookmarkStart w:id="71" w:name="第18题"/>
+    <w:bookmarkEnd w:id="64"/>
+    <w:bookmarkStart w:id="68" w:name="第18题"/>
     <w:p>
       <w:pPr>
         <w:pStyle w:val="Heading3"/>
@@ -11583,18 +11531,18 @@
           <wp:inline>
             <wp:extent cx="3600000" cy="1066019"/>
             <wp:effectExtent b="0" l="0" r="0" t="0"/>
-            <wp:docPr descr="" title="" id="69" name="Picture"/>
+            <wp:docPr descr="" title="" id="66" name="Picture"/>
             <a:graphic>
               <a:graphicData uri="http://schemas.openxmlformats.org/drawingml/2006/picture">
                 <pic:pic>
                   <pic:nvPicPr>
-                    <pic:cNvPr descr="aa299cc0797a8401.png" id="70" name="Picture"/>
+                    <pic:cNvPr descr="aa299cc0797a8401.png" id="67" name="Picture"/>
                     <pic:cNvPicPr>
                       <a:picLocks noChangeArrowheads="1" noChangeAspect="1"/>
                     </pic:cNvPicPr>
                   </pic:nvPicPr>
                   <pic:blipFill>
-                    <a:blip r:embed="rId68"/>
+                    <a:blip r:embed="rId65"/>
                     <a:stretch>
                       <a:fillRect/>
                     </a:stretch>
@@ -11848,8 +11796,8 @@
         </w:pict>
       </w:r>
     </w:p>
-    <w:bookmarkEnd w:id="71"/>
-    <w:bookmarkStart w:id="72" w:name="第19题"/>
+    <w:bookmarkEnd w:id="68"/>
+    <w:bookmarkStart w:id="69" w:name="第19题"/>
     <w:p>
       <w:pPr>
         <w:pStyle w:val="Heading3"/>
@@ -12721,8 +12669,8 @@
         </w:pict>
       </w:r>
     </w:p>
-    <w:bookmarkEnd w:id="72"/>
-    <w:bookmarkStart w:id="73" w:name="第20题"/>
+    <w:bookmarkEnd w:id="69"/>
+    <w:bookmarkStart w:id="70" w:name="第20题"/>
     <w:p>
       <w:pPr>
         <w:pStyle w:val="Heading3"/>
@@ -13404,8 +13352,8 @@
         </w:pict>
       </w:r>
     </w:p>
-    <w:bookmarkEnd w:id="73"/>
-    <w:bookmarkStart w:id="74" w:name="第21题"/>
+    <w:bookmarkEnd w:id="70"/>
+    <w:bookmarkStart w:id="71" w:name="第21题"/>
     <w:p>
       <w:pPr>
         <w:pStyle w:val="Heading3"/>
@@ -13670,8 +13618,8 @@
         </w:pict>
       </w:r>
     </w:p>
-    <w:bookmarkEnd w:id="74"/>
-    <w:bookmarkStart w:id="75" w:name="第22题"/>
+    <w:bookmarkEnd w:id="71"/>
+    <w:bookmarkStart w:id="72" w:name="第22题"/>
     <w:p>
       <w:pPr>
         <w:pStyle w:val="Heading3"/>
@@ -14024,8 +13972,8 @@
         </w:pict>
       </w:r>
     </w:p>
-    <w:bookmarkEnd w:id="75"/>
-    <w:bookmarkStart w:id="79" w:name="第23题"/>
+    <w:bookmarkEnd w:id="72"/>
+    <w:bookmarkStart w:id="76" w:name="第23题"/>
     <w:p>
       <w:pPr>
         <w:pStyle w:val="Heading3"/>
@@ -14698,18 +14646,18 @@
           <wp:inline>
             <wp:extent cx="3240000" cy="2546225"/>
             <wp:effectExtent b="0" l="0" r="0" t="0"/>
-            <wp:docPr descr="" title="" id="77" name="Picture"/>
+            <wp:docPr descr="" title="" id="74" name="Picture"/>
             <a:graphic>
               <a:graphicData uri="http://schemas.openxmlformats.org/drawingml/2006/picture">
                 <pic:pic>
                   <pic:nvPicPr>
-                    <pic:cNvPr descr="c136ad01e9af85711659c2b06c97a3379827f71ae8369b3dfbe0f89c6e3c1e19.jpg" id="78" name="Picture"/>
+                    <pic:cNvPr descr="c136ad01e9af85711659c2b06c97a3379827f71ae8369b3dfbe0f89c6e3c1e19.jpg" id="75" name="Picture"/>
                     <pic:cNvPicPr>
                       <a:picLocks noChangeArrowheads="1" noChangeAspect="1"/>
                     </pic:cNvPicPr>
                   </pic:nvPicPr>
                   <pic:blipFill>
-                    <a:blip r:embed="rId76"/>
+                    <a:blip r:embed="rId73"/>
                     <a:stretch>
                       <a:fillRect/>
                     </a:stretch>
@@ -15425,8 +15373,8 @@
         </w:pict>
       </w:r>
     </w:p>
-    <w:bookmarkEnd w:id="79"/>
-    <w:bookmarkStart w:id="80" w:name="第24题"/>
+    <w:bookmarkEnd w:id="76"/>
+    <w:bookmarkStart w:id="77" w:name="第24题"/>
     <w:p>
       <w:pPr>
         <w:pStyle w:val="Heading3"/>
@@ -18209,8 +18157,8 @@
         </w:pict>
       </w:r>
     </w:p>
-    <w:bookmarkEnd w:id="80"/>
-    <w:bookmarkStart w:id="84" w:name="第25题"/>
+    <w:bookmarkEnd w:id="77"/>
+    <w:bookmarkStart w:id="81" w:name="第25题"/>
     <w:p>
       <w:pPr>
         <w:pStyle w:val="Heading3"/>
@@ -19600,18 +19548,18 @@
           <wp:inline>
             <wp:extent cx="3600000" cy="2454919"/>
             <wp:effectExtent b="0" l="0" r="0" t="0"/>
-            <wp:docPr descr="" title="" id="82" name="Picture"/>
+            <wp:docPr descr="" title="" id="79" name="Picture"/>
             <a:graphic>
               <a:graphicData uri="http://schemas.openxmlformats.org/drawingml/2006/picture">
                 <pic:pic>
                   <pic:nvPicPr>
-                    <pic:cNvPr descr="aa9a37e8cb5cb22fb67c2082e39ea4360bd06dc65b0d333972a61d8e7ecaefb5.jpg" id="83" name="Picture"/>
+                    <pic:cNvPr descr="aa9a37e8cb5cb22fb67c2082e39ea4360bd06dc65b0d333972a61d8e7ecaefb5.jpg" id="80" name="Picture"/>
                     <pic:cNvPicPr>
                       <a:picLocks noChangeArrowheads="1" noChangeAspect="1"/>
                     </pic:cNvPicPr>
                   </pic:nvPicPr>
                   <pic:blipFill>
-                    <a:blip r:embed="rId81"/>
+                    <a:blip r:embed="rId78"/>
                     <a:stretch>
                       <a:fillRect/>
                     </a:stretch>
@@ -19672,8 +19620,8 @@
         </w:pict>
       </w:r>
     </w:p>
-    <w:bookmarkEnd w:id="84"/>
-    <w:bookmarkStart w:id="85" w:name="第26题"/>
+    <w:bookmarkEnd w:id="81"/>
+    <w:bookmarkStart w:id="82" w:name="第26题"/>
     <w:p>
       <w:pPr>
         <w:pStyle w:val="Heading3"/>
@@ -20406,9 +20354,9 @@
         </w:pict>
       </w:r>
     </w:p>
-    <w:bookmarkEnd w:id="85"/>
-    <w:bookmarkEnd w:id="86"/>
-    <w:bookmarkEnd w:id="87"/>
+    <w:bookmarkEnd w:id="82"/>
+    <w:bookmarkEnd w:id="83"/>
+    <w:bookmarkEnd w:id="84"/>
     <w:sectPr>
       <w:footerReference w:type="default" r:id="rId9"/>
       <w:footnotePr>
